--- a/drafts/04/04-ВУ-НЮ/30-СР-Якова.docx
+++ b/drafts/04/04-ВУ-НЮ/30-СР-Якова.docx
@@ -43,7 +43,7 @@
       </w:r>
       <w:r>
         <w:rPr>
-          <w:rFonts w:ascii="Segoe UI Symbol" w:eastAsia="Quattrocento Sans" w:hAnsi="Segoe UI Symbol" w:cs="Segoe UI Symbol"/>
+          <w:rFonts w:ascii="Times New Roman" w:eastAsia="Quattrocento Sans" w:hAnsi="Times New Roman" w:cs="Quattrocento Sans"/>
           <w:color w:val="FF0000"/>
           <w:sz w:val="24"/>
           <w:szCs w:val="24"/>
@@ -84,6 +84,7 @@
         <w:rPr>
           <w:rFonts w:ascii="Times New Roman" w:hAnsi="Times New Roman" w:cs="Times New Roman"/>
           <w:b/>
+          <w:sz w:val="24"/>
         </w:rPr>
         <w:t>ВЕЧІРНЯ</w:t>
       </w:r>
@@ -244,15 +245,7 @@
           <w:sz w:val="24"/>
           <w:szCs w:val="24"/>
         </w:rPr>
-        <w:t>Сла́ва Отцю́, і Си́ну, і Свято́му Ду́х</w:t>
-      </w:r>
-      <w:r>
-        <w:rPr>
-          <w:rFonts w:ascii="Times New Roman" w:hAnsi="Times New Roman" w:cs="Times New Roman"/>
-          <w:sz w:val="24"/>
-          <w:szCs w:val="24"/>
-        </w:rPr>
-        <w:t>ові,* і ни́ні, і повсякча́с, і на ві́ки вікі́в. Амі́нь.</w:t>
+        <w:t>Сла́ва Отцю́, і Си́ну, і Свято́му Ду́хові,* і ни́ні, і повсякча́с, і на ві́ки вікі́в. Амі́нь.</w:t>
       </w:r>
     </w:p>
     <w:p>
@@ -335,15 +328,7 @@
           <w:sz w:val="24"/>
           <w:szCs w:val="24"/>
         </w:rPr>
-        <w:t>О́тче наш, що єси́ на небеса́х,* неха́й святи́ться ім’я́ Твоє́,* неха́й при́йде ца́рство Твоє́,* неха́й бу́де во́ля Твоя́, як на не́бі,</w:t>
-      </w:r>
-      <w:r>
-        <w:rPr>
-          <w:rFonts w:ascii="Times New Roman" w:hAnsi="Times New Roman" w:cs="Times New Roman"/>
-          <w:sz w:val="24"/>
-          <w:szCs w:val="24"/>
-        </w:rPr>
-        <w:t xml:space="preserve"> так і на землі́.* Хліб наш насу́щний дай нам сього́дні;* і прости́ нам прови́ни на́ші,* як і ми проща́ємо винува́тцям на́шим;* і не введи́ нас у споку́су,* але́ ви́зволи нас від лука́вого.</w:t>
+        <w:t>О́тче наш, що єси́ на небеса́х,* неха́й святи́ться ім’я́ Твоє́,* неха́й при́йде ца́рство Твоє́,* неха́й бу́де во́ля Твоя́, як на не́бі, так і на землі́.* Хліб наш насу́щний дай нам сього́дні;* і прости́ нам прови́ни на́ші,* як і ми проща́ємо винува́тцям на́шим;* і не введи́ нас у споку́су,* але́ ви́зволи нас від лука́вого.</w:t>
       </w:r>
     </w:p>
     <w:p>
@@ -372,15 +357,7 @@
           <w:sz w:val="24"/>
           <w:szCs w:val="24"/>
         </w:rPr>
-        <w:t xml:space="preserve"> Бо Твоє є царство, і сила, і слава, Отця, і Сина, і Свя</w:t>
-      </w:r>
-      <w:r>
-        <w:rPr>
-          <w:rFonts w:ascii="Times New Roman" w:hAnsi="Times New Roman" w:cs="Times New Roman"/>
-          <w:sz w:val="24"/>
-          <w:szCs w:val="24"/>
-        </w:rPr>
-        <w:t>того Духа, нині, і повсякчас, і на віки віків.</w:t>
+        <w:t xml:space="preserve"> Бо Твоє є царство, і сила, і слава, Отця, і Сина, і Святого Духа, нині, і повсякчас, і на віки віків.</w:t>
       </w:r>
     </w:p>
     <w:p>
@@ -485,15 +462,7 @@
           <w:sz w:val="24"/>
           <w:szCs w:val="24"/>
         </w:rPr>
-        <w:t>Прийді́те, поклоні́мся*</w:t>
-      </w:r>
-      <w:r>
-        <w:rPr>
-          <w:rFonts w:ascii="Times New Roman" w:hAnsi="Times New Roman" w:cs="Times New Roman"/>
-          <w:sz w:val="24"/>
-          <w:szCs w:val="24"/>
-        </w:rPr>
-        <w:t xml:space="preserve"> Христо́ві, царе́ві на́шому – Бо́гу.</w:t>
+        <w:t>Прийді́те, поклоні́мся* Христо́ві, царе́ві на́шому – Бо́гу.</w:t>
       </w:r>
     </w:p>
     <w:p>
@@ -587,15 +556,7 @@
           <w:sz w:val="24"/>
           <w:szCs w:val="24"/>
         </w:rPr>
-        <w:t>Ти одягну́вся ве́личчю і красо́ю,</w:t>
-      </w:r>
-      <w:r>
-        <w:rPr>
-          <w:rFonts w:ascii="Times New Roman" w:hAnsi="Times New Roman" w:cs="Times New Roman"/>
-          <w:sz w:val="24"/>
-          <w:szCs w:val="24"/>
-        </w:rPr>
-        <w:t>* Ти сві́тлом, на́че ри́зою, покри́вся.</w:t>
+        <w:t>Ти одягну́вся ве́личчю і красо́ю,* Ти сві́тлом, на́че ри́зою, покри́вся.</w:t>
       </w:r>
     </w:p>
     <w:p>
@@ -648,7 +609,7 @@
       </w:pPr>
       <w:r>
         <w:rPr>
-          <w:rFonts w:ascii="Times New Roman" w:eastAsia="Arial Unicode MS" w:hAnsi="Times New Roman" w:cs="Times New Roman"/>
+          <w:rFonts w:ascii="Times New Roman" w:eastAsia="Arial Unicode MS" w:hAnsi="Times New Roman" w:cs="Arial Unicode MS"/>
           <w:sz w:val="24"/>
           <w:szCs w:val="24"/>
         </w:rPr>
@@ -709,15 +670,7 @@
           <w:sz w:val="24"/>
           <w:szCs w:val="24"/>
         </w:rPr>
-        <w:t>Пе́ред погро́зою Твоє́ю вони́ тік</w:t>
-      </w:r>
-      <w:r>
-        <w:rPr>
-          <w:rFonts w:ascii="Times New Roman" w:hAnsi="Times New Roman" w:cs="Times New Roman"/>
-          <w:sz w:val="24"/>
-          <w:szCs w:val="24"/>
-        </w:rPr>
-        <w:t>а́ли,* пе́ред го́лосом гро́му Твого́ тремті́ли.</w:t>
+        <w:t>Пе́ред погро́зою Твоє́ю вони́ тіка́ли,* пе́ред го́лосом гро́му Твого́ тремті́ли.</w:t>
       </w:r>
     </w:p>
     <w:p>
@@ -851,15 +804,7 @@
           <w:sz w:val="24"/>
           <w:szCs w:val="24"/>
         </w:rPr>
-        <w:t>Виро́щуєш траву́</w:t>
-      </w:r>
-      <w:r>
-        <w:rPr>
-          <w:rFonts w:ascii="Times New Roman" w:hAnsi="Times New Roman" w:cs="Times New Roman"/>
-          <w:sz w:val="24"/>
-          <w:szCs w:val="24"/>
-        </w:rPr>
-        <w:t xml:space="preserve"> для ско́ту, зе́ла – на вжи́ток лю́дям,* щоб хліб із землі́ добува́ли:</w:t>
+        <w:t>Виро́щуєш траву́ для ско́ту, зе́ла – на вжи́ток лю́дям,* щоб хліб із землі́ добува́ли:</w:t>
       </w:r>
     </w:p>
     <w:p>
@@ -916,30 +861,22 @@
           <w:sz w:val="24"/>
           <w:szCs w:val="24"/>
         </w:rPr>
-        <w:t xml:space="preserve">На </w:t>
-      </w:r>
-      <w:r>
-        <w:rPr>
-          <w:rFonts w:ascii="Times New Roman" w:hAnsi="Times New Roman" w:cs="Times New Roman"/>
-          <w:sz w:val="24"/>
-          <w:szCs w:val="24"/>
-        </w:rPr>
-        <w:t>них гніздя́ться пти́ці;* бу́сли – на кипари́сах ї́хнє житло́.</w:t>
-      </w:r>
-    </w:p>
-    <w:p>
-      <w:pPr>
-        <w:spacing w:after="120"/>
-        <w:jc w:val="both"/>
-        <w:rPr>
-          <w:rFonts w:ascii="Times New Roman" w:hAnsi="Times New Roman" w:cs="Times New Roman"/>
-          <w:sz w:val="24"/>
-          <w:szCs w:val="24"/>
-        </w:rPr>
-      </w:pPr>
-      <w:r>
-        <w:rPr>
-          <w:rFonts w:ascii="Times New Roman" w:eastAsia="Arial Unicode MS" w:hAnsi="Times New Roman" w:cs="Times New Roman"/>
+        <w:t>На них гніздя́ться пти́ці;* бу́сли – на кипари́сах ї́хнє житло́.</w:t>
+      </w:r>
+    </w:p>
+    <w:p>
+      <w:pPr>
+        <w:spacing w:after="120"/>
+        <w:jc w:val="both"/>
+        <w:rPr>
+          <w:rFonts w:ascii="Times New Roman" w:hAnsi="Times New Roman" w:cs="Times New Roman"/>
+          <w:sz w:val="24"/>
+          <w:szCs w:val="24"/>
+        </w:rPr>
+      </w:pPr>
+      <w:r>
+        <w:rPr>
+          <w:rFonts w:ascii="Times New Roman" w:eastAsia="Arial Unicode MS" w:hAnsi="Times New Roman" w:cs="Arial Unicode MS"/>
           <w:sz w:val="24"/>
           <w:szCs w:val="24"/>
         </w:rPr>
@@ -981,15 +918,7 @@
           <w:sz w:val="24"/>
           <w:szCs w:val="24"/>
         </w:rPr>
-        <w:t xml:space="preserve">Наво́диш те́мряву, і ніч надхо́дить,* що в ній вору́шаться усі́ </w:t>
-      </w:r>
-      <w:r>
-        <w:rPr>
-          <w:rFonts w:ascii="Times New Roman" w:hAnsi="Times New Roman" w:cs="Times New Roman"/>
-          <w:sz w:val="24"/>
-          <w:szCs w:val="24"/>
-        </w:rPr>
-        <w:t>зві́рі дібро́вні.</w:t>
+        <w:t>Наво́диш те́мряву, і ніч надхо́дить,* що в ній вору́шаться усі́ зві́рі дібро́вні.</w:t>
       </w:r>
     </w:p>
     <w:p>
@@ -1061,19 +990,11 @@
       </w:pPr>
       <w:r>
         <w:rPr>
-          <w:rFonts w:ascii="Times New Roman" w:eastAsia="Arial Unicode MS" w:hAnsi="Times New Roman" w:cs="Times New Roman"/>
-          <w:sz w:val="24"/>
-          <w:szCs w:val="24"/>
-        </w:rPr>
-        <w:t>Яка́ їх, Твої́х діл, Го́</w:t>
-      </w:r>
-      <w:r>
-        <w:rPr>
-          <w:rFonts w:ascii="Times New Roman" w:eastAsia="Arial Unicode MS" w:hAnsi="Times New Roman" w:cs="Times New Roman"/>
-          <w:sz w:val="24"/>
-          <w:szCs w:val="24"/>
-        </w:rPr>
-        <w:t>споди, си́ла!* У му́дрості все Ти створи́в, − по́вна земля́ Твої́х створі́нь.</w:t>
+          <w:rFonts w:ascii="Times New Roman" w:eastAsia="Arial Unicode MS" w:hAnsi="Times New Roman" w:cs="Arial Unicode MS"/>
+          <w:sz w:val="24"/>
+          <w:szCs w:val="24"/>
+        </w:rPr>
+        <w:t>Яка́ їх, Твої́х діл, Го́споди, си́ла!* У му́дрості все Ти створи́в, − по́вна земля́ Твої́х створі́нь.</w:t>
       </w:r>
     </w:p>
     <w:p>
@@ -1130,15 +1051,7 @@
           <w:sz w:val="24"/>
           <w:szCs w:val="24"/>
         </w:rPr>
-        <w:t>Усі́ во</w:t>
-      </w:r>
-      <w:r>
-        <w:rPr>
-          <w:rFonts w:ascii="Times New Roman" w:hAnsi="Times New Roman" w:cs="Times New Roman"/>
-          <w:sz w:val="24"/>
-          <w:szCs w:val="24"/>
-        </w:rPr>
-        <w:t>ни́ від Те́бе дожида́ють,* щоб дав їм у свій час пожи́ву.</w:t>
+        <w:t>Усі́ вони́ від Те́бе дожида́ють,* щоб дав їм у свій час пожи́ву.</w:t>
       </w:r>
     </w:p>
     <w:p>
@@ -1176,15 +1089,7 @@
           <w:sz w:val="24"/>
           <w:szCs w:val="24"/>
         </w:rPr>
-        <w:t>Вони́ бенте́жаться, коли́ хова́єш вид Свій;* як забира́єш дух у них, вони́ ги́нуть і поверта́ються у свій</w:t>
-      </w:r>
-      <w:r>
-        <w:rPr>
-          <w:rFonts w:ascii="Times New Roman" w:hAnsi="Times New Roman" w:cs="Times New Roman"/>
-          <w:sz w:val="24"/>
-          <w:szCs w:val="24"/>
-        </w:rPr>
-        <w:t xml:space="preserve"> по́рох.</w:t>
+        <w:t>Вони́ бенте́жаться, коли́ хова́єш вид Свій;* як забира́єш дух у них, вони́ ги́нуть і поверта́ються у свій по́рох.</w:t>
       </w:r>
     </w:p>
     <w:p>
@@ -1298,15 +1203,7 @@
           <w:sz w:val="24"/>
           <w:szCs w:val="24"/>
         </w:rPr>
-        <w:t xml:space="preserve">Неха́й грі́шники </w:t>
-      </w:r>
-      <w:r>
-        <w:rPr>
-          <w:rFonts w:ascii="Times New Roman" w:hAnsi="Times New Roman" w:cs="Times New Roman"/>
-          <w:sz w:val="24"/>
-          <w:szCs w:val="24"/>
-        </w:rPr>
-        <w:t>з землі ще́знуть, і беззако́нних бі́льше неха́й не бу́де.* Благослови́, душе́ моя́, Го́спода.</w:t>
+        <w:t>Неха́й грі́шники з землі ще́знуть, і беззако́нних бі́льше неха́й не бу́де.* Благослови́, душе́ моя́, Го́спода.</w:t>
       </w:r>
     </w:p>
     <w:p>
@@ -1363,15 +1260,7 @@
           <w:sz w:val="24"/>
           <w:szCs w:val="24"/>
         </w:rPr>
-        <w:t>Сла́ва Отцю́, і Си́ну, і Свято</w:t>
-      </w:r>
-      <w:r>
-        <w:rPr>
-          <w:rFonts w:ascii="Times New Roman" w:hAnsi="Times New Roman" w:cs="Times New Roman"/>
-          <w:sz w:val="24"/>
-          <w:szCs w:val="24"/>
-        </w:rPr>
-        <w:t>́му Ду́хові,* І ни́ні, і повсякча́с, і на ві́ки вікі́в. Амі́нь.</w:t>
+        <w:t>Сла́ва Отцю́, і Си́ну, і Свято́му Ду́хові,* І ни́ні, і повсякча́с, і на ві́ки вікі́в. Амі́нь.</w:t>
       </w:r>
     </w:p>
     <w:p>
@@ -1432,6 +1321,7 @@
           <w:b/>
           <w:i/>
           <w:color w:val="FF0000"/>
+          <w:sz w:val="24"/>
         </w:rPr>
         <w:t>Вечірні молитви</w:t>
       </w:r>
@@ -1483,32 +1373,7 @@
           <w:sz w:val="24"/>
           <w:szCs w:val="24"/>
         </w:rPr>
-        <w:t xml:space="preserve"> Господи щедрий і милосердний, довготерпеливий і многомилостивий! Вислухай молитви наші і зверни увагу на голос моління нашого і яви нам знак милости твоєї, наведи нас на </w:t>
-      </w:r>
-      <w:r>
-        <w:rPr>
-          <w:rFonts w:ascii="Times New Roman" w:hAnsi="Times New Roman" w:cs="Times New Roman"/>
-          <w:sz w:val="24"/>
-          <w:szCs w:val="24"/>
-        </w:rPr>
-        <w:lastRenderedPageBreak/>
-        <w:t>дорогу тво</w:t>
-      </w:r>
-      <w:r>
-        <w:rPr>
-          <w:rFonts w:ascii="Times New Roman" w:hAnsi="Times New Roman" w:cs="Times New Roman"/>
-          <w:sz w:val="24"/>
-          <w:szCs w:val="24"/>
-        </w:rPr>
-        <w:t>ю, щоб ходили ми в твоїй правді. Звесели серця наші, щоб ми боялись імення твого святого, бо ти великий і твориш чуда; ти Бог єдиний і немає подібного тобі між богами, Господи. Ти сильний у милості і добрий у силі, аби допомагати й утішати, і спасати всіх,</w:t>
-      </w:r>
-      <w:r>
-        <w:rPr>
-          <w:rFonts w:ascii="Times New Roman" w:hAnsi="Times New Roman" w:cs="Times New Roman"/>
-          <w:sz w:val="24"/>
-          <w:szCs w:val="24"/>
-        </w:rPr>
-        <w:t xml:space="preserve"> хто на ім'я твоє святе уповає. Бо тобі належить усяка слава, честь і поклоніння: Отцю, Сину, і Святому Духові, нині і повсякчас, і на віки віків. Амінь.</w:t>
+        <w:t xml:space="preserve"> Господи щедрий і милосердний, довготерпеливий і многомилостивий! Вислухай молитви наші і зверни увагу на голос моління нашого і яви нам знак милости твоєї, наведи нас на дорогу твою, щоб ходили ми в твоїй правді. Звесели серця наші, щоб ми боялись імення твого святого, бо ти великий і твориш чуда; ти Бог єдиний і немає подібного тобі між богами, Господи. Ти сильний у милості і добрий у силі, аби допомагати й утішати, і спасати всіх, хто на ім'я твоє святе уповає. Бо тобі належить усяка слава, честь і поклоніння: Отцю, Сину, і Святому Духові, нині і повсякчас, і на віки віків. Амінь.</w:t>
       </w:r>
     </w:p>
     <w:p>
@@ -1536,23 +1401,7 @@
           <w:sz w:val="24"/>
           <w:szCs w:val="24"/>
         </w:rPr>
-        <w:t>Господи, в обуренні твоїм не картай нас, ані в гніві твоїм нас не карай, але поводься з нами за мил</w:t>
-      </w:r>
-      <w:r>
-        <w:rPr>
-          <w:rFonts w:ascii="Times New Roman" w:hAnsi="Times New Roman" w:cs="Times New Roman"/>
-          <w:sz w:val="24"/>
-          <w:szCs w:val="24"/>
-        </w:rPr>
-        <w:t>істю твоєю, Лікарю і Зцілителю душ наших. Приведи нас до бажаної пристані твоєї, просвіти очі сердець наших на пізнання твоєї правди і дай нам останок теперішнього дня мирний і безгрішний, і ввесь час життя нашого, заради молитов святої Богородиці і всіх с</w:t>
-      </w:r>
-      <w:r>
-        <w:rPr>
-          <w:rFonts w:ascii="Times New Roman" w:hAnsi="Times New Roman" w:cs="Times New Roman"/>
-          <w:sz w:val="24"/>
-          <w:szCs w:val="24"/>
-        </w:rPr>
-        <w:t>вятих. Бо твоя влада і твоє царство, і сила, і слава: Отця, і Сина, і Святого Духа, нині і повсякчас, і на віки віків. Амінь.</w:t>
+        <w:t>Господи, в обуренні твоїм не картай нас, ані в гніві твоїм нас не карай, але поводься з нами за милістю твоєю, Лікарю і Зцілителю душ наших. Приведи нас до бажаної пристані твоєї, просвіти очі сердець наших на пізнання твоєї правди і дай нам останок теперішнього дня мирний і безгрішний, і ввесь час життя нашого, заради молитов святої Богородиці і всіх святих. Бо твоя влада і твоє царство, і сила, і слава: Отця, і Сина, і Святого Духа, нині і повсякчас, і на віки віків. Амінь.</w:t>
       </w:r>
     </w:p>
     <w:p>
@@ -1580,23 +1429,7 @@
           <w:sz w:val="24"/>
           <w:szCs w:val="24"/>
         </w:rPr>
-        <w:t xml:space="preserve"> Господи, Боже наш! Згадай нас грішних і недостойних слуг твоїх, коли призиваємо святе ім'я твоє, і не осороми нас, коли очікуєм</w:t>
-      </w:r>
-      <w:r>
-        <w:rPr>
-          <w:rFonts w:ascii="Times New Roman" w:hAnsi="Times New Roman" w:cs="Times New Roman"/>
-          <w:sz w:val="24"/>
-          <w:szCs w:val="24"/>
-        </w:rPr>
-        <w:t>о милости твоєї, але вислухай, Господи, усі наші спасенні прохання, і вчини нас достойними любити і боятися тебе від усього серця нашого і творити в усьому волю твою. Бо ти є добрий і людинолюбний Бог, і тобі славу возсилаємо: Отцю, і Сину, і Святому Духов</w:t>
-      </w:r>
-      <w:r>
-        <w:rPr>
-          <w:rFonts w:ascii="Times New Roman" w:hAnsi="Times New Roman" w:cs="Times New Roman"/>
-          <w:sz w:val="24"/>
-          <w:szCs w:val="24"/>
-        </w:rPr>
-        <w:t>і, нині і повсякчас, і на віки віків. Амінь.</w:t>
+        <w:t xml:space="preserve"> Господи, Боже наш! Згадай нас грішних і недостойних слуг твоїх, коли призиваємо святе ім'я твоє, і не осороми нас, коли очікуємо милости твоєї, але вислухай, Господи, усі наші спасенні прохання, і вчини нас достойними любити і боятися тебе від усього серця нашого і творити в усьому волю твою. Бо ти є добрий і людинолюбний Бог, і тобі славу возсилаємо: Отцю, і Сину, і Святому Духові, нині і повсякчас, і на віки віків. Амінь.</w:t>
       </w:r>
     </w:p>
     <w:p>
@@ -1624,15 +1457,7 @@
           <w:sz w:val="24"/>
           <w:szCs w:val="24"/>
         </w:rPr>
-        <w:t>Невмовкаючими піснями і неустанними величаннями святих сил оспівуваний, наповни уста наші хвалінням твоїм, щоб віддавати шану імені твоєму святому; і дай нам частку і спадкоємство з усіма, що почитають тебе в</w:t>
-      </w:r>
-      <w:r>
-        <w:rPr>
-          <w:rFonts w:ascii="Times New Roman" w:hAnsi="Times New Roman" w:cs="Times New Roman"/>
-          <w:sz w:val="24"/>
-          <w:szCs w:val="24"/>
-        </w:rPr>
-        <w:t xml:space="preserve"> правді і зберігають заповіді твої, молитвами святої Богородиці і всіх святих твоїх. Бо тобі належить усяка слава, честь і поклоніння: Отцю, і Сину, і Святому Духові, нині і повсякчас, і на віки віків. Амінь.</w:t>
+        <w:t>Невмовкаючими піснями і неустанними величаннями святих сил оспівуваний, наповни уста наші хвалінням твоїм, щоб віддавати шану імені твоєму святому; і дай нам частку і спадкоємство з усіма, що почитають тебе в правді і зберігають заповіді твої, молитвами святої Богородиці і всіх святих твоїх. Бо тобі належить усяка слава, честь і поклоніння: Отцю, і Сину, і Святому Духові, нині і повсякчас, і на віки віків. Амінь.</w:t>
       </w:r>
     </w:p>
     <w:p>
@@ -1660,23 +1485,7 @@
           <w:sz w:val="24"/>
           <w:szCs w:val="24"/>
         </w:rPr>
-        <w:t xml:space="preserve"> Благословенний ти, Господи Боже, Вседержител</w:t>
-      </w:r>
-      <w:r>
-        <w:rPr>
-          <w:rFonts w:ascii="Times New Roman" w:hAnsi="Times New Roman" w:cs="Times New Roman"/>
-          <w:sz w:val="24"/>
-          <w:szCs w:val="24"/>
-        </w:rPr>
-        <w:t>ю, що знаєш думки людські, що відаєш те, чого ми потребуємо, і багато більше, ніж ми просимо, або розуміємо. Самий ти, людинолюбний Царю, у всьому добрий, задовольни нас багатством твоїх ласк, щоб ми непостидною совістю призивали святе ім'я твоє; і не введ</w:t>
-      </w:r>
-      <w:r>
-        <w:rPr>
-          <w:rFonts w:ascii="Times New Roman" w:hAnsi="Times New Roman" w:cs="Times New Roman"/>
-          <w:sz w:val="24"/>
-          <w:szCs w:val="24"/>
-        </w:rPr>
-        <w:t>и нас у спокусу, але визволь нас від злого, і провидінням твоїм дай нам усе корисне. Бо тобі належить усяка слава, честь і поклоніння: Отцю, і Сину, і Святому Духові, нині і повсякчас, і на віки віків. Амінь.</w:t>
+        <w:t xml:space="preserve"> Благословенний ти, Господи Боже, Вседержителю, що знаєш думки людські, що відаєш те, чого ми потребуємо, і багато більше, ніж ми просимо, або розуміємо. Самий ти, людинолюбний Царю, у всьому добрий, задовольни нас багатством твоїх ласк, щоб ми непостидною совістю призивали святе ім'я твоє; і не введи нас у спокусу, але визволь нас від злого, і провидінням твоїм дай нам усе корисне. Бо тобі належить усяка слава, честь і поклоніння: Отцю, і Сину, і Святому Духові, нині і повсякчас, і на віки віків. Амінь.</w:t>
       </w:r>
     </w:p>
     <w:p>
@@ -1700,27 +1509,11 @@
       </w:r>
       <w:r>
         <w:rPr>
-          <w:rFonts w:ascii="Times New Roman" w:eastAsia="Gungsuh" w:hAnsi="Times New Roman" w:cs="Times New Roman"/>
-          <w:sz w:val="24"/>
-          <w:szCs w:val="24"/>
-        </w:rPr>
-        <w:t xml:space="preserve"> Господи, Господи, що пречистою твоєю долонею</w:t>
-      </w:r>
-      <w:r>
-        <w:rPr>
-          <w:rFonts w:ascii="Times New Roman" w:eastAsia="Gungsuh" w:hAnsi="Times New Roman" w:cs="Times New Roman"/>
-          <w:sz w:val="24"/>
-          <w:szCs w:val="24"/>
-        </w:rPr>
-        <w:t xml:space="preserve"> все утримуєш, що довго терпиш нам усім, і жалієшся задля нашої злоби! Згадай твої милості і ласки, відвідай нас у твоїй доброті і дай нам пройти й останок нинішнього дня вільним від різних затій лукавого, і збережи наше життя без напастувань, благодаттю С</w:t>
-      </w:r>
-      <w:r>
-        <w:rPr>
-          <w:rFonts w:ascii="Times New Roman" w:eastAsia="Gungsuh" w:hAnsi="Times New Roman" w:cs="Times New Roman"/>
-          <w:sz w:val="24"/>
-          <w:szCs w:val="24"/>
-        </w:rPr>
-        <w:t>вятого твого Духа, − милістю, щедротами і людинолюб'ям єдинородного Сина твого, з яким і ти є благословенний, з пресвятим, добрим і животворчим твоїм Духом, нині і повсякчас, і на віки віків. Амінь.</w:t>
+          <w:rFonts w:ascii="Times New Roman" w:eastAsia="Gungsuh" w:hAnsi="Times New Roman" w:cs="Gungsuh"/>
+          <w:sz w:val="24"/>
+          <w:szCs w:val="24"/>
+        </w:rPr>
+        <w:t xml:space="preserve"> Господи, Господи, що пречистою твоєю долонею все утримуєш, що довго терпиш нам усім, і жалієшся задля нашої злоби! Згадай твої милості і ласки, відвідай нас у твоїй доброті і дай нам пройти й останок нинішнього дня вільним від різних затій лукавого, і збережи наше життя без напастувань, благодаттю Святого твого Духа, − милістю, щедротами і людинолюб'ям єдинородного Сина твого, з яким і ти є благословенний, з пресвятим, добрим і животворчим твоїм Духом, нині і повсякчас, і на віки віків. Амінь.</w:t>
       </w:r>
     </w:p>
     <w:p>
@@ -1748,23 +1541,7 @@
           <w:sz w:val="24"/>
           <w:szCs w:val="24"/>
         </w:rPr>
-        <w:t xml:space="preserve"> Боже великий і дивний, що несказанною добрістю і баг</w:t>
-      </w:r>
-      <w:r>
-        <w:rPr>
-          <w:rFonts w:ascii="Times New Roman" w:hAnsi="Times New Roman" w:cs="Times New Roman"/>
-          <w:sz w:val="24"/>
-          <w:szCs w:val="24"/>
-        </w:rPr>
-        <w:t>атим промислом усім управляєш, і дав нам земні добра й запевнив нам обіцяне царство уділеними ласками впродовж цього дня, остерігши нас від усякого лиха! Дай нам і решту непорочно докінчити перед святою твоєю славою і величати тебе одного і доброго, і люди</w:t>
-      </w:r>
-      <w:r>
-        <w:rPr>
-          <w:rFonts w:ascii="Times New Roman" w:hAnsi="Times New Roman" w:cs="Times New Roman"/>
-          <w:sz w:val="24"/>
-          <w:szCs w:val="24"/>
-        </w:rPr>
-        <w:t>нолюбного Бога нашого. Бо ти Бог наш і тобі славу возсилаємо: Отцю, і Сину, і Святому Духові, нині і повсякчас, і на віки віків. Амінь.</w:t>
+        <w:t xml:space="preserve"> Боже великий і дивний, що несказанною добрістю і багатим промислом усім управляєш, і дав нам земні добра й запевнив нам обіцяне царство уділеними ласками впродовж цього дня, остерігши нас від усякого лиха! Дай нам і решту непорочно докінчити перед святою твоєю славою і величати тебе одного і доброго, і людинолюбного Бога нашого. Бо ти Бог наш і тобі славу возсилаємо: Отцю, і Сину, і Святому Духові, нині і повсякчас, і на віки віків. Амінь.</w:t>
       </w:r>
     </w:p>
     <w:p>
@@ -1792,56 +1569,7 @@
           <w:sz w:val="24"/>
           <w:szCs w:val="24"/>
         </w:rPr>
-        <w:t xml:space="preserve"> Боже великий і вишній, в тебе одного є безсмертність і в світлі живеш недоступнім. Ти все створіння мудро створив, ві</w:t>
-      </w:r>
-      <w:r>
-        <w:rPr>
-          <w:rFonts w:ascii="Times New Roman" w:hAnsi="Times New Roman" w:cs="Times New Roman"/>
-          <w:sz w:val="24"/>
-          <w:szCs w:val="24"/>
-        </w:rPr>
-        <w:t>докремив світло від темряви і сонце поклав, щоб правити днем, а місяць і зорі, щоб володіли ніччю, нас же грішних вчинив достойними і в теперішню годину стати перед твоїм обличчям, щоб тебе визнавати і принести тобі вечірнє славослов'я. Направ, Людинолюбче</w:t>
-      </w:r>
-      <w:r>
-        <w:rPr>
-          <w:rFonts w:ascii="Times New Roman" w:hAnsi="Times New Roman" w:cs="Times New Roman"/>
-          <w:sz w:val="24"/>
-          <w:szCs w:val="24"/>
-        </w:rPr>
-        <w:t>, молитву нашу, немов кадило, перед тобою і прийми її, як благовонний запах. Дай нам мирний цей вечір і близьку вже ніч; зодягни нас у броню світла; визволь нас від нічного страху і всякої речі, що в темряві з'являється, і дай сон, що його ти дарував на ві</w:t>
-      </w:r>
-      <w:r>
-        <w:rPr>
-          <w:rFonts w:ascii="Times New Roman" w:hAnsi="Times New Roman" w:cs="Times New Roman"/>
-          <w:sz w:val="24"/>
-          <w:szCs w:val="24"/>
-        </w:rPr>
-        <w:t xml:space="preserve">дпочинок нашій немічності, вільний від усякого маріння диявольського. Владико, давче добра, хай і на нашій постелі, бувши тобі милими, згадуємо вночі твоє ім'я і, просвічувані навчанням твоїх заповідей, встанемо в душевній радості до звеличування </w:t>
-      </w:r>
-      <w:r>
-        <w:rPr>
-          <w:rFonts w:ascii="Times New Roman" w:hAnsi="Times New Roman" w:cs="Times New Roman"/>
-          <w:sz w:val="24"/>
-          <w:szCs w:val="24"/>
-        </w:rPr>
-        <w:lastRenderedPageBreak/>
-        <w:t>твоєї доб</w:t>
-      </w:r>
-      <w:r>
-        <w:rPr>
-          <w:rFonts w:ascii="Times New Roman" w:hAnsi="Times New Roman" w:cs="Times New Roman"/>
-          <w:sz w:val="24"/>
-          <w:szCs w:val="24"/>
-        </w:rPr>
-        <w:t>роти, приносячи твоєму милосердю молитви і моління, за наші і всіх твоїх людей провини. Відвідай їх задля молитов святої Богородиці. Бо ти є добрий і людинолюбний Бог, і тобі возсилаємо славу: Отцю, і Сину, і Святому Духові, нині і повсякчас, і на віки вік</w:t>
-      </w:r>
-      <w:r>
-        <w:rPr>
-          <w:rFonts w:ascii="Times New Roman" w:hAnsi="Times New Roman" w:cs="Times New Roman"/>
-          <w:sz w:val="24"/>
-          <w:szCs w:val="24"/>
-        </w:rPr>
-        <w:t>ів. Амінь.</w:t>
+        <w:t xml:space="preserve"> Боже великий і вишній, в тебе одного є безсмертність і в світлі живеш недоступнім. Ти все створіння мудро створив, відокремив світло від темряви і сонце поклав, щоб правити днем, а місяць і зорі, щоб володіли ніччю, нас же грішних вчинив достойними і в теперішню годину стати перед твоїм обличчям, щоб тебе визнавати і принести тобі вечірнє славослов'я. Направ, Людинолюбче, молитву нашу, немов кадило, перед тобою і прийми її, як благовонний запах. Дай нам мирний цей вечір і близьку вже ніч; зодягни нас у броню світла; визволь нас від нічного страху і всякої речі, що в темряві з'являється, і дай сон, що його ти дарував на відпочинок нашій немічності, вільний від усякого маріння диявольського. Владико, давче добра, хай і на нашій постелі, бувши тобі милими, згадуємо вночі твоє ім'я і, просвічувані навчанням твоїх заповідей, встанемо в душевній радості до звеличування твоєї доброти, приносячи твоєму милосердю молитви і моління, за наші і всіх твоїх людей провини. Відвідай їх задля молитов святої Богородиці. Бо ти є добрий і людинолюбний Бог, і тобі возсилаємо славу: Отцю, і Сину, і Святому Духові, нині і повсякчас, і на віки віків. Амінь.</w:t>
       </w:r>
     </w:p>
     <w:p>
@@ -1875,6 +1603,7 @@
           <w:b/>
           <w:i/>
           <w:color w:val="FF0000"/>
+          <w:sz w:val="24"/>
         </w:rPr>
         <w:t>Велика ектенія</w:t>
       </w:r>
@@ -2083,20 +1812,19 @@
       <w:r>
         <w:rPr>
           <w:rFonts w:ascii="Times New Roman" w:hAnsi="Times New Roman" w:cs="Times New Roman"/>
-          <w:color w:val="000000"/>
-          <w:sz w:val="24"/>
-          <w:szCs w:val="24"/>
-        </w:rPr>
-        <w:t>За святішого вселенського архиєрея Франциска, папу Римського, і за блаженнішого патріярха нашого Святослава, і за преосвящ</w:t>
-      </w:r>
-      <w:r>
-        <w:rPr>
-          <w:rFonts w:ascii="Times New Roman" w:hAnsi="Times New Roman" w:cs="Times New Roman"/>
-          <w:color w:val="000000"/>
-          <w:sz w:val="24"/>
-          <w:szCs w:val="24"/>
-        </w:rPr>
-        <w:t xml:space="preserve">еннішого архиєпископа і митрополита нашого кир </w:t>
+          <w:sz w:val="24"/>
+          <w:szCs w:val="24"/>
+        </w:rPr>
+        <w:t>За</w:t>
+      </w:r>
+      <w:r>
+        <w:rPr>
+          <w:rFonts w:ascii="Times New Roman" w:hAnsi="Times New Roman" w:cs="Times New Roman"/>
+          <w:color w:val="000000"/>
+          <w:sz w:val="24"/>
+          <w:szCs w:val="24"/>
+        </w:rPr>
+        <w:t xml:space="preserve"> блаженнішого патріярха нашого Святослава, і за преосвященнішого архиєпископа і митрополита нашого кир </w:t>
       </w:r>
       <w:r>
         <w:rPr>
@@ -2202,16 +1930,7 @@
           <w:sz w:val="24"/>
           <w:szCs w:val="24"/>
         </w:rPr>
-        <w:t>За Богом бережений народ наш, за правління і в</w:t>
-      </w:r>
-      <w:r>
-        <w:rPr>
-          <w:rFonts w:ascii="Times New Roman" w:hAnsi="Times New Roman" w:cs="Times New Roman"/>
-          <w:color w:val="000000"/>
-          <w:sz w:val="24"/>
-          <w:szCs w:val="24"/>
-        </w:rPr>
-        <w:t>се військо Господеві помолімся.</w:t>
+        <w:t>За Богом бережений народ наш, за правління і все військо Господеві помолімся.</w:t>
       </w:r>
     </w:p>
     <w:p>
@@ -2378,16 +2097,7 @@
           <w:sz w:val="24"/>
           <w:szCs w:val="24"/>
         </w:rPr>
-        <w:t>За добре поліття, за врожай п</w:t>
-      </w:r>
-      <w:r>
-        <w:rPr>
-          <w:rFonts w:ascii="Times New Roman" w:hAnsi="Times New Roman" w:cs="Times New Roman"/>
-          <w:color w:val="000000"/>
-          <w:sz w:val="24"/>
-          <w:szCs w:val="24"/>
-        </w:rPr>
-        <w:t>лодів земних і часи мирні Господеві помолімся.</w:t>
+        <w:t>За добре поліття, за врожай плодів земних і часи мирні Господеві помолімся.</w:t>
       </w:r>
     </w:p>
     <w:p>
@@ -2530,15 +2240,7 @@
           <w:sz w:val="24"/>
           <w:szCs w:val="24"/>
         </w:rPr>
-        <w:t xml:space="preserve">Заступи, спаси, </w:t>
-      </w:r>
-      <w:r>
-        <w:rPr>
-          <w:rFonts w:ascii="Times New Roman" w:hAnsi="Times New Roman" w:cs="Times New Roman"/>
-          <w:sz w:val="24"/>
-          <w:szCs w:val="24"/>
-        </w:rPr>
-        <w:t>помилуй і охорони нас, Боже, Твоєю благодаттю</w:t>
+        <w:t>Заступи, спаси, помилуй і охорони нас, Боже, Твоєю благодаттю</w:t>
       </w:r>
     </w:p>
     <w:p>
@@ -2586,16 +2288,7 @@
           <w:sz w:val="24"/>
           <w:szCs w:val="24"/>
         </w:rPr>
-        <w:t>Пресвяту, пречисту, преблагословенну, славну Владичицю нашу Богородицю і приснодіву Марію, з усіма святими пом’янувши, самих себе, і один одного, і все життя наше Христу Богові віддай</w:t>
-      </w:r>
-      <w:r>
-        <w:rPr>
-          <w:rFonts w:ascii="Times New Roman" w:hAnsi="Times New Roman" w:cs="Times New Roman"/>
-          <w:color w:val="000000"/>
-          <w:sz w:val="24"/>
-          <w:szCs w:val="24"/>
-        </w:rPr>
-        <w:t>мо.</w:t>
+        <w:t>Пресвяту, пречисту, преблагословенну, славну Владичицю нашу Богородицю і приснодіву Марію, з усіма святими пом’янувши, самих себе, і один одного, і все життя наше Христу Богові віддаймо.</w:t>
       </w:r>
     </w:p>
     <w:p>
@@ -2646,26 +2339,7 @@
           <w:szCs w:val="24"/>
           <w:u w:val="single"/>
         </w:rPr>
-        <w:t xml:space="preserve"> [Господи щедрий і милосердний, довготерпеливий і многомилостивий! Вислухай молитви наші і зверни увагу на голос моління нашого і яви нам знак милости твоєї, наведи нас на </w:t>
-      </w:r>
-      <w:r>
-        <w:rPr>
-          <w:rFonts w:ascii="Times New Roman" w:hAnsi="Times New Roman" w:cs="Times New Roman"/>
-          <w:sz w:val="24"/>
-          <w:szCs w:val="24"/>
-          <w:u w:val="single"/>
-        </w:rPr>
-        <w:lastRenderedPageBreak/>
-        <w:t>дорогу твою, щоб ходили ми в твоїй правді. Звесели серця</w:t>
-      </w:r>
-      <w:r>
-        <w:rPr>
-          <w:rFonts w:ascii="Times New Roman" w:hAnsi="Times New Roman" w:cs="Times New Roman"/>
-          <w:sz w:val="24"/>
-          <w:szCs w:val="24"/>
-          <w:u w:val="single"/>
-        </w:rPr>
-        <w:t xml:space="preserve"> наші, щоб ми боялись імення твого святого, бо ти великий і твориш чуда; ти Бог єдиний і немає подібного тобі між богами, Господи. Ти сильний у милості і добрий у силі, аби допомагати й утішати, і спасати всіх, хто на ім'я твоє святе уповає.]</w:t>
+        <w:t xml:space="preserve"> [Господи щедрий і милосердний, довготерпеливий і многомилостивий! Вислухай молитви наші і зверни увагу на голос моління нашого і яви нам знак милости твоєї, наведи нас на дорогу твою, щоб ходили ми в твоїй правді. Звесели серця наші, щоб ми боялись імення твого святого, бо ти великий і твориш чуда; ти Бог єдиний і немає подібного тобі між богами, Господи. Ти сильний у милості і добрий у силі, аби допомагати й утішати, і спасати всіх, хто на ім'я твоє святе уповає.]</w:t>
       </w:r>
     </w:p>
     <w:p>
@@ -2693,15 +2367,7 @@
           <w:sz w:val="24"/>
           <w:szCs w:val="24"/>
         </w:rPr>
-        <w:t xml:space="preserve"> Бо</w:t>
-      </w:r>
-      <w:r>
-        <w:rPr>
-          <w:rFonts w:ascii="Times New Roman" w:hAnsi="Times New Roman" w:cs="Times New Roman"/>
-          <w:sz w:val="24"/>
-          <w:szCs w:val="24"/>
-        </w:rPr>
-        <w:t xml:space="preserve"> Тобі належить усяка слава, честь і поклоніння, Отцю, і Сину, і Святому Духові, нині, і повсякчас, і на віки віків.</w:t>
+        <w:t xml:space="preserve"> Бо Тобі належить усяка слава, честь і поклоніння, Отцю, і Сину, і Святому Духові, нині, і повсякчас, і на віки віків.</w:t>
       </w:r>
     </w:p>
     <w:p>
@@ -2840,239 +2506,213 @@
           <w:sz w:val="24"/>
           <w:szCs w:val="24"/>
         </w:rPr>
-        <w:t>Неха́й піднесе́ться моли́тва моя́,* мов кади́ло п</w:t>
-      </w:r>
+        <w:t>Неха́й піднесе́ться моли́тва моя́,* мов кади́ло пе́ред Тобо́ю;* підно́шення рук мої́х,* як же́ртва вечі́рня.* Ви́слухай мене́, Го́споди.</w:t>
+      </w:r>
+    </w:p>
+    <w:p>
+      <w:pPr>
+        <w:spacing w:after="120"/>
+        <w:jc w:val="both"/>
+        <w:rPr>
+          <w:rFonts w:ascii="Times New Roman" w:hAnsi="Times New Roman" w:cs="Times New Roman"/>
+          <w:sz w:val="24"/>
+          <w:szCs w:val="24"/>
+        </w:rPr>
+      </w:pPr>
+      <w:r>
+        <w:rPr>
+          <w:rFonts w:ascii="Times New Roman" w:eastAsia="Arial Unicode MS" w:hAnsi="Times New Roman" w:cs="Arial Unicode MS"/>
+          <w:sz w:val="24"/>
+          <w:szCs w:val="24"/>
+        </w:rPr>
+        <w:t>Поста́в, Го́споди, мої́м уста́м сторо́жу;* до двере́й губ мої́х − ва́рту!</w:t>
+      </w:r>
+    </w:p>
+    <w:p>
+      <w:pPr>
+        <w:spacing w:after="120"/>
+        <w:jc w:val="both"/>
+        <w:rPr>
+          <w:rFonts w:ascii="Times New Roman" w:hAnsi="Times New Roman" w:cs="Times New Roman"/>
+          <w:sz w:val="24"/>
+          <w:szCs w:val="24"/>
+        </w:rPr>
+      </w:pPr>
+      <w:r>
+        <w:rPr>
+          <w:rFonts w:ascii="Times New Roman" w:hAnsi="Times New Roman" w:cs="Times New Roman"/>
+          <w:sz w:val="24"/>
+          <w:szCs w:val="24"/>
+        </w:rPr>
+        <w:t>Не дай схили́тися се́рцеві моє́му* до чо́гось зло́го.</w:t>
+      </w:r>
+    </w:p>
+    <w:p>
+      <w:pPr>
+        <w:spacing w:after="120"/>
+        <w:jc w:val="both"/>
+        <w:rPr>
+          <w:rFonts w:ascii="Times New Roman" w:hAnsi="Times New Roman" w:cs="Times New Roman"/>
+          <w:sz w:val="24"/>
+          <w:szCs w:val="24"/>
+        </w:rPr>
+      </w:pPr>
+      <w:r>
+        <w:rPr>
+          <w:rFonts w:ascii="Times New Roman" w:hAnsi="Times New Roman" w:cs="Times New Roman"/>
+          <w:sz w:val="24"/>
+          <w:szCs w:val="24"/>
+        </w:rPr>
+        <w:t>Ані чини́ти лихі́ вчи́нки з людьми́, що тво́рять беззако́ння,* – ні ла́сощів ї́хніх я не хо́чу ї́сти.</w:t>
+      </w:r>
+    </w:p>
+    <w:p>
+      <w:pPr>
+        <w:spacing w:after="120"/>
+        <w:jc w:val="both"/>
+        <w:rPr>
+          <w:rFonts w:ascii="Times New Roman" w:hAnsi="Times New Roman" w:cs="Times New Roman"/>
+          <w:sz w:val="24"/>
+          <w:szCs w:val="24"/>
+        </w:rPr>
+      </w:pPr>
+      <w:r>
+        <w:rPr>
+          <w:rFonts w:ascii="Times New Roman" w:hAnsi="Times New Roman" w:cs="Times New Roman"/>
+          <w:sz w:val="24"/>
+          <w:szCs w:val="24"/>
+        </w:rPr>
+        <w:t>Неха́й пра́ведник по-до́брому б’є мене́ й виправля́є,* а олі́я грі́шного неха́й не нама́стить голови́ моє́ї.</w:t>
+      </w:r>
+    </w:p>
+    <w:p>
+      <w:pPr>
+        <w:spacing w:after="120"/>
+        <w:jc w:val="both"/>
+        <w:rPr>
+          <w:rFonts w:ascii="Times New Roman" w:hAnsi="Times New Roman" w:cs="Times New Roman"/>
+          <w:sz w:val="24"/>
+          <w:szCs w:val="24"/>
+        </w:rPr>
+      </w:pPr>
+      <w:r>
+        <w:rPr>
+          <w:rFonts w:ascii="Times New Roman" w:hAnsi="Times New Roman" w:cs="Times New Roman"/>
+          <w:sz w:val="24"/>
+          <w:szCs w:val="24"/>
+        </w:rPr>
+        <w:t>Я все-таки́ моли́тимусь,* незважа́ючи на ї́хні злі вчи́нки.</w:t>
+      </w:r>
+    </w:p>
+    <w:p>
+      <w:pPr>
+        <w:spacing w:after="120"/>
+        <w:jc w:val="both"/>
+        <w:rPr>
+          <w:rFonts w:ascii="Times New Roman" w:hAnsi="Times New Roman" w:cs="Times New Roman"/>
+          <w:sz w:val="24"/>
+          <w:szCs w:val="24"/>
+        </w:rPr>
+      </w:pPr>
+      <w:r>
+        <w:rPr>
+          <w:rFonts w:ascii="Times New Roman" w:hAnsi="Times New Roman" w:cs="Times New Roman"/>
+          <w:sz w:val="24"/>
+          <w:szCs w:val="24"/>
+        </w:rPr>
+        <w:t>Якщо́ су́ддів ї́хніх ски́нуть в уще́лини ске́лі,* то почу́ють, що слова́ мої́ лю́бі.</w:t>
+      </w:r>
+    </w:p>
+    <w:p>
+      <w:pPr>
+        <w:spacing w:after="120"/>
+        <w:jc w:val="both"/>
+        <w:rPr>
+          <w:rFonts w:ascii="Times New Roman" w:hAnsi="Times New Roman" w:cs="Times New Roman"/>
+          <w:sz w:val="24"/>
+          <w:szCs w:val="24"/>
+        </w:rPr>
+      </w:pPr>
+      <w:r>
+        <w:rPr>
+          <w:rFonts w:ascii="Times New Roman" w:hAnsi="Times New Roman" w:cs="Times New Roman"/>
+          <w:sz w:val="24"/>
+          <w:szCs w:val="24"/>
+        </w:rPr>
+        <w:t>Немо́вби хтось розби́в і розри́в зе́млю,* розки́дано ї́хні ко́сті пе́ред а́дом.</w:t>
+      </w:r>
+    </w:p>
+    <w:p>
+      <w:pPr>
+        <w:spacing w:after="120"/>
+        <w:jc w:val="both"/>
+        <w:rPr>
+          <w:rFonts w:ascii="Times New Roman" w:hAnsi="Times New Roman" w:cs="Times New Roman"/>
+          <w:sz w:val="24"/>
+          <w:szCs w:val="24"/>
+        </w:rPr>
+      </w:pPr>
+      <w:r>
+        <w:rPr>
+          <w:rFonts w:ascii="Times New Roman" w:hAnsi="Times New Roman" w:cs="Times New Roman"/>
+          <w:sz w:val="24"/>
+          <w:szCs w:val="24"/>
+        </w:rPr>
+        <w:t>Бо до Те́бе, Го́споди, мій Бо́же, мої́ о́чі;* до Те́бе прибіга́ю, не губи́ душі́ моє́ї.</w:t>
+      </w:r>
+    </w:p>
+    <w:p>
+      <w:pPr>
+        <w:spacing w:after="120"/>
+        <w:jc w:val="both"/>
+        <w:rPr>
+          <w:rFonts w:ascii="Times New Roman" w:hAnsi="Times New Roman" w:cs="Times New Roman"/>
+          <w:sz w:val="24"/>
+          <w:szCs w:val="24"/>
+        </w:rPr>
+      </w:pPr>
+      <w:r>
+        <w:rPr>
+          <w:rFonts w:ascii="Times New Roman" w:hAnsi="Times New Roman" w:cs="Times New Roman"/>
+          <w:sz w:val="24"/>
+          <w:szCs w:val="24"/>
+        </w:rPr>
+        <w:t>Збережи́ мене́ від пе́тлі, що її́ наста́вили на ме́не,* і від сильця́ тих, що тво́рять беззако́ння.</w:t>
+      </w:r>
+    </w:p>
+    <w:p>
+      <w:pPr>
+        <w:spacing w:after="120"/>
+        <w:jc w:val="both"/>
+        <w:rPr>
+          <w:rFonts w:ascii="Times New Roman" w:hAnsi="Times New Roman" w:cs="Times New Roman"/>
+          <w:sz w:val="24"/>
+          <w:szCs w:val="24"/>
+        </w:rPr>
+      </w:pPr>
+      <w:r>
+        <w:rPr>
+          <w:rFonts w:ascii="Times New Roman" w:hAnsi="Times New Roman" w:cs="Times New Roman"/>
+          <w:sz w:val="24"/>
+          <w:szCs w:val="24"/>
+        </w:rPr>
+        <w:t>Неха́й грі́шники впаду́ть у вла́сні сі́ті всі ра́зом,* а я пройду́ безпе́чно.</w:t>
+      </w:r>
+    </w:p>
+    <w:p>
+      <w:pPr>
+        <w:spacing w:after="120"/>
+        <w:jc w:val="center"/>
+        <w:rPr>
+          <w:rFonts w:ascii="Times New Roman" w:hAnsi="Times New Roman" w:cs="Times New Roman"/>
+          <w:sz w:val="24"/>
+          <w:szCs w:val="24"/>
+        </w:rPr>
+      </w:pPr>
       <w:r>
         <w:rPr>
           <w:rFonts w:ascii="Times New Roman" w:hAnsi="Times New Roman" w:cs="Times New Roman"/>
           <w:b/>
-          <w:color w:val="000000"/>
-          <w:sz w:val="24"/>
-          <w:szCs w:val="24"/>
-        </w:rPr>
-        <w:t>е́ред Тобо́ю;* підно́шення рук мої́х,* як же́ртва вечі́рня.* Ви́слухай мене́, Го́споди.</w:t>
-      </w:r>
-    </w:p>
-    <w:p>
-      <w:pPr>
-        <w:spacing w:after="120"/>
-        <w:jc w:val="both"/>
-        <w:rPr>
-          <w:rFonts w:ascii="Times New Roman" w:hAnsi="Times New Roman" w:cs="Times New Roman"/>
-          <w:sz w:val="24"/>
-          <w:szCs w:val="24"/>
-        </w:rPr>
-      </w:pPr>
-      <w:r>
-        <w:rPr>
-          <w:rFonts w:ascii="Times New Roman" w:eastAsia="Arial Unicode MS" w:hAnsi="Times New Roman" w:cs="Times New Roman"/>
-          <w:sz w:val="24"/>
-          <w:szCs w:val="24"/>
-        </w:rPr>
-        <w:t>Поста́в, Го́споди, мої́м уста́м сторо́жу;* до двере́й губ мої́х − ва́рту!</w:t>
-      </w:r>
-    </w:p>
-    <w:p>
-      <w:pPr>
-        <w:spacing w:after="120"/>
-        <w:jc w:val="both"/>
-        <w:rPr>
-          <w:rFonts w:ascii="Times New Roman" w:hAnsi="Times New Roman" w:cs="Times New Roman"/>
-          <w:sz w:val="24"/>
-          <w:szCs w:val="24"/>
-        </w:rPr>
-      </w:pPr>
-      <w:r>
-        <w:rPr>
-          <w:rFonts w:ascii="Times New Roman" w:hAnsi="Times New Roman" w:cs="Times New Roman"/>
-          <w:sz w:val="24"/>
-          <w:szCs w:val="24"/>
-        </w:rPr>
-        <w:t>Не дай схили́тися се́рцеві моє́му* до чо́гось зло́го.</w:t>
-      </w:r>
-    </w:p>
-    <w:p>
-      <w:pPr>
-        <w:spacing w:after="120"/>
-        <w:jc w:val="both"/>
-        <w:rPr>
-          <w:rFonts w:ascii="Times New Roman" w:hAnsi="Times New Roman" w:cs="Times New Roman"/>
-          <w:sz w:val="24"/>
-          <w:szCs w:val="24"/>
-        </w:rPr>
-      </w:pPr>
-      <w:r>
-        <w:rPr>
-          <w:rFonts w:ascii="Times New Roman" w:hAnsi="Times New Roman" w:cs="Times New Roman"/>
-          <w:sz w:val="24"/>
-          <w:szCs w:val="24"/>
-        </w:rPr>
-        <w:t>Ані чини́ти лихі́ вчи́нки з людьми́, що тво́рять беззако́ння,* – ні ла́сощів ї́хніх я не хо́чу ї́сти.</w:t>
-      </w:r>
-    </w:p>
-    <w:p>
-      <w:pPr>
-        <w:spacing w:after="120"/>
-        <w:jc w:val="both"/>
-        <w:rPr>
-          <w:rFonts w:ascii="Times New Roman" w:hAnsi="Times New Roman" w:cs="Times New Roman"/>
-          <w:sz w:val="24"/>
-          <w:szCs w:val="24"/>
-        </w:rPr>
-      </w:pPr>
-      <w:r>
-        <w:rPr>
-          <w:rFonts w:ascii="Times New Roman" w:hAnsi="Times New Roman" w:cs="Times New Roman"/>
-          <w:sz w:val="24"/>
-          <w:szCs w:val="24"/>
-        </w:rPr>
-        <w:t>Неха́й пра́ведник по-до́брому б’є мене́ й виправля́є,* а олі́я грі́шного неха́й не нама́стить голови</w:t>
-      </w:r>
-      <w:r>
-        <w:rPr>
-          <w:rFonts w:ascii="Times New Roman" w:hAnsi="Times New Roman" w:cs="Times New Roman"/>
-          <w:sz w:val="24"/>
-          <w:szCs w:val="24"/>
-        </w:rPr>
-        <w:t>́ моє́ї.</w:t>
-      </w:r>
-    </w:p>
-    <w:p>
-      <w:pPr>
-        <w:spacing w:after="120"/>
-        <w:jc w:val="both"/>
-        <w:rPr>
-          <w:rFonts w:ascii="Times New Roman" w:hAnsi="Times New Roman" w:cs="Times New Roman"/>
-          <w:sz w:val="24"/>
-          <w:szCs w:val="24"/>
-        </w:rPr>
-      </w:pPr>
-      <w:r>
-        <w:rPr>
-          <w:rFonts w:ascii="Times New Roman" w:hAnsi="Times New Roman" w:cs="Times New Roman"/>
-          <w:sz w:val="24"/>
-          <w:szCs w:val="24"/>
-        </w:rPr>
-        <w:t>Я все-таки́ моли́тимусь,* незважа́ючи на ї́хні злі вчи́нки.</w:t>
-      </w:r>
-    </w:p>
-    <w:p>
-      <w:pPr>
-        <w:spacing w:after="120"/>
-        <w:jc w:val="both"/>
-        <w:rPr>
-          <w:rFonts w:ascii="Times New Roman" w:hAnsi="Times New Roman" w:cs="Times New Roman"/>
-          <w:sz w:val="24"/>
-          <w:szCs w:val="24"/>
-        </w:rPr>
-      </w:pPr>
-      <w:r>
-        <w:rPr>
-          <w:rFonts w:ascii="Times New Roman" w:hAnsi="Times New Roman" w:cs="Times New Roman"/>
-          <w:sz w:val="24"/>
-          <w:szCs w:val="24"/>
-        </w:rPr>
-        <w:t>Якщо́ су́ддів ї́хніх ски́нуть в уще́лини ске́лі,* то почу́ють, що слова́ мої́ лю́бі.</w:t>
-      </w:r>
-    </w:p>
-    <w:p>
-      <w:pPr>
-        <w:spacing w:after="120"/>
-        <w:jc w:val="both"/>
-        <w:rPr>
-          <w:rFonts w:ascii="Times New Roman" w:hAnsi="Times New Roman" w:cs="Times New Roman"/>
-          <w:sz w:val="24"/>
-          <w:szCs w:val="24"/>
-        </w:rPr>
-      </w:pPr>
-      <w:r>
-        <w:rPr>
-          <w:rFonts w:ascii="Times New Roman" w:hAnsi="Times New Roman" w:cs="Times New Roman"/>
-          <w:sz w:val="24"/>
-          <w:szCs w:val="24"/>
-        </w:rPr>
-        <w:t>Немо́вби хтось розби́в і розри́в зе́млю,* розки́дано ї́хні ко́сті пе́ред а́дом.</w:t>
-      </w:r>
-    </w:p>
-    <w:p>
-      <w:pPr>
-        <w:spacing w:after="120"/>
-        <w:jc w:val="both"/>
-        <w:rPr>
-          <w:rFonts w:ascii="Times New Roman" w:hAnsi="Times New Roman" w:cs="Times New Roman"/>
-          <w:sz w:val="24"/>
-          <w:szCs w:val="24"/>
-        </w:rPr>
-      </w:pPr>
-      <w:r>
-        <w:rPr>
-          <w:rFonts w:ascii="Times New Roman" w:hAnsi="Times New Roman" w:cs="Times New Roman"/>
-          <w:sz w:val="24"/>
-          <w:szCs w:val="24"/>
-        </w:rPr>
-        <w:t>Бо до Те́бе, Го́споди,</w:t>
-      </w:r>
-      <w:r>
-        <w:rPr>
-          <w:rFonts w:ascii="Times New Roman" w:hAnsi="Times New Roman" w:cs="Times New Roman"/>
-          <w:sz w:val="24"/>
-          <w:szCs w:val="24"/>
-        </w:rPr>
-        <w:t xml:space="preserve"> мій Бо́же, мої́ о́чі;* до Те́бе прибіга́ю, не губи́ душі́ моє́ї.</w:t>
-      </w:r>
-    </w:p>
-    <w:p>
-      <w:pPr>
-        <w:spacing w:after="120"/>
-        <w:jc w:val="both"/>
-        <w:rPr>
-          <w:rFonts w:ascii="Times New Roman" w:hAnsi="Times New Roman" w:cs="Times New Roman"/>
-          <w:sz w:val="24"/>
-          <w:szCs w:val="24"/>
-        </w:rPr>
-      </w:pPr>
-      <w:r>
-        <w:rPr>
-          <w:rFonts w:ascii="Times New Roman" w:hAnsi="Times New Roman" w:cs="Times New Roman"/>
-          <w:sz w:val="24"/>
-          <w:szCs w:val="24"/>
-        </w:rPr>
-        <w:t>Збережи́ мене́ від пе́тлі, що її́ наста́вили на ме́не,* і від сильця́ тих, що тво́рять беззако́ння.</w:t>
-      </w:r>
-    </w:p>
-    <w:p>
-      <w:pPr>
-        <w:spacing w:after="120"/>
-        <w:jc w:val="both"/>
-        <w:rPr>
-          <w:rFonts w:ascii="Times New Roman" w:hAnsi="Times New Roman" w:cs="Times New Roman"/>
-          <w:sz w:val="24"/>
-          <w:szCs w:val="24"/>
-        </w:rPr>
-      </w:pPr>
-      <w:r>
-        <w:rPr>
-          <w:rFonts w:ascii="Times New Roman" w:hAnsi="Times New Roman" w:cs="Times New Roman"/>
-          <w:sz w:val="24"/>
-          <w:szCs w:val="24"/>
-        </w:rPr>
-        <w:t>Неха́й грі́шники впаду́ть у вла́сні сі́ті всі ра́зом,* а я пройду́ безпе́чно.</w:t>
-      </w:r>
-    </w:p>
-    <w:p>
-      <w:pPr>
-        <w:spacing w:after="120"/>
-        <w:jc w:val="center"/>
-        <w:rPr>
-          <w:rFonts w:ascii="Times New Roman" w:hAnsi="Times New Roman" w:cs="Times New Roman"/>
-          <w:sz w:val="24"/>
-          <w:szCs w:val="24"/>
-        </w:rPr>
-      </w:pPr>
-      <w:r>
-        <w:rPr>
-          <w:rFonts w:ascii="Times New Roman" w:hAnsi="Times New Roman" w:cs="Times New Roman"/>
-          <w:b/>
           <w:i/>
           <w:color w:val="FF0000"/>
           <w:sz w:val="24"/>
@@ -3097,15 +2737,7 @@
           <w:sz w:val="24"/>
           <w:szCs w:val="24"/>
         </w:rPr>
-        <w:t>Я</w:t>
-      </w:r>
-      <w:r>
-        <w:rPr>
-          <w:rFonts w:ascii="Times New Roman" w:hAnsi="Times New Roman" w:cs="Times New Roman"/>
-          <w:sz w:val="24"/>
-          <w:szCs w:val="24"/>
-        </w:rPr>
-        <w:t xml:space="preserve"> го́лосом мої́м до Го́спода взива́ю,* я го́лосом мої́м до Го́спода молю́ся.</w:t>
+        <w:t>Я го́лосом мої́м до Го́спода взива́ю,* я го́лосом мої́м до Го́спода молю́ся.</w:t>
       </w:r>
     </w:p>
     <w:p>
@@ -3143,15 +2775,7 @@
           <w:sz w:val="24"/>
           <w:szCs w:val="24"/>
         </w:rPr>
-        <w:t xml:space="preserve">Коли́ триво́житься в мені́ дух мій, Ти знає́ш мою́ сте́жку.* На доро́зі, де я ступа́ю, та́йно розста́вили сильце́ </w:t>
-      </w:r>
-      <w:r>
-        <w:rPr>
-          <w:rFonts w:ascii="Times New Roman" w:hAnsi="Times New Roman" w:cs="Times New Roman"/>
-          <w:sz w:val="24"/>
-          <w:szCs w:val="24"/>
-        </w:rPr>
-        <w:t>на ме́не.</w:t>
+        <w:t>Коли́ триво́житься в мені́ дух мій, Ти знає́ш мою́ сте́жку.* На доро́зі, де я ступа́ю, та́йно розста́вили сильце́ на ме́не.</w:t>
       </w:r>
     </w:p>
     <w:p>
@@ -3204,7 +2828,7 @@
       </w:pPr>
       <w:r>
         <w:rPr>
-          <w:rFonts w:ascii="Times New Roman" w:eastAsia="Arial Unicode MS" w:hAnsi="Times New Roman" w:cs="Times New Roman"/>
+          <w:rFonts w:ascii="Times New Roman" w:eastAsia="Arial Unicode MS" w:hAnsi="Times New Roman" w:cs="Arial Unicode MS"/>
           <w:sz w:val="24"/>
           <w:szCs w:val="24"/>
         </w:rPr>
@@ -3265,15 +2889,7 @@
           <w:sz w:val="24"/>
           <w:szCs w:val="24"/>
         </w:rPr>
-        <w:t>Ви́веди з в’язни́ці мою́ ду́шу,* щоб д</w:t>
-      </w:r>
-      <w:r>
-        <w:rPr>
-          <w:rFonts w:ascii="Times New Roman" w:hAnsi="Times New Roman" w:cs="Times New Roman"/>
-          <w:sz w:val="24"/>
-          <w:szCs w:val="24"/>
-        </w:rPr>
-        <w:t>я́кувати І́мені Твоє́му.</w:t>
+        <w:t>Ви́веди з в’язни́ці мою́ ду́шу,* щоб дя́кувати І́мені Твоє́му.</w:t>
       </w:r>
     </w:p>
     <w:p>
@@ -3337,8 +2953,8 @@
           <w:b/>
           <w:i/>
           <w:color w:val="FF0000"/>
-        </w:rPr>
-        <w:lastRenderedPageBreak/>
+          <w:sz w:val="24"/>
+        </w:rPr>
         <w:t>Стихири</w:t>
       </w:r>
     </w:p>
@@ -3518,75 +3134,202 @@
           <w:szCs w:val="24"/>
           <w:u w:val="single"/>
         </w:rPr>
-        <w:t>Неха́й бу́дуть Тво</w:t>
-      </w:r>
-      <w:r>
+        <w:t>Неха́й бу́дуть Твої́ ву́ха ува́жні,* до го́лосу бла́гання мого́.</w:t>
+      </w:r>
+    </w:p>
+    <w:p>
+      <w:pPr>
+        <w:spacing w:after="120"/>
+        <w:jc w:val="both"/>
+        <w:rPr>
+          <w:rFonts w:ascii="Times New Roman" w:hAnsi="Times New Roman" w:cs="Times New Roman"/>
+          <w:color w:val="000000"/>
+          <w:sz w:val="24"/>
+          <w:szCs w:val="24"/>
+        </w:rPr>
+      </w:pPr>
+      <w:r>
+        <w:rPr>
+          <w:rFonts w:ascii="Times New Roman" w:hAnsi="Times New Roman" w:cs="Times New Roman"/>
+          <w:color w:val="000000"/>
+          <w:sz w:val="24"/>
+          <w:szCs w:val="24"/>
+        </w:rPr>
+        <w:t xml:space="preserve">Занепокоївся Тома,* бачучи знаки ран від цвяхів на ногах і руках,* та й остовпів від дивного чуда.* Рукою доторкнувся і побачив пречистий бік.* Цим він доказав народам </w:t>
+      </w:r>
+      <w:r>
+        <w:rPr>
+          <w:rFonts w:ascii="Times New Roman" w:hAnsi="Times New Roman" w:cs="Times New Roman"/>
+          <w:sz w:val="24"/>
+          <w:szCs w:val="24"/>
+        </w:rPr>
+        <w:t>Й</w:t>
+      </w:r>
+      <w:r>
+        <w:rPr>
+          <w:rFonts w:ascii="Times New Roman" w:hAnsi="Times New Roman" w:cs="Times New Roman"/>
+          <w:color w:val="000000"/>
+          <w:sz w:val="24"/>
+          <w:szCs w:val="24"/>
+        </w:rPr>
+        <w:t>ого після трьох днів воскресіння з гробу.</w:t>
+      </w:r>
+    </w:p>
+    <w:p>
+      <w:pPr>
+        <w:spacing w:after="120"/>
+        <w:jc w:val="both"/>
         <w:rPr>
           <w:rFonts w:ascii="Times New Roman" w:hAnsi="Times New Roman" w:cs="Times New Roman"/>
           <w:sz w:val="24"/>
           <w:szCs w:val="24"/>
           <w:u w:val="single"/>
         </w:rPr>
-        <w:t>ї́ ву́ха ува́жні,* до го́лосу бла́гання мого́.</w:t>
-      </w:r>
-    </w:p>
-    <w:p>
-      <w:pPr>
-        <w:spacing w:after="120"/>
-        <w:jc w:val="both"/>
-        <w:rPr>
-          <w:rFonts w:ascii="Times New Roman" w:hAnsi="Times New Roman" w:cs="Times New Roman"/>
-          <w:color w:val="000000"/>
-          <w:sz w:val="24"/>
-          <w:szCs w:val="24"/>
-        </w:rPr>
-      </w:pPr>
-      <w:r>
-        <w:rPr>
-          <w:rFonts w:ascii="Times New Roman" w:hAnsi="Times New Roman" w:cs="Times New Roman"/>
-          <w:color w:val="000000"/>
-          <w:sz w:val="24"/>
-          <w:szCs w:val="24"/>
-        </w:rPr>
-        <w:t xml:space="preserve">Занепокоївся Тома,* бачучи знаки ран від цвяхів на ногах і руках,* та й остовпів від дивного чуда.* Рукою доторкнувся і побачив пречистий бік.* Цим він доказав народам </w:t>
-      </w:r>
-      <w:r>
-        <w:rPr>
-          <w:rFonts w:ascii="Times New Roman" w:hAnsi="Times New Roman" w:cs="Times New Roman"/>
-          <w:sz w:val="24"/>
-          <w:szCs w:val="24"/>
-        </w:rPr>
-        <w:t>Й</w:t>
-      </w:r>
-      <w:r>
-        <w:rPr>
-          <w:rFonts w:ascii="Times New Roman" w:hAnsi="Times New Roman" w:cs="Times New Roman"/>
-          <w:color w:val="000000"/>
-          <w:sz w:val="24"/>
-          <w:szCs w:val="24"/>
-        </w:rPr>
-        <w:t>ого після трьох днів воскресіння з гробу</w:t>
-      </w:r>
-      <w:r>
-        <w:rPr>
-          <w:rFonts w:ascii="Times New Roman" w:hAnsi="Times New Roman" w:cs="Times New Roman"/>
-          <w:color w:val="000000"/>
-          <w:sz w:val="24"/>
-          <w:szCs w:val="24"/>
-        </w:rPr>
-        <w:t>.</w:t>
-      </w:r>
-    </w:p>
-    <w:p>
-      <w:pPr>
-        <w:spacing w:after="120"/>
-        <w:jc w:val="both"/>
+      </w:pPr>
+      <w:r>
+        <w:rPr>
+          <w:rFonts w:ascii="Times New Roman" w:hAnsi="Times New Roman" w:cs="Times New Roman"/>
+          <w:i/>
+          <w:color w:val="FF0000"/>
+          <w:sz w:val="24"/>
+          <w:szCs w:val="24"/>
+        </w:rPr>
+        <w:t>Стих:</w:t>
+      </w:r>
+      <w:r>
+        <w:rPr>
+          <w:rFonts w:ascii="Times New Roman" w:hAnsi="Times New Roman" w:cs="Times New Roman"/>
+          <w:i/>
+          <w:sz w:val="24"/>
+          <w:szCs w:val="24"/>
+        </w:rPr>
+        <w:t xml:space="preserve"> </w:t>
+      </w:r>
+      <w:r>
         <w:rPr>
           <w:rFonts w:ascii="Times New Roman" w:hAnsi="Times New Roman" w:cs="Times New Roman"/>
           <w:sz w:val="24"/>
           <w:szCs w:val="24"/>
           <w:u w:val="single"/>
         </w:rPr>
+        <w:t>Коли ти, Господи, зважатимеш на беззаконня,* то хто встоїться, Господи. Та в тебе є прощення.</w:t>
+      </w:r>
+    </w:p>
+    <w:p>
+      <w:pPr>
+        <w:spacing w:after="120"/>
+        <w:jc w:val="both"/>
+        <w:rPr>
+          <w:rFonts w:ascii="Times New Roman" w:hAnsi="Times New Roman" w:cs="Times New Roman"/>
+          <w:color w:val="000000"/>
+          <w:sz w:val="24"/>
+          <w:szCs w:val="24"/>
+        </w:rPr>
+      </w:pPr>
+      <w:r>
+        <w:rPr>
+          <w:rFonts w:ascii="Times New Roman" w:hAnsi="Times New Roman" w:cs="Times New Roman"/>
+          <w:color w:val="000000"/>
+          <w:sz w:val="24"/>
+          <w:szCs w:val="24"/>
+        </w:rPr>
+        <w:t>Я невимовн</w:t>
+      </w:r>
+      <w:r>
+        <w:rPr>
+          <w:rFonts w:ascii="Times New Roman" w:hAnsi="Times New Roman" w:cs="Times New Roman"/>
+          <w:sz w:val="24"/>
+          <w:szCs w:val="24"/>
+        </w:rPr>
+        <w:t>о</w:t>
+      </w:r>
+      <w:r>
+        <w:rPr>
+          <w:rFonts w:ascii="Times New Roman" w:hAnsi="Times New Roman" w:cs="Times New Roman"/>
+          <w:color w:val="000000"/>
+          <w:sz w:val="24"/>
+          <w:szCs w:val="24"/>
+        </w:rPr>
+        <w:t xml:space="preserve"> радію</w:t>
+      </w:r>
+      <w:r>
+        <w:rPr>
+          <w:rFonts w:ascii="Times New Roman" w:hAnsi="Times New Roman" w:cs="Times New Roman"/>
+          <w:sz w:val="24"/>
+          <w:szCs w:val="24"/>
+        </w:rPr>
+        <w:t>,</w:t>
+      </w:r>
+      <w:r>
+        <w:rPr>
+          <w:rFonts w:ascii="Times New Roman" w:hAnsi="Times New Roman" w:cs="Times New Roman"/>
+          <w:color w:val="000000"/>
+          <w:sz w:val="24"/>
+          <w:szCs w:val="24"/>
+        </w:rPr>
+        <w:t xml:space="preserve"> Спасе мій,* коли бачу засвідчене </w:t>
+      </w:r>
+      <w:r>
+        <w:rPr>
+          <w:rFonts w:ascii="Times New Roman" w:hAnsi="Times New Roman" w:cs="Times New Roman"/>
+          <w:sz w:val="24"/>
+          <w:szCs w:val="24"/>
+        </w:rPr>
+        <w:t>Т</w:t>
+      </w:r>
+      <w:r>
+        <w:rPr>
+          <w:rFonts w:ascii="Times New Roman" w:hAnsi="Times New Roman" w:cs="Times New Roman"/>
+          <w:color w:val="000000"/>
+          <w:sz w:val="24"/>
+          <w:szCs w:val="24"/>
+        </w:rPr>
+        <w:t xml:space="preserve">воє воскресіння.* Тома бо сподобився відважно* доторкнутися святих речей.* Тому я ісповідую </w:t>
+      </w:r>
+      <w:r>
+        <w:rPr>
+          <w:rFonts w:ascii="Times New Roman" w:hAnsi="Times New Roman" w:cs="Times New Roman"/>
+          <w:sz w:val="24"/>
+          <w:szCs w:val="24"/>
+        </w:rPr>
+        <w:t>Т</w:t>
+      </w:r>
+      <w:r>
+        <w:rPr>
+          <w:rFonts w:ascii="Times New Roman" w:hAnsi="Times New Roman" w:cs="Times New Roman"/>
+          <w:color w:val="000000"/>
+          <w:sz w:val="24"/>
+          <w:szCs w:val="24"/>
+        </w:rPr>
+        <w:t xml:space="preserve">ебе Богом і людиною,* що в </w:t>
+      </w:r>
+      <w:r>
+        <w:rPr>
+          <w:rFonts w:ascii="Times New Roman" w:hAnsi="Times New Roman" w:cs="Times New Roman"/>
+          <w:sz w:val="24"/>
+          <w:szCs w:val="24"/>
+        </w:rPr>
+        <w:t>С</w:t>
+      </w:r>
+      <w:r>
+        <w:rPr>
+          <w:rFonts w:ascii="Times New Roman" w:hAnsi="Times New Roman" w:cs="Times New Roman"/>
+          <w:color w:val="000000"/>
+          <w:sz w:val="24"/>
+          <w:szCs w:val="24"/>
+        </w:rPr>
+        <w:t>обі поєднав дві природи й двоє діянь.</w:t>
+      </w:r>
+    </w:p>
+    <w:p>
+      <w:pPr>
+        <w:spacing w:after="120"/>
+        <w:jc w:val="both"/>
+        <w:rPr>
+          <w:rFonts w:ascii="Times New Roman" w:hAnsi="Times New Roman" w:cs="Times New Roman"/>
+          <w:sz w:val="24"/>
+          <w:szCs w:val="24"/>
+        </w:rPr>
       </w:pPr>
       <w:r>
         <w:rPr>
@@ -3614,113 +3357,35 @@
           <w:szCs w:val="24"/>
           <w:u w:val="single"/>
         </w:rPr>
-        <w:t>Коли ти, Господи, зважатимеш на беззаконня,* то хто встоїться, Господи. Та в тебе є прощення.</w:t>
-      </w:r>
-    </w:p>
-    <w:p>
-      <w:pPr>
-        <w:spacing w:after="120"/>
-        <w:jc w:val="both"/>
-        <w:rPr>
-          <w:rFonts w:ascii="Times New Roman" w:hAnsi="Times New Roman" w:cs="Times New Roman"/>
-          <w:color w:val="000000"/>
-          <w:sz w:val="24"/>
-          <w:szCs w:val="24"/>
-        </w:rPr>
-      </w:pPr>
-      <w:r>
-        <w:rPr>
-          <w:rFonts w:ascii="Times New Roman" w:hAnsi="Times New Roman" w:cs="Times New Roman"/>
-          <w:color w:val="000000"/>
-          <w:sz w:val="24"/>
-          <w:szCs w:val="24"/>
-        </w:rPr>
-        <w:t>Я невимовн</w:t>
-      </w:r>
-      <w:r>
-        <w:rPr>
-          <w:rFonts w:ascii="Times New Roman" w:hAnsi="Times New Roman" w:cs="Times New Roman"/>
-          <w:sz w:val="24"/>
-          <w:szCs w:val="24"/>
-        </w:rPr>
-        <w:t>о</w:t>
-      </w:r>
-      <w:r>
-        <w:rPr>
-          <w:rFonts w:ascii="Times New Roman" w:hAnsi="Times New Roman" w:cs="Times New Roman"/>
-          <w:color w:val="000000"/>
-          <w:sz w:val="24"/>
-          <w:szCs w:val="24"/>
-        </w:rPr>
-        <w:t xml:space="preserve"> радію</w:t>
-      </w:r>
-      <w:r>
-        <w:rPr>
-          <w:rFonts w:ascii="Times New Roman" w:hAnsi="Times New Roman" w:cs="Times New Roman"/>
-          <w:sz w:val="24"/>
-          <w:szCs w:val="24"/>
-        </w:rPr>
-        <w:t>,</w:t>
-      </w:r>
-      <w:r>
-        <w:rPr>
-          <w:rFonts w:ascii="Times New Roman" w:hAnsi="Times New Roman" w:cs="Times New Roman"/>
-          <w:color w:val="000000"/>
-          <w:sz w:val="24"/>
-          <w:szCs w:val="24"/>
-        </w:rPr>
-        <w:t xml:space="preserve"> Спасе мій,* коли бачу засвідчене </w:t>
-      </w:r>
-      <w:r>
-        <w:rPr>
-          <w:rFonts w:ascii="Times New Roman" w:hAnsi="Times New Roman" w:cs="Times New Roman"/>
-          <w:sz w:val="24"/>
-          <w:szCs w:val="24"/>
-        </w:rPr>
-        <w:t>Т</w:t>
-      </w:r>
-      <w:r>
-        <w:rPr>
-          <w:rFonts w:ascii="Times New Roman" w:hAnsi="Times New Roman" w:cs="Times New Roman"/>
-          <w:color w:val="000000"/>
-          <w:sz w:val="24"/>
-          <w:szCs w:val="24"/>
-        </w:rPr>
-        <w:t xml:space="preserve">воє воскресіння.* Тома бо сподобився відважно* доторкнутися святих речей.* Тому я ісповідую </w:t>
-      </w:r>
-      <w:r>
-        <w:rPr>
-          <w:rFonts w:ascii="Times New Roman" w:hAnsi="Times New Roman" w:cs="Times New Roman"/>
-          <w:sz w:val="24"/>
-          <w:szCs w:val="24"/>
-        </w:rPr>
-        <w:t>Т</w:t>
-      </w:r>
-      <w:r>
-        <w:rPr>
-          <w:rFonts w:ascii="Times New Roman" w:hAnsi="Times New Roman" w:cs="Times New Roman"/>
-          <w:color w:val="000000"/>
-          <w:sz w:val="24"/>
-          <w:szCs w:val="24"/>
-        </w:rPr>
-        <w:t xml:space="preserve">ебе Богом і людиною,* що в </w:t>
-      </w:r>
-      <w:r>
-        <w:rPr>
-          <w:rFonts w:ascii="Times New Roman" w:hAnsi="Times New Roman" w:cs="Times New Roman"/>
-          <w:sz w:val="24"/>
-          <w:szCs w:val="24"/>
-        </w:rPr>
-        <w:t>С</w:t>
-      </w:r>
-      <w:r>
-        <w:rPr>
-          <w:rFonts w:ascii="Times New Roman" w:hAnsi="Times New Roman" w:cs="Times New Roman"/>
-          <w:color w:val="000000"/>
-          <w:sz w:val="24"/>
-          <w:szCs w:val="24"/>
-        </w:rPr>
-        <w:t>обі поєднав дві природи й двоє діянь.</w:t>
+        <w:t>За́для І́мени Твого́ наді́юсь на Те́бе, Го́споди, наді́ється душа́ моя́ на сло́во Твоє́;* наді́ється душа́ моя́ на Го́спода.</w:t>
+      </w:r>
+    </w:p>
+    <w:p>
+      <w:pPr>
+        <w:spacing w:after="120"/>
+        <w:rPr>
+          <w:rFonts w:ascii="Times New Roman" w:hAnsi="Times New Roman" w:cs="Times New Roman"/>
+          <w:sz w:val="24"/>
+          <w:szCs w:val="24"/>
+        </w:rPr>
+      </w:pPr>
+      <w:r>
+        <w:rPr>
+          <w:rFonts w:ascii="Times New Roman" w:hAnsi="Times New Roman" w:cs="Times New Roman"/>
+          <w:i/>
+          <w:color w:val="FF0000"/>
+          <w:sz w:val="24"/>
+          <w:szCs w:val="24"/>
+        </w:rPr>
+        <w:t>(г. 4, подібний: Як хороброго):</w:t>
+      </w:r>
+      <w:r>
+        <w:rPr>
+          <w:rFonts w:ascii="Times New Roman" w:hAnsi="Times New Roman" w:cs="Times New Roman"/>
+          <w:sz w:val="24"/>
+          <w:szCs w:val="24"/>
+        </w:rPr>
+        <w:t xml:space="preserve"> Трости́ною благода́ті* із глибини́ марновірства* ви́тягнув ти сме́ртних, подивугідний,* підкоря́ючись, Я́кове,* повелінням Учи́теля,* що у всьо́му просвіти́в твій ро́зум,* і апо́столом, і свяще́нним Богомо́вцем* тебе́, всеблаже́нний, показа́в* свого́ непоясне́нного Божества́.</w:t>
       </w:r>
     </w:p>
     <w:p>
@@ -3759,7 +3424,55 @@
           <w:szCs w:val="24"/>
           <w:u w:val="single"/>
         </w:rPr>
-        <w:t>За́для І́мени Твого́ наді́юсь на Те́бе, Го́споди, наді́ється душа́ моя́ на сло́во Твоє́;* н</w:t>
+        <w:t>Від ра́нньої сторо́жі до но́чі від ра́нньої сторо́жі* неха́й упова́є Ізра́їль на Го́спода.</w:t>
+      </w:r>
+    </w:p>
+    <w:p>
+      <w:pPr>
+        <w:spacing w:after="120"/>
+        <w:rPr>
+          <w:rFonts w:ascii="Times New Roman" w:hAnsi="Times New Roman" w:cs="Times New Roman"/>
+          <w:sz w:val="24"/>
+          <w:szCs w:val="24"/>
+        </w:rPr>
+      </w:pPr>
+      <w:r>
+        <w:rPr>
+          <w:rFonts w:ascii="Times New Roman" w:hAnsi="Times New Roman" w:cs="Times New Roman"/>
+          <w:sz w:val="24"/>
+          <w:szCs w:val="24"/>
+        </w:rPr>
+        <w:t>Трости́ною благода́ті* із глибини́ марновірства* ви́тягнув ти сме́ртних, подивугідний,* підкоря́ючись, Я́кове,* повелінням Учи́теля,* що у всьо́му просвіти́в твій ро́зум,* і апо́столом, і свяще́нним Богомо́вцем* тебе́, всеблаже́нний, показа́в* свого́ непоясне́нного Божества́.</w:t>
+      </w:r>
+    </w:p>
+    <w:p>
+      <w:pPr>
+        <w:spacing w:after="120"/>
+        <w:jc w:val="both"/>
+        <w:rPr>
+          <w:rFonts w:ascii="Times New Roman" w:hAnsi="Times New Roman" w:cs="Times New Roman"/>
+          <w:sz w:val="24"/>
+          <w:szCs w:val="24"/>
+        </w:rPr>
+      </w:pPr>
+      <w:r>
+        <w:rPr>
+          <w:rFonts w:ascii="Times New Roman" w:hAnsi="Times New Roman" w:cs="Times New Roman"/>
+          <w:i/>
+          <w:color w:val="FF0000"/>
+          <w:sz w:val="24"/>
+          <w:szCs w:val="24"/>
+        </w:rPr>
+        <w:t>Стих:</w:t>
+      </w:r>
+      <w:r>
+        <w:rPr>
+          <w:rFonts w:ascii="Times New Roman" w:hAnsi="Times New Roman" w:cs="Times New Roman"/>
+          <w:i/>
+          <w:sz w:val="24"/>
+          <w:szCs w:val="24"/>
+        </w:rPr>
+        <w:t xml:space="preserve"> </w:t>
       </w:r>
       <w:r>
         <w:rPr>
@@ -3768,43 +3481,50 @@
           <w:szCs w:val="24"/>
           <w:u w:val="single"/>
         </w:rPr>
-        <w:t>аді́ється душа́ моя́ на Го́спода.</w:t>
-      </w:r>
-    </w:p>
-    <w:p>
-      <w:pPr>
-        <w:spacing w:after="120"/>
-        <w:rPr>
-          <w:rFonts w:ascii="Times New Roman" w:hAnsi="Times New Roman" w:cs="Times New Roman"/>
-          <w:sz w:val="24"/>
-          <w:szCs w:val="24"/>
-        </w:rPr>
-      </w:pPr>
-      <w:r>
-        <w:rPr>
-          <w:rFonts w:ascii="Times New Roman" w:hAnsi="Times New Roman" w:cs="Times New Roman"/>
-          <w:i/>
-          <w:color w:val="FF0000"/>
-          <w:sz w:val="24"/>
-          <w:szCs w:val="24"/>
-        </w:rPr>
-        <w:t>(г. 4, подібний: Як хороброго):</w:t>
-      </w:r>
-      <w:r>
-        <w:rPr>
-          <w:rFonts w:ascii="Times New Roman" w:hAnsi="Times New Roman" w:cs="Times New Roman"/>
-          <w:sz w:val="24"/>
-          <w:szCs w:val="24"/>
-        </w:rPr>
-        <w:t xml:space="preserve"> Трости́ною благода́ті* із глибини́ марновірства* ви́тягнув ти сме́ртних, подивугідний,* підкоря́ючись, Я́кове,* повелінням Учи́теля,* що у всьо́му просвіти́в твій ро́зум,* і апо́столом, і св</w:t>
-      </w:r>
-      <w:r>
-        <w:rPr>
-          <w:rFonts w:ascii="Times New Roman" w:hAnsi="Times New Roman" w:cs="Times New Roman"/>
-          <w:sz w:val="24"/>
-          <w:szCs w:val="24"/>
-        </w:rPr>
-        <w:t>яще́нним Богомо́вцем* тебе́, всеблаже́нний, показа́в* свого́ непоясне́нного Божества́.</w:t>
+        <w:t>Бо в Го́спода ми́лість і відку́плення вели́ке в Ньо́го;* Він ви́зволить Ізра́їля від усьо́го беззако́ння його́.</w:t>
+      </w:r>
+    </w:p>
+    <w:p>
+      <w:pPr>
+        <w:spacing w:after="120"/>
+        <w:rPr>
+          <w:rFonts w:ascii="Times New Roman" w:hAnsi="Times New Roman" w:cs="Times New Roman"/>
+          <w:sz w:val="24"/>
+          <w:szCs w:val="24"/>
+        </w:rPr>
+      </w:pPr>
+      <w:r>
+        <w:rPr>
+          <w:rFonts w:ascii="Times New Roman" w:hAnsi="Times New Roman" w:cs="Times New Roman"/>
+          <w:sz w:val="24"/>
+          <w:szCs w:val="24"/>
+        </w:rPr>
+        <w:t>Ду́ха ося́яння* на те́бе зійшло́ у вогне́нному ви́гляді* і тебе́, блаже́нний,* Боже́ственним вмісти́лищем учини́ло,* зда́тним невто́мно проганя́ти млу безбо́жжя* і світ просвіща́ти* світлом усему́дрих твоїх слів,* тайномо́вцю, апо́столів ве́рше,* Христа́ самови́дцю Я́кове.</w:t>
+      </w:r>
+    </w:p>
+    <w:p>
+      <w:pPr>
+        <w:spacing w:after="120"/>
+        <w:jc w:val="center"/>
+        <w:rPr>
+          <w:rFonts w:ascii="Times New Roman" w:hAnsi="Times New Roman" w:cs="Times New Roman"/>
+          <w:b/>
+          <w:i/>
+          <w:color w:val="FF0000"/>
+          <w:sz w:val="24"/>
+          <w:szCs w:val="24"/>
+        </w:rPr>
+      </w:pPr>
+      <w:r>
+        <w:rPr>
+          <w:rFonts w:ascii="Times New Roman" w:hAnsi="Times New Roman" w:cs="Times New Roman"/>
+          <w:b/>
+          <w:i/>
+          <w:color w:val="FF0000"/>
+          <w:sz w:val="24"/>
+          <w:szCs w:val="24"/>
+        </w:rPr>
+        <w:t>Псалом 116</w:t>
       </w:r>
     </w:p>
     <w:p>
@@ -3843,33 +3563,25 @@
           <w:szCs w:val="24"/>
           <w:u w:val="single"/>
         </w:rPr>
-        <w:t>Від ра́нньої сторо́жі до но́чі від ра́нньої сторо́жі* неха́й упова́є Ізра́їль на Го́спода.</w:t>
-      </w:r>
-    </w:p>
-    <w:p>
-      <w:pPr>
-        <w:spacing w:after="120"/>
-        <w:rPr>
-          <w:rFonts w:ascii="Times New Roman" w:hAnsi="Times New Roman" w:cs="Times New Roman"/>
-          <w:sz w:val="24"/>
-          <w:szCs w:val="24"/>
-        </w:rPr>
-      </w:pPr>
-      <w:r>
-        <w:rPr>
-          <w:rFonts w:ascii="Times New Roman" w:hAnsi="Times New Roman" w:cs="Times New Roman"/>
-          <w:sz w:val="24"/>
-          <w:szCs w:val="24"/>
-        </w:rPr>
-        <w:t>Трости́ною благода́ті* із глибини́ марновірства* ви́тягнув ти сме́ртних,</w:t>
-      </w:r>
-      <w:r>
-        <w:rPr>
-          <w:rFonts w:ascii="Times New Roman" w:hAnsi="Times New Roman" w:cs="Times New Roman"/>
-          <w:sz w:val="24"/>
-          <w:szCs w:val="24"/>
-        </w:rPr>
-        <w:t xml:space="preserve"> подивугідний,* підкоря́ючись, Я́кове,* повелінням Учи́теля,* що у всьо́му просвіти́в твій ро́зум,* і апо́столом, і свяще́нним Богомо́вцем* тебе́, всеблаже́нний, показа́в* свого́ непоясне́нного Божества́.</w:t>
+        <w:t>Хвалі́те Го́спода всі наро́ди!* Прославля́йте Його́ всі лю́ди!</w:t>
+      </w:r>
+    </w:p>
+    <w:p>
+      <w:pPr>
+        <w:spacing w:after="120"/>
+        <w:rPr>
+          <w:rFonts w:ascii="Times New Roman" w:hAnsi="Times New Roman" w:cs="Times New Roman"/>
+          <w:sz w:val="24"/>
+          <w:szCs w:val="24"/>
+        </w:rPr>
+      </w:pPr>
+      <w:r>
+        <w:rPr>
+          <w:rFonts w:ascii="Times New Roman" w:hAnsi="Times New Roman" w:cs="Times New Roman"/>
+          <w:sz w:val="24"/>
+          <w:szCs w:val="24"/>
+        </w:rPr>
+        <w:t>Ду́ха ося́яння* на те́бе зійшло́ у вогне́нному ви́гляді* і тебе́, блаже́нний,* Боже́ственним вмісти́лищем учини́ло,* зда́тним невто́мно проганя́ти млу безбо́жжя* і світ просвіща́ти* світлом усему́дрих твоїх слів,* тайномо́вцю, апо́столів ве́рше,* Христа́ самови́дцю Я́кове.</w:t>
       </w:r>
     </w:p>
     <w:p>
@@ -3908,44 +3620,79 @@
           <w:szCs w:val="24"/>
           <w:u w:val="single"/>
         </w:rPr>
-        <w:t>Бо в Го́спода ми́лість і відку́плення вели́ке в Ньо́го;* Він ви́зволить Ізра́їля від усьо́го беззако́ння його́.</w:t>
-      </w:r>
-    </w:p>
-    <w:p>
-      <w:pPr>
-        <w:spacing w:after="120"/>
-        <w:rPr>
-          <w:rFonts w:ascii="Times New Roman" w:hAnsi="Times New Roman" w:cs="Times New Roman"/>
-          <w:sz w:val="24"/>
-          <w:szCs w:val="24"/>
-        </w:rPr>
-      </w:pPr>
-      <w:r>
-        <w:rPr>
-          <w:rFonts w:ascii="Times New Roman" w:hAnsi="Times New Roman" w:cs="Times New Roman"/>
-          <w:sz w:val="24"/>
-          <w:szCs w:val="24"/>
-        </w:rPr>
-        <w:t>Ду́ха ося́яння* на те́бе зійшло́ у вогне́нному ви́гляді* і тебе́, блаже́нний,* Боже́ственним вмісти́лищем учини́ло,* зда́тним невто́мно проганя́</w:t>
-      </w:r>
-      <w:r>
-        <w:rPr>
-          <w:rFonts w:ascii="Times New Roman" w:hAnsi="Times New Roman" w:cs="Times New Roman"/>
-          <w:sz w:val="24"/>
-          <w:szCs w:val="24"/>
-        </w:rPr>
-        <w:t>ти млу безбо́жжя* і світ просвіща́ти* світлом усему́дрих твоїх слів,* тайномо́вцю, апо́столів ве́рше,* Христа́ самови́дцю Я́кове.</w:t>
-      </w:r>
-    </w:p>
-    <w:p>
-      <w:pPr>
-        <w:spacing w:after="120"/>
-        <w:jc w:val="center"/>
+        <w:t>Вели́ке бо до нас Його́ милосе́рдя,* і ві́рність Го́спода пові́ки.</w:t>
+      </w:r>
+    </w:p>
+    <w:p>
+      <w:pPr>
+        <w:spacing w:after="120"/>
+        <w:rPr>
+          <w:rFonts w:ascii="Times New Roman" w:hAnsi="Times New Roman" w:cs="Times New Roman"/>
+          <w:sz w:val="24"/>
+          <w:szCs w:val="24"/>
+        </w:rPr>
+      </w:pPr>
+      <w:r>
+        <w:rPr>
+          <w:rFonts w:ascii="Times New Roman" w:hAnsi="Times New Roman" w:cs="Times New Roman"/>
+          <w:sz w:val="24"/>
+          <w:szCs w:val="24"/>
+        </w:rPr>
+        <w:t>Блискави́цями проповідування* просвіти́вши, сла́вний,* тих, що спа́ли в те́мряві невідання,* ти показа́в їх, Я́кове,* сина́ми Влади́ки і Бо́га че́рез віру;* ревнува́в же і Його́ стражда́нню та сме́рті,* і сла́ви Його́ став спадкоє́мцем,* як му́дрий і Богомо́вний,* як у́чень істинний.</w:t>
+      </w:r>
+    </w:p>
+    <w:p>
+      <w:pPr>
+        <w:spacing w:after="120"/>
+        <w:rPr>
+          <w:rFonts w:ascii="Times New Roman" w:hAnsi="Times New Roman" w:cs="Times New Roman"/>
+          <w:sz w:val="24"/>
+          <w:szCs w:val="24"/>
+        </w:rPr>
+      </w:pPr>
+      <w:r>
         <w:rPr>
           <w:rFonts w:ascii="Times New Roman" w:hAnsi="Times New Roman" w:cs="Times New Roman"/>
           <w:b/>
-          <w:i/>
-          <w:color w:val="FF0000"/>
+          <w:sz w:val="24"/>
+          <w:szCs w:val="24"/>
+        </w:rPr>
+        <w:t>Слава:</w:t>
+      </w:r>
+      <w:r>
+        <w:rPr>
+          <w:rFonts w:ascii="Times New Roman" w:hAnsi="Times New Roman" w:cs="Times New Roman"/>
+          <w:sz w:val="24"/>
+          <w:szCs w:val="24"/>
+        </w:rPr>
+        <w:t xml:space="preserve"> </w:t>
+      </w:r>
+      <w:r>
+        <w:rPr>
+          <w:rFonts w:ascii="Times New Roman" w:hAnsi="Times New Roman" w:cs="Times New Roman"/>
+          <w:i/>
+          <w:color w:val="FF0000"/>
+          <w:sz w:val="24"/>
+          <w:szCs w:val="24"/>
+        </w:rPr>
+        <w:t xml:space="preserve">(г. 8): </w:t>
+      </w:r>
+      <w:r>
+        <w:rPr>
+          <w:rFonts w:ascii="Times New Roman" w:hAnsi="Times New Roman" w:cs="Times New Roman"/>
+          <w:sz w:val="24"/>
+          <w:szCs w:val="24"/>
+        </w:rPr>
+        <w:t>Прийдіте, Небесного таїнства проповідника* і тлумача Євангелія* псалмічними піснеспівами Якова всі восхвалімо;* він бо явився рікою мисленного Раю,* душевні борозни небесними дощами напуваючи* і плодоносними їх показуючи Христу Богові,* що подає всім його молитвами* очищення, і просвічення,* і велику милість.</w:t>
+      </w:r>
+    </w:p>
+    <w:p>
+      <w:pPr>
+        <w:spacing w:after="120"/>
+        <w:jc w:val="both"/>
+        <w:rPr>
+          <w:rFonts w:ascii="Times New Roman" w:hAnsi="Times New Roman" w:cs="Times New Roman"/>
+          <w:color w:val="000000"/>
           <w:sz w:val="24"/>
           <w:szCs w:val="24"/>
         </w:rPr>
@@ -3954,230 +3701,6 @@
         <w:rPr>
           <w:rFonts w:ascii="Times New Roman" w:hAnsi="Times New Roman" w:cs="Times New Roman"/>
           <w:b/>
-          <w:i/>
-          <w:color w:val="FF0000"/>
-          <w:sz w:val="24"/>
-          <w:szCs w:val="24"/>
-        </w:rPr>
-        <w:t>Псалом 116</w:t>
-      </w:r>
-    </w:p>
-    <w:p>
-      <w:pPr>
-        <w:spacing w:after="120"/>
-        <w:jc w:val="both"/>
-        <w:rPr>
-          <w:rFonts w:ascii="Times New Roman" w:hAnsi="Times New Roman" w:cs="Times New Roman"/>
-          <w:sz w:val="24"/>
-          <w:szCs w:val="24"/>
-        </w:rPr>
-      </w:pPr>
-      <w:r>
-        <w:rPr>
-          <w:rFonts w:ascii="Times New Roman" w:hAnsi="Times New Roman" w:cs="Times New Roman"/>
-          <w:i/>
-          <w:color w:val="FF0000"/>
-          <w:sz w:val="24"/>
-          <w:szCs w:val="24"/>
-        </w:rPr>
-        <w:t>Стих:</w:t>
-      </w:r>
-      <w:r>
-        <w:rPr>
-          <w:rFonts w:ascii="Times New Roman" w:hAnsi="Times New Roman" w:cs="Times New Roman"/>
-          <w:i/>
-          <w:sz w:val="24"/>
-          <w:szCs w:val="24"/>
-        </w:rPr>
-        <w:t xml:space="preserve"> </w:t>
-      </w:r>
-      <w:r>
-        <w:rPr>
-          <w:rFonts w:ascii="Times New Roman" w:hAnsi="Times New Roman" w:cs="Times New Roman"/>
-          <w:sz w:val="24"/>
-          <w:szCs w:val="24"/>
-          <w:u w:val="single"/>
-        </w:rPr>
-        <w:t>Хвалі́те Го́спода всі наро́ди!* Прославля́йте Його́ всі лю́ди!</w:t>
-      </w:r>
-    </w:p>
-    <w:p>
-      <w:pPr>
-        <w:spacing w:after="120"/>
-        <w:rPr>
-          <w:rFonts w:ascii="Times New Roman" w:hAnsi="Times New Roman" w:cs="Times New Roman"/>
-          <w:sz w:val="24"/>
-          <w:szCs w:val="24"/>
-        </w:rPr>
-      </w:pPr>
-      <w:r>
-        <w:rPr>
-          <w:rFonts w:ascii="Times New Roman" w:hAnsi="Times New Roman" w:cs="Times New Roman"/>
-          <w:sz w:val="24"/>
-          <w:szCs w:val="24"/>
-        </w:rPr>
-        <w:t>Ду́ха ося́яння* на те́бе зійшло́ у вогне́нному</w:t>
-      </w:r>
-      <w:r>
-        <w:rPr>
-          <w:rFonts w:ascii="Times New Roman" w:hAnsi="Times New Roman" w:cs="Times New Roman"/>
-          <w:sz w:val="24"/>
-          <w:szCs w:val="24"/>
-        </w:rPr>
-        <w:t xml:space="preserve"> ви́гляді* і тебе́, блаже́нний,* Боже́ственним вмісти́лищем учини́ло,* зда́тним невто́мно проганя́ти млу безбо́жжя* і світ просвіща́ти* світлом усему́дрих твоїх слів,* тайномо́вцю, апо́столів ве́рше,* Христа́ самови́дцю Я́кове.</w:t>
-      </w:r>
-    </w:p>
-    <w:p>
-      <w:pPr>
-        <w:spacing w:after="120"/>
-        <w:jc w:val="both"/>
-        <w:rPr>
-          <w:rFonts w:ascii="Times New Roman" w:hAnsi="Times New Roman" w:cs="Times New Roman"/>
-          <w:sz w:val="24"/>
-          <w:szCs w:val="24"/>
-        </w:rPr>
-      </w:pPr>
-      <w:r>
-        <w:rPr>
-          <w:rFonts w:ascii="Times New Roman" w:hAnsi="Times New Roman" w:cs="Times New Roman"/>
-          <w:i/>
-          <w:color w:val="FF0000"/>
-          <w:sz w:val="24"/>
-          <w:szCs w:val="24"/>
-        </w:rPr>
-        <w:t>Стих:</w:t>
-      </w:r>
-      <w:r>
-        <w:rPr>
-          <w:rFonts w:ascii="Times New Roman" w:hAnsi="Times New Roman" w:cs="Times New Roman"/>
-          <w:i/>
-          <w:sz w:val="24"/>
-          <w:szCs w:val="24"/>
-        </w:rPr>
-        <w:t xml:space="preserve"> </w:t>
-      </w:r>
-      <w:r>
-        <w:rPr>
-          <w:rFonts w:ascii="Times New Roman" w:hAnsi="Times New Roman" w:cs="Times New Roman"/>
-          <w:sz w:val="24"/>
-          <w:szCs w:val="24"/>
-          <w:u w:val="single"/>
-        </w:rPr>
-        <w:t>Вели́ке бо до нас Його</w:t>
-      </w:r>
-      <w:r>
-        <w:rPr>
-          <w:rFonts w:ascii="Times New Roman" w:hAnsi="Times New Roman" w:cs="Times New Roman"/>
-          <w:sz w:val="24"/>
-          <w:szCs w:val="24"/>
-          <w:u w:val="single"/>
-        </w:rPr>
-        <w:t>́ милосе́рдя,* і ві́рність Го́спода пові́ки.</w:t>
-      </w:r>
-    </w:p>
-    <w:p>
-      <w:pPr>
-        <w:spacing w:after="120"/>
-        <w:rPr>
-          <w:rFonts w:ascii="Times New Roman" w:hAnsi="Times New Roman" w:cs="Times New Roman"/>
-          <w:sz w:val="24"/>
-          <w:szCs w:val="24"/>
-        </w:rPr>
-      </w:pPr>
-      <w:r>
-        <w:rPr>
-          <w:rFonts w:ascii="Times New Roman" w:hAnsi="Times New Roman" w:cs="Times New Roman"/>
-          <w:sz w:val="24"/>
-          <w:szCs w:val="24"/>
-        </w:rPr>
-        <w:t>Блискави́цями проповідування* просвіти́вши, сла́вний,* тих, що спа́ли в те́мряві невідання,* ти показа́в їх, Я́кове,* сина́ми Влади́ки і Бо́га че́рез віру;* ревнува́в же і Його́ стражда́нню та сме́рті,* і сла́ви</w:t>
-      </w:r>
-      <w:r>
-        <w:rPr>
-          <w:rFonts w:ascii="Times New Roman" w:hAnsi="Times New Roman" w:cs="Times New Roman"/>
-          <w:sz w:val="24"/>
-          <w:szCs w:val="24"/>
-        </w:rPr>
-        <w:t xml:space="preserve"> Його́ став спадкоє́мцем,* як му́дрий і Богомо́вний,* як у́чень істинний.</w:t>
-      </w:r>
-    </w:p>
-    <w:p>
-      <w:pPr>
-        <w:spacing w:after="120"/>
-        <w:rPr>
-          <w:rFonts w:ascii="Times New Roman" w:hAnsi="Times New Roman" w:cs="Times New Roman"/>
-          <w:sz w:val="24"/>
-          <w:szCs w:val="24"/>
-        </w:rPr>
-      </w:pPr>
-      <w:r>
-        <w:rPr>
-          <w:rFonts w:ascii="Times New Roman" w:hAnsi="Times New Roman" w:cs="Times New Roman"/>
-          <w:b/>
-          <w:sz w:val="24"/>
-          <w:szCs w:val="24"/>
-        </w:rPr>
-        <w:t>Слава:</w:t>
-      </w:r>
-      <w:r>
-        <w:rPr>
-          <w:rFonts w:ascii="Times New Roman" w:hAnsi="Times New Roman" w:cs="Times New Roman"/>
-          <w:sz w:val="24"/>
-          <w:szCs w:val="24"/>
-        </w:rPr>
-        <w:t xml:space="preserve"> </w:t>
-      </w:r>
-      <w:r>
-        <w:rPr>
-          <w:rFonts w:ascii="Times New Roman" w:hAnsi="Times New Roman" w:cs="Times New Roman"/>
-          <w:i/>
-          <w:color w:val="FF0000"/>
-          <w:sz w:val="24"/>
-          <w:szCs w:val="24"/>
-        </w:rPr>
-        <w:t xml:space="preserve">(г. 8): </w:t>
-      </w:r>
-      <w:r>
-        <w:rPr>
-          <w:rFonts w:ascii="Times New Roman" w:hAnsi="Times New Roman" w:cs="Times New Roman"/>
-          <w:sz w:val="24"/>
-          <w:szCs w:val="24"/>
-        </w:rPr>
-        <w:t xml:space="preserve">Прийдіте, Небесного таїнства проповідника* і тлумача Євангелія* псалмічними піснеспівами Якова всі восхвалімо;* він бо явився рікою мисленного Раю,* </w:t>
-      </w:r>
-      <w:r>
-        <w:rPr>
-          <w:rFonts w:ascii="Times New Roman" w:hAnsi="Times New Roman" w:cs="Times New Roman"/>
-          <w:sz w:val="24"/>
-          <w:szCs w:val="24"/>
-        </w:rPr>
-        <w:lastRenderedPageBreak/>
-        <w:t>душевні борозни не</w:t>
-      </w:r>
-      <w:r>
-        <w:rPr>
-          <w:rFonts w:ascii="Times New Roman" w:hAnsi="Times New Roman" w:cs="Times New Roman"/>
-          <w:sz w:val="24"/>
-          <w:szCs w:val="24"/>
-        </w:rPr>
-        <w:t>бесними дощами напуваючи* і плодоносними їх показуючи Христу Богові,* що подає всім його молитвами* очищення, і просвічення,* і велику милість.</w:t>
-      </w:r>
-    </w:p>
-    <w:p>
-      <w:pPr>
-        <w:spacing w:after="120"/>
-        <w:jc w:val="both"/>
-        <w:rPr>
-          <w:rFonts w:ascii="Times New Roman" w:hAnsi="Times New Roman" w:cs="Times New Roman"/>
-          <w:color w:val="000000"/>
-          <w:sz w:val="24"/>
-          <w:szCs w:val="24"/>
-        </w:rPr>
-      </w:pPr>
-      <w:r>
-        <w:rPr>
-          <w:rFonts w:ascii="Times New Roman" w:hAnsi="Times New Roman" w:cs="Times New Roman"/>
-          <w:b/>
           <w:sz w:val="24"/>
           <w:szCs w:val="24"/>
         </w:rPr>
@@ -4200,25 +3723,7 @@
           <w:sz w:val="24"/>
           <w:szCs w:val="24"/>
         </w:rPr>
-        <w:t> В осяйнім блиску свого божества прийшов ти. Господи, крізь замкнені двері між зібраних учнів,* ві</w:t>
-      </w:r>
-      <w:r>
-        <w:rPr>
-          <w:rFonts w:ascii="Times New Roman" w:hAnsi="Times New Roman" w:cs="Times New Roman"/>
-          <w:color w:val="000000"/>
-          <w:sz w:val="24"/>
-          <w:szCs w:val="24"/>
-        </w:rPr>
-        <w:t>дслонив свій бік, виявляючи виразки ран своїх рук і ніг.* Визволяючи їх від скорботи й журби,* ясно ти проголосив:* Друзі! Я не дух, але маю це тіло, яке ви бачите.* А учневі, що мав сумніви,* ти великодушно звелів себе діткнути, кажучи йому:* Перевір усе,</w:t>
-      </w:r>
-      <w:r>
-        <w:rPr>
-          <w:rFonts w:ascii="Times New Roman" w:hAnsi="Times New Roman" w:cs="Times New Roman"/>
-          <w:color w:val="000000"/>
-          <w:sz w:val="24"/>
-          <w:szCs w:val="24"/>
-        </w:rPr>
-        <w:t xml:space="preserve"> іди, і вже більше не сумнівайся!* Він же, рукою відчувши твою подвійну природу,* порушений вірою, з острахом закликав: Господь мій і Бог мій! Слава тобі!</w:t>
+        <w:t> В осяйнім блиску свого божества прийшов ти. Господи, крізь замкнені двері між зібраних учнів,* відслонив свій бік, виявляючи виразки ран своїх рук і ніг.* Визволяючи їх від скорботи й журби,* ясно ти проголосив:* Друзі! Я не дух, але маю це тіло, яке ви бачите.* А учневі, що мав сумніви,* ти великодушно звелів себе діткнути, кажучи йому:* Перевір усе, іди, і вже більше не сумнівайся!* Він же, рукою відчувши твою подвійну природу,* порушений вірою, з острахом закликав: Господь мій і Бог мій! Слава тобі!</w:t>
       </w:r>
     </w:p>
     <w:p>
@@ -4333,15 +3838,7 @@
           <w:sz w:val="24"/>
           <w:szCs w:val="24"/>
         </w:rPr>
-        <w:t>Сві́тло ти́хе свято́ї сла́ви безсме́ртного Отця́ небе́сного, свято́го, блаже́нного, Ісу́се Хри́сте, дожи́вши до за́ходу со́нця, ба́чивши сві́тло вечі́рнє, сла́вимо Отця́, і Си́на, і Свято́го Ду́ха – Бо́га. Досто́йно є повсякча́с прославля́ти Тебе́ голоса́м</w:t>
-      </w:r>
-      <w:r>
-        <w:rPr>
-          <w:rFonts w:ascii="Times New Roman" w:hAnsi="Times New Roman" w:cs="Times New Roman"/>
-          <w:sz w:val="24"/>
-          <w:szCs w:val="24"/>
-        </w:rPr>
-        <w:t>и побо́жними, Си́ну Бо́жий, що життя́ дає́ш усьому́ сві́ту, тому́ світ уве́сь сла́вить Тебе́.</w:t>
+        <w:t>Сві́тло ти́хе свято́ї сла́ви безсме́ртного Отця́ небе́сного, свято́го, блаже́нного, Ісу́се Хри́сте, дожи́вши до за́ходу со́нця, ба́чивши сві́тло вечі́рнє, сла́вимо Отця́, і Си́на, і Свято́го Ду́ха – Бо́га. Досто́йно є повсякча́с прославля́ти Тебе́ голоса́ми побо́жними, Си́ну Бо́жий, що життя́ дає́ш усьому́ сві́ту, тому́ світ уве́сь сла́вить Тебе́.</w:t>
       </w:r>
     </w:p>
     <w:p>
@@ -4428,6 +3925,7 @@
           <w:b/>
           <w:i/>
           <w:color w:val="FF0000"/>
+          <w:sz w:val="24"/>
         </w:rPr>
         <w:t>Прокімен</w:t>
       </w:r>
@@ -4549,6 +4047,7 @@
           <w:b/>
           <w:i/>
           <w:color w:val="FF0000"/>
+          <w:sz w:val="24"/>
         </w:rPr>
         <w:t>Читання</w:t>
       </w:r>
@@ -4691,43 +4190,11 @@
       </w:r>
       <w:r>
         <w:rPr>
-          <w:rFonts w:ascii="Times New Roman" w:eastAsia="Gungsuh" w:hAnsi="Times New Roman" w:cs="Times New Roman"/>
-          <w:sz w:val="24"/>
-          <w:szCs w:val="24"/>
-        </w:rPr>
-        <w:t>Яків, слуга Бога й Господа Ісуса Христа, дванадцятьом поколінням, що у розсіянні, привіт! Уважайте за найвищу радість, мої брати, коли підлягаєте різноманітним спокусам. Ви знаєте, що іспит вашої віри виробляє витривалість, за витривалістю ж нехай слідом і</w:t>
-      </w:r>
-      <w:r>
-        <w:rPr>
-          <w:rFonts w:ascii="Times New Roman" w:eastAsia="Gungsuh" w:hAnsi="Times New Roman" w:cs="Times New Roman"/>
-          <w:sz w:val="24"/>
-          <w:szCs w:val="24"/>
-        </w:rPr>
-        <w:t>де чин досконалий, щоб ви були досконалі та бездоганні й щоб нічого вам не бракувало. Коли ж комусь із вас мудрости бракує, нехай просить у Бога, який дає всім щедро й за це не докоряє, і вона йому дасться. Тільки ж хай просить із вірою, без жадного ваганн</w:t>
-      </w:r>
-      <w:r>
-        <w:rPr>
-          <w:rFonts w:ascii="Times New Roman" w:eastAsia="Gungsuh" w:hAnsi="Times New Roman" w:cs="Times New Roman"/>
-          <w:sz w:val="24"/>
-          <w:szCs w:val="24"/>
-        </w:rPr>
-        <w:t>я; бо хто вагається, той подібний до морської хвилі, що її здіймає і коливає на всі боки вітер. Така людина нехай собі не уявляє, що прийме щось від Господа; − людина з подвійною душею, непостійна у всіх своїх дорогах. Хай брат низького стану хвалиться сво</w:t>
-      </w:r>
-      <w:r>
-        <w:rPr>
-          <w:rFonts w:ascii="Times New Roman" w:eastAsia="Gungsuh" w:hAnsi="Times New Roman" w:cs="Times New Roman"/>
-          <w:sz w:val="24"/>
-          <w:szCs w:val="24"/>
-        </w:rPr>
-        <w:t>їм вивищенням, а багатий − пониженням своїм, бо й він промине так, мов цвіт трави. Зійшло бо пекуче сонце й траву висушило, і цвіт її впав, і краса виду її зникла. Так і багатий у своїх заходах зів'яне. Блаженний чоловік, що перетриває пробу, бо він, як бу</w:t>
-      </w:r>
-      <w:r>
-        <w:rPr>
-          <w:rFonts w:ascii="Times New Roman" w:eastAsia="Gungsuh" w:hAnsi="Times New Roman" w:cs="Times New Roman"/>
-          <w:sz w:val="24"/>
-          <w:szCs w:val="24"/>
-        </w:rPr>
-        <w:t>де випробуваний, дістане вінець життя, що Господь обіцяв тим, які його люблять.</w:t>
+          <w:rFonts w:ascii="Times New Roman" w:eastAsia="Gungsuh" w:hAnsi="Times New Roman" w:cs="Gungsuh"/>
+          <w:sz w:val="24"/>
+          <w:szCs w:val="24"/>
+        </w:rPr>
+        <w:t>Яків, слуга Бога й Господа Ісуса Христа, дванадцятьом поколінням, що у розсіянні, привіт! Уважайте за найвищу радість, мої брати, коли підлягаєте різноманітним спокусам. Ви знаєте, що іспит вашої віри виробляє витривалість, за витривалістю ж нехай слідом іде чин досконалий, щоб ви були досконалі та бездоганні й щоб нічого вам не бракувало. Коли ж комусь із вас мудрости бракує, нехай просить у Бога, який дає всім щедро й за це не докоряє, і вона йому дасться. Тільки ж хай просить із вірою, без жадного вагання; бо хто вагається, той подібний до морської хвилі, що її здіймає і коливає на всі боки вітер. Така людина нехай собі не уявляє, що прийме щось від Господа; − людина з подвійною душею, непостійна у всіх своїх дорогах. Хай брат низького стану хвалиться своїм вивищенням, а багатий − пониженням своїм, бо й він промине так, мов цвіт трави. Зійшло бо пекуче сонце й траву висушило, і цвіт її впав, і краса виду її зникла. Так і багатий у своїх заходах зів'яне. Блаженний чоловік, що перетриває пробу, бо він, як буде випробуваний, дістане вінець життя, що Господь обіцяв тим, які його люблять.</w:t>
       </w:r>
       <w:r>
         <w:rPr>
@@ -4834,7 +4301,6 @@
           <w:sz w:val="24"/>
           <w:szCs w:val="24"/>
         </w:rPr>
-        <w:lastRenderedPageBreak/>
         <w:t>Диякон:</w:t>
       </w:r>
       <w:r>
@@ -4879,59 +4345,11 @@
       </w:r>
       <w:r>
         <w:rPr>
-          <w:rFonts w:ascii="Times New Roman" w:eastAsia="Gungsuh" w:hAnsi="Times New Roman" w:cs="Times New Roman"/>
-          <w:sz w:val="24"/>
-          <w:szCs w:val="24"/>
-        </w:rPr>
-        <w:t>Ніхто спокушуваний нехай не каже: Бог мене спокушає; бо Бог не мож</w:t>
-      </w:r>
-      <w:r>
-        <w:rPr>
-          <w:rFonts w:ascii="Times New Roman" w:eastAsia="Gungsuh" w:hAnsi="Times New Roman" w:cs="Times New Roman"/>
-          <w:sz w:val="24"/>
-          <w:szCs w:val="24"/>
-        </w:rPr>
-        <w:t>е бути спокушуваний злом, і сам він не спокушає нікого; кожний спокушається своєю власною пожадливістю, яка його притягає і зводить. А потім пожадливість, завагітнівши, породжує гріх; гріх же, здійснений, − породжує смерть. Не вводьте, мої любі брати, сами</w:t>
-      </w:r>
-      <w:r>
-        <w:rPr>
-          <w:rFonts w:ascii="Times New Roman" w:eastAsia="Gungsuh" w:hAnsi="Times New Roman" w:cs="Times New Roman"/>
-          <w:sz w:val="24"/>
-          <w:szCs w:val="24"/>
-        </w:rPr>
-        <w:t xml:space="preserve">х себе в оману. Всяке добре даяння й усякий досконалий дар згори сходить від Отця світла, в якого нема ані зміни, ані тіні переміни. Він забажав нас породити словом правди, щоб ми були немов первістками його створінь. Знайте, мої улюблені брати: хай кожен </w:t>
-      </w:r>
-      <w:r>
-        <w:rPr>
-          <w:rFonts w:ascii="Times New Roman" w:eastAsia="Gungsuh" w:hAnsi="Times New Roman" w:cs="Times New Roman"/>
-          <w:sz w:val="24"/>
-          <w:szCs w:val="24"/>
-        </w:rPr>
-        <w:t xml:space="preserve">буде скорий до слухання, повільний до говорення, непоквапний до гніву, бо гнів людини не чинить справедливости Божої. Тому, відкинувши всякий бруд та останок злоби, прийміть з покірністю посаджене слово, що може спасти ваші душі. Будьте виконавцями слова, </w:t>
-      </w:r>
-      <w:r>
-        <w:rPr>
-          <w:rFonts w:ascii="Times New Roman" w:eastAsia="Gungsuh" w:hAnsi="Times New Roman" w:cs="Times New Roman"/>
-          <w:sz w:val="24"/>
-          <w:szCs w:val="24"/>
-        </w:rPr>
-        <w:t>а не лише слухачами, самі себе обманюючи. Бо хто лише слухає слово, але його не чинить, той подібний до чоловіка, що розглядає у дзеркалі обличчя, яке має від природи: ледве поглянув на самого себе, відійшов і зараз же забув, який він. Хто ж пильно загляда</w:t>
-      </w:r>
-      <w:r>
-        <w:rPr>
-          <w:rFonts w:ascii="Times New Roman" w:eastAsia="Gungsuh" w:hAnsi="Times New Roman" w:cs="Times New Roman"/>
-          <w:sz w:val="24"/>
-          <w:szCs w:val="24"/>
-        </w:rPr>
-        <w:t>є в досконалий закон свободи й у ньому перебуває, − не як слухач-забудько, а як виконавець діла, − той щасливий у ділі своїм. Коли хтось уявляє собі, що він побожний, а не стримує язика, лиш обманює своє серце, побожність того марна. Чиста побожність і без</w:t>
-      </w:r>
-      <w:r>
-        <w:rPr>
-          <w:rFonts w:ascii="Times New Roman" w:eastAsia="Gungsuh" w:hAnsi="Times New Roman" w:cs="Times New Roman"/>
-          <w:sz w:val="24"/>
-          <w:szCs w:val="24"/>
-        </w:rPr>
-        <w:t>плямна перед Богом і Отцем ось у чому полягає: відвідувати сиріт та вдовиць у їхнім горі і чистим берегти себе від світу.</w:t>
+          <w:rFonts w:ascii="Times New Roman" w:eastAsia="Gungsuh" w:hAnsi="Times New Roman" w:cs="Gungsuh"/>
+          <w:sz w:val="24"/>
+          <w:szCs w:val="24"/>
+        </w:rPr>
+        <w:t>Ніхто спокушуваний нехай не каже: Бог мене спокушає; бо Бог не може бути спокушуваний злом, і сам він не спокушає нікого; кожний спокушається своєю власною пожадливістю, яка його притягає і зводить. А потім пожадливість, завагітнівши, породжує гріх; гріх же, здійснений, − породжує смерть. Не вводьте, мої любі брати, самих себе в оману. Всяке добре даяння й усякий досконалий дар згори сходить від Отця світла, в якого нема ані зміни, ані тіні переміни. Він забажав нас породити словом правди, щоб ми були немов первістками його створінь. Знайте, мої улюблені брати: хай кожен буде скорий до слухання, повільний до говорення, непоквапний до гніву, бо гнів людини не чинить справедливости Божої. Тому, відкинувши всякий бруд та останок злоби, прийміть з покірністю посаджене слово, що може спасти ваші душі. Будьте виконавцями слова, а не лише слухачами, самі себе обманюючи. Бо хто лише слухає слово, але його не чинить, той подібний до чоловіка, що розглядає у дзеркалі обличчя, яке має від природи: ледве поглянув на самого себе, відійшов і зараз же забув, який він. Хто ж пильно заглядає в досконалий закон свободи й у ньому перебуває, − не як слухач-забудько, а як виконавець діла, − той щасливий у ділі своїм. Коли хтось уявляє собі, що він побожний, а не стримує язика, лиш обманює своє серце, побожність того марна. Чиста побожність і безплямна перед Богом і Отцем ось у чому полягає: відвідувати сиріт та вдовиць у їхнім горі і чистим берегти себе від світу.</w:t>
       </w:r>
       <w:r>
         <w:rPr>
@@ -5082,51 +4500,11 @@
       </w:r>
       <w:r>
         <w:rPr>
-          <w:rFonts w:ascii="Times New Roman" w:eastAsia="Gungsuh" w:hAnsi="Times New Roman" w:cs="Times New Roman"/>
-          <w:sz w:val="24"/>
-          <w:szCs w:val="24"/>
-        </w:rPr>
-        <w:t>Брати мої, не зважаючи на особи, майте віру в Господа нашого, Ісуса Христа прославленого. Бо коли до вашого зібрання ввійде чоловік із золотим перснем, у пишних шатах, увійде і вбогий у брудній одежині, а ви глянете на того, що носить пишні шати, і скажете</w:t>
-      </w:r>
-      <w:r>
-        <w:rPr>
-          <w:rFonts w:ascii="Times New Roman" w:eastAsia="Gungsuh" w:hAnsi="Times New Roman" w:cs="Times New Roman"/>
-          <w:sz w:val="24"/>
-          <w:szCs w:val="24"/>
-        </w:rPr>
-        <w:t xml:space="preserve"> йому: «Ти сідай тут вигідно», а вбогому скажете: «Ти стань отам або сідай на моїм підніжку», − то хіба ви тим не утворюєте різниці між собою і не стаєте суддями з нікчемними думками? Слухайте, брати мої любі: Хіба не вбогих цього світу Бог вибрав як багат</w:t>
-      </w:r>
-      <w:r>
-        <w:rPr>
-          <w:rFonts w:ascii="Times New Roman" w:eastAsia="Gungsuh" w:hAnsi="Times New Roman" w:cs="Times New Roman"/>
-          <w:sz w:val="24"/>
-          <w:szCs w:val="24"/>
-        </w:rPr>
-        <w:t>их вірою і як наслідників Царства, що його він обіцяв тим, які його люблять? Ви ж зневажаєте вбогого! Хіба то не багаті вас гнітять і не вони тягнуть вас на судилища? Хіба то не вони ганьблять те гарне ім'я, яким називано вас? Коли, отже, виконуєте закон ц</w:t>
-      </w:r>
-      <w:r>
-        <w:rPr>
-          <w:rFonts w:ascii="Times New Roman" w:eastAsia="Gungsuh" w:hAnsi="Times New Roman" w:cs="Times New Roman"/>
-          <w:sz w:val="24"/>
-          <w:szCs w:val="24"/>
-        </w:rPr>
-        <w:t>арський за писанням: «Люби ближнього свого, як себе самого», − ви добре робите. А коли зважаєте на особи, то чините гріх, закон засуджує вас як переступників. Бо хто ввесь закон дотримає, а прогрішиться лише в одному, − стає у всьому винуватий. Бо хто сказ</w:t>
-      </w:r>
-      <w:r>
-        <w:rPr>
-          <w:rFonts w:ascii="Times New Roman" w:eastAsia="Gungsuh" w:hAnsi="Times New Roman" w:cs="Times New Roman"/>
-          <w:sz w:val="24"/>
-          <w:szCs w:val="24"/>
-        </w:rPr>
-        <w:t>ав: «Не чини перелюбу», сказав також: «Не вбивай». Коли ж не чиниш перелюбу, але вбиваєш, ти стаєш порушником закону. Говоріть так і робіть так, як люди, що мають бути суджені законом свободи. Бо суд немилосердний для того, хто не чинить милосердя. Милосер</w:t>
-      </w:r>
-      <w:r>
-        <w:rPr>
-          <w:rFonts w:ascii="Times New Roman" w:eastAsia="Gungsuh" w:hAnsi="Times New Roman" w:cs="Times New Roman"/>
-          <w:sz w:val="24"/>
-          <w:szCs w:val="24"/>
-        </w:rPr>
-        <w:t>дя ж понад суд.</w:t>
+          <w:rFonts w:ascii="Times New Roman" w:eastAsia="Gungsuh" w:hAnsi="Times New Roman" w:cs="Gungsuh"/>
+          <w:sz w:val="24"/>
+          <w:szCs w:val="24"/>
+        </w:rPr>
+        <w:t>Брати мої, не зважаючи на особи, майте віру в Господа нашого, Ісуса Христа прославленого. Бо коли до вашого зібрання ввійде чоловік із золотим перснем, у пишних шатах, увійде і вбогий у брудній одежині, а ви глянете на того, що носить пишні шати, і скажете йому: «Ти сідай тут вигідно», а вбогому скажете: «Ти стань отам або сідай на моїм підніжку», − то хіба ви тим не утворюєте різниці між собою і не стаєте суддями з нікчемними думками? Слухайте, брати мої любі: Хіба не вбогих цього світу Бог вибрав як багатих вірою і як наслідників Царства, що його він обіцяв тим, які його люблять? Ви ж зневажаєте вбогого! Хіба то не багаті вас гнітять і не вони тягнуть вас на судилища? Хіба то не вони ганьблять те гарне ім'я, яким називано вас? Коли, отже, виконуєте закон царський за писанням: «Люби ближнього свого, як себе самого», − ви добре робите. А коли зважаєте на особи, то чините гріх, закон засуджує вас як переступників. Бо хто ввесь закон дотримає, а прогрішиться лише в одному, − стає у всьому винуватий. Бо хто сказав: «Не чини перелюбу», сказав також: «Не вбивай». Коли ж не чиниш перелюбу, але вбиваєш, ти стаєш порушником закону. Говоріть так і робіть так, як люди, що мають бути суджені законом свободи. Бо суд немилосердний для того, хто не чинить милосердя. Милосердя ж понад суд.</w:t>
       </w:r>
       <w:r>
         <w:rPr>
@@ -5168,6 +4546,7 @@
           <w:b/>
           <w:i/>
           <w:color w:val="FF0000"/>
+          <w:sz w:val="24"/>
         </w:rPr>
         <w:t>Сподоби, Господи</w:t>
       </w:r>
@@ -5226,15 +4605,7 @@
           <w:sz w:val="24"/>
           <w:szCs w:val="24"/>
         </w:rPr>
-        <w:t>Нехай буде, Господи, милість твоя на нас,* бо ми на</w:t>
-      </w:r>
-      <w:r>
-        <w:rPr>
-          <w:rFonts w:ascii="Times New Roman" w:hAnsi="Times New Roman" w:cs="Times New Roman"/>
-          <w:sz w:val="24"/>
-          <w:szCs w:val="24"/>
-        </w:rPr>
-        <w:t>діємось на тебе.</w:t>
+        <w:t>Нехай буде, Господи, милість твоя на нас,* бо ми надіємось на тебе.</w:t>
       </w:r>
     </w:p>
     <w:p>
@@ -5310,7 +4681,6 @@
           <w:sz w:val="24"/>
           <w:szCs w:val="24"/>
         </w:rPr>
-        <w:lastRenderedPageBreak/>
         <w:t>Господи, милість твоя повіки,* не покидай діло рук твоїх.</w:t>
       </w:r>
     </w:p>
@@ -5330,15 +4700,7 @@
           <w:sz w:val="24"/>
           <w:szCs w:val="24"/>
         </w:rPr>
-        <w:t>То</w:t>
-      </w:r>
-      <w:r>
-        <w:rPr>
-          <w:rFonts w:ascii="Times New Roman" w:hAnsi="Times New Roman" w:cs="Times New Roman"/>
-          <w:sz w:val="24"/>
-          <w:szCs w:val="24"/>
-        </w:rPr>
-        <w:t>бі належить хвала,* тобі належить пісня.</w:t>
+        <w:t>Тобі належить хвала,* тобі належить пісня.</w:t>
       </w:r>
     </w:p>
     <w:p>
@@ -5408,6 +4770,7 @@
           <w:b/>
           <w:i/>
           <w:color w:val="FF0000"/>
+          <w:sz w:val="24"/>
         </w:rPr>
         <w:t>Прохальна єктенія</w:t>
       </w:r>
@@ -5587,15 +4950,7 @@
           <w:sz w:val="24"/>
           <w:szCs w:val="24"/>
         </w:rPr>
-        <w:t xml:space="preserve">Ангела миру, вірного наставника, охоронця душ і тіл наших у Господа </w:t>
-      </w:r>
-      <w:r>
-        <w:rPr>
-          <w:rFonts w:ascii="Times New Roman" w:hAnsi="Times New Roman" w:cs="Times New Roman"/>
-          <w:sz w:val="24"/>
-          <w:szCs w:val="24"/>
-        </w:rPr>
-        <w:t>просім.</w:t>
+        <w:t>Ангела миру, вірного наставника, охоронця душ і тіл наших у Господа просім.</w:t>
       </w:r>
     </w:p>
     <w:p>
@@ -5733,15 +5088,7 @@
           <w:sz w:val="24"/>
           <w:szCs w:val="24"/>
         </w:rPr>
-        <w:t>Останок життя нашого в мирі й покая</w:t>
-      </w:r>
-      <w:r>
-        <w:rPr>
-          <w:rFonts w:ascii="Times New Roman" w:hAnsi="Times New Roman" w:cs="Times New Roman"/>
-          <w:sz w:val="24"/>
-          <w:szCs w:val="24"/>
-        </w:rPr>
-        <w:t>нні завершити у Господа просім.</w:t>
+        <w:t>Останок життя нашого в мирі й покаянні завершити у Господа просім.</w:t>
       </w:r>
     </w:p>
     <w:p>
@@ -5833,15 +5180,7 @@
           <w:sz w:val="24"/>
           <w:szCs w:val="24"/>
         </w:rPr>
-        <w:t>Пресвяту, пречисту, преблагословенну, славну Владичи</w:t>
-      </w:r>
-      <w:r>
-        <w:rPr>
-          <w:rFonts w:ascii="Times New Roman" w:hAnsi="Times New Roman" w:cs="Times New Roman"/>
-          <w:sz w:val="24"/>
-          <w:szCs w:val="24"/>
-        </w:rPr>
-        <w:t>цю нашу Богородицю і приснодіву Марію, з усіма святими пом’янувши, самих себе, і один одного, і все життя наше Христу Богові віддаймо.</w:t>
+        <w:t>Пресвяту, пречисту, преблагословенну, славну Владичицю нашу Богородицю і приснодіву Марію, з усіма святими пом’янувши, самих себе, і один одного, і все життя наше Христу Богові віддаймо.</w:t>
       </w:r>
     </w:p>
     <w:p>
@@ -5891,64 +5230,27 @@
           <w:szCs w:val="24"/>
           <w:u w:val="single"/>
         </w:rPr>
-        <w:t xml:space="preserve"> [Боже великий і вишній, в тебе одного є безсмертність і в світлі живеш недоступнім. Ти все створіння мудро створив, відокремив світло від темряви і сонце поклав, щоб правити днем, а місяць і зорі, щоб володіли ніччю, нас же грішних вчинив достойними і в т</w:t>
-      </w:r>
-      <w:r>
-        <w:rPr>
-          <w:rFonts w:ascii="Times New Roman" w:hAnsi="Times New Roman" w:cs="Times New Roman"/>
-          <w:sz w:val="24"/>
-          <w:szCs w:val="24"/>
-          <w:u w:val="single"/>
-        </w:rPr>
-        <w:t>еперішню годину стати перед твоїм обличчям, щоб тебе визнавати і принести тобі вечірнє славослов'я. Направ, Людинолюбче, молитву нашу, немов кадило, перед тобою і прийми її, як благовонний запах. Дай нам мирний цей вечір і близьку вже ніч; зодягни нас у бр</w:t>
-      </w:r>
-      <w:r>
-        <w:rPr>
-          <w:rFonts w:ascii="Times New Roman" w:hAnsi="Times New Roman" w:cs="Times New Roman"/>
-          <w:sz w:val="24"/>
-          <w:szCs w:val="24"/>
-          <w:u w:val="single"/>
-        </w:rPr>
-        <w:t>оню світла; визволь нас від нічного страху і всякої речі, що в темряві з'являється, і дай сон, що його ти дарував на відпочинок нашій немічності, вільний від усякого маріння диявольського. Владико, давче добра, хай і на нашій постелі, бувши тобі милими, зг</w:t>
-      </w:r>
-      <w:r>
-        <w:rPr>
-          <w:rFonts w:ascii="Times New Roman" w:hAnsi="Times New Roman" w:cs="Times New Roman"/>
-          <w:sz w:val="24"/>
-          <w:szCs w:val="24"/>
-          <w:u w:val="single"/>
-        </w:rPr>
-        <w:t>адуємо вночі твоє ім'я і, просвічувані навчанням твоїх заповідей, встанемо в душевній радості до звеличування твоєї доброти, приносячи твоєму милосердю молитви і моління, за наші і всіх твоїх людей провини. Відвідай їх задля молитов святої Богородиці.]</w:t>
-      </w:r>
-    </w:p>
-    <w:p>
-      <w:pPr>
-        <w:spacing w:after="120"/>
-        <w:rPr>
-          <w:rFonts w:ascii="Times New Roman" w:hAnsi="Times New Roman" w:cs="Times New Roman"/>
-          <w:sz w:val="24"/>
-          <w:szCs w:val="24"/>
-        </w:rPr>
-      </w:pPr>
-      <w:r>
-        <w:rPr>
-          <w:rFonts w:ascii="Times New Roman" w:hAnsi="Times New Roman" w:cs="Times New Roman"/>
-          <w:i/>
-          <w:color w:val="FF0000"/>
-          <w:sz w:val="24"/>
-          <w:szCs w:val="24"/>
-        </w:rPr>
-        <w:t>Свя</w:t>
-      </w:r>
-      <w:r>
-        <w:rPr>
-          <w:rFonts w:ascii="Times New Roman" w:hAnsi="Times New Roman" w:cs="Times New Roman"/>
-          <w:i/>
-          <w:color w:val="FF0000"/>
-          <w:sz w:val="24"/>
-          <w:szCs w:val="24"/>
-        </w:rPr>
-        <w:t>щенник:</w:t>
+        <w:t xml:space="preserve"> [Боже великий і вишній, в тебе одного є безсмертність і в світлі живеш недоступнім. Ти все створіння мудро створив, відокремив світло від темряви і сонце поклав, щоб правити днем, а місяць і зорі, щоб володіли ніччю, нас же грішних вчинив достойними і в теперішню годину стати перед твоїм обличчям, щоб тебе визнавати і принести тобі вечірнє славослов'я. Направ, Людинолюбче, молитву нашу, немов кадило, перед тобою і прийми її, як благовонний запах. Дай нам мирний цей вечір і близьку вже ніч; зодягни нас у броню світла; визволь нас від нічного страху і всякої речі, що в темряві з'являється, і дай сон, що його ти дарував на відпочинок нашій немічності, вільний від усякого маріння диявольського. Владико, давче добра, хай і на нашій постелі, бувши тобі милими, згадуємо вночі твоє ім'я і, просвічувані навчанням твоїх заповідей, встанемо в душевній радості до звеличування твоєї доброти, приносячи твоєму милосердю молитви і моління, за наші і всіх твоїх людей провини. Відвідай їх задля молитов святої Богородиці.]</w:t>
+      </w:r>
+    </w:p>
+    <w:p>
+      <w:pPr>
+        <w:spacing w:after="120"/>
+        <w:rPr>
+          <w:rFonts w:ascii="Times New Roman" w:hAnsi="Times New Roman" w:cs="Times New Roman"/>
+          <w:sz w:val="24"/>
+          <w:szCs w:val="24"/>
+        </w:rPr>
+      </w:pPr>
+      <w:r>
+        <w:rPr>
+          <w:rFonts w:ascii="Times New Roman" w:hAnsi="Times New Roman" w:cs="Times New Roman"/>
+          <w:i/>
+          <w:color w:val="FF0000"/>
+          <w:sz w:val="24"/>
+          <w:szCs w:val="24"/>
+        </w:rPr>
+        <w:t>Священник:</w:t>
       </w:r>
       <w:r>
         <w:rPr>
@@ -5977,7 +5279,6 @@
           <w:sz w:val="24"/>
           <w:szCs w:val="24"/>
         </w:rPr>
-        <w:lastRenderedPageBreak/>
         <w:t>Вірні:</w:t>
       </w:r>
       <w:r>
@@ -6119,15 +5420,7 @@
           <w:sz w:val="24"/>
           <w:szCs w:val="24"/>
         </w:rPr>
-        <w:t>Тобі, Гос</w:t>
-      </w:r>
-      <w:r>
-        <w:rPr>
-          <w:rFonts w:ascii="Times New Roman" w:hAnsi="Times New Roman" w:cs="Times New Roman"/>
-          <w:sz w:val="24"/>
-          <w:szCs w:val="24"/>
-        </w:rPr>
-        <w:t>поди.</w:t>
+        <w:t>Тобі, Господи.</w:t>
       </w:r>
     </w:p>
     <w:p>
@@ -6165,15 +5458,7 @@
           <w:sz w:val="24"/>
           <w:szCs w:val="24"/>
         </w:rPr>
-        <w:t>Господи, Боже наш, що прихилив небо і зійшов на спасіння людського роду! Зглянься на слуг твоїх і на спадкоємство твоє, бо перед тобою, страшним і людинолюбним Суддею, слуги твої схилили свої голови і зігнули свої шиї, не від людей очікуючи допомоги, але н</w:t>
-      </w:r>
-      <w:r>
-        <w:rPr>
-          <w:rFonts w:ascii="Times New Roman" w:hAnsi="Times New Roman" w:cs="Times New Roman"/>
-          <w:sz w:val="24"/>
-          <w:szCs w:val="24"/>
-        </w:rPr>
-        <w:t>а твою надіючись милість і твого очікуючи спасіння; тож оберігай їх повсякчасно, і в цей вечір, і в прийдешню ніч збережи від усякого ворога, і від будь-якого зазіхання диявольського, і від думок марних, і спогадів лукавих.</w:t>
+        <w:t>Господи, Боже наш, що прихилив небо і зійшов на спасіння людського роду! Зглянься на слуг твоїх і на спадкоємство твоє, бо перед тобою, страшним і людинолюбним Суддею, слуги твої схилили свої голови і зігнули свої шиї, не від людей очікуючи допомоги, але на твою надіючись милість і твого очікуючи спасіння; тож оберігай їх повсякчасно, і в цей вечір, і в прийдешню ніч збережи від усякого ворога, і від будь-якого зазіхання диявольського, і від думок марних, і спогадів лукавих.</w:t>
       </w:r>
     </w:p>
     <w:p>
@@ -6201,15 +5486,7 @@
           <w:sz w:val="24"/>
           <w:szCs w:val="24"/>
         </w:rPr>
-        <w:t xml:space="preserve"> Нехай буде влада царс</w:t>
-      </w:r>
-      <w:r>
-        <w:rPr>
-          <w:rFonts w:ascii="Times New Roman" w:hAnsi="Times New Roman" w:cs="Times New Roman"/>
-          <w:sz w:val="24"/>
-          <w:szCs w:val="24"/>
-        </w:rPr>
-        <w:t>тва Твого благословенна і дуже прославлена: Отця, і Сина, і Святого Духа, нині і повсякчас, і на віки віків.</w:t>
+        <w:t xml:space="preserve"> Нехай буде влада царства Твого благословенна і дуже прославлена: Отця, і Сина, і Святого Духа, нині і повсякчас, і на віки віків.</w:t>
       </w:r>
     </w:p>
     <w:p>
@@ -6330,21 +5607,12 @@
       </w:r>
       <w:r>
         <w:rPr>
-          <w:rFonts w:ascii="Times New Roman" w:eastAsia="Gungsuh" w:hAnsi="Times New Roman" w:cs="Times New Roman"/>
+          <w:rFonts w:ascii="Times New Roman" w:eastAsia="Gungsuh" w:hAnsi="Times New Roman" w:cs="Gungsuh"/>
           <w:sz w:val="24"/>
           <w:szCs w:val="24"/>
           <w:u w:val="single"/>
         </w:rPr>
-        <w:t xml:space="preserve">По всій землі </w:t>
-      </w:r>
-      <w:r>
-        <w:rPr>
-          <w:rFonts w:ascii="Times New Roman" w:eastAsia="Gungsuh" w:hAnsi="Times New Roman" w:cs="Times New Roman"/>
-          <w:sz w:val="24"/>
-          <w:szCs w:val="24"/>
-          <w:u w:val="single"/>
-        </w:rPr>
-        <w:t>залунав їх голос,* на край світу − їхні слова.</w:t>
+        <w:t>По всій землі залунав їх голос,* на край світу − їхні слова.</w:t>
       </w:r>
     </w:p>
     <w:p>
@@ -6364,15 +5632,7 @@
           <w:sz w:val="24"/>
           <w:szCs w:val="24"/>
         </w:rPr>
-        <w:t>Будучи Слова свідком, Якове,* Начальнику життя* і Отцю будучих* догоджаючи діяннями,* першості скверного Ізмаїла позбавив ти, блаженний,* який утробу як бога ставив.* Його ж і зупинив,* і голим показав без о</w:t>
-      </w:r>
-      <w:r>
-        <w:rPr>
-          <w:rFonts w:ascii="Times New Roman" w:hAnsi="Times New Roman" w:cs="Times New Roman"/>
-          <w:sz w:val="24"/>
-          <w:szCs w:val="24"/>
-        </w:rPr>
-        <w:t>тцівського покрову,* благословення і спадщини позбавленим.</w:t>
+        <w:t>Будучи Слова свідком, Якове,* Начальнику життя* і Отцю будучих* догоджаючи діяннями,* першості скверного Ізмаїла позбавив ти, блаженний,* який утробу як бога ставив.* Його ж і зупинив,* і голим показав без отцівського покрову,* благословення і спадщини позбавленим.</w:t>
       </w:r>
       <w:r>
         <w:rPr>
@@ -6432,15 +5692,7 @@
           <w:sz w:val="24"/>
           <w:szCs w:val="24"/>
         </w:rPr>
-        <w:t>Як дзвінкий, Богом настроєний орган,* ти, апостоле Якове,* присвятив себе* просвіті народів,* словами й ділами* н</w:t>
-      </w:r>
-      <w:r>
-        <w:rPr>
-          <w:rFonts w:ascii="Times New Roman" w:hAnsi="Times New Roman" w:cs="Times New Roman"/>
-          <w:sz w:val="24"/>
-          <w:szCs w:val="24"/>
-        </w:rPr>
-        <w:t>авчаючи їх віри Христової,* і всіх навчив ти визнавати* Ісуса як Бога* й Спаса душ наших.</w:t>
+        <w:t>Як дзвінкий, Богом настроєний орган,* ти, апостоле Якове,* присвятив себе* просвіті народів,* словами й ділами* навчаючи їх віри Христової,* і всіх навчив ти визнавати* Ісуса як Бога* й Спаса душ наших.</w:t>
       </w:r>
     </w:p>
     <w:p>
@@ -6486,15 +5738,7 @@
           <w:sz w:val="24"/>
           <w:szCs w:val="24"/>
         </w:rPr>
-        <w:t>За Христом послідував ти, божественний Якове,* і світ зненавидів;* вчення Його у скарбниці своїй скривши,* показався єси Апостолом.* Тим-то, пішовши до</w:t>
-      </w:r>
-      <w:r>
-        <w:rPr>
-          <w:rFonts w:ascii="Times New Roman" w:hAnsi="Times New Roman" w:cs="Times New Roman"/>
-          <w:sz w:val="24"/>
-          <w:szCs w:val="24"/>
-        </w:rPr>
-        <w:t xml:space="preserve"> народів,* ти і їх душі, затьмарені облудою і пристрастями,* заповідями Спасителя просвітив* – вірувати в Тройцю* Єдиносущну.</w:t>
+        <w:t>За Христом послідував ти, божественний Якове,* і світ зненавидів;* вчення Його у скарбниці своїй скривши,* показався єси Апостолом.* Тим-то, пішовши до народів,* ти і їх душі, затьмарені облудою і пристрастями,* заповідями Спасителя просвітив* – вірувати в Тройцю* Єдиносущну.</w:t>
       </w:r>
     </w:p>
     <w:p>
@@ -6534,16 +5778,7 @@
           <w:sz w:val="24"/>
           <w:szCs w:val="24"/>
         </w:rPr>
-        <w:t xml:space="preserve"> Прийди, Томо, - каже Христос, - діткнися рукою боку,* і впевнися у знаках від цвяхів та й щиро перевір,* і будь мен</w:t>
-      </w:r>
-      <w:r>
-        <w:rPr>
-          <w:rFonts w:ascii="Times New Roman" w:hAnsi="Times New Roman" w:cs="Times New Roman"/>
-          <w:color w:val="000000"/>
-          <w:sz w:val="24"/>
-          <w:szCs w:val="24"/>
-        </w:rPr>
-        <w:t>і вірний, а не невірний!* Тома ж, як лиш пальцем діткнувся Владики,* голосно закликав: Ти Бог мій і Господь!* Милосердний, - слава тобі!</w:t>
+        <w:t xml:space="preserve"> Прийди, Томо, - каже Христос, - діткнися рукою боку,* і впевнися у знаках від цвяхів та й щиро перевір,* і будь мені вірний, а не невірний!* Тома ж, як лиш пальцем діткнувся Владики,* голосно закликав: Ти Бог мій і Господь!* Милосердний, - слава тобі!</w:t>
       </w:r>
     </w:p>
     <w:p>
@@ -6575,6 +5810,7 @@
           <w:b/>
           <w:i/>
           <w:color w:val="FF0000"/>
+          <w:sz w:val="24"/>
         </w:rPr>
         <w:t>Пісня Симеона</w:t>
       </w:r>
@@ -6666,15 +5902,7 @@
           <w:sz w:val="24"/>
           <w:szCs w:val="24"/>
         </w:rPr>
-        <w:t>Святи́й Бо́же, святи́й Крі́пкий, св</w:t>
-      </w:r>
-      <w:r>
-        <w:rPr>
-          <w:rFonts w:ascii="Times New Roman" w:hAnsi="Times New Roman" w:cs="Times New Roman"/>
-          <w:sz w:val="24"/>
-          <w:szCs w:val="24"/>
-        </w:rPr>
-        <w:t xml:space="preserve">яти́й Безсме́ртний, поми́луй нас. </w:t>
+        <w:t xml:space="preserve">Святи́й Бо́же, святи́й Крі́пкий, святи́й Безсме́ртний, поми́луй нас. </w:t>
       </w:r>
       <w:r>
         <w:rPr>
@@ -6720,16 +5948,7 @@
           <w:sz w:val="24"/>
           <w:szCs w:val="24"/>
         </w:rPr>
-        <w:lastRenderedPageBreak/>
-        <w:t>Пресвята́ Тро́йце, поми́луй нас; Го́споди, очи́сти гріхи́ на́ші; Влади́ко, прости́ беззако́ння на́ші; Святи́й, завіта́й і</w:t>
-      </w:r>
-      <w:r>
-        <w:rPr>
-          <w:rFonts w:ascii="Times New Roman" w:hAnsi="Times New Roman" w:cs="Times New Roman"/>
-          <w:sz w:val="24"/>
-          <w:szCs w:val="24"/>
-        </w:rPr>
-        <w:t xml:space="preserve"> зціли́ не́мочі на́ші, І́мени Твого́ ра́ди.</w:t>
+        <w:t>Пресвята́ Тро́йце, поми́луй нас; Го́споди, очи́сти гріхи́ на́ші; Влади́ко, прости́ беззако́ння на́ші; Святи́й, завіта́й і зціли́ не́мочі на́ші, І́мени Твого́ ра́ди.</w:t>
       </w:r>
     </w:p>
     <w:p>
@@ -6794,15 +6013,7 @@
           <w:sz w:val="24"/>
           <w:szCs w:val="24"/>
         </w:rPr>
-        <w:t>О́тче наш, що єси́ на небеса́х,* неха́й святи́ться ім’я́ Твоє́,* неха́й при́йде ца́рство Тв</w:t>
-      </w:r>
-      <w:r>
-        <w:rPr>
-          <w:rFonts w:ascii="Times New Roman" w:hAnsi="Times New Roman" w:cs="Times New Roman"/>
-          <w:sz w:val="24"/>
-          <w:szCs w:val="24"/>
-        </w:rPr>
-        <w:t>оє́,* неха́й бу́де во́ля Твоя́, як на не́бі, так і на землі́.* Хліб наш насу́щний дай нам сього́дні;* і прости́ нам прови́ни на́ші,* як і ми проща́ємо винува́тцям на́шим;* і не введи́ нас у споку́су,* але́ ви́зволи нас від лука́вого.</w:t>
+        <w:t>О́тче наш, що єси́ на небеса́х,* неха́й святи́ться ім’я́ Твоє́,* неха́й при́йде ца́рство Твоє́,* неха́й бу́де во́ля Твоя́, як на не́бі, так і на землі́.* Хліб наш насу́щний дай нам сього́дні;* і прости́ нам прови́ни на́ші,* як і ми проща́ємо винува́тцям на́шим;* і не введи́ нас у споку́су,* але́ ви́зволи нас від лука́вого.</w:t>
       </w:r>
     </w:p>
     <w:p>
@@ -6831,15 +6042,7 @@
           <w:sz w:val="24"/>
           <w:szCs w:val="24"/>
         </w:rPr>
-        <w:t xml:space="preserve"> Бо Твоє є ц</w:t>
-      </w:r>
-      <w:r>
-        <w:rPr>
-          <w:rFonts w:ascii="Times New Roman" w:hAnsi="Times New Roman" w:cs="Times New Roman"/>
-          <w:sz w:val="24"/>
-          <w:szCs w:val="24"/>
-        </w:rPr>
-        <w:t>арство, і сила, і слава, Отця, і Сина, і Святого Духа, нині, і повсякчас, і на віки віків.</w:t>
+        <w:t xml:space="preserve"> Бо Твоє є царство, і сила, і слава, Отця, і Сина, і Святого Духа, нині, і повсякчас, і на віки віків.</w:t>
       </w:r>
     </w:p>
     <w:p>
@@ -6898,6 +6101,7 @@
           <w:b/>
           <w:i/>
           <w:color w:val="FF0000"/>
+          <w:sz w:val="24"/>
         </w:rPr>
         <w:t>Тропарі</w:t>
       </w:r>
@@ -6997,6 +6201,7 @@
           <w:b/>
           <w:i/>
           <w:color w:val="FF0000"/>
+          <w:sz w:val="24"/>
         </w:rPr>
         <w:t>Єктенія усильного благання</w:t>
       </w:r>
@@ -7016,15 +6221,7 @@
           <w:sz w:val="24"/>
           <w:szCs w:val="24"/>
         </w:rPr>
-        <w:t>Помилуй нас, Боже, з</w:t>
-      </w:r>
-      <w:r>
-        <w:rPr>
-          <w:rFonts w:ascii="Times New Roman" w:hAnsi="Times New Roman" w:cs="Times New Roman"/>
-          <w:sz w:val="24"/>
-          <w:szCs w:val="24"/>
-        </w:rPr>
-        <w:t xml:space="preserve"> великої милості Твоєї, молимось Тобі, вислухай і помилуй.</w:t>
+        <w:t>Помилуй нас, Боже, з великої милості Твоєї, молимось Тобі, вислухай і помилуй.</w:t>
       </w:r>
     </w:p>
     <w:p>
@@ -7080,15 +6277,7 @@
           <w:sz w:val="24"/>
           <w:szCs w:val="24"/>
         </w:rPr>
-        <w:t>Ще молимось за святішого вселенського архиєрея Франциска, папу Римського, і за блаженнішого патріярха нашого Святослава, і за преосвященнішого архиєпископа і митро</w:t>
-      </w:r>
-      <w:r>
-        <w:rPr>
-          <w:rFonts w:ascii="Times New Roman" w:hAnsi="Times New Roman" w:cs="Times New Roman"/>
-          <w:sz w:val="24"/>
-          <w:szCs w:val="24"/>
-        </w:rPr>
-        <w:t xml:space="preserve">полита нашого кир </w:t>
+        <w:t xml:space="preserve">Ще молимось за блаженнішого патріярха нашого Святослава, і за преосвященнішого архиєпископа і митрополита нашого кир </w:t>
       </w:r>
       <w:r>
         <w:rPr>
@@ -7198,15 +6387,7 @@
           <w:sz w:val="24"/>
           <w:szCs w:val="24"/>
         </w:rPr>
-        <w:t>Ще молимось за Богом бережений наро</w:t>
-      </w:r>
-      <w:r>
-        <w:rPr>
-          <w:rFonts w:ascii="Times New Roman" w:hAnsi="Times New Roman" w:cs="Times New Roman"/>
-          <w:sz w:val="24"/>
-          <w:szCs w:val="24"/>
-        </w:rPr>
-        <w:t>д наш, за правління і за все військо.</w:t>
+        <w:t>Ще молимось за Богом бережений народ наш, за правління і за все військо.</w:t>
       </w:r>
     </w:p>
     <w:p>
@@ -7320,16 +6501,7 @@
           <w:szCs w:val="24"/>
           <w:u w:val="single"/>
         </w:rPr>
-        <w:t>[Господи, Боже наш! Згадай нас грішних і недостойних слуг Твоїх, коли призиваємо святе ім'я Твоє, і не осороми нас, коли очікуємо милости Твоєї, але вислухай, Господи, усі наші спасенні прохання, і вчини нас достойними любити і боятися Тебе від усього сер</w:t>
-      </w:r>
-      <w:r>
-        <w:rPr>
-          <w:rFonts w:ascii="Times New Roman" w:hAnsi="Times New Roman" w:cs="Times New Roman"/>
-          <w:sz w:val="24"/>
-          <w:szCs w:val="24"/>
-          <w:u w:val="single"/>
-        </w:rPr>
-        <w:t>ця нашого і творити в усьому волю Твою.]</w:t>
+        <w:t>[Господи, Боже наш! Згадай нас грішних і недостойних слуг Твоїх, коли призиваємо святе ім'я Твоє, і не осороми нас, коли очікуємо милости Твоєї, але вислухай, Господи, усі наші спасенні прохання, і вчини нас достойними любити і боятися Тебе від усього серця нашого і творити в усьому волю Твою.]</w:t>
       </w:r>
     </w:p>
     <w:p>
@@ -7423,7 +6595,6 @@
           <w:sz w:val="24"/>
           <w:szCs w:val="24"/>
         </w:rPr>
-        <w:lastRenderedPageBreak/>
         <w:t>Великий відпуст</w:t>
       </w:r>
     </w:p>
@@ -7609,7 +6780,16 @@
           <w:sz w:val="24"/>
           <w:szCs w:val="24"/>
         </w:rPr>
-        <w:t>Світи́ся, світи́ся, н</w:t>
+        <w:t>Світи́ся, світи́ся, нови́й Єрусали́ме,* сла́ва бо Госпо́дня на то</w:t>
+      </w:r>
+      <w:r>
+        <w:rPr>
+          <w:rFonts w:ascii="Times New Roman" w:hAnsi="Times New Roman" w:cs="Times New Roman"/>
+          <w:color w:val="000000"/>
+          <w:sz w:val="24"/>
+          <w:szCs w:val="24"/>
+        </w:rPr>
+        <w:t>́</w:t>
       </w:r>
       <w:r>
         <w:rPr>
@@ -7618,7 +6798,7 @@
           <w:sz w:val="24"/>
           <w:szCs w:val="24"/>
         </w:rPr>
-        <w:t>ови́й Єрусали́ме,* сла́ва бо Госпо́дня на то</w:t>
+        <w:t>бі возсія́ла!* Раді́й ни</w:t>
       </w:r>
       <w:r>
         <w:rPr>
@@ -7636,24 +6816,6 @@
           <w:sz w:val="24"/>
           <w:szCs w:val="24"/>
         </w:rPr>
-        <w:t>бі возсія́ла!* Раді́й ни</w:t>
-      </w:r>
-      <w:r>
-        <w:rPr>
-          <w:rFonts w:ascii="Times New Roman" w:hAnsi="Times New Roman" w:cs="Times New Roman"/>
-          <w:color w:val="000000"/>
-          <w:sz w:val="24"/>
-          <w:szCs w:val="24"/>
-        </w:rPr>
-        <w:t>́</w:t>
-      </w:r>
-      <w:r>
-        <w:rPr>
-          <w:rFonts w:ascii="Times New Roman" w:hAnsi="Times New Roman" w:cs="Times New Roman"/>
-          <w:color w:val="333333"/>
-          <w:sz w:val="24"/>
-          <w:szCs w:val="24"/>
-        </w:rPr>
         <w:t>ні й весели́ся, Сіо́не.* А ти, чи́ста Богоро́дице, втіша́йся воскресі́нням Си́на свого́.</w:t>
       </w:r>
     </w:p>
@@ -7779,15 +6941,7 @@
           <w:sz w:val="24"/>
           <w:szCs w:val="24"/>
         </w:rPr>
-        <w:t>, і святого апостола Якова, брата святого Іван</w:t>
-      </w:r>
-      <w:r>
-        <w:rPr>
-          <w:rFonts w:ascii="Times New Roman" w:hAnsi="Times New Roman" w:cs="Times New Roman"/>
-          <w:sz w:val="24"/>
-          <w:szCs w:val="24"/>
-        </w:rPr>
-        <w:t>а Богослова, якого пам'ять звершуємо, і всіх святих - помилує і спасе нас як благий і людинолюбний.</w:t>
+        <w:t>, і святого апостола Якова, брата святого Івана Богослова, якого пам'ять звершуємо, і всіх святих - помилує і спасе нас як благий і людинолюбний.</w:t>
       </w:r>
     </w:p>
     <w:p>
@@ -7948,16 +7102,7 @@
           <w:sz w:val="24"/>
           <w:szCs w:val="24"/>
         </w:rPr>
-        <w:t xml:space="preserve">І нам дарував </w:t>
-      </w:r>
-      <w:r>
-        <w:rPr>
-          <w:rFonts w:ascii="Times New Roman" w:hAnsi="Times New Roman" w:cs="Times New Roman"/>
-          <w:color w:val="000000"/>
-          <w:sz w:val="24"/>
-          <w:szCs w:val="24"/>
-        </w:rPr>
-        <w:t>життя вічне, поклоняємось його на третій день воскресінню.</w:t>
+        <w:t>І нам дарував життя вічне, поклоняємось його на третій день воскресінню.</w:t>
       </w:r>
     </w:p>
     <w:p>
@@ -7997,7 +7142,8 @@
       </w:pPr>
       <w:r>
         <w:rPr>
-          <w:rFonts w:ascii="Times New Roman" w:hAnsi="Times New Roman" w:cs="Times New Roman"/>
+          <w:rFonts w:ascii="Times New Roman" w:hAnsi="Times New Roman"/>
+          <w:sz w:val="24"/>
         </w:rPr>
         <w:br w:type="page"/>
       </w:r>
@@ -8014,8 +7160,8 @@
       <w:r>
         <w:rPr>
           <w:rFonts w:ascii="Times New Roman" w:hAnsi="Times New Roman" w:cs="Times New Roman"/>
-        </w:rPr>
-        <w:lastRenderedPageBreak/>
+          <w:sz w:val="24"/>
+        </w:rPr>
         <w:t>УТРЕНЯ</w:t>
       </w:r>
     </w:p>
@@ -8153,17 +7299,7 @@
           <w:sz w:val="24"/>
           <w:szCs w:val="24"/>
         </w:rPr>
-        <w:t>Наперемінку зі священиками цей тропар співаєтьс</w:t>
-      </w:r>
-      <w:r>
-        <w:rPr>
-          <w:rFonts w:ascii="Times New Roman" w:hAnsi="Times New Roman" w:cs="Times New Roman"/>
-          <w:i/>
-          <w:color w:val="FF0000"/>
-          <w:sz w:val="24"/>
-          <w:szCs w:val="24"/>
-        </w:rPr>
-        <w:t>я тричі</w:t>
+        <w:t>Наперемінку зі священиками цей тропар співається тричі</w:t>
       </w:r>
     </w:p>
     <w:p>
@@ -8437,15 +7573,7 @@
           <w:sz w:val="24"/>
           <w:szCs w:val="24"/>
         </w:rPr>
-        <w:t>Воскресни, Господи, спаси мене, мій Боже!* По щелепах вдарив ти всіх вор</w:t>
-      </w:r>
-      <w:r>
-        <w:rPr>
-          <w:rFonts w:ascii="Times New Roman" w:hAnsi="Times New Roman" w:cs="Times New Roman"/>
-          <w:sz w:val="24"/>
-          <w:szCs w:val="24"/>
-        </w:rPr>
-        <w:t>огів моїх, розторощив зуби злих.</w:t>
+        <w:t>Воскресни, Господи, спаси мене, мій Боже!* По щелепах вдарив ти всіх ворогів моїх, розторощив зуби злих.</w:t>
       </w:r>
     </w:p>
     <w:p>
@@ -8566,15 +7694,7 @@
           <w:sz w:val="24"/>
           <w:szCs w:val="24"/>
         </w:rPr>
-        <w:t>Не</w:t>
-      </w:r>
-      <w:r>
-        <w:rPr>
-          <w:rFonts w:ascii="Times New Roman" w:hAnsi="Times New Roman" w:cs="Times New Roman"/>
-          <w:sz w:val="24"/>
-          <w:szCs w:val="24"/>
-        </w:rPr>
-        <w:t>ма здорового нічого на моїм тілі з-за гніву твого;* немає цілого нічого в моїх костях із-за гріху мого.</w:t>
+        <w:t>Нема здорового нічого на моїм тілі з-за гніву твого;* немає цілого нічого в моїх костях із-за гріху мого.</w:t>
       </w:r>
     </w:p>
     <w:p>
@@ -8631,15 +7751,7 @@
           <w:sz w:val="24"/>
           <w:szCs w:val="24"/>
         </w:rPr>
-        <w:t>Принижений, зігну</w:t>
-      </w:r>
-      <w:r>
-        <w:rPr>
-          <w:rFonts w:ascii="Times New Roman" w:hAnsi="Times New Roman" w:cs="Times New Roman"/>
-          <w:sz w:val="24"/>
-          <w:szCs w:val="24"/>
-        </w:rPr>
-        <w:t>всь я вельми,* повсякденно сумний ходжу я.</w:t>
+        <w:t>Принижений, зігнувсь я вельми,* повсякденно сумний ходжу я.</w:t>
       </w:r>
     </w:p>
     <w:p>
@@ -8715,15 +7827,7 @@
           <w:sz w:val="24"/>
           <w:szCs w:val="24"/>
         </w:rPr>
-        <w:t>Серце моє</w:t>
-      </w:r>
-      <w:r>
-        <w:rPr>
-          <w:rFonts w:ascii="Times New Roman" w:hAnsi="Times New Roman" w:cs="Times New Roman"/>
-          <w:sz w:val="24"/>
-          <w:szCs w:val="24"/>
-        </w:rPr>
-        <w:t xml:space="preserve"> розколотилось, сила мене полишила,* і навіть очей моїх світло, – і того вже нема в мене.</w:t>
+        <w:t>Серце моє розколотилось, сила мене полишила,* і навіть очей моїх світло, – і того вже нема в мене.</w:t>
       </w:r>
     </w:p>
     <w:p>
@@ -8761,16 +7865,7 @@
           <w:sz w:val="24"/>
           <w:szCs w:val="24"/>
         </w:rPr>
-        <w:lastRenderedPageBreak/>
-        <w:t>І ті, що на моє життя зазіхають, тенета наставляють,* і ті, що бажають мені нещастя, говорят</w:t>
-      </w:r>
-      <w:r>
-        <w:rPr>
-          <w:rFonts w:ascii="Times New Roman" w:hAnsi="Times New Roman" w:cs="Times New Roman"/>
-          <w:sz w:val="24"/>
-          <w:szCs w:val="24"/>
-        </w:rPr>
-        <w:t>ь про погибель, увесь час міркують лукаве.</w:t>
+        <w:t>І ті, що на моє життя зазіхають, тенета наставляють,* і ті, що бажають мені нещастя, говорять про погибель, увесь час міркують лукаве.</w:t>
       </w:r>
     </w:p>
     <w:p>
@@ -8846,15 +7941,7 @@
           <w:sz w:val="24"/>
           <w:szCs w:val="24"/>
         </w:rPr>
-        <w:t xml:space="preserve">Кажу бо: Нехай </w:t>
-      </w:r>
-      <w:r>
-        <w:rPr>
-          <w:rFonts w:ascii="Times New Roman" w:hAnsi="Times New Roman" w:cs="Times New Roman"/>
-          <w:sz w:val="24"/>
-          <w:szCs w:val="24"/>
-        </w:rPr>
-        <w:t>не втішаються наді мною, як захитається моя нога,* нехай не несуться проти мене.</w:t>
+        <w:t>Кажу бо: Нехай не втішаються наді мною, як захитається моя нога,* нехай не несуться проти мене.</w:t>
       </w:r>
     </w:p>
     <w:p>
@@ -8911,15 +7998,7 @@
           <w:sz w:val="24"/>
           <w:szCs w:val="24"/>
         </w:rPr>
-        <w:t>А ті, що без причини зо мною ворогують, ростуть на силі,* чимало т</w:t>
-      </w:r>
-      <w:r>
-        <w:rPr>
-          <w:rFonts w:ascii="Times New Roman" w:hAnsi="Times New Roman" w:cs="Times New Roman"/>
-          <w:sz w:val="24"/>
-          <w:szCs w:val="24"/>
-        </w:rPr>
-        <w:t>их, що мене безпідставно ненавидять.</w:t>
+        <w:t>А ті, що без причини зо мною ворогують, ростуть на силі,* чимало тих, що мене безпідставно ненавидять.</w:t>
       </w:r>
     </w:p>
     <w:p>
@@ -9104,15 +8183,7 @@
           <w:sz w:val="24"/>
           <w:szCs w:val="24"/>
         </w:rPr>
-        <w:t>Отак буду тебе хвалити поки життя мого,* у твої</w:t>
-      </w:r>
-      <w:r>
-        <w:rPr>
-          <w:rFonts w:ascii="Times New Roman" w:hAnsi="Times New Roman" w:cs="Times New Roman"/>
-          <w:sz w:val="24"/>
-          <w:szCs w:val="24"/>
-        </w:rPr>
-        <w:t>м імені здійматиму мої руки.</w:t>
+        <w:t>Отак буду тебе хвалити поки життя мого,* у твоїм імені здійматиму мої руки.</w:t>
       </w:r>
     </w:p>
     <w:p>
@@ -9169,15 +8240,7 @@
           <w:sz w:val="24"/>
           <w:szCs w:val="24"/>
         </w:rPr>
-        <w:t>Бо ти прийшов мені на допомогу,* і в тіні крил твоїх я лику</w:t>
-      </w:r>
-      <w:r>
-        <w:rPr>
-          <w:rFonts w:ascii="Times New Roman" w:hAnsi="Times New Roman" w:cs="Times New Roman"/>
-          <w:sz w:val="24"/>
-          <w:szCs w:val="24"/>
-        </w:rPr>
-        <w:t>ватиму.</w:t>
+        <w:t>Бо ти прийшов мені на допомогу,* і в тіні крил твоїх я ликуватиму.</w:t>
       </w:r>
     </w:p>
     <w:p>
@@ -9253,15 +8316,7 @@
           <w:sz w:val="24"/>
           <w:szCs w:val="24"/>
         </w:rPr>
-        <w:t>А цар возвеселиться в Бозі, хвалитиметься кожен, хто ним клянеться,* уст</w:t>
-      </w:r>
-      <w:r>
-        <w:rPr>
-          <w:rFonts w:ascii="Times New Roman" w:hAnsi="Times New Roman" w:cs="Times New Roman"/>
-          <w:sz w:val="24"/>
-          <w:szCs w:val="24"/>
-        </w:rPr>
-        <w:t>а бо тих, що неправду кажуть, будуть закриті.</w:t>
+        <w:t>А цар возвеселиться в Бозі, хвалитиметься кожен, хто ним клянеться,* уста бо тих, що неправду кажуть, будуть закриті.</w:t>
       </w:r>
     </w:p>
     <w:p>
@@ -9414,15 +8469,7 @@
           <w:sz w:val="24"/>
           <w:szCs w:val="24"/>
         </w:rPr>
-        <w:t>Господи, Боже мог</w:t>
-      </w:r>
-      <w:r>
-        <w:rPr>
-          <w:rFonts w:ascii="Times New Roman" w:hAnsi="Times New Roman" w:cs="Times New Roman"/>
-          <w:sz w:val="24"/>
-          <w:szCs w:val="24"/>
-        </w:rPr>
-        <w:t>о спасіння,* я вдень кличу, і вночі перед тобою скаржусь.</w:t>
+        <w:t>Господи, Боже мого спасіння,* я вдень кличу, і вночі перед тобою скаржусь.</w:t>
       </w:r>
     </w:p>
     <w:p>
@@ -9479,15 +8526,7 @@
           <w:sz w:val="24"/>
           <w:szCs w:val="24"/>
         </w:rPr>
-        <w:t xml:space="preserve">Мене залічено до тих, що сходять у яму.* Я став як </w:t>
-      </w:r>
-      <w:r>
-        <w:rPr>
-          <w:rFonts w:ascii="Times New Roman" w:hAnsi="Times New Roman" w:cs="Times New Roman"/>
-          <w:sz w:val="24"/>
-          <w:szCs w:val="24"/>
-        </w:rPr>
-        <w:t>чоловік, що допомоги не має.</w:t>
+        <w:t>Мене залічено до тих, що сходять у яму.* Я став як чоловік, що допомоги не має.</w:t>
       </w:r>
     </w:p>
     <w:p>
@@ -9525,7 +8564,6 @@
           <w:sz w:val="24"/>
           <w:szCs w:val="24"/>
         </w:rPr>
-        <w:lastRenderedPageBreak/>
         <w:t>Поклав ти мене в глибоку яму,* у темряву та безодню.</w:t>
       </w:r>
     </w:p>
@@ -9617,7 +8655,7 @@
       </w:pPr>
       <w:r>
         <w:rPr>
-          <w:rFonts w:ascii="Times New Roman" w:eastAsia="Gungsuh" w:hAnsi="Times New Roman" w:cs="Times New Roman"/>
+          <w:rFonts w:ascii="Times New Roman" w:eastAsia="Gungsuh" w:hAnsi="Times New Roman" w:cs="Gungsuh"/>
           <w:sz w:val="24"/>
           <w:szCs w:val="24"/>
         </w:rPr>
@@ -9640,15 +8678,7 @@
           <w:sz w:val="24"/>
           <w:szCs w:val="24"/>
         </w:rPr>
-        <w:t>Хіба чуда тво</w:t>
-      </w:r>
-      <w:r>
-        <w:rPr>
-          <w:rFonts w:ascii="Times New Roman" w:hAnsi="Times New Roman" w:cs="Times New Roman"/>
-          <w:sz w:val="24"/>
-          <w:szCs w:val="24"/>
-        </w:rPr>
-        <w:t>ї в темряві будуть відомі,* і твоя ласка в землі забуття?</w:t>
+        <w:t>Хіба чуда твої в темряві будуть відомі,* і твоя ласка в землі забуття?</w:t>
       </w:r>
     </w:p>
     <w:p>
@@ -9701,19 +8731,11 @@
       </w:pPr>
       <w:r>
         <w:rPr>
-          <w:rFonts w:ascii="Times New Roman" w:eastAsia="Gungsuh" w:hAnsi="Times New Roman" w:cs="Times New Roman"/>
-          <w:sz w:val="24"/>
-          <w:szCs w:val="24"/>
-        </w:rPr>
-        <w:t>Я безталанний і конаю змалку,* я перебув страх</w:t>
-      </w:r>
-      <w:r>
-        <w:rPr>
-          <w:rFonts w:ascii="Times New Roman" w:eastAsia="Gungsuh" w:hAnsi="Times New Roman" w:cs="Times New Roman"/>
-          <w:sz w:val="24"/>
-          <w:szCs w:val="24"/>
-        </w:rPr>
-        <w:t xml:space="preserve"> твій − і умліваю.</w:t>
+          <w:rFonts w:ascii="Times New Roman" w:eastAsia="Gungsuh" w:hAnsi="Times New Roman" w:cs="Gungsuh"/>
+          <w:sz w:val="24"/>
+          <w:szCs w:val="24"/>
+        </w:rPr>
+        <w:t>Я безталанний і конаю змалку,* я перебув страх твій − і умліваю.</w:t>
       </w:r>
     </w:p>
     <w:p>
@@ -9819,7 +8841,7 @@
       </w:pPr>
       <w:r>
         <w:rPr>
-          <w:rFonts w:ascii="Times New Roman" w:eastAsia="Gungsuh" w:hAnsi="Times New Roman" w:cs="Times New Roman"/>
+          <w:rFonts w:ascii="Times New Roman" w:eastAsia="Gungsuh" w:hAnsi="Times New Roman" w:cs="Gungsuh"/>
           <w:sz w:val="24"/>
           <w:szCs w:val="24"/>
         </w:rPr>
@@ -9880,15 +8902,7 @@
           <w:sz w:val="24"/>
           <w:szCs w:val="24"/>
         </w:rPr>
-        <w:t>Він визволяє життя твоє від ями,* вінчає тебе ласкою і мил</w:t>
-      </w:r>
-      <w:r>
-        <w:rPr>
-          <w:rFonts w:ascii="Times New Roman" w:hAnsi="Times New Roman" w:cs="Times New Roman"/>
-          <w:sz w:val="24"/>
-          <w:szCs w:val="24"/>
-        </w:rPr>
-        <w:t>осердям.</w:t>
+        <w:t>Він визволяє життя твоє від ями,* вінчає тебе ласкою і милосердям.</w:t>
       </w:r>
     </w:p>
     <w:p>
@@ -9945,15 +8959,7 @@
           <w:sz w:val="24"/>
           <w:szCs w:val="24"/>
         </w:rPr>
-        <w:t>Милосердний Господь і добрий,* повільний до гніву й вельми мил</w:t>
-      </w:r>
-      <w:r>
-        <w:rPr>
-          <w:rFonts w:ascii="Times New Roman" w:hAnsi="Times New Roman" w:cs="Times New Roman"/>
-          <w:sz w:val="24"/>
-          <w:szCs w:val="24"/>
-        </w:rPr>
-        <w:t>остивий.</w:t>
+        <w:t>Милосердний Господь і добрий,* повільний до гніву й вельми милостивий.</w:t>
       </w:r>
     </w:p>
     <w:p>
@@ -10029,15 +9035,7 @@
           <w:sz w:val="24"/>
           <w:szCs w:val="24"/>
         </w:rPr>
-        <w:t>Як далеко схід від</w:t>
-      </w:r>
-      <w:r>
-        <w:rPr>
-          <w:rFonts w:ascii="Times New Roman" w:hAnsi="Times New Roman" w:cs="Times New Roman"/>
-          <w:sz w:val="24"/>
-          <w:szCs w:val="24"/>
-        </w:rPr>
-        <w:t xml:space="preserve"> заходу, так віддалив він від нас злочинства наші.</w:t>
+        <w:t>Як далеко схід від заходу, так віддалив він від нас злочинства наші.</w:t>
       </w:r>
     </w:p>
     <w:p>
@@ -10094,15 +9092,7 @@
           <w:sz w:val="24"/>
           <w:szCs w:val="24"/>
         </w:rPr>
-        <w:t xml:space="preserve">Чоловік бо – дні його, немов билина,* квітне, і мов квітка </w:t>
-      </w:r>
-      <w:r>
-        <w:rPr>
-          <w:rFonts w:ascii="Times New Roman" w:hAnsi="Times New Roman" w:cs="Times New Roman"/>
-          <w:sz w:val="24"/>
-          <w:szCs w:val="24"/>
-        </w:rPr>
-        <w:t>в полі.</w:t>
+        <w:t>Чоловік бо – дні його, немов билина,* квітне, і мов квітка в полі.</w:t>
       </w:r>
     </w:p>
     <w:p>
@@ -10197,7 +9187,6 @@
           <w:sz w:val="24"/>
           <w:szCs w:val="24"/>
         </w:rPr>
-        <w:lastRenderedPageBreak/>
         <w:t>Благословіте Господа, всі ангели його,* могутні силою, ви, що виконуєте його слово, – покірні голосові його слова.</w:t>
       </w:r>
     </w:p>
@@ -10236,15 +9225,7 @@
           <w:sz w:val="24"/>
           <w:szCs w:val="24"/>
         </w:rPr>
-        <w:t>Благословіте Господа, усі його твори, по всіх місцях його прав</w:t>
-      </w:r>
-      <w:r>
-        <w:rPr>
-          <w:rFonts w:ascii="Times New Roman" w:hAnsi="Times New Roman" w:cs="Times New Roman"/>
-          <w:sz w:val="24"/>
-          <w:szCs w:val="24"/>
-        </w:rPr>
-        <w:t>ління.* Благослови, душе моя, Господа!</w:t>
+        <w:t>Благословіте Господа, усі його твори, по всіх місцях його правління.* Благослови, душе моя, Господа!</w:t>
       </w:r>
     </w:p>
     <w:p>
@@ -10316,15 +9297,7 @@
           <w:sz w:val="24"/>
           <w:szCs w:val="24"/>
         </w:rPr>
-        <w:t xml:space="preserve">І не входь у суд із твоїм слугою,* бо ніхто з живих не виправдається перед </w:t>
-      </w:r>
-      <w:r>
-        <w:rPr>
-          <w:rFonts w:ascii="Times New Roman" w:hAnsi="Times New Roman" w:cs="Times New Roman"/>
-          <w:sz w:val="24"/>
-          <w:szCs w:val="24"/>
-        </w:rPr>
-        <w:t>тобою.</w:t>
+        <w:t>І не входь у суд із твоїм слугою,* бо ніхто з живих не виправдається перед тобою.</w:t>
       </w:r>
     </w:p>
     <w:p>
@@ -10381,15 +9354,7 @@
           <w:sz w:val="24"/>
           <w:szCs w:val="24"/>
         </w:rPr>
-        <w:t>Я згадую дні давні,* роздумую над усіма вчинками твоїми і над ділами рук твоїх мірку</w:t>
-      </w:r>
-      <w:r>
-        <w:rPr>
-          <w:rFonts w:ascii="Times New Roman" w:hAnsi="Times New Roman" w:cs="Times New Roman"/>
-          <w:sz w:val="24"/>
-          <w:szCs w:val="24"/>
-        </w:rPr>
-        <w:t>ю.</w:t>
+        <w:t>Я згадую дні давні,* роздумую над усіма вчинками твоїми і над ділами рук твоїх міркую.</w:t>
       </w:r>
     </w:p>
     <w:p>
@@ -10446,15 +9411,7 @@
           <w:sz w:val="24"/>
           <w:szCs w:val="24"/>
         </w:rPr>
-        <w:t>Дай мені вранці відчути твою милість, бо я на тебе покладаю</w:t>
-      </w:r>
-      <w:r>
-        <w:rPr>
-          <w:rFonts w:ascii="Times New Roman" w:hAnsi="Times New Roman" w:cs="Times New Roman"/>
-          <w:sz w:val="24"/>
-          <w:szCs w:val="24"/>
-        </w:rPr>
-        <w:t>сь.* Вкажи мені дорогу, якою слід мені ходити, бо до тебе я підношу мою душу.</w:t>
+        <w:t>Дай мені вранці відчути твою милість, бо я на тебе покладаюсь.* Вкажи мені дорогу, якою слід мені ходити, бо до тебе я підношу мою душу.</w:t>
       </w:r>
     </w:p>
     <w:p>
@@ -10511,15 +9468,7 @@
           <w:sz w:val="24"/>
           <w:szCs w:val="24"/>
         </w:rPr>
-        <w:t>Живи мене, о Господи,</w:t>
-      </w:r>
-      <w:r>
-        <w:rPr>
-          <w:rFonts w:ascii="Times New Roman" w:hAnsi="Times New Roman" w:cs="Times New Roman"/>
-          <w:sz w:val="24"/>
-          <w:szCs w:val="24"/>
-        </w:rPr>
-        <w:t xml:space="preserve"> імени твого ради,* у справедливості твоїй виведи з скорботи мою душу.</w:t>
+        <w:t>Живи мене, о Господи, імени твого ради,* у справедливості твоїй виведи з скорботи мою душу.</w:t>
       </w:r>
     </w:p>
     <w:p>
@@ -10578,15 +9527,7 @@
           <w:sz w:val="24"/>
           <w:szCs w:val="24"/>
         </w:rPr>
-        <w:t>Алилуя</w:t>
-      </w:r>
-      <w:r>
-        <w:rPr>
-          <w:rFonts w:ascii="Times New Roman" w:hAnsi="Times New Roman" w:cs="Times New Roman"/>
-          <w:sz w:val="24"/>
-          <w:szCs w:val="24"/>
-        </w:rPr>
-        <w:t xml:space="preserve">, алилуя, алилуя: Слава тобі, Боже! </w:t>
+        <w:t xml:space="preserve">Алилуя, алилуя, алилуя: Слава тобі, Боже! </w:t>
       </w:r>
       <w:r>
         <w:rPr>
@@ -10629,6 +9570,7 @@
           <w:b/>
           <w:i/>
           <w:color w:val="FF0000"/>
+          <w:sz w:val="24"/>
         </w:rPr>
         <w:t>Утренні молитви</w:t>
       </w:r>
@@ -10724,16 +9666,7 @@
           <w:sz w:val="24"/>
           <w:szCs w:val="24"/>
         </w:rPr>
-        <w:t>, Господи, Боже наш, що підняв нас із постелі нашої і вклав в уста наші слово хвали, щоб поклонятися і призивати ім'я Твоє святе. Ми умоляємо Твоє милосердя, яке Ти завжди виявляв у нашому житті. Пошли поміч свою людям, що стоять перед лицем святої слави Т</w:t>
-      </w:r>
-      <w:r>
-        <w:rPr>
-          <w:rFonts w:ascii="Times New Roman" w:hAnsi="Times New Roman" w:cs="Times New Roman"/>
-          <w:color w:val="000000"/>
-          <w:sz w:val="24"/>
-          <w:szCs w:val="24"/>
-        </w:rPr>
-        <w:t>воєї і дожидають від Тебе багатої милости; і дай нам, що зо страхом і любов'ю завжди Тобі служимо, хвалити несказанну Твою доброту. Бо Тобі належить усяка слава, честь і поклоніння: Отцю, і Сину, і Святому Духові, нині і повсякчас, і на віки віків. Амінь.</w:t>
+        <w:t>, Господи, Боже наш, що підняв нас із постелі нашої і вклав в уста наші слово хвали, щоб поклонятися і призивати ім'я Твоє святе. Ми умоляємо Твоє милосердя, яке Ти завжди виявляв у нашому житті. Пошли поміч свою людям, що стоять перед лицем святої слави Твоєї і дожидають від Тебе багатої милости; і дай нам, що зо страхом і любов'ю завжди Тобі служимо, хвалити несказанну Твою доброту. Бо Тобі належить усяка слава, честь і поклоніння: Отцю, і Сину, і Святому Духові, нині і повсякчас, і на віки віків. Амінь.</w:t>
       </w:r>
     </w:p>
     <w:p>
@@ -10762,45 +9695,26 @@
           <w:sz w:val="24"/>
           <w:szCs w:val="24"/>
         </w:rPr>
-        <w:t>Від ночі лине дух наш до Тебе, Боже, бо світлом є повеління Твої на землі. Навчи нас у страсі Твоєму виконувати правду й добро, бо Тебе славимо як правдивого Бога нашого. Прихили вухо своє і вислухай нас, і пом'яни, Господи, тих, що є та що моляться з н</w:t>
-      </w:r>
-      <w:r>
-        <w:rPr>
-          <w:rFonts w:ascii="Times New Roman" w:hAnsi="Times New Roman" w:cs="Times New Roman"/>
-          <w:color w:val="000000"/>
-          <w:sz w:val="24"/>
-          <w:szCs w:val="24"/>
-        </w:rPr>
-        <w:t>ами, всіх по імені, і спаси їх силою Твоєю. Благослови людей Твоїх і освяти спадкоємство Твоє: мир світові Твоєму даруй, церквам Твоїм, Священникам, владі, і всім людям. Хай благословиться і прославляється всечесне і величне ім'я Твоє, Отця, і Сина, і Свят</w:t>
-      </w:r>
-      <w:r>
-        <w:rPr>
-          <w:rFonts w:ascii="Times New Roman" w:hAnsi="Times New Roman" w:cs="Times New Roman"/>
-          <w:color w:val="000000"/>
-          <w:sz w:val="24"/>
-          <w:szCs w:val="24"/>
-        </w:rPr>
-        <w:t>ого Духа, нині і повсякчас, і на віки віків. Амінь.</w:t>
-      </w:r>
-    </w:p>
-    <w:p>
-      <w:pPr>
-        <w:spacing w:after="120"/>
-        <w:jc w:val="both"/>
-        <w:rPr>
-          <w:rFonts w:ascii="Times New Roman" w:hAnsi="Times New Roman" w:cs="Times New Roman"/>
-          <w:sz w:val="24"/>
-          <w:szCs w:val="24"/>
-        </w:rPr>
-      </w:pPr>
-      <w:r>
-        <w:rPr>
-          <w:rFonts w:ascii="Times New Roman" w:hAnsi="Times New Roman" w:cs="Times New Roman"/>
-          <w:color w:val="FF0000"/>
-          <w:sz w:val="24"/>
-          <w:szCs w:val="24"/>
-        </w:rPr>
-        <w:lastRenderedPageBreak/>
+        <w:t>Від ночі лине дух наш до Тебе, Боже, бо світлом є повеління Твої на землі. Навчи нас у страсі Твоєму виконувати правду й добро, бо Тебе славимо як правдивого Бога нашого. Прихили вухо своє і вислухай нас, і пом'яни, Господи, тих, що є та що моляться з нами, всіх по імені, і спаси їх силою Твоєю. Благослови людей Твоїх і освяти спадкоємство Твоє: мир світові Твоєму даруй, церквам Твоїм, Священникам, владі, і всім людям. Хай благословиться і прославляється всечесне і величне ім'я Твоє, Отця, і Сина, і Святого Духа, нині і повсякчас, і на віки віків. Амінь.</w:t>
+      </w:r>
+    </w:p>
+    <w:p>
+      <w:pPr>
+        <w:spacing w:after="120"/>
+        <w:jc w:val="both"/>
+        <w:rPr>
+          <w:rFonts w:ascii="Times New Roman" w:hAnsi="Times New Roman" w:cs="Times New Roman"/>
+          <w:sz w:val="24"/>
+          <w:szCs w:val="24"/>
+        </w:rPr>
+      </w:pPr>
+      <w:r>
+        <w:rPr>
+          <w:rFonts w:ascii="Times New Roman" w:hAnsi="Times New Roman" w:cs="Times New Roman"/>
+          <w:color w:val="FF0000"/>
+          <w:sz w:val="24"/>
+          <w:szCs w:val="24"/>
+        </w:rPr>
         <w:t>3.</w:t>
       </w:r>
       <w:r>
@@ -10810,25 +9724,7 @@
           <w:sz w:val="24"/>
           <w:szCs w:val="24"/>
         </w:rPr>
-        <w:t xml:space="preserve"> Від ночі лине дух наш до Тебе, Боже, бо світлом є повеління Твої. Навчи нас, Боже, правди Твоєї, заповідей Твоїх і виправдань Твоїх. Просвіти наші духовні очі, щоб ми не заснули в гріхах на смерть. Від</w:t>
-      </w:r>
-      <w:r>
-        <w:rPr>
-          <w:rFonts w:ascii="Times New Roman" w:hAnsi="Times New Roman" w:cs="Times New Roman"/>
-          <w:color w:val="000000"/>
-          <w:sz w:val="24"/>
-          <w:szCs w:val="24"/>
-        </w:rPr>
-        <w:t>жени всяку мряку від сердець наших, даруй нам сонце правди і охорони життя наше знаменням і печаттю Святого Твого Духа. Направ стопи наші на шлях мирний, дай нам бачити ранішній день у радості, щоб ми Тобі засилали ранішні молитви, бо Твоє є володіння і Тв</w:t>
-      </w:r>
-      <w:r>
-        <w:rPr>
-          <w:rFonts w:ascii="Times New Roman" w:hAnsi="Times New Roman" w:cs="Times New Roman"/>
-          <w:color w:val="000000"/>
-          <w:sz w:val="24"/>
-          <w:szCs w:val="24"/>
-        </w:rPr>
-        <w:t>оє є царство і сила, і слава Отця, і Сина, і Святого Духа, нині і повсякчас, і на віки віків. Амінь.</w:t>
+        <w:t xml:space="preserve"> Від ночі лине дух наш до Тебе, Боже, бо світлом є повеління Твої. Навчи нас, Боже, правди Твоєї, заповідей Твоїх і виправдань Твоїх. Просвіти наші духовні очі, щоб ми не заснули в гріхах на смерть. Віджени всяку мряку від сердець наших, даруй нам сонце правди і охорони життя наше знаменням і печаттю Святого Твого Духа. Направ стопи наші на шлях мирний, дай нам бачити ранішній день у радості, щоб ми Тобі засилали ранішні молитви, бо Твоє є володіння і Твоє є царство і сила, і слава Отця, і Сина, і Святого Духа, нині і повсякчас, і на віки віків. Амінь.</w:t>
       </w:r>
     </w:p>
     <w:p>
@@ -10857,16 +9753,7 @@
           <w:sz w:val="24"/>
           <w:szCs w:val="24"/>
         </w:rPr>
-        <w:t xml:space="preserve"> Владико, Боже святий і неосяжний, що казав із темряви світлові засіяти, що заспокоїв нас у нічному сні й підвів до величання і моління Твоєї доброти! Ти</w:t>
-      </w:r>
-      <w:r>
-        <w:rPr>
-          <w:rFonts w:ascii="Times New Roman" w:hAnsi="Times New Roman" w:cs="Times New Roman"/>
-          <w:color w:val="000000"/>
-          <w:sz w:val="24"/>
-          <w:szCs w:val="24"/>
-        </w:rPr>
-        <w:t xml:space="preserve">, що даєш себе умолити задля свого милосердя, прийми і нині нас, що поклоняємося Тобі й по силі </w:t>
+        <w:t xml:space="preserve"> Владико, Боже святий і неосяжний, що казав із темряви світлові засіяти, що заспокоїв нас у нічному сні й підвів до величання і моління Твоєї доброти! Ти, що даєш себе умолити задля свого милосердя, прийми і нині нас, що поклоняємося Тобі й по силі </w:t>
       </w:r>
       <w:r>
         <w:rPr>
@@ -10917,25 +9804,7 @@
           <w:sz w:val="24"/>
           <w:szCs w:val="24"/>
         </w:rPr>
-        <w:t xml:space="preserve">. Пом'яни, Господи, за багатством </w:t>
-      </w:r>
-      <w:r>
-        <w:rPr>
-          <w:rFonts w:ascii="Times New Roman" w:hAnsi="Times New Roman" w:cs="Times New Roman"/>
-          <w:color w:val="000000"/>
-          <w:sz w:val="24"/>
-          <w:szCs w:val="24"/>
-        </w:rPr>
-        <w:t>ласк Твоїх усіх людей, що є і моляться з нами, і всю братію нашу на землі й на морі, і на всякому місці володіння Твого, що потребують Твоєї любови й помочі. Усім вияви велику Твою милість, щоб спасенні, як душею так і тілом, завжди перебували й відважно с</w:t>
-      </w:r>
-      <w:r>
-        <w:rPr>
-          <w:rFonts w:ascii="Times New Roman" w:hAnsi="Times New Roman" w:cs="Times New Roman"/>
-          <w:color w:val="000000"/>
-          <w:sz w:val="24"/>
-          <w:szCs w:val="24"/>
-        </w:rPr>
-        <w:t>лавили чудне й благословенне ім'я Твоє, бо Ти Бог милости і ласк, і любови, і Тобі славу возсилаємо: Отцю, і Сину, і Святому Духові, нині і повсякчас, і на віки віків. Амінь.</w:t>
+        <w:t>. Пом'яни, Господи, за багатством ласк Твоїх усіх людей, що є і моляться з нами, і всю братію нашу на землі й на морі, і на всякому місці володіння Твого, що потребують Твоєї любови й помочі. Усім вияви велику Твою милість, щоб спасенні, як душею так і тілом, завжди перебували й відважно славили чудне й благословенне ім'я Твоє, бо Ти Бог милости і ласк, і любови, і Тобі славу возсилаємо: Отцю, і Сину, і Святому Духові, нині і повсякчас, і на віки віків. Амінь.</w:t>
       </w:r>
     </w:p>
     <w:p>
@@ -10998,34 +9867,7 @@
           <w:sz w:val="24"/>
           <w:szCs w:val="24"/>
         </w:rPr>
-        <w:t>, джерело невисихаюче, Отче святий, чудотворче всесильний і всед</w:t>
-      </w:r>
-      <w:r>
-        <w:rPr>
-          <w:rFonts w:ascii="Times New Roman" w:hAnsi="Times New Roman" w:cs="Times New Roman"/>
-          <w:color w:val="000000"/>
-          <w:sz w:val="24"/>
-          <w:szCs w:val="24"/>
-        </w:rPr>
-        <w:t>ержителю! Усі Тобі поклоняємося і Тобі молимося та Твої милості і Твої ласки призиваємо на поміч і на заступництво нашій смиренності. Пом'яни, Господи, слуг Твоїх, прийми від усіх нас ранішні моління, як кадило перед Тобою; ні одного з нас не вчини нездатн</w:t>
-      </w:r>
-      <w:r>
-        <w:rPr>
-          <w:rFonts w:ascii="Times New Roman" w:hAnsi="Times New Roman" w:cs="Times New Roman"/>
-          <w:color w:val="000000"/>
-          <w:sz w:val="24"/>
-          <w:szCs w:val="24"/>
-        </w:rPr>
-        <w:t>им, але всіх нас зберігай ласками Твоїми. Пом'яни, Господи, тих, що чувають і співають на славу Твою і єдинородного Твого Сина і Бога нашого, і Святого Твого Духа. Будь їм помічником і заступником; прийми їх молитви на наднебесний і духовний Твій жертовник</w:t>
-      </w:r>
-      <w:r>
-        <w:rPr>
-          <w:rFonts w:ascii="Times New Roman" w:hAnsi="Times New Roman" w:cs="Times New Roman"/>
-          <w:color w:val="000000"/>
-          <w:sz w:val="24"/>
-          <w:szCs w:val="24"/>
-        </w:rPr>
-        <w:t>, бо Ти Бог наш, і Тобі славу возсилаємо: Отцю, і Сину, і Святому Духові, нині і повсякчас, і на віки віків. Амінь.</w:t>
+        <w:t>, джерело невисихаюче, Отче святий, чудотворче всесильний і вседержителю! Усі Тобі поклоняємося і Тобі молимося та Твої милості і Твої ласки призиваємо на поміч і на заступництво нашій смиренності. Пом'яни, Господи, слуг Твоїх, прийми від усіх нас ранішні моління, як кадило перед Тобою; ні одного з нас не вчини нездатним, але всіх нас зберігай ласками Твоїми. Пом'яни, Господи, тих, що чувають і співають на славу Твою і єдинородного Твого Сина і Бога нашого, і Святого Твого Духа. Будь їм помічником і заступником; прийми їх молитви на наднебесний і духовний Твій жертовник, бо Ти Бог наш, і Тобі славу возсилаємо: Отцю, і Сину, і Святому Духові, нині і повсякчас, і на віки віків. Амінь.</w:t>
       </w:r>
     </w:p>
     <w:p>
@@ -11096,25 +9938,7 @@
           <w:sz w:val="24"/>
           <w:szCs w:val="24"/>
         </w:rPr>
-        <w:t xml:space="preserve">, Господи, Боже спасіння нашого, бо Ти все робиш для добра життя нашого, щоб ми завжди на Тебе споглядали, Спасителю й Доброчинцю душ наших. Бо Ти дав спокій нам у час минулої ночі й підвів нас, щоб ми поклонялися величному імені Твоєму. Тому молимо Тебе, </w:t>
-      </w:r>
-      <w:r>
-        <w:rPr>
-          <w:rFonts w:ascii="Times New Roman" w:hAnsi="Times New Roman" w:cs="Times New Roman"/>
-          <w:color w:val="000000"/>
-          <w:sz w:val="24"/>
-          <w:szCs w:val="24"/>
-        </w:rPr>
-        <w:t xml:space="preserve">Господи: Дай нам ласку й силу, щоб ми стали гідними співати Тобі розумно й молитися безупинно та в страсі і тремтінні над нашим спасінням працювали, при заступництві Христа Твого. Пом'яни, Господи, і тих, що вночі до Тебе кличуть. Вислухай їх і помилуй, і </w:t>
-      </w:r>
-      <w:r>
-        <w:rPr>
-          <w:rFonts w:ascii="Times New Roman" w:hAnsi="Times New Roman" w:cs="Times New Roman"/>
-          <w:color w:val="000000"/>
-          <w:sz w:val="24"/>
-          <w:szCs w:val="24"/>
-        </w:rPr>
-        <w:t>круши під ноги їх невидимих і войовничих ворогів. Бо Ти Цар миру і Спас душ наших, і Тобі славу возсилаємо: Отцю і Сину, і Святому Духові, нині і повсякчас, і на віки віків. Амінь.</w:t>
+        <w:t>, Господи, Боже спасіння нашого, бо Ти все робиш для добра життя нашого, щоб ми завжди на Тебе споглядали, Спасителю й Доброчинцю душ наших. Бо Ти дав спокій нам у час минулої ночі й підвів нас, щоб ми поклонялися величному імені Твоєму. Тому молимо Тебе, Господи: Дай нам ласку й силу, щоб ми стали гідними співати Тобі розумно й молитися безупинно та в страсі і тремтінні над нашим спасінням працювали, при заступництві Христа Твого. Пом'яни, Господи, і тих, що вночі до Тебе кличуть. Вислухай їх і помилуй, і круши під ноги їх невидимих і войовничих ворогів. Бо Ти Цар миру і Спас душ наших, і Тобі славу возсилаємо: Отцю і Сину, і Святому Духові, нині і повсякчас, і на віки віків. Амінь.</w:t>
       </w:r>
     </w:p>
     <w:p>
@@ -11143,34 +9967,7 @@
           <w:sz w:val="24"/>
           <w:szCs w:val="24"/>
         </w:rPr>
-        <w:t xml:space="preserve"> Боже й Отче Господа нашого Ісуса Христа! Ти підніс нас з постелі нашої і</w:t>
-      </w:r>
-      <w:r>
-        <w:rPr>
-          <w:rFonts w:ascii="Times New Roman" w:hAnsi="Times New Roman" w:cs="Times New Roman"/>
-          <w:color w:val="000000"/>
-          <w:sz w:val="24"/>
-          <w:szCs w:val="24"/>
-        </w:rPr>
-        <w:t xml:space="preserve"> зібрав на годину молитви. Дай нам ласку відкрити уста наші і прийми наші подяки, що в наших силах, і навчи нас установ Твоїх. Бо молитися як слід не вміємо, якщо Ти, Господи, святим Твоїм Духом не навчиш нас. Тому молимося Тобі: Даруй і прости, якщо ми зг</w:t>
-      </w:r>
-      <w:r>
-        <w:rPr>
-          <w:rFonts w:ascii="Times New Roman" w:hAnsi="Times New Roman" w:cs="Times New Roman"/>
-          <w:color w:val="000000"/>
-          <w:sz w:val="24"/>
-          <w:szCs w:val="24"/>
-        </w:rPr>
-        <w:t>рішили аж до теперішньої години словом або ділом, або думкою, добровільно або недобровільно. Бо коли на провини будеш дивитися, Господи, Господи, то хто встоїться, бо в Тебе є прощення. Ти один святий, допоміжник сильний, захисник життя нашого, і Тебе ми з</w:t>
-      </w:r>
-      <w:r>
-        <w:rPr>
-          <w:rFonts w:ascii="Times New Roman" w:hAnsi="Times New Roman" w:cs="Times New Roman"/>
-          <w:color w:val="000000"/>
-          <w:sz w:val="24"/>
-          <w:szCs w:val="24"/>
-        </w:rPr>
-        <w:t>авжди оспівуватимемо. Нехай буде сила Царства Твого завжди благословенна і вельми прославлювана: Отця, і Сина, і Святого Духа, нині і повсякчас, і на віки віків. Амінь.</w:t>
+        <w:t xml:space="preserve"> Боже й Отче Господа нашого Ісуса Христа! Ти підніс нас з постелі нашої і зібрав на годину молитви. Дай нам ласку відкрити уста наші і прийми наші подяки, що в наших силах, і навчи нас установ Твоїх. Бо молитися як слід не вміємо, якщо Ти, Господи, святим Твоїм Духом не навчиш нас. Тому молимося Тобі: Даруй і прости, якщо ми згрішили аж до теперішньої години словом або ділом, або думкою, добровільно або недобровільно. Бо коли на провини будеш дивитися, Господи, Господи, то хто встоїться, бо в Тебе є прощення. Ти один святий, допоміжник сильний, захисник життя нашого, і Тебе ми завжди оспівуватимемо. Нехай буде сила Царства Твого завжди благословенна і вельми прославлювана: Отця, і Сина, і Святого Духа, нині і повсякчас, і на віки віків. Амінь.</w:t>
       </w:r>
     </w:p>
     <w:p>
@@ -11199,35 +9996,7 @@
           <w:sz w:val="24"/>
           <w:szCs w:val="24"/>
         </w:rPr>
-        <w:t>Господи, Боже наш, що сонну неміч забрав від нас і покликав нас візванням святим, щоб і вночі підносити руки наші і прославляти Тебе за справедливі Твої присуди. Прийми благання наші, моління, визнавання, нічні служби і даруй нам, Боже, віру бездоганну, на</w:t>
-      </w:r>
-      <w:r>
-        <w:rPr>
-          <w:rFonts w:ascii="Times New Roman" w:hAnsi="Times New Roman" w:cs="Times New Roman"/>
-          <w:color w:val="000000"/>
-          <w:sz w:val="24"/>
-          <w:szCs w:val="24"/>
-        </w:rPr>
-        <w:t xml:space="preserve">дію впевнену, любов нелицемірну. Благослови наші входи й виходи, вчинки, слова, діла й думки; і дай нам дочекатися початку дня, нам, що хвалять й оспівують, і благословлять </w:t>
-      </w:r>
-      <w:r>
-        <w:rPr>
-          <w:rFonts w:ascii="Times New Roman" w:hAnsi="Times New Roman" w:cs="Times New Roman"/>
-          <w:color w:val="000000"/>
-          <w:sz w:val="24"/>
-          <w:szCs w:val="24"/>
-        </w:rPr>
-        <w:lastRenderedPageBreak/>
-        <w:t>добрість Твоєї несказанної сили, щоб було благословенне Твоє пресвяте ім'я і просла</w:t>
-      </w:r>
-      <w:r>
-        <w:rPr>
-          <w:rFonts w:ascii="Times New Roman" w:hAnsi="Times New Roman" w:cs="Times New Roman"/>
-          <w:color w:val="000000"/>
-          <w:sz w:val="24"/>
-          <w:szCs w:val="24"/>
-        </w:rPr>
-        <w:t>влене Твоє царство: Отця, і Сина, і Святого Духа, нині і повсякчас, і на віки віків. Амінь.</w:t>
+        <w:t>Господи, Боже наш, що сонну неміч забрав від нас і покликав нас візванням святим, щоб і вночі підносити руки наші і прославляти Тебе за справедливі Твої присуди. Прийми благання наші, моління, визнавання, нічні служби і даруй нам, Боже, віру бездоганну, надію впевнену, любов нелицемірну. Благослови наші входи й виходи, вчинки, слова, діла й думки; і дай нам дочекатися початку дня, нам, що хвалять й оспівують, і благословлять добрість Твоєї несказанної сили, щоб було благословенне Твоє пресвяте ім'я і прославлене Твоє царство: Отця, і Сина, і Святого Духа, нині і повсякчас, і на віки віків. Амінь.</w:t>
       </w:r>
     </w:p>
     <w:p>
@@ -11256,34 +10025,7 @@
           <w:sz w:val="24"/>
           <w:szCs w:val="24"/>
         </w:rPr>
-        <w:t xml:space="preserve"> Господи, Боже наш! Ти за покаяння дарував людям відпущення, нам же, як образ пізнання і визнання гріхів, показав покаяння і прощення пророка Давида. Тож, Владико</w:t>
-      </w:r>
-      <w:r>
-        <w:rPr>
-          <w:rFonts w:ascii="Times New Roman" w:hAnsi="Times New Roman" w:cs="Times New Roman"/>
-          <w:color w:val="000000"/>
-          <w:sz w:val="24"/>
-          <w:szCs w:val="24"/>
-        </w:rPr>
-        <w:t>, помилуй з великої милости Твоєї нас, що в чимало великих гріхів впали, і по багатстві ласк Твоїх очисти беззаконня наші, бо перед Тобою згрішили ми, Господи, що невідомі й таємні речі серця людського знаєш, і єдиний Ти маєш владу прощати гріхи. Серце ж ч</w:t>
-      </w:r>
-      <w:r>
-        <w:rPr>
-          <w:rFonts w:ascii="Times New Roman" w:hAnsi="Times New Roman" w:cs="Times New Roman"/>
-          <w:color w:val="000000"/>
-          <w:sz w:val="24"/>
-          <w:szCs w:val="24"/>
-        </w:rPr>
-        <w:t>исте вчини в нас і Духом владичним утверди нас, і радість спасіння Твого яви нам. Не відкинь нас від лиця Твого, але дозволь, як благий і людинолюбний, аж до останнього нашого віддиху появляти Тобі жертву справедливости й приноси на святих Твоїх жертовника</w:t>
-      </w:r>
-      <w:r>
-        <w:rPr>
-          <w:rFonts w:ascii="Times New Roman" w:hAnsi="Times New Roman" w:cs="Times New Roman"/>
-          <w:color w:val="000000"/>
-          <w:sz w:val="24"/>
-          <w:szCs w:val="24"/>
-        </w:rPr>
-        <w:t>х, милістю і ласками і людинолюб'ям єдинородного Сина Твого, з яким Ти є благословенний з пресвятим, добрим і животворчим Твоїм Духом, нині й повсякчас, і на віки віків. Амінь.</w:t>
+        <w:t xml:space="preserve"> Господи, Боже наш! Ти за покаяння дарував людям відпущення, нам же, як образ пізнання і визнання гріхів, показав покаяння і прощення пророка Давида. Тож, Владико, помилуй з великої милости Твоєї нас, що в чимало великих гріхів впали, і по багатстві ласк Твоїх очисти беззаконня наші, бо перед Тобою згрішили ми, Господи, що невідомі й таємні речі серця людського знаєш, і єдиний Ти маєш владу прощати гріхи. Серце ж чисте вчини в нас і Духом владичним утверди нас, і радість спасіння Твого яви нам. Не відкинь нас від лиця Твого, але дозволь, як благий і людинолюбний, аж до останнього нашого віддиху появляти Тобі жертву справедливости й приноси на святих Твоїх жертовниках, милістю і ласками і людинолюб'ям єдинородного Сина Твого, з яким Ти є благословенний з пресвятим, добрим і животворчим Твоїм Духом, нині й повсякчас, і на віки віків. Амінь.</w:t>
       </w:r>
     </w:p>
     <w:p>
@@ -11312,25 +10054,7 @@
           <w:sz w:val="24"/>
           <w:szCs w:val="24"/>
         </w:rPr>
-        <w:t xml:space="preserve"> Боже, Боже наш! Ти сотворив розумні й духовні сили Своєю волею. Тебе просим</w:t>
-      </w:r>
-      <w:r>
-        <w:rPr>
-          <w:rFonts w:ascii="Times New Roman" w:hAnsi="Times New Roman" w:cs="Times New Roman"/>
-          <w:color w:val="000000"/>
-          <w:sz w:val="24"/>
-          <w:szCs w:val="24"/>
-        </w:rPr>
-        <w:t>о й Тобі молимося: Прийми наші посильні величання з усіма Твоїми творіннями і збагати щедрими даруваннями Твоєї ласки. Бо перед Тобою згинається всяке коліно: на небі, на землі й під землею, і все, що живе, і все створіння оспівує неосяжну Твою славу, бо Т</w:t>
-      </w:r>
-      <w:r>
-        <w:rPr>
-          <w:rFonts w:ascii="Times New Roman" w:hAnsi="Times New Roman" w:cs="Times New Roman"/>
-          <w:color w:val="000000"/>
-          <w:sz w:val="24"/>
-          <w:szCs w:val="24"/>
-        </w:rPr>
-        <w:t>и Бог правдивий і вельми милостивий. Тебе бо хвалять усі небесні сили, і Тобі славу возсилаємо: Отцю, і Сину, і Святому Духові, нині і повсякчас, і на віки віків. Амінь.</w:t>
+        <w:t xml:space="preserve"> Боже, Боже наш! Ти сотворив розумні й духовні сили Своєю волею. Тебе просимо й Тобі молимося: Прийми наші посильні величання з усіма Твоїми творіннями і збагати щедрими даруваннями Твоєї ласки. Бо перед Тобою згинається всяке коліно: на небі, на землі й під землею, і все, що живе, і все створіння оспівує неосяжну Твою славу, бо Ти Бог правдивий і вельми милостивий. Тебе бо хвалять усі небесні сили, і Тобі славу возсилаємо: Отцю, і Сину, і Святому Духові, нині і повсякчас, і на віки віків. Амінь.</w:t>
       </w:r>
     </w:p>
     <w:p>
@@ -11393,34 +10117,7 @@
           <w:sz w:val="24"/>
           <w:szCs w:val="24"/>
         </w:rPr>
-        <w:t>, Боже батьків наших, бо Ти забр</w:t>
-      </w:r>
-      <w:r>
-        <w:rPr>
-          <w:rFonts w:ascii="Times New Roman" w:hAnsi="Times New Roman" w:cs="Times New Roman"/>
-          <w:color w:val="000000"/>
-          <w:sz w:val="24"/>
-          <w:szCs w:val="24"/>
-        </w:rPr>
-        <w:t>ав тінь нічну і явив нам знову світло денне. Молимо Твою добрість: Милостивий будь для нас грішних і прийми молитву нашу задля великої Твоєї ласкавости, бо ми прибігаємо до Тебе, милостивого і всемогутнього Бога. Ти, що засвітив у серцях наших правдиве сон</w:t>
-      </w:r>
-      <w:r>
-        <w:rPr>
-          <w:rFonts w:ascii="Times New Roman" w:hAnsi="Times New Roman" w:cs="Times New Roman"/>
-          <w:color w:val="000000"/>
-          <w:sz w:val="24"/>
-          <w:szCs w:val="24"/>
-        </w:rPr>
-        <w:t>це справедливости Твоєї! Просвіти розум наш і почування всі зберігай, щоб, як у день, ходили ми пристойно шляхом заповідей Твоїх і дійшли до життя вічного, і стали гідними насолоджуватися недоступним Твоїм світлом. Бо в Тебе є джерело життя, Ти Бог наш і Т</w:t>
-      </w:r>
-      <w:r>
-        <w:rPr>
-          <w:rFonts w:ascii="Times New Roman" w:hAnsi="Times New Roman" w:cs="Times New Roman"/>
-          <w:color w:val="000000"/>
-          <w:sz w:val="24"/>
-          <w:szCs w:val="24"/>
-        </w:rPr>
-        <w:t>обі славу возсилаємо: Отцю, і Сину, і Святому Духові, нині і повсякчас, і на віки віків. Амінь.</w:t>
+        <w:t>, Боже батьків наших, бо Ти забрав тінь нічну і явив нам знову світло денне. Молимо Твою добрість: Милостивий будь для нас грішних і прийми молитву нашу задля великої Твоєї ласкавости, бо ми прибігаємо до Тебе, милостивого і всемогутнього Бога. Ти, що засвітив у серцях наших правдиве сонце справедливости Твоєї! Просвіти розум наш і почування всі зберігай, щоб, як у день, ходили ми пристойно шляхом заповідей Твоїх і дійшли до життя вічного, і стали гідними насолоджуватися недоступним Твоїм світлом. Бо в Тебе є джерело життя, Ти Бог наш і Тобі славу возсилаємо: Отцю, і Сину, і Святому Духові, нині і повсякчас, і на віки віків. Амінь.</w:t>
       </w:r>
     </w:p>
     <w:p>
@@ -11573,16 +10270,7 @@
           <w:sz w:val="24"/>
           <w:szCs w:val="24"/>
         </w:rPr>
-        <w:t>За мир</w:t>
-      </w:r>
-      <w:r>
-        <w:rPr>
-          <w:rFonts w:ascii="Times New Roman" w:hAnsi="Times New Roman" w:cs="Times New Roman"/>
-          <w:color w:val="000000"/>
-          <w:sz w:val="24"/>
-          <w:szCs w:val="24"/>
-        </w:rPr>
-        <w:t xml:space="preserve"> усього світу, добрий стан святих Божих церков і з’єднання всіх Господеві помолімся.</w:t>
+        <w:t>За мир усього світу, добрий стан святих Божих церков і з’єднання всіх Господеві помолімся.</w:t>
       </w:r>
     </w:p>
     <w:p>
@@ -11674,20 +10362,19 @@
       <w:r>
         <w:rPr>
           <w:rFonts w:ascii="Times New Roman" w:hAnsi="Times New Roman" w:cs="Times New Roman"/>
-          <w:color w:val="000000"/>
-          <w:sz w:val="24"/>
-          <w:szCs w:val="24"/>
-        </w:rPr>
-        <w:t>За святішо</w:t>
-      </w:r>
-      <w:r>
-        <w:rPr>
-          <w:rFonts w:ascii="Times New Roman" w:hAnsi="Times New Roman" w:cs="Times New Roman"/>
-          <w:color w:val="000000"/>
-          <w:sz w:val="24"/>
-          <w:szCs w:val="24"/>
-        </w:rPr>
-        <w:t xml:space="preserve">го вселенського архиєрея Франциска, папу Римського, і за блаженнішого патріярха нашого Святослава, і за преосвященнішого архиєпископа і митрополита нашого кир </w:t>
+          <w:sz w:val="24"/>
+          <w:szCs w:val="24"/>
+        </w:rPr>
+        <w:t>За</w:t>
+      </w:r>
+      <w:r>
+        <w:rPr>
+          <w:rFonts w:ascii="Times New Roman" w:hAnsi="Times New Roman" w:cs="Times New Roman"/>
+          <w:color w:val="000000"/>
+          <w:sz w:val="24"/>
+          <w:szCs w:val="24"/>
+        </w:rPr>
+        <w:t xml:space="preserve"> блаженнішого патріярха нашого Святослава, і за преосвященнішого архиєпископа і митрополита нашого кир </w:t>
       </w:r>
       <w:r>
         <w:rPr>
@@ -11841,7 +10528,6 @@
           <w:sz w:val="24"/>
           <w:szCs w:val="24"/>
         </w:rPr>
-        <w:lastRenderedPageBreak/>
         <w:t xml:space="preserve">За місто це </w:t>
       </w:r>
       <w:r>
@@ -11904,15 +10590,7 @@
           <w:sz w:val="24"/>
           <w:szCs w:val="24"/>
         </w:rPr>
-        <w:t>за с</w:t>
-      </w:r>
-      <w:r>
-        <w:rPr>
-          <w:rFonts w:ascii="Times New Roman" w:hAnsi="Times New Roman" w:cs="Times New Roman"/>
-          <w:sz w:val="24"/>
-          <w:szCs w:val="24"/>
-        </w:rPr>
-        <w:t>вяту обитель цю)</w:t>
+        <w:t>за святу обитель цю)</w:t>
       </w:r>
       <w:r>
         <w:rPr>
@@ -12017,16 +10695,7 @@
           <w:sz w:val="24"/>
           <w:szCs w:val="24"/>
         </w:rPr>
-        <w:t>За тих, що плавають, п</w:t>
-      </w:r>
-      <w:r>
-        <w:rPr>
-          <w:rFonts w:ascii="Times New Roman" w:hAnsi="Times New Roman" w:cs="Times New Roman"/>
-          <w:color w:val="000000"/>
-          <w:sz w:val="24"/>
-          <w:szCs w:val="24"/>
-        </w:rPr>
-        <w:t>одорожують, за недужих, страждаючих, полонених – і за спасіння їх Господеві помолімся.</w:t>
+        <w:t>За тих, що плавають, подорожують, за недужих, страждаючих, полонених – і за спасіння їх Господеві помолімся.</w:t>
       </w:r>
     </w:p>
     <w:p>
@@ -12169,16 +10838,7 @@
           <w:sz w:val="24"/>
           <w:szCs w:val="24"/>
         </w:rPr>
-        <w:t>Пресвяту, пречисту, преблагословенну, славну Владичицю нашу Богородицю і приснодіву Марію, з усіма святими пом’янувши, самих себе, і один одного, і все життя наше Хрис</w:t>
-      </w:r>
-      <w:r>
-        <w:rPr>
-          <w:rFonts w:ascii="Times New Roman" w:hAnsi="Times New Roman" w:cs="Times New Roman"/>
-          <w:color w:val="000000"/>
-          <w:sz w:val="24"/>
-          <w:szCs w:val="24"/>
-        </w:rPr>
-        <w:t>ту Богові віддаймо.</w:t>
+        <w:t>Пресвяту, пречисту, преблагословенну, славну Владичицю нашу Богородицю і приснодіву Марію, з усіма святими пом’янувши, самих себе, і один одного, і все життя наше Христу Богові віддаймо.</w:t>
       </w:r>
     </w:p>
     <w:p>
@@ -12227,16 +10887,7 @@
           <w:szCs w:val="24"/>
           <w:u w:val="single"/>
         </w:rPr>
-        <w:t>[Благодаримо Тебе, Господи, Боже наш, що підняв нас із постелі нашої і вклав в уста наші слово хвали, щоб поклонятися і призивати ім'я Твоє святе. Ми умоляємо Твоє милосердя, яке Ти завжди виявляв у нашому житті. Пошли поміч свою людям, що стоять перед лиц</w:t>
-      </w:r>
-      <w:r>
-        <w:rPr>
-          <w:rFonts w:ascii="Times New Roman" w:hAnsi="Times New Roman" w:cs="Times New Roman"/>
-          <w:sz w:val="24"/>
-          <w:szCs w:val="24"/>
-          <w:u w:val="single"/>
-        </w:rPr>
-        <w:t>ем святої слави Твоєї і дожидають від Тебе багатої милости; і дай нам, що зо страхом і любов'ю завжди Тобі служимо, хвалити несказанну Твою доброту.]</w:t>
+        <w:t>[Благодаримо Тебе, Господи, Боже наш, що підняв нас із постелі нашої і вклав в уста наші слово хвали, щоб поклонятися і призивати ім'я Твоє святе. Ми умоляємо Твоє милосердя, яке Ти завжди виявляв у нашому житті. Пошли поміч свою людям, що стоять перед лицем святої слави Твоєї і дожидають від Тебе багатої милости; і дай нам, що зо страхом і любов'ю завжди Тобі служимо, хвалити несказанну Твою доброту.]</w:t>
       </w:r>
     </w:p>
     <w:p>
@@ -12264,15 +10915,7 @@
           <w:sz w:val="24"/>
           <w:szCs w:val="24"/>
         </w:rPr>
-        <w:t xml:space="preserve"> Бо Тобі належить усяка слава, честь і поклоніння, Отцю, і Сину, і Святому Духові, нині, і повся</w:t>
-      </w:r>
-      <w:r>
-        <w:rPr>
-          <w:rFonts w:ascii="Times New Roman" w:hAnsi="Times New Roman" w:cs="Times New Roman"/>
-          <w:sz w:val="24"/>
-          <w:szCs w:val="24"/>
-        </w:rPr>
-        <w:t>кчас, і на віки віків.</w:t>
+        <w:t xml:space="preserve"> Бо Тобі належить усяка слава, честь і поклоніння, Отцю, і Сину, і Святому Духові, нині, і повсякчас, і на віки віків.</w:t>
       </w:r>
     </w:p>
     <w:p>
@@ -12344,6 +10987,7 @@
           <w:b/>
           <w:i/>
           <w:color w:val="FF0000"/>
+          <w:sz w:val="24"/>
         </w:rPr>
         <w:t>Бог Господь...</w:t>
       </w:r>
@@ -12352,6 +10996,7 @@
           <w:rFonts w:ascii="Times New Roman" w:eastAsia="Times New Roman" w:hAnsi="Times New Roman" w:cs="Times New Roman"/>
           <w:i/>
           <w:color w:val="FF0000"/>
+          <w:sz w:val="24"/>
         </w:rPr>
         <w:t xml:space="preserve"> (Пс. 117) на глас 7:</w:t>
       </w:r>
@@ -12544,17 +11189,7 @@
           <w:szCs w:val="24"/>
           <w:u w:val="single"/>
         </w:rPr>
-        <w:t>Камінь, яким знехтували будівничі, став головним на розі. В</w:t>
-      </w:r>
-      <w:r>
-        <w:rPr>
-          <w:rFonts w:ascii="Times New Roman" w:hAnsi="Times New Roman" w:cs="Times New Roman"/>
-          <w:color w:val="000000"/>
-          <w:sz w:val="24"/>
-          <w:szCs w:val="24"/>
-          <w:u w:val="single"/>
-        </w:rPr>
-        <w:t>ід Господа це сталось, і дивне воно в очах наших.</w:t>
+        <w:t>Камінь, яким знехтували будівничі, став головним на розі. Від Господа це сталось, і дивне воно в очах наших.</w:t>
       </w:r>
     </w:p>
     <w:p>
@@ -12588,6 +11223,7 @@
           <w:b/>
           <w:i/>
           <w:color w:val="FF0000"/>
+          <w:sz w:val="24"/>
         </w:rPr>
         <w:t>Тропарі</w:t>
       </w:r>
@@ -12667,16 +11303,7 @@
           <w:sz w:val="24"/>
           <w:szCs w:val="24"/>
         </w:rPr>
-        <w:t>Апостолом Христовим був ти</w:t>
-      </w:r>
-      <w:r>
-        <w:rPr>
-          <w:rFonts w:ascii="Times New Roman" w:hAnsi="Times New Roman" w:cs="Times New Roman"/>
-          <w:color w:val="000000"/>
-          <w:sz w:val="24"/>
-          <w:szCs w:val="24"/>
-        </w:rPr>
-        <w:t xml:space="preserve"> вибраний* і Богослова возлюбленого єдинородний брат, всехвальний Якове;* гріхів відпущення випроси тим, що співають тобі,* і душам нашим велику милість.</w:t>
+        <w:t>Апостолом Христовим був ти вибраний* і Богослова возлюбленого єдинородний брат, всехвальний Якове;* гріхів відпущення випроси тим, що співають тобі,* і душам нашим велику милість.</w:t>
       </w:r>
       <w:r>
         <w:rPr>
@@ -12706,7 +11333,6 @@
           <w:sz w:val="24"/>
           <w:szCs w:val="24"/>
         </w:rPr>
-        <w:lastRenderedPageBreak/>
         <w:t xml:space="preserve">І нині: </w:t>
       </w:r>
       <w:r>
@@ -12726,16 +11352,7 @@
           <w:sz w:val="24"/>
           <w:szCs w:val="24"/>
         </w:rPr>
-        <w:t>Хоч запечатаний був гріб,* як життя із гробу возсіяв Ти, Христе Боже,* і хоч замкнені</w:t>
-      </w:r>
-      <w:r>
-        <w:rPr>
-          <w:rFonts w:ascii="Times New Roman" w:hAnsi="Times New Roman" w:cs="Times New Roman"/>
-          <w:color w:val="000000"/>
-          <w:sz w:val="24"/>
-          <w:szCs w:val="24"/>
-        </w:rPr>
-        <w:t xml:space="preserve"> були двері,* ученикам представ єси, як воскресіння всіх,* дух правий через них обновляючи нам,* по великій Твоїй милості.</w:t>
+        <w:t>Хоч запечатаний був гріб,* як життя із гробу возсіяв Ти, Христе Боже,* і хоч замкнені були двері,* ученикам представ єси, як воскресіння всіх,* дух правий через них обновляючи нам,* по великій Твоїй милості.</w:t>
       </w:r>
     </w:p>
     <w:p>
@@ -12765,6 +11382,7 @@
           <w:b/>
           <w:i/>
           <w:color w:val="FF0000"/>
+          <w:sz w:val="24"/>
         </w:rPr>
         <w:t>Мала єктенія</w:t>
       </w:r>
@@ -12832,15 +11450,7 @@
           <w:sz w:val="24"/>
           <w:szCs w:val="24"/>
         </w:rPr>
-        <w:t>Заступи, спаси, помилуй і охорони нас, Боже, Твоєю благо</w:t>
-      </w:r>
-      <w:r>
-        <w:rPr>
-          <w:rFonts w:ascii="Times New Roman" w:hAnsi="Times New Roman" w:cs="Times New Roman"/>
-          <w:sz w:val="24"/>
-          <w:szCs w:val="24"/>
-        </w:rPr>
-        <w:t>даттю</w:t>
+        <w:t>Заступи, спаси, помилуй і охорони нас, Боже, Твоєю благодаттю</w:t>
       </w:r>
     </w:p>
     <w:p>
@@ -12937,16 +11547,7 @@
           <w:szCs w:val="24"/>
           <w:u w:val="single"/>
         </w:rPr>
-        <w:t xml:space="preserve">[Від ночі лине дух наш до Тебе, Боже, бо світлом є повеління Твої. Навчи нас, Боже, правди Твоєї, заповідей Твоїх і виправдань Твоїх. Просвіти наші духовні очі, щоб ми не заснули в гріхах на смерть. Віджени всяку мряку від сердець наших, </w:t>
-      </w:r>
-      <w:r>
-        <w:rPr>
-          <w:rFonts w:ascii="Times New Roman" w:hAnsi="Times New Roman" w:cs="Times New Roman"/>
-          <w:sz w:val="24"/>
-          <w:szCs w:val="24"/>
-          <w:u w:val="single"/>
-        </w:rPr>
-        <w:t>даруй нам сонце правди і охорони життя наше знаменням і печаттю Святого Твого Духа. Направ стопи наші на шлях мирний, дай нам бачити ранішній день у радості, щоб ми Тобі засилали ранішні молитви.]</w:t>
+        <w:t>[Від ночі лине дух наш до Тебе, Боже, бо світлом є повеління Твої. Навчи нас, Боже, правди Твоєї, заповідей Твоїх і виправдань Твоїх. Просвіти наші духовні очі, щоб ми не заснули в гріхах на смерть. Віджени всяку мряку від сердець наших, даруй нам сонце правди і охорони життя наше знаменням і печаттю Святого Твого Духа. Направ стопи наші на шлях мирний, дай нам бачити ранішній день у радості, щоб ми Тобі засилали ранішні молитви.]</w:t>
       </w:r>
     </w:p>
     <w:p>
@@ -12974,15 +11575,7 @@
           <w:sz w:val="24"/>
           <w:szCs w:val="24"/>
         </w:rPr>
-        <w:t xml:space="preserve"> Бо Твоя є влада і Твоє є царство, і сила, і слав</w:t>
-      </w:r>
-      <w:r>
-        <w:rPr>
-          <w:rFonts w:ascii="Times New Roman" w:hAnsi="Times New Roman" w:cs="Times New Roman"/>
-          <w:sz w:val="24"/>
-          <w:szCs w:val="24"/>
-        </w:rPr>
-        <w:t>а, Отця, і Сина, і Святого Духа, нині, і повсякчас, і на віки віків.</w:t>
+        <w:t xml:space="preserve"> Бо Твоя є влада і Твоє є царство, і сила, і слава, Отця, і Сина, і Святого Духа, нині, і повсякчас, і на віки віків.</w:t>
       </w:r>
     </w:p>
     <w:p>
@@ -13041,6 +11634,7 @@
           <w:b/>
           <w:i/>
           <w:color w:val="FF0000"/>
+          <w:sz w:val="24"/>
         </w:rPr>
         <w:t>Перший сідальний</w:t>
       </w:r>
@@ -13120,16 +11714,7 @@
           <w:sz w:val="24"/>
           <w:szCs w:val="24"/>
         </w:rPr>
-        <w:t xml:space="preserve"> Ко</w:t>
-      </w:r>
-      <w:r>
-        <w:rPr>
-          <w:rFonts w:ascii="Times New Roman" w:hAnsi="Times New Roman" w:cs="Times New Roman"/>
-          <w:color w:val="000000"/>
-          <w:sz w:val="24"/>
-          <w:szCs w:val="24"/>
-        </w:rPr>
-        <w:t>ли ти, Христе, був розп'ятий,* тоді припинилось насильство й була потоптана ворожа сила;* бо не ангел, ані людина, але сам ти, Господи,* спас нас - слава тобі!</w:t>
+        <w:t xml:space="preserve"> Коли ти, Христе, був розп'ятий,* тоді припинилось насильство й була потоптана ворожа сила;* бо не ангел, ані людина, але сам ти, Господи,* спас нас - слава тобі!</w:t>
       </w:r>
     </w:p>
     <w:p>
@@ -13149,6 +11734,7 @@
           <w:b/>
           <w:i/>
           <w:color w:val="FF0000"/>
+          <w:sz w:val="24"/>
         </w:rPr>
         <w:t>Мала єктенія</w:t>
       </w:r>
@@ -13216,15 +11802,7 @@
           <w:sz w:val="24"/>
           <w:szCs w:val="24"/>
         </w:rPr>
-        <w:t>Заступи, спаси, поми</w:t>
-      </w:r>
-      <w:r>
-        <w:rPr>
-          <w:rFonts w:ascii="Times New Roman" w:hAnsi="Times New Roman" w:cs="Times New Roman"/>
-          <w:sz w:val="24"/>
-          <w:szCs w:val="24"/>
-        </w:rPr>
-        <w:t>луй і охорони нас, Боже, Твоєю благодаттю</w:t>
+        <w:t>Заступи, спаси, помилуй і охорони нас, Боже, Твоєю благодаттю</w:t>
       </w:r>
     </w:p>
     <w:p>
@@ -13322,44 +11900,7 @@
           <w:szCs w:val="24"/>
           <w:u w:val="single"/>
         </w:rPr>
-        <w:t xml:space="preserve">[Боже й Отче Господа нашого Ісуса Христа! Ти </w:t>
-      </w:r>
-      <w:r>
-        <w:rPr>
-          <w:rFonts w:ascii="Times New Roman" w:hAnsi="Times New Roman" w:cs="Times New Roman"/>
-          <w:sz w:val="24"/>
-          <w:szCs w:val="24"/>
-          <w:u w:val="single"/>
-        </w:rPr>
-        <w:t>підніс нас з постелі нашої і зібрав на годину молитви. Дай нам ласку відкрити уста наші і прийми наші подяки, що в наших силах, і навчи нас установ твоїх. Бо молитися як слід не вміємо, якщо ти, Господи, святим твоїм Духом не навчиш нас. Тому молимося тобі</w:t>
-      </w:r>
-      <w:r>
-        <w:rPr>
-          <w:rFonts w:ascii="Times New Roman" w:hAnsi="Times New Roman" w:cs="Times New Roman"/>
-          <w:sz w:val="24"/>
-          <w:szCs w:val="24"/>
-          <w:u w:val="single"/>
-        </w:rPr>
-        <w:t xml:space="preserve">: Даруй і прости, якщо ми згрішили аж дотеперішньої години словом або ділом, або думкою, добровільно або недобровільно. Бо коли на провини </w:t>
-      </w:r>
-      <w:r>
-        <w:rPr>
-          <w:rFonts w:ascii="Times New Roman" w:hAnsi="Times New Roman" w:cs="Times New Roman"/>
-          <w:sz w:val="24"/>
-          <w:szCs w:val="24"/>
-          <w:u w:val="single"/>
-        </w:rPr>
-        <w:lastRenderedPageBreak/>
-        <w:t>будеш дивитися, Господи, Господи, то хто встоїться, бо в тебе є прощення. Ти один святий, допоміжник сильний, захисни</w:t>
-      </w:r>
-      <w:r>
-        <w:rPr>
-          <w:rFonts w:ascii="Times New Roman" w:hAnsi="Times New Roman" w:cs="Times New Roman"/>
-          <w:sz w:val="24"/>
-          <w:szCs w:val="24"/>
-          <w:u w:val="single"/>
-        </w:rPr>
-        <w:t>к життя нашого, і тебе ми завжди оспівуватимемо.]</w:t>
+        <w:t>[Боже й Отче Господа нашого Ісуса Христа! Ти підніс нас з постелі нашої і зібрав на годину молитви. Дай нам ласку відкрити уста наші і прийми наші подяки, що в наших силах, і навчи нас установ твоїх. Бо молитися як слід не вміємо, якщо ти, Господи, святим твоїм Духом не навчиш нас. Тому молимося тобі: Даруй і прости, якщо ми згрішили аж дотеперішньої години словом або ділом, або думкою, добровільно або недобровільно. Бо коли на провини будеш дивитися, Господи, Господи, то хто встоїться, бо в тебе є прощення. Ти один святий, допоміжник сильний, захисник життя нашого, і тебе ми завжди оспівуватимемо.]</w:t>
       </w:r>
     </w:p>
     <w:p>
@@ -13446,6 +11987,7 @@
           <w:b/>
           <w:i/>
           <w:color w:val="FF0000"/>
+          <w:sz w:val="24"/>
         </w:rPr>
         <w:t>Другий сідальний</w:t>
       </w:r>
@@ -13476,15 +12018,7 @@
           <w:sz w:val="24"/>
           <w:szCs w:val="24"/>
         </w:rPr>
-        <w:t>Христос, Сонце правди, послав</w:t>
-      </w:r>
-      <w:r>
-        <w:rPr>
-          <w:rFonts w:ascii="Times New Roman" w:hAnsi="Times New Roman" w:cs="Times New Roman"/>
-          <w:sz w:val="24"/>
-          <w:szCs w:val="24"/>
-        </w:rPr>
-        <w:t xml:space="preserve"> тебе, славний апостоле Якове,* як промінь, щоб ти просвітив усю землю.* Молитвами своїми і божественним невгасним світлом,* ти освітлюєш і просвічуєш усіх,* що з вірою прославляють святу твою пам'ять.</w:t>
+        <w:t>Христос, Сонце правди, послав тебе, славний апостоле Якове,* як промінь, щоб ти просвітив усю землю.* Молитвами своїми і божественним невгасним світлом,* ти освітлюєш і просвічуєш усіх,* що з вірою прославляють святу твою пам'ять.</w:t>
       </w:r>
     </w:p>
     <w:p>
@@ -13579,15 +12113,7 @@
           <w:sz w:val="24"/>
           <w:szCs w:val="24"/>
         </w:rPr>
-        <w:t>Хваліте ім'я Господнє, хваліте, слуги Господні. А</w:t>
-      </w:r>
-      <w:r>
-        <w:rPr>
-          <w:rFonts w:ascii="Times New Roman" w:hAnsi="Times New Roman" w:cs="Times New Roman"/>
-          <w:sz w:val="24"/>
-          <w:szCs w:val="24"/>
-        </w:rPr>
-        <w:t>лилуя</w:t>
+        <w:t>Хваліте ім'я Господнє, хваліте, слуги Господні. Алилуя</w:t>
       </w:r>
       <w:r>
         <w:rPr>
@@ -13864,15 +12390,7 @@
           <w:sz w:val="24"/>
           <w:szCs w:val="24"/>
         </w:rPr>
-        <w:t>Прославляйте Бог</w:t>
-      </w:r>
-      <w:r>
-        <w:rPr>
-          <w:rFonts w:ascii="Times New Roman" w:hAnsi="Times New Roman" w:cs="Times New Roman"/>
-          <w:sz w:val="24"/>
-          <w:szCs w:val="24"/>
-        </w:rPr>
-        <w:t xml:space="preserve">а небесного, – алилуя – бо милість його вічна. Алилуя </w:t>
+        <w:t xml:space="preserve">Прославляйте Бога небесного, – алилуя – бо милість його вічна. Алилуя </w:t>
       </w:r>
       <w:r>
         <w:rPr>
@@ -13932,6 +12450,7 @@
           <w:b/>
           <w:i/>
           <w:color w:val="FF0000"/>
+          <w:sz w:val="24"/>
         </w:rPr>
         <w:t>Величання</w:t>
       </w:r>
@@ -14056,16 +12575,7 @@
           <w:szCs w:val="24"/>
           <w:u w:val="single"/>
         </w:rPr>
-        <w:t>Господь народові своєму дасть силу і владу</w:t>
-      </w:r>
-      <w:r>
-        <w:rPr>
-          <w:rFonts w:ascii="Times New Roman" w:hAnsi="Times New Roman" w:cs="Times New Roman"/>
-          <w:sz w:val="24"/>
-          <w:szCs w:val="24"/>
-          <w:u w:val="single"/>
-        </w:rPr>
-        <w:t>. Благословенний Бог.</w:t>
+        <w:t>Господь народові своєму дасть силу і владу. Благословенний Бог.</w:t>
       </w:r>
     </w:p>
     <w:p>
@@ -14155,6 +12665,7 @@
           <w:b/>
           <w:i/>
           <w:color w:val="FF0000"/>
+          <w:sz w:val="24"/>
         </w:rPr>
         <w:t>Мала єктенія</w:t>
       </w:r>
@@ -14286,17 +12797,7 @@
           <w:sz w:val="24"/>
           <w:szCs w:val="24"/>
         </w:rPr>
-        <w:lastRenderedPageBreak/>
-        <w:t>Пресвяту, пречисту, преблагословенну, славну Владичицю нашу Богородицю і приснодіву Марію, з усіма святими пом'янувши, самі себе, і один одного, і все життя наше Христу</w:t>
-      </w:r>
-      <w:r>
-        <w:rPr>
-          <w:rFonts w:ascii="Times New Roman" w:hAnsi="Times New Roman" w:cs="Times New Roman"/>
-          <w:color w:val="000000"/>
-          <w:sz w:val="24"/>
-          <w:szCs w:val="24"/>
-        </w:rPr>
-        <w:t xml:space="preserve"> Богові віддаймо.</w:t>
+        <w:t>Пресвяту, пречисту, преблагословенну, славну Владичицю нашу Богородицю і приснодіву Марію, з усіма святими пом'янувши, самі себе, і один одного, і все життя наше Христу Богові віддаймо.</w:t>
       </w:r>
     </w:p>
     <w:p>
@@ -14350,16 +12851,7 @@
           <w:szCs w:val="24"/>
           <w:u w:val="single"/>
         </w:rPr>
-        <w:t>[Від ночі лине дух наш до тебе, Боже, бо світлом є повеління твої на землі. Навчи нас у страсі твоєму виконувати правду й добро, бо тебе славимо як правдивого Бога нашого. Прихили вухо своє і вислухай нас, і пом'яни,</w:t>
-      </w:r>
-      <w:r>
-        <w:rPr>
-          <w:rFonts w:ascii="Times New Roman" w:hAnsi="Times New Roman" w:cs="Times New Roman"/>
-          <w:sz w:val="24"/>
-          <w:szCs w:val="24"/>
-          <w:u w:val="single"/>
-        </w:rPr>
-        <w:t xml:space="preserve"> Господи, тих, що є та що моляться з нами, всіх по імені, і спаси їх силою твоєю. Благослови людей твоїх і освяти спадкоємство твоє: мир світові твоєму даруй, церквам твоїм, священикам, владі, і всім людям.]</w:t>
+        <w:t>[Від ночі лине дух наш до тебе, Боже, бо світлом є повеління твої на землі. Навчи нас у страсі твоєму виконувати правду й добро, бо тебе славимо як правдивого Бога нашого. Прихили вухо своє і вислухай нас, і пом'яни, Господи, тих, що є та що моляться з нами, всіх по імені, і спаси їх силою твоєю. Благослови людей твоїх і освяти спадкоємство твоє: мир світові твоєму даруй, церквам твоїм, священикам, владі, і всім людям.]</w:t>
       </w:r>
     </w:p>
     <w:p>
@@ -14389,16 +12881,7 @@
           <w:sz w:val="24"/>
           <w:szCs w:val="24"/>
         </w:rPr>
-        <w:t xml:space="preserve">Бо благословилося і прославилося ім’я </w:t>
-      </w:r>
-      <w:r>
-        <w:rPr>
-          <w:rFonts w:ascii="Times New Roman" w:hAnsi="Times New Roman" w:cs="Times New Roman"/>
-          <w:color w:val="000000"/>
-          <w:sz w:val="24"/>
-          <w:szCs w:val="24"/>
-        </w:rPr>
-        <w:t>Твоє Отця, і Сина, і Святого Духа</w:t>
+        <w:t>Бо благословилося і прославилося ім’я Твоє Отця, і Сина, і Святого Духа</w:t>
       </w:r>
       <w:r>
         <w:rPr>
@@ -14476,6 +12959,7 @@
           <w:b/>
           <w:i/>
           <w:color w:val="FF0000"/>
+          <w:sz w:val="24"/>
         </w:rPr>
         <w:t>Сідальний</w:t>
       </w:r>
@@ -14506,15 +12990,7 @@
           <w:sz w:val="24"/>
           <w:szCs w:val="24"/>
         </w:rPr>
-        <w:t>Неводом божественного слова,* уловив ти духовну рибу* і Богові нашому приніс її в дарі.* Бажаючи ж прийняти на себе Христові рани,* ти став до нього подібним у стражданнях.* Тому, зібравшись нині, Апостоле славний,* шануємо святу твою пам'ять й однодушно в</w:t>
-      </w:r>
-      <w:r>
-        <w:rPr>
-          <w:rFonts w:ascii="Times New Roman" w:hAnsi="Times New Roman" w:cs="Times New Roman"/>
-          <w:sz w:val="24"/>
-          <w:szCs w:val="24"/>
-        </w:rPr>
-        <w:t>иголошуємо:* Моли Христа Бога, щоб дарував прощення гріхів тим,* які з любов'ю славлять святу твою пам'ять.</w:t>
+        <w:t>Неводом божественного слова,* уловив ти духовну рибу* і Богові нашому приніс її в дарі.* Бажаючи ж прийняти на себе Христові рани,* ти став до нього подібним у стражданнях.* Тому, зібравшись нині, Апостоле славний,* шануємо святу твою пам'ять й однодушно виголошуємо:* Моли Христа Бога, щоб дарував прощення гріхів тим,* які з любов'ю славлять святу твою пам'ять.</w:t>
       </w:r>
     </w:p>
     <w:p>
@@ -14546,6 +13022,7 @@
           <w:b/>
           <w:i/>
           <w:color w:val="FF0000"/>
+          <w:sz w:val="24"/>
         </w:rPr>
         <w:t xml:space="preserve">Степенна пісня, </w:t>
       </w:r>
@@ -14554,6 +13031,7 @@
           <w:rFonts w:ascii="Times New Roman" w:eastAsia="Times New Roman" w:hAnsi="Times New Roman" w:cs="Times New Roman"/>
           <w:i/>
           <w:color w:val="FF0000"/>
+          <w:sz w:val="24"/>
         </w:rPr>
         <w:t>глас 4</w:t>
       </w:r>
@@ -14576,6 +13054,7 @@
           <w:b/>
           <w:i/>
           <w:color w:val="FF0000"/>
+          <w:sz w:val="24"/>
         </w:rPr>
         <w:t>Антифон 1</w:t>
       </w:r>
@@ -14633,16 +13112,7 @@
           <w:sz w:val="24"/>
           <w:szCs w:val="24"/>
         </w:rPr>
-        <w:t>Ненависники Сіону</w:t>
-      </w:r>
-      <w:r>
-        <w:rPr>
-          <w:rFonts w:ascii="Times New Roman" w:hAnsi="Times New Roman" w:cs="Times New Roman"/>
-          <w:color w:val="000000"/>
-          <w:sz w:val="24"/>
-          <w:szCs w:val="24"/>
-        </w:rPr>
-        <w:t>, ви будете засоромлені Господом,* бо як трава від вогню всохнете.</w:t>
+        <w:t>Ненависники Сіону, ви будете засоромлені Господом,* бо як трава від вогню всохнете.</w:t>
       </w:r>
     </w:p>
     <w:p>
@@ -14825,6 +13295,7 @@
           <w:b/>
           <w:i/>
           <w:color w:val="FF0000"/>
+          <w:sz w:val="24"/>
         </w:rPr>
         <w:t xml:space="preserve">Прокімен. </w:t>
       </w:r>
@@ -14833,6 +13304,7 @@
           <w:rFonts w:ascii="Times New Roman" w:eastAsia="Times New Roman" w:hAnsi="Times New Roman" w:cs="Times New Roman"/>
           <w:i/>
           <w:color w:val="FF0000"/>
+          <w:sz w:val="24"/>
         </w:rPr>
         <w:t>Псалом 18 (г. 4)</w:t>
       </w:r>
@@ -14850,7 +13322,7 @@
       </w:pPr>
       <w:r>
         <w:rPr>
-          <w:rFonts w:ascii="Times New Roman" w:eastAsia="Gungsuh" w:hAnsi="Times New Roman" w:cs="Times New Roman"/>
+          <w:rFonts w:ascii="Times New Roman" w:eastAsia="Gungsuh" w:hAnsi="Times New Roman" w:cs="Gungsuh"/>
           <w:b/>
           <w:sz w:val="24"/>
           <w:szCs w:val="24"/>
@@ -14980,26 +13452,307 @@
           <w:szCs w:val="24"/>
           <w:u w:val="single"/>
         </w:rPr>
-        <w:lastRenderedPageBreak/>
-        <w:t>[Скарбе добра, джерело невисихаюче, Отче святий, чудотворче всесильний і вседержителю! Усі тобі поклоняємося і тобі молимося та твої милості і твої ласки призиваємо на поміч і на заступництво нашій смиренності. Пом'яни, Господи, слуг твої</w:t>
-      </w:r>
-      <w:r>
-        <w:rPr>
-          <w:rFonts w:ascii="Times New Roman" w:hAnsi="Times New Roman" w:cs="Times New Roman"/>
+        <w:t>[Скарбе добра, джерело невисихаюче, Отче святий, чудотворче всесильний і вседержителю! Усі тобі поклоняємося і тобі молимося та твої милості і твої ласки призиваємо на поміч і на заступництво нашій смиренності. Пом'яни, Господи, слуг твоїх, прийми від усіх нас ранішні моління, як кадило перед тобою; ні одного з нас не вчини нездатним, але всіх нас зберігай ласками твоїми. Пом'яни, Господи, тих, що чувають і співають на славу твою і єдинородного твого Сина і Бога нашого, і Святого твого Духа. Будь їм помічником і заступником; прийми їх молитви на наднебесний і духовний твій жертовник]</w:t>
+      </w:r>
+    </w:p>
+    <w:p>
+      <w:pPr>
+        <w:spacing w:after="120"/>
+        <w:jc w:val="both"/>
+        <w:rPr>
+          <w:rFonts w:ascii="Times New Roman" w:hAnsi="Times New Roman" w:cs="Times New Roman"/>
+          <w:sz w:val="24"/>
+          <w:szCs w:val="24"/>
+        </w:rPr>
+      </w:pPr>
+      <w:r>
+        <w:rPr>
+          <w:rFonts w:ascii="Times New Roman" w:hAnsi="Times New Roman" w:cs="Times New Roman"/>
+          <w:i/>
+          <w:color w:val="FF0000"/>
+          <w:sz w:val="24"/>
+          <w:szCs w:val="24"/>
+        </w:rPr>
+        <w:t>Священик:</w:t>
+      </w:r>
+      <w:r>
+        <w:rPr>
+          <w:rFonts w:ascii="Times New Roman" w:hAnsi="Times New Roman" w:cs="Times New Roman"/>
+          <w:sz w:val="24"/>
+          <w:szCs w:val="24"/>
+        </w:rPr>
+        <w:t xml:space="preserve"> Бо ти святий єси, Боже наш, і в святині перебуваєш, і ми тобі славу возсилаємо: Отцю, і Сину, і Святому Духові, нині і повсякчас, і на віки віків.</w:t>
+      </w:r>
+    </w:p>
+    <w:p>
+      <w:pPr>
+        <w:spacing w:after="120"/>
+        <w:jc w:val="both"/>
+        <w:rPr>
+          <w:rFonts w:ascii="Times New Roman" w:hAnsi="Times New Roman" w:cs="Times New Roman"/>
+          <w:sz w:val="24"/>
+          <w:szCs w:val="24"/>
+        </w:rPr>
+      </w:pPr>
+      <w:r>
+        <w:rPr>
+          <w:rFonts w:ascii="Times New Roman" w:hAnsi="Times New Roman" w:cs="Times New Roman"/>
+          <w:i/>
+          <w:color w:val="FF0000"/>
+          <w:sz w:val="24"/>
+          <w:szCs w:val="24"/>
+        </w:rPr>
+        <w:t>Вірні:</w:t>
+      </w:r>
+      <w:r>
+        <w:rPr>
+          <w:rFonts w:ascii="Times New Roman" w:hAnsi="Times New Roman" w:cs="Times New Roman"/>
+          <w:sz w:val="24"/>
+          <w:szCs w:val="24"/>
+        </w:rPr>
+        <w:t xml:space="preserve"> Амінь. </w:t>
+      </w:r>
+    </w:p>
+    <w:p>
+      <w:pPr>
+        <w:spacing w:after="120"/>
+        <w:jc w:val="both"/>
+        <w:rPr>
+          <w:rFonts w:ascii="Times New Roman" w:hAnsi="Times New Roman" w:cs="Times New Roman"/>
+          <w:sz w:val="24"/>
+          <w:szCs w:val="24"/>
+        </w:rPr>
+      </w:pPr>
+    </w:p>
+    <w:p>
+      <w:pPr>
+        <w:spacing w:after="120"/>
+        <w:jc w:val="both"/>
+        <w:rPr>
+          <w:rFonts w:ascii="Times New Roman" w:hAnsi="Times New Roman" w:cs="Times New Roman"/>
+          <w:b/>
+          <w:color w:val="FF0000"/>
+          <w:sz w:val="24"/>
+          <w:szCs w:val="24"/>
+        </w:rPr>
+      </w:pPr>
+      <w:r>
+        <w:rPr>
+          <w:rFonts w:ascii="Times New Roman" w:hAnsi="Times New Roman" w:cs="Times New Roman"/>
+          <w:i/>
+          <w:color w:val="FF0000"/>
+          <w:sz w:val="24"/>
+          <w:szCs w:val="24"/>
+        </w:rPr>
+        <w:t>Вірні на глас прокімена</w:t>
+      </w:r>
+      <w:r>
+        <w:rPr>
+          <w:rFonts w:ascii="Times New Roman" w:hAnsi="Times New Roman" w:cs="Times New Roman"/>
+          <w:color w:val="FF0000"/>
+          <w:sz w:val="24"/>
+          <w:szCs w:val="24"/>
+        </w:rPr>
+        <w:t xml:space="preserve">: </w:t>
+      </w:r>
+      <w:r>
+        <w:rPr>
+          <w:rFonts w:ascii="Times New Roman" w:hAnsi="Times New Roman" w:cs="Times New Roman"/>
+          <w:b/>
           <w:sz w:val="24"/>
           <w:szCs w:val="24"/>
           <w:u w:val="single"/>
         </w:rPr>
-        <w:t>х, прийми від усіх нас ранішні моління, як кадило перед тобою; ні одного з нас не вчини нездатним, але всіх нас зберігай ласками твоїми. Пом'яни, Господи, тих, що чувають і співають на славу твою і єдинородного твого Сина і Бога нашого, і Святого твого Дух</w:t>
-      </w:r>
-      <w:r>
+        <w:t>Всяке дихання, нехай хвалить Господа.</w:t>
+      </w:r>
+    </w:p>
+    <w:p>
+      <w:pPr>
+        <w:spacing w:after="120"/>
+        <w:jc w:val="both"/>
         <w:rPr>
           <w:rFonts w:ascii="Times New Roman" w:hAnsi="Times New Roman" w:cs="Times New Roman"/>
           <w:sz w:val="24"/>
           <w:szCs w:val="24"/>
           <w:u w:val="single"/>
         </w:rPr>
-        <w:t>а. Будь їм помічником і заступником; прийми їх молитви на наднебесний і духовний твій жертовник]</w:t>
+      </w:pPr>
+      <w:r>
+        <w:rPr>
+          <w:rFonts w:ascii="Times New Roman" w:hAnsi="Times New Roman" w:cs="Times New Roman"/>
+          <w:i/>
+          <w:color w:val="FF0000"/>
+          <w:sz w:val="24"/>
+          <w:szCs w:val="24"/>
+        </w:rPr>
+        <w:t>Стих</w:t>
+      </w:r>
+      <w:r>
+        <w:rPr>
+          <w:rFonts w:ascii="Times New Roman" w:hAnsi="Times New Roman" w:cs="Times New Roman"/>
+          <w:color w:val="FF0000"/>
+          <w:sz w:val="24"/>
+          <w:szCs w:val="24"/>
+        </w:rPr>
+        <w:t xml:space="preserve">: </w:t>
+      </w:r>
+      <w:r>
+        <w:rPr>
+          <w:rFonts w:ascii="Times New Roman" w:hAnsi="Times New Roman" w:cs="Times New Roman"/>
+          <w:sz w:val="24"/>
+          <w:szCs w:val="24"/>
+          <w:u w:val="single"/>
+        </w:rPr>
+        <w:t xml:space="preserve">Хваліте Бога у святині його. </w:t>
+      </w:r>
+    </w:p>
+    <w:p>
+      <w:pPr>
+        <w:spacing w:after="120"/>
+        <w:jc w:val="both"/>
+        <w:rPr>
+          <w:rFonts w:ascii="Times New Roman" w:hAnsi="Times New Roman" w:cs="Times New Roman"/>
+          <w:sz w:val="24"/>
+          <w:szCs w:val="24"/>
+          <w:u w:val="single"/>
+        </w:rPr>
+      </w:pPr>
+      <w:r>
+        <w:rPr>
+          <w:rFonts w:ascii="Times New Roman" w:hAnsi="Times New Roman" w:cs="Times New Roman"/>
+          <w:i/>
+          <w:color w:val="FF0000"/>
+          <w:sz w:val="24"/>
+          <w:szCs w:val="24"/>
+        </w:rPr>
+        <w:t>Стих</w:t>
+      </w:r>
+      <w:r>
+        <w:rPr>
+          <w:rFonts w:ascii="Times New Roman" w:hAnsi="Times New Roman" w:cs="Times New Roman"/>
+          <w:color w:val="FF0000"/>
+          <w:sz w:val="24"/>
+          <w:szCs w:val="24"/>
+        </w:rPr>
+        <w:t xml:space="preserve">: </w:t>
+      </w:r>
+      <w:r>
+        <w:rPr>
+          <w:rFonts w:ascii="Times New Roman" w:hAnsi="Times New Roman" w:cs="Times New Roman"/>
+          <w:sz w:val="24"/>
+          <w:szCs w:val="24"/>
+          <w:u w:val="single"/>
+        </w:rPr>
+        <w:t>Хваліте його у твердині сили його.</w:t>
+      </w:r>
+    </w:p>
+    <w:p>
+      <w:pPr>
+        <w:spacing w:after="120"/>
+        <w:jc w:val="both"/>
+        <w:rPr>
+          <w:rFonts w:ascii="Times New Roman" w:hAnsi="Times New Roman" w:cs="Times New Roman"/>
+          <w:i/>
+          <w:color w:val="FF0000"/>
+          <w:sz w:val="24"/>
+          <w:szCs w:val="24"/>
+        </w:rPr>
+      </w:pPr>
+    </w:p>
+    <w:p>
+      <w:pPr>
+        <w:spacing w:after="120"/>
+        <w:jc w:val="both"/>
+        <w:rPr>
+          <w:rFonts w:ascii="Times New Roman" w:hAnsi="Times New Roman" w:cs="Times New Roman"/>
+          <w:sz w:val="24"/>
+          <w:szCs w:val="24"/>
+        </w:rPr>
+      </w:pPr>
+      <w:r>
+        <w:rPr>
+          <w:rFonts w:ascii="Times New Roman" w:hAnsi="Times New Roman" w:cs="Times New Roman"/>
+          <w:sz w:val="24"/>
+          <w:szCs w:val="24"/>
+        </w:rPr>
+        <w:t>І щоб удостоїтися нам вислухати святого Євангелія, Господа Бога молім.</w:t>
+      </w:r>
+    </w:p>
+    <w:p>
+      <w:pPr>
+        <w:spacing w:after="120"/>
+        <w:jc w:val="both"/>
+        <w:rPr>
+          <w:rFonts w:ascii="Times New Roman" w:hAnsi="Times New Roman" w:cs="Times New Roman"/>
+          <w:i/>
+          <w:sz w:val="24"/>
+          <w:szCs w:val="24"/>
+        </w:rPr>
+      </w:pPr>
+      <w:r>
+        <w:rPr>
+          <w:rFonts w:ascii="Times New Roman" w:hAnsi="Times New Roman" w:cs="Times New Roman"/>
+          <w:i/>
+          <w:color w:val="FF0000"/>
+          <w:sz w:val="24"/>
+          <w:szCs w:val="24"/>
+        </w:rPr>
+        <w:t>Вірні:</w:t>
+      </w:r>
+      <w:r>
+        <w:rPr>
+          <w:rFonts w:ascii="Times New Roman" w:hAnsi="Times New Roman" w:cs="Times New Roman"/>
+          <w:color w:val="FF0000"/>
+          <w:sz w:val="24"/>
+          <w:szCs w:val="24"/>
+        </w:rPr>
+        <w:t xml:space="preserve"> </w:t>
+      </w:r>
+      <w:r>
+        <w:rPr>
+          <w:rFonts w:ascii="Times New Roman" w:hAnsi="Times New Roman" w:cs="Times New Roman"/>
+          <w:sz w:val="24"/>
+          <w:szCs w:val="24"/>
+        </w:rPr>
+        <w:t xml:space="preserve">Господи, помилуй </w:t>
+      </w:r>
+      <w:r>
+        <w:rPr>
+          <w:rFonts w:ascii="Times New Roman" w:hAnsi="Times New Roman" w:cs="Times New Roman"/>
+          <w:i/>
+          <w:color w:val="FF0000"/>
+          <w:sz w:val="24"/>
+          <w:szCs w:val="24"/>
+        </w:rPr>
+        <w:t>(3 р.)</w:t>
+      </w:r>
+      <w:r>
+        <w:rPr>
+          <w:rFonts w:ascii="Times New Roman" w:hAnsi="Times New Roman" w:cs="Times New Roman"/>
+          <w:i/>
+          <w:sz w:val="24"/>
+          <w:szCs w:val="24"/>
+        </w:rPr>
+        <w:t>.</w:t>
+      </w:r>
+    </w:p>
+    <w:p>
+      <w:pPr>
+        <w:spacing w:after="120"/>
+        <w:jc w:val="both"/>
+        <w:rPr>
+          <w:rFonts w:ascii="Times New Roman" w:hAnsi="Times New Roman" w:cs="Times New Roman"/>
+          <w:sz w:val="24"/>
+          <w:szCs w:val="24"/>
+        </w:rPr>
+      </w:pPr>
+      <w:r>
+        <w:rPr>
+          <w:rFonts w:ascii="Times New Roman" w:hAnsi="Times New Roman" w:cs="Times New Roman"/>
+          <w:sz w:val="24"/>
+          <w:szCs w:val="24"/>
+        </w:rPr>
+        <w:t>Премудрість, прості, вислухаймо святого Євангелія.</w:t>
       </w:r>
     </w:p>
     <w:p>
@@ -15025,223 +13778,27 @@
       <w:r>
         <w:rPr>
           <w:rFonts w:ascii="Times New Roman" w:hAnsi="Times New Roman" w:cs="Times New Roman"/>
-          <w:sz w:val="24"/>
-          <w:szCs w:val="24"/>
-        </w:rPr>
-        <w:t xml:space="preserve"> Бо ти святий єси, Боже наш, і в святині перебуваєш, і ми тобі славу возсилаємо: Отцю, і Сину, і Святому Духові, нині і повсякчас, і на віки віків.</w:t>
-      </w:r>
-    </w:p>
-    <w:p>
-      <w:pPr>
-        <w:spacing w:after="120"/>
-        <w:jc w:val="both"/>
-        <w:rPr>
-          <w:rFonts w:ascii="Times New Roman" w:hAnsi="Times New Roman" w:cs="Times New Roman"/>
-          <w:sz w:val="24"/>
-          <w:szCs w:val="24"/>
-        </w:rPr>
-      </w:pPr>
-      <w:r>
-        <w:rPr>
-          <w:rFonts w:ascii="Times New Roman" w:hAnsi="Times New Roman" w:cs="Times New Roman"/>
-          <w:i/>
-          <w:color w:val="FF0000"/>
-          <w:sz w:val="24"/>
-          <w:szCs w:val="24"/>
-        </w:rPr>
-        <w:t>Ві</w:t>
-      </w:r>
-      <w:r>
-        <w:rPr>
-          <w:rFonts w:ascii="Times New Roman" w:hAnsi="Times New Roman" w:cs="Times New Roman"/>
-          <w:i/>
-          <w:color w:val="FF0000"/>
-          <w:sz w:val="24"/>
-          <w:szCs w:val="24"/>
-        </w:rPr>
-        <w:t>рні:</w:t>
-      </w:r>
-      <w:r>
-        <w:rPr>
-          <w:rFonts w:ascii="Times New Roman" w:hAnsi="Times New Roman" w:cs="Times New Roman"/>
-          <w:sz w:val="24"/>
-          <w:szCs w:val="24"/>
-        </w:rPr>
-        <w:t xml:space="preserve"> Амінь. </w:t>
-      </w:r>
-    </w:p>
-    <w:p>
-      <w:pPr>
-        <w:spacing w:after="120"/>
-        <w:jc w:val="both"/>
-        <w:rPr>
-          <w:rFonts w:ascii="Times New Roman" w:hAnsi="Times New Roman" w:cs="Times New Roman"/>
-          <w:sz w:val="24"/>
-          <w:szCs w:val="24"/>
-        </w:rPr>
-      </w:pPr>
-    </w:p>
-    <w:p>
-      <w:pPr>
-        <w:spacing w:after="120"/>
-        <w:jc w:val="both"/>
-        <w:rPr>
-          <w:rFonts w:ascii="Times New Roman" w:hAnsi="Times New Roman" w:cs="Times New Roman"/>
-          <w:b/>
-          <w:color w:val="FF0000"/>
-          <w:sz w:val="24"/>
-          <w:szCs w:val="24"/>
-        </w:rPr>
-      </w:pPr>
-      <w:r>
-        <w:rPr>
-          <w:rFonts w:ascii="Times New Roman" w:hAnsi="Times New Roman" w:cs="Times New Roman"/>
-          <w:i/>
-          <w:color w:val="FF0000"/>
-          <w:sz w:val="24"/>
-          <w:szCs w:val="24"/>
-        </w:rPr>
-        <w:t>Вірні на глас прокімена</w:t>
-      </w:r>
-      <w:r>
-        <w:rPr>
-          <w:rFonts w:ascii="Times New Roman" w:hAnsi="Times New Roman" w:cs="Times New Roman"/>
-          <w:color w:val="FF0000"/>
-          <w:sz w:val="24"/>
-          <w:szCs w:val="24"/>
-        </w:rPr>
-        <w:t xml:space="preserve">: </w:t>
-      </w:r>
-      <w:r>
-        <w:rPr>
-          <w:rFonts w:ascii="Times New Roman" w:hAnsi="Times New Roman" w:cs="Times New Roman"/>
-          <w:b/>
-          <w:sz w:val="24"/>
-          <w:szCs w:val="24"/>
-          <w:u w:val="single"/>
-        </w:rPr>
-        <w:t>Всяке дихання, нехай хвалить Господа.</w:t>
-      </w:r>
-    </w:p>
-    <w:p>
-      <w:pPr>
-        <w:spacing w:after="120"/>
-        <w:jc w:val="both"/>
-        <w:rPr>
-          <w:rFonts w:ascii="Times New Roman" w:hAnsi="Times New Roman" w:cs="Times New Roman"/>
-          <w:sz w:val="24"/>
-          <w:szCs w:val="24"/>
-          <w:u w:val="single"/>
-        </w:rPr>
-      </w:pPr>
-      <w:r>
-        <w:rPr>
-          <w:rFonts w:ascii="Times New Roman" w:hAnsi="Times New Roman" w:cs="Times New Roman"/>
-          <w:i/>
-          <w:color w:val="FF0000"/>
-          <w:sz w:val="24"/>
-          <w:szCs w:val="24"/>
-        </w:rPr>
-        <w:t>Стих</w:t>
-      </w:r>
-      <w:r>
-        <w:rPr>
-          <w:rFonts w:ascii="Times New Roman" w:hAnsi="Times New Roman" w:cs="Times New Roman"/>
-          <w:color w:val="FF0000"/>
-          <w:sz w:val="24"/>
-          <w:szCs w:val="24"/>
-        </w:rPr>
-        <w:t xml:space="preserve">: </w:t>
-      </w:r>
-      <w:r>
-        <w:rPr>
-          <w:rFonts w:ascii="Times New Roman" w:hAnsi="Times New Roman" w:cs="Times New Roman"/>
-          <w:sz w:val="24"/>
-          <w:szCs w:val="24"/>
-          <w:u w:val="single"/>
-        </w:rPr>
-        <w:t xml:space="preserve">Хваліте Бога у святині його. </w:t>
-      </w:r>
-    </w:p>
-    <w:p>
-      <w:pPr>
-        <w:spacing w:after="120"/>
-        <w:jc w:val="both"/>
-        <w:rPr>
-          <w:rFonts w:ascii="Times New Roman" w:hAnsi="Times New Roman" w:cs="Times New Roman"/>
-          <w:sz w:val="24"/>
-          <w:szCs w:val="24"/>
-          <w:u w:val="single"/>
-        </w:rPr>
-      </w:pPr>
-      <w:r>
-        <w:rPr>
-          <w:rFonts w:ascii="Times New Roman" w:hAnsi="Times New Roman" w:cs="Times New Roman"/>
-          <w:i/>
-          <w:color w:val="FF0000"/>
-          <w:sz w:val="24"/>
-          <w:szCs w:val="24"/>
-        </w:rPr>
-        <w:t>Стих</w:t>
-      </w:r>
-      <w:r>
-        <w:rPr>
-          <w:rFonts w:ascii="Times New Roman" w:hAnsi="Times New Roman" w:cs="Times New Roman"/>
-          <w:color w:val="FF0000"/>
-          <w:sz w:val="24"/>
-          <w:szCs w:val="24"/>
-        </w:rPr>
-        <w:t xml:space="preserve">: </w:t>
-      </w:r>
-      <w:r>
-        <w:rPr>
-          <w:rFonts w:ascii="Times New Roman" w:hAnsi="Times New Roman" w:cs="Times New Roman"/>
-          <w:sz w:val="24"/>
-          <w:szCs w:val="24"/>
-          <w:u w:val="single"/>
-        </w:rPr>
-        <w:t>Хваліте його у твердині сили його.</w:t>
-      </w:r>
-    </w:p>
-    <w:p>
-      <w:pPr>
-        <w:spacing w:after="120"/>
-        <w:jc w:val="both"/>
-        <w:rPr>
-          <w:rFonts w:ascii="Times New Roman" w:hAnsi="Times New Roman" w:cs="Times New Roman"/>
-          <w:i/>
-          <w:color w:val="FF0000"/>
-          <w:sz w:val="24"/>
-          <w:szCs w:val="24"/>
-        </w:rPr>
-      </w:pPr>
-    </w:p>
-    <w:p>
-      <w:pPr>
-        <w:spacing w:after="120"/>
-        <w:jc w:val="both"/>
-        <w:rPr>
-          <w:rFonts w:ascii="Times New Roman" w:hAnsi="Times New Roman" w:cs="Times New Roman"/>
-          <w:sz w:val="24"/>
-          <w:szCs w:val="24"/>
-        </w:rPr>
-      </w:pPr>
-      <w:r>
-        <w:rPr>
-          <w:rFonts w:ascii="Times New Roman" w:hAnsi="Times New Roman" w:cs="Times New Roman"/>
-          <w:sz w:val="24"/>
-          <w:szCs w:val="24"/>
-        </w:rPr>
-        <w:t>І щоб удостоїтися нам вислухати святого Євангелія, Господа Бога молім.</w:t>
-      </w:r>
-    </w:p>
-    <w:p>
-      <w:pPr>
-        <w:spacing w:after="120"/>
-        <w:jc w:val="both"/>
-        <w:rPr>
-          <w:rFonts w:ascii="Times New Roman" w:hAnsi="Times New Roman" w:cs="Times New Roman"/>
-          <w:i/>
+          <w:color w:val="FF0000"/>
+          <w:sz w:val="24"/>
+          <w:szCs w:val="24"/>
+        </w:rPr>
+        <w:t xml:space="preserve"> </w:t>
+      </w:r>
+      <w:r>
+        <w:rPr>
+          <w:rFonts w:ascii="Times New Roman" w:hAnsi="Times New Roman" w:cs="Times New Roman"/>
+          <w:sz w:val="24"/>
+          <w:szCs w:val="24"/>
+        </w:rPr>
+        <w:t>Мир всім!</w:t>
+      </w:r>
+    </w:p>
+    <w:p>
+      <w:pPr>
+        <w:spacing w:after="120"/>
+        <w:jc w:val="both"/>
+        <w:rPr>
+          <w:rFonts w:ascii="Times New Roman" w:hAnsi="Times New Roman" w:cs="Times New Roman"/>
           <w:sz w:val="24"/>
           <w:szCs w:val="24"/>
         </w:rPr>
@@ -15259,6 +13816,35 @@
       <w:r>
         <w:rPr>
           <w:rFonts w:ascii="Times New Roman" w:hAnsi="Times New Roman" w:cs="Times New Roman"/>
+          <w:sz w:val="24"/>
+          <w:szCs w:val="24"/>
+        </w:rPr>
+        <w:t xml:space="preserve"> І духові твоєму.</w:t>
+      </w:r>
+    </w:p>
+    <w:p>
+      <w:pPr>
+        <w:spacing w:after="120"/>
+        <w:jc w:val="both"/>
+        <w:rPr>
+          <w:rFonts w:ascii="Times New Roman" w:hAnsi="Times New Roman" w:cs="Times New Roman"/>
+          <w:sz w:val="24"/>
+          <w:szCs w:val="24"/>
+        </w:rPr>
+      </w:pPr>
+      <w:r>
+        <w:rPr>
+          <w:rFonts w:ascii="Times New Roman" w:hAnsi="Times New Roman" w:cs="Times New Roman"/>
+          <w:i/>
+          <w:color w:val="FF0000"/>
+          <w:sz w:val="24"/>
+          <w:szCs w:val="24"/>
+        </w:rPr>
+        <w:t>Священик:</w:t>
+      </w:r>
+      <w:r>
+        <w:rPr>
+          <w:rFonts w:ascii="Times New Roman" w:hAnsi="Times New Roman" w:cs="Times New Roman"/>
           <w:color w:val="FF0000"/>
           <w:sz w:val="24"/>
           <w:szCs w:val="24"/>
@@ -15271,304 +13857,105 @@
           <w:sz w:val="24"/>
           <w:szCs w:val="24"/>
         </w:rPr>
-        <w:t xml:space="preserve">Господи, помилуй </w:t>
-      </w:r>
-      <w:r>
-        <w:rPr>
-          <w:rFonts w:ascii="Times New Roman" w:hAnsi="Times New Roman" w:cs="Times New Roman"/>
-          <w:i/>
-          <w:color w:val="FF0000"/>
-          <w:sz w:val="24"/>
-          <w:szCs w:val="24"/>
-        </w:rPr>
-        <w:t>(3 р.)</w:t>
-      </w:r>
-      <w:r>
-        <w:rPr>
-          <w:rFonts w:ascii="Times New Roman" w:hAnsi="Times New Roman" w:cs="Times New Roman"/>
-          <w:i/>
-          <w:sz w:val="24"/>
-          <w:szCs w:val="24"/>
-        </w:rPr>
-        <w:t>.</w:t>
-      </w:r>
-    </w:p>
-    <w:p>
-      <w:pPr>
-        <w:spacing w:after="120"/>
-        <w:jc w:val="both"/>
-        <w:rPr>
-          <w:rFonts w:ascii="Times New Roman" w:hAnsi="Times New Roman" w:cs="Times New Roman"/>
-          <w:sz w:val="24"/>
-          <w:szCs w:val="24"/>
-        </w:rPr>
-      </w:pPr>
-      <w:r>
-        <w:rPr>
-          <w:rFonts w:ascii="Times New Roman" w:hAnsi="Times New Roman" w:cs="Times New Roman"/>
-          <w:sz w:val="24"/>
-          <w:szCs w:val="24"/>
-        </w:rPr>
-        <w:t>Премудрість, прості, вислухаймо святого Євангелія.</w:t>
-      </w:r>
-    </w:p>
-    <w:p>
-      <w:pPr>
-        <w:spacing w:after="120"/>
-        <w:jc w:val="both"/>
-        <w:rPr>
-          <w:rFonts w:ascii="Times New Roman" w:hAnsi="Times New Roman" w:cs="Times New Roman"/>
-          <w:sz w:val="24"/>
-          <w:szCs w:val="24"/>
-        </w:rPr>
-      </w:pPr>
-      <w:r>
-        <w:rPr>
-          <w:rFonts w:ascii="Times New Roman" w:hAnsi="Times New Roman" w:cs="Times New Roman"/>
-          <w:i/>
-          <w:color w:val="FF0000"/>
-          <w:sz w:val="24"/>
-          <w:szCs w:val="24"/>
-        </w:rPr>
-        <w:t>Священик:</w:t>
-      </w:r>
-      <w:r>
-        <w:rPr>
-          <w:rFonts w:ascii="Times New Roman" w:hAnsi="Times New Roman" w:cs="Times New Roman"/>
-          <w:color w:val="FF0000"/>
+        <w:t>Від Йоана святого Євангелія читання.</w:t>
+      </w:r>
+    </w:p>
+    <w:p>
+      <w:pPr>
+        <w:spacing w:after="120"/>
+        <w:jc w:val="both"/>
+        <w:rPr>
+          <w:rFonts w:ascii="Times New Roman" w:hAnsi="Times New Roman" w:cs="Times New Roman"/>
+          <w:sz w:val="24"/>
+          <w:szCs w:val="24"/>
+        </w:rPr>
+      </w:pPr>
+      <w:r>
+        <w:rPr>
+          <w:rFonts w:ascii="Times New Roman" w:hAnsi="Times New Roman" w:cs="Times New Roman"/>
+          <w:i/>
+          <w:color w:val="FF0000"/>
+          <w:sz w:val="24"/>
+          <w:szCs w:val="24"/>
+        </w:rPr>
+        <w:t>Вірні:</w:t>
+      </w:r>
+      <w:r>
+        <w:rPr>
+          <w:rFonts w:ascii="Times New Roman" w:hAnsi="Times New Roman" w:cs="Times New Roman"/>
+          <w:sz w:val="24"/>
+          <w:szCs w:val="24"/>
+        </w:rPr>
+        <w:t xml:space="preserve"> Слава тобі, Господи, слава тобі.</w:t>
+      </w:r>
+    </w:p>
+    <w:p>
+      <w:pPr>
+        <w:spacing w:after="120"/>
+        <w:jc w:val="both"/>
+        <w:rPr>
+          <w:rFonts w:ascii="Times New Roman" w:hAnsi="Times New Roman" w:cs="Times New Roman"/>
+          <w:sz w:val="24"/>
+          <w:szCs w:val="24"/>
+        </w:rPr>
+      </w:pPr>
+      <w:r>
+        <w:rPr>
+          <w:rFonts w:ascii="Times New Roman" w:hAnsi="Times New Roman" w:cs="Times New Roman"/>
+          <w:sz w:val="24"/>
+          <w:szCs w:val="24"/>
+        </w:rPr>
+        <w:t>Будьмо уважні.</w:t>
+      </w:r>
+    </w:p>
+    <w:p>
+      <w:pPr>
+        <w:spacing w:after="120"/>
+        <w:jc w:val="both"/>
+        <w:rPr>
+          <w:rFonts w:ascii="Times New Roman" w:hAnsi="Times New Roman" w:cs="Times New Roman"/>
+          <w:sz w:val="24"/>
+          <w:szCs w:val="24"/>
+        </w:rPr>
+      </w:pPr>
+      <w:r>
+        <w:rPr>
+          <w:rFonts w:ascii="Times New Roman" w:hAnsi="Times New Roman" w:cs="Times New Roman"/>
+          <w:i/>
+          <w:color w:val="FF0000"/>
+          <w:sz w:val="24"/>
+          <w:szCs w:val="24"/>
+        </w:rPr>
+        <w:t>Священик сам читає Євангеліє:</w:t>
+      </w:r>
+      <w:r>
+        <w:rPr>
+          <w:rFonts w:ascii="Times New Roman" w:hAnsi="Times New Roman" w:cs="Times New Roman"/>
           <w:sz w:val="24"/>
           <w:szCs w:val="24"/>
         </w:rPr>
         <w:t xml:space="preserve"> </w:t>
       </w:r>
-      <w:r>
-        <w:rPr>
-          <w:rFonts w:ascii="Times New Roman" w:hAnsi="Times New Roman" w:cs="Times New Roman"/>
-          <w:sz w:val="24"/>
-          <w:szCs w:val="24"/>
-        </w:rPr>
-        <w:t>Мир всім!</w:t>
-      </w:r>
-    </w:p>
-    <w:p>
-      <w:pPr>
-        <w:spacing w:after="120"/>
-        <w:jc w:val="both"/>
-        <w:rPr>
-          <w:rFonts w:ascii="Times New Roman" w:hAnsi="Times New Roman" w:cs="Times New Roman"/>
-          <w:sz w:val="24"/>
-          <w:szCs w:val="24"/>
-        </w:rPr>
-      </w:pPr>
-      <w:r>
-        <w:rPr>
-          <w:rFonts w:ascii="Times New Roman" w:hAnsi="Times New Roman" w:cs="Times New Roman"/>
-          <w:i/>
-          <w:color w:val="FF0000"/>
-          <w:sz w:val="24"/>
-          <w:szCs w:val="24"/>
-        </w:rPr>
-        <w:t>Вірні:</w:t>
-      </w:r>
-      <w:r>
-        <w:rPr>
-          <w:rFonts w:ascii="Times New Roman" w:hAnsi="Times New Roman" w:cs="Times New Roman"/>
-          <w:sz w:val="24"/>
-          <w:szCs w:val="24"/>
-        </w:rPr>
-        <w:t xml:space="preserve"> І духові твоєму.</w:t>
-      </w:r>
-    </w:p>
-    <w:p>
-      <w:pPr>
-        <w:spacing w:after="120"/>
-        <w:jc w:val="both"/>
-        <w:rPr>
-          <w:rFonts w:ascii="Times New Roman" w:hAnsi="Times New Roman" w:cs="Times New Roman"/>
-          <w:sz w:val="24"/>
-          <w:szCs w:val="24"/>
-        </w:rPr>
-      </w:pPr>
-      <w:r>
-        <w:rPr>
-          <w:rFonts w:ascii="Times New Roman" w:hAnsi="Times New Roman" w:cs="Times New Roman"/>
-          <w:i/>
-          <w:color w:val="FF0000"/>
-          <w:sz w:val="24"/>
-          <w:szCs w:val="24"/>
-        </w:rPr>
-        <w:t>Священик:</w:t>
-      </w:r>
-      <w:r>
-        <w:rPr>
-          <w:rFonts w:ascii="Times New Roman" w:hAnsi="Times New Roman" w:cs="Times New Roman"/>
-          <w:color w:val="FF0000"/>
-          <w:sz w:val="24"/>
-          <w:szCs w:val="24"/>
-        </w:rPr>
-        <w:t xml:space="preserve"> </w:t>
-      </w:r>
-      <w:r>
-        <w:rPr>
-          <w:rFonts w:ascii="Times New Roman" w:hAnsi="Times New Roman" w:cs="Times New Roman"/>
-          <w:sz w:val="24"/>
-          <w:szCs w:val="24"/>
-        </w:rPr>
-        <w:t>Від Йоана святого Євангелія читання.</w:t>
-      </w:r>
-    </w:p>
-    <w:p>
-      <w:pPr>
-        <w:spacing w:after="120"/>
-        <w:jc w:val="both"/>
-        <w:rPr>
-          <w:rFonts w:ascii="Times New Roman" w:hAnsi="Times New Roman" w:cs="Times New Roman"/>
-          <w:sz w:val="24"/>
-          <w:szCs w:val="24"/>
-        </w:rPr>
-      </w:pPr>
-      <w:r>
-        <w:rPr>
-          <w:rFonts w:ascii="Times New Roman" w:hAnsi="Times New Roman" w:cs="Times New Roman"/>
-          <w:i/>
-          <w:color w:val="FF0000"/>
-          <w:sz w:val="24"/>
-          <w:szCs w:val="24"/>
-        </w:rPr>
-        <w:t>Вірні:</w:t>
-      </w:r>
-      <w:r>
-        <w:rPr>
-          <w:rFonts w:ascii="Times New Roman" w:hAnsi="Times New Roman" w:cs="Times New Roman"/>
-          <w:sz w:val="24"/>
-          <w:szCs w:val="24"/>
-        </w:rPr>
-        <w:t xml:space="preserve"> Слава тобі, Господи, слава тобі.</w:t>
-      </w:r>
-    </w:p>
-    <w:p>
-      <w:pPr>
-        <w:spacing w:after="120"/>
-        <w:jc w:val="both"/>
-        <w:rPr>
-          <w:rFonts w:ascii="Times New Roman" w:hAnsi="Times New Roman" w:cs="Times New Roman"/>
-          <w:sz w:val="24"/>
-          <w:szCs w:val="24"/>
-        </w:rPr>
-      </w:pPr>
-      <w:r>
-        <w:rPr>
-          <w:rFonts w:ascii="Times New Roman" w:hAnsi="Times New Roman" w:cs="Times New Roman"/>
-          <w:sz w:val="24"/>
-          <w:szCs w:val="24"/>
-        </w:rPr>
-        <w:t>Будьмо уважні.</w:t>
-      </w:r>
-    </w:p>
-    <w:p>
-      <w:pPr>
-        <w:spacing w:after="120"/>
-        <w:jc w:val="both"/>
-        <w:rPr>
-          <w:rFonts w:ascii="Times New Roman" w:hAnsi="Times New Roman" w:cs="Times New Roman"/>
-          <w:sz w:val="24"/>
-          <w:szCs w:val="24"/>
-        </w:rPr>
-      </w:pPr>
-      <w:r>
-        <w:rPr>
-          <w:rFonts w:ascii="Times New Roman" w:hAnsi="Times New Roman" w:cs="Times New Roman"/>
-          <w:i/>
-          <w:color w:val="FF0000"/>
-          <w:sz w:val="24"/>
-          <w:szCs w:val="24"/>
-        </w:rPr>
-        <w:t>Священик сам читає Євангеліє:</w:t>
-      </w:r>
-      <w:r>
-        <w:rPr>
-          <w:rFonts w:ascii="Times New Roman" w:hAnsi="Times New Roman" w:cs="Times New Roman"/>
-          <w:sz w:val="24"/>
-          <w:szCs w:val="24"/>
-        </w:rPr>
-        <w:t xml:space="preserve"> </w:t>
-      </w:r>
-    </w:p>
-    <w:p>
-      <w:pPr>
-        <w:spacing w:after="120"/>
-        <w:jc w:val="both"/>
-        <w:rPr>
-          <w:rFonts w:ascii="Times New Roman" w:hAnsi="Times New Roman" w:cs="Times New Roman"/>
-          <w:i/>
-          <w:color w:val="FF0000"/>
-          <w:sz w:val="24"/>
-          <w:szCs w:val="24"/>
-        </w:rPr>
-      </w:pPr>
-      <w:r>
-        <w:rPr>
-          <w:rFonts w:ascii="Times New Roman" w:hAnsi="Times New Roman" w:cs="Times New Roman"/>
-          <w:sz w:val="24"/>
-          <w:szCs w:val="24"/>
-        </w:rPr>
-        <w:t>У т</w:t>
-      </w:r>
-      <w:r>
-        <w:rPr>
-          <w:rFonts w:ascii="Times New Roman" w:hAnsi="Times New Roman" w:cs="Times New Roman"/>
-          <w:sz w:val="24"/>
-          <w:szCs w:val="24"/>
-        </w:rPr>
-        <w:t>ой час з'явився Ісус своїм учням, воскресши із мертвих, і каже Симонові Петрові: – Симоне Йонин! Чи любиш ти мене більш, ніж оці? Той йому відповів: – Так, Господи, ти знаєш, що я люблю тебе. Каже йому: – Паси мої ягнята! І знову, вдруге каже до нього: – С</w:t>
-      </w:r>
-      <w:r>
-        <w:rPr>
-          <w:rFonts w:ascii="Times New Roman" w:hAnsi="Times New Roman" w:cs="Times New Roman"/>
-          <w:sz w:val="24"/>
-          <w:szCs w:val="24"/>
-        </w:rPr>
-        <w:t>имоне Йонин! Чи любиш мене? Відповідає йому: – Так, Господи, ти знаєш, що я люблю тебе. І мовить йому: – Паси і мої вівці! Тоді він утретє йому каже: – Симоне Йонин! Чи любиш мене? Засмутився Петро, що втретє його питає: чи любиш мене? – і каже йому: – Гос</w:t>
-      </w:r>
-      <w:r>
-        <w:rPr>
-          <w:rFonts w:ascii="Times New Roman" w:hAnsi="Times New Roman" w:cs="Times New Roman"/>
-          <w:sz w:val="24"/>
-          <w:szCs w:val="24"/>
-        </w:rPr>
-        <w:t xml:space="preserve">поди, ти все знаєш, ти знаєш, що я люблю тебе! Каже йому Ісус: – Паси мої вівці! Істинно, істинно кажу тобі: Коли ти був молодший, підперізувався сам і ходив, куди сам хотів. А як постарієшся, простягнеш твої руки, і інший підпереже тебе і поведе, куди ти </w:t>
-      </w:r>
-      <w:r>
-        <w:rPr>
-          <w:rFonts w:ascii="Times New Roman" w:hAnsi="Times New Roman" w:cs="Times New Roman"/>
-          <w:sz w:val="24"/>
-          <w:szCs w:val="24"/>
-        </w:rPr>
-        <w:t>не хочеш. Сказав він це, вказуючи, якою смертю прославить Бога. І промовивши те, сказав йому Ісус: – Іди за мною! Обернувшись, Петро бачить, що за ним іде учень, якого любив Ісус і який під час вечері схилився був йому на груди і спитав: – Господи, хто той</w:t>
-      </w:r>
-      <w:r>
-        <w:rPr>
-          <w:rFonts w:ascii="Times New Roman" w:hAnsi="Times New Roman" w:cs="Times New Roman"/>
-          <w:sz w:val="24"/>
-          <w:szCs w:val="24"/>
-        </w:rPr>
-        <w:t>, що тебе зрадить? Побачивши його, Петро каже Ісусові: – Господи, а цей що? Каже до нього Ісус: –Якщо я хочу, щоб він лишився, поки прийду, що тобі до того? Ти йди за мною! І розійшлось це слово між братами, що той учень не вмре. Та не сказав йому Ісус, що</w:t>
-      </w:r>
-      <w:r>
-        <w:rPr>
-          <w:rFonts w:ascii="Times New Roman" w:hAnsi="Times New Roman" w:cs="Times New Roman"/>
-          <w:sz w:val="24"/>
-          <w:szCs w:val="24"/>
-        </w:rPr>
-        <w:t xml:space="preserve"> не вмре, лише так: якщо я хочу, щоб він лишився, поки прийду, що тобі до того? Це той учень, який те свідчить і який написав те; і знаємо, що його свідчення – правдиве. Є ще й багато іншого, що зробив Ісус, та якби воно було записане кожне зокрема, гадаю,</w:t>
-      </w:r>
-      <w:r>
-        <w:rPr>
-          <w:rFonts w:ascii="Times New Roman" w:hAnsi="Times New Roman" w:cs="Times New Roman"/>
-          <w:sz w:val="24"/>
-          <w:szCs w:val="24"/>
-        </w:rPr>
-        <w:t xml:space="preserve"> що й самий світ по вмістив би написаних книг. Амінь.</w:t>
+    </w:p>
+    <w:p>
+      <w:pPr>
+        <w:spacing w:after="120"/>
+        <w:jc w:val="both"/>
+        <w:rPr>
+          <w:rFonts w:ascii="Times New Roman" w:hAnsi="Times New Roman" w:cs="Times New Roman"/>
+          <w:i/>
+          <w:color w:val="FF0000"/>
+          <w:sz w:val="24"/>
+          <w:szCs w:val="24"/>
+        </w:rPr>
+      </w:pPr>
+      <w:r>
+        <w:rPr>
+          <w:rFonts w:ascii="Times New Roman" w:hAnsi="Times New Roman" w:cs="Times New Roman"/>
+          <w:sz w:val="24"/>
+          <w:szCs w:val="24"/>
+        </w:rPr>
+        <w:t>У той час з'явився Ісус своїм учням, воскресши із мертвих, і каже Симонові Петрові: – Симоне Йонин! Чи любиш ти мене більш, ніж оці? Той йому відповів: – Так, Господи, ти знаєш, що я люблю тебе. Каже йому: – Паси мої ягнята! І знову, вдруге каже до нього: – Симоне Йонин! Чи любиш мене? Відповідає йому: – Так, Господи, ти знаєш, що я люблю тебе. І мовить йому: – Паси і мої вівці! Тоді він утретє йому каже: – Симоне Йонин! Чи любиш мене? Засмутився Петро, що втретє його питає: чи любиш мене? – і каже йому: – Господи, ти все знаєш, ти знаєш, що я люблю тебе! Каже йому Ісус: – Паси мої вівці! Істинно, істинно кажу тобі: Коли ти був молодший, підперізувався сам і ходив, куди сам хотів. А як постарієшся, простягнеш твої руки, і інший підпереже тебе і поведе, куди ти не хочеш. Сказав він це, вказуючи, якою смертю прославить Бога. І промовивши те, сказав йому Ісус: – Іди за мною! Обернувшись, Петро бачить, що за ним іде учень, якого любив Ісус і який під час вечері схилився був йому на груди і спитав: – Господи, хто той, що тебе зрадить? Побачивши його, Петро каже Ісусові: – Господи, а цей що? Каже до нього Ісус: –Якщо я хочу, щоб він лишився, поки прийду, що тобі до того? Ти йди за мною! І розійшлось це слово між братами, що той учень не вмре. Та не сказав йому Ісус, що не вмре, лише так: якщо я хочу, щоб він лишився, поки прийду, що тобі до того? Це той учень, який те свідчить і який написав те; і знаємо, що його свідчення – правдиве. Є ще й багато іншого, що зробив Ісус, та якби воно було записане кожне зокрема, гадаю, що й самий світ по вмістив би написаних книг. Амінь.</w:t>
       </w:r>
       <w:r>
         <w:rPr>
@@ -15599,7 +13986,6 @@
           <w:sz w:val="24"/>
           <w:szCs w:val="24"/>
         </w:rPr>
-        <w:lastRenderedPageBreak/>
         <w:t>Вірні:</w:t>
       </w:r>
       <w:r>
@@ -15639,6 +14025,7 @@
           <w:b/>
           <w:i/>
           <w:color w:val="FF0000"/>
+          <w:sz w:val="24"/>
         </w:rPr>
         <w:t>Воскресіння Христове</w:t>
       </w:r>
@@ -15669,23 +14056,7 @@
           <w:sz w:val="24"/>
           <w:szCs w:val="24"/>
         </w:rPr>
-        <w:t>Воскресіння Христове бачивши,* поклонімось святому Господу Ісусові,* єдиному безгрішному.* Хресту твоєму</w:t>
-      </w:r>
-      <w:r>
-        <w:rPr>
-          <w:rFonts w:ascii="Times New Roman" w:hAnsi="Times New Roman" w:cs="Times New Roman"/>
-          <w:sz w:val="24"/>
-          <w:szCs w:val="24"/>
-        </w:rPr>
-        <w:t xml:space="preserve"> поклоняємось, Христе,* і святе воскресіння твоє величаємо і славимо,* бо ти – Бог наш,* крім тебе іншого не знаємо,* ім'я твоє призиваємо.* Прийдіть, усі вірні,* поклонімось святому Христовому воскресінню,* це бо прийшла через хрест радість усьому світові</w:t>
-      </w:r>
-      <w:r>
-        <w:rPr>
-          <w:rFonts w:ascii="Times New Roman" w:hAnsi="Times New Roman" w:cs="Times New Roman"/>
-          <w:sz w:val="24"/>
-          <w:szCs w:val="24"/>
-        </w:rPr>
-        <w:t>.* Завжди благословляючи Господа,* славимо воскресіння його,* бо, розп'яття перетерпівши,* він смертю смерть переміг.</w:t>
+        <w:t>Воскресіння Христове бачивши,* поклонімось святому Господу Ісусові,* єдиному безгрішному.* Хресту твоєму поклоняємось, Христе,* і святе воскресіння твоє величаємо і славимо,* бо ти – Бог наш,* крім тебе іншого не знаємо,* ім'я твоє призиваємо.* Прийдіть, усі вірні,* поклонімось святому Христовому воскресінню,* це бо прийшла через хрест радість усьому світові.* Завжди благословляючи Господа,* славимо воскресіння його,* бо, розп'яття перетерпівши,* він смертю смерть переміг.</w:t>
       </w:r>
     </w:p>
     <w:p>
@@ -15719,6 +14090,7 @@
           <w:b/>
           <w:i/>
           <w:color w:val="FF0000"/>
+          <w:sz w:val="24"/>
         </w:rPr>
         <w:t>Псалом 50</w:t>
       </w:r>
@@ -15872,15 +14244,7 @@
           <w:sz w:val="24"/>
           <w:szCs w:val="24"/>
         </w:rPr>
-        <w:t>Окропи мене іссопом, і очищуся,* обмий мене, і стану</w:t>
-      </w:r>
-      <w:r>
-        <w:rPr>
-          <w:rFonts w:ascii="Times New Roman" w:hAnsi="Times New Roman" w:cs="Times New Roman"/>
-          <w:sz w:val="24"/>
-          <w:szCs w:val="24"/>
-        </w:rPr>
-        <w:t xml:space="preserve"> біліший від снігу.</w:t>
+        <w:t>Окропи мене іссопом, і очищуся,* обмий мене, і стану біліший від снігу.</w:t>
       </w:r>
     </w:p>
     <w:p>
@@ -15956,15 +14320,7 @@
           <w:sz w:val="24"/>
           <w:szCs w:val="24"/>
         </w:rPr>
-        <w:t>Не відкинь мене від лиця твого,* і</w:t>
-      </w:r>
-      <w:r>
-        <w:rPr>
-          <w:rFonts w:ascii="Times New Roman" w:hAnsi="Times New Roman" w:cs="Times New Roman"/>
-          <w:sz w:val="24"/>
-          <w:szCs w:val="24"/>
-        </w:rPr>
-        <w:t xml:space="preserve"> Духа твого Святого не відійми від мене.</w:t>
+        <w:t>Не відкинь мене від лиця твого,* і Духа твого Святого не відійми від мене.</w:t>
       </w:r>
     </w:p>
     <w:p>
@@ -16021,15 +14377,7 @@
           <w:sz w:val="24"/>
           <w:szCs w:val="24"/>
         </w:rPr>
-        <w:t>Визволь мене від вини крови, Боже, Боже спасіння мого,* і язик мій радісно просл</w:t>
-      </w:r>
-      <w:r>
-        <w:rPr>
-          <w:rFonts w:ascii="Times New Roman" w:hAnsi="Times New Roman" w:cs="Times New Roman"/>
-          <w:sz w:val="24"/>
-          <w:szCs w:val="24"/>
-        </w:rPr>
-        <w:t>авить справедливість твою.</w:t>
+        <w:t>Визволь мене від вини крови, Боже, Боже спасіння мого,* і язик мій радісно прославить справедливість твою.</w:t>
       </w:r>
     </w:p>
     <w:p>
@@ -16105,15 +14453,7 @@
           <w:sz w:val="24"/>
           <w:szCs w:val="24"/>
         </w:rPr>
-        <w:t>Ущаслив, Господи, бл</w:t>
-      </w:r>
-      <w:r>
-        <w:rPr>
-          <w:rFonts w:ascii="Times New Roman" w:hAnsi="Times New Roman" w:cs="Times New Roman"/>
-          <w:sz w:val="24"/>
-          <w:szCs w:val="24"/>
-        </w:rPr>
-        <w:t>аговолінням твоїм Сіон,* і нехай відбудуються стіни єрусалимські.</w:t>
+        <w:t>Ущаслив, Господи, благоволінням твоїм Сіон,* і нехай відбудуються стіни єрусалимські.</w:t>
       </w:r>
     </w:p>
     <w:p>
@@ -16210,15 +14550,7 @@
           <w:sz w:val="24"/>
           <w:szCs w:val="24"/>
         </w:rPr>
-        <w:t>Молитвами святих апостолів,* Милостивий, очисти</w:t>
-      </w:r>
-      <w:r>
-        <w:rPr>
-          <w:rFonts w:ascii="Times New Roman" w:hAnsi="Times New Roman" w:cs="Times New Roman"/>
-          <w:sz w:val="24"/>
-          <w:szCs w:val="24"/>
-        </w:rPr>
-        <w:t>* безліч гріхів наших.</w:t>
+        <w:t>Молитвами святих апостолів,* Милостивий, очисти* безліч гріхів наших.</w:t>
       </w:r>
     </w:p>
     <w:p>
@@ -16307,7 +14639,6 @@
           <w:sz w:val="24"/>
           <w:szCs w:val="24"/>
         </w:rPr>
-        <w:lastRenderedPageBreak/>
         <w:t xml:space="preserve">(г. 6): </w:t>
       </w:r>
       <w:r>
@@ -16367,6 +14698,7 @@
           <w:b/>
           <w:i/>
           <w:color w:val="FF0000"/>
+          <w:sz w:val="24"/>
         </w:rPr>
         <w:t>Єктенія:</w:t>
       </w:r>
@@ -16388,23 +14720,7 @@
           <w:sz w:val="24"/>
           <w:szCs w:val="24"/>
         </w:rPr>
-        <w:t>Спаси́, Бо́же, наро́д Твій і благослови́ спадкоє́мств</w:t>
-      </w:r>
-      <w:r>
-        <w:rPr>
-          <w:rFonts w:ascii="Times New Roman" w:hAnsi="Times New Roman" w:cs="Times New Roman"/>
-          <w:sz w:val="24"/>
-          <w:szCs w:val="24"/>
-        </w:rPr>
-        <w:t xml:space="preserve">о Твоє́, навідай світ Твій ми́лістю і щедро́тами, вознеси́ ріг христия́н правосла́вних і зішли́ на нас бага́ті Твої ми́лості: моли́твами всепречи́стої Влади́чиці на́шої Богоро́диці і Приснодіви Марії, си́лою чесно́го і животворчого Хреста́, засту́пництвом </w:t>
-      </w:r>
-      <w:r>
-        <w:rPr>
-          <w:rFonts w:ascii="Times New Roman" w:hAnsi="Times New Roman" w:cs="Times New Roman"/>
-          <w:sz w:val="24"/>
-          <w:szCs w:val="24"/>
-        </w:rPr>
-        <w:t xml:space="preserve">чесни́х Небе́сних Сил безплотних, чесно́го, сла́вного проро́ка, Предте́чі і Хрести́теля Йоа́на, </w:t>
+        <w:t xml:space="preserve">Спаси́, Бо́же, наро́д Твій і благослови́ спадкоє́мство Твоє́, навідай світ Твій ми́лістю і щедро́тами, вознеси́ ріг христия́н правосла́вних і зішли́ на нас бага́ті Твої ми́лості: моли́твами всепречи́стої Влади́чиці на́шої Богоро́диці і Приснодіви Марії, си́лою чесно́го і животворчого Хреста́, засту́пництвом чесни́х Небе́сних Сил безплотних, чесно́го, сла́вного проро́ка, Предте́чі і Хрести́теля Йоа́на, </w:t>
       </w:r>
       <w:r>
         <w:rPr>
@@ -16430,31 +14746,7 @@
           <w:sz w:val="24"/>
           <w:szCs w:val="24"/>
         </w:rPr>
-        <w:t xml:space="preserve"> і святи́х сла́вних і всехва́льних Апо́столів; свя</w:t>
-      </w:r>
-      <w:r>
-        <w:rPr>
-          <w:rFonts w:ascii="Times New Roman" w:hAnsi="Times New Roman" w:cs="Times New Roman"/>
-          <w:sz w:val="24"/>
-          <w:szCs w:val="24"/>
-        </w:rPr>
-        <w:t>ти́х отців на́ших і вселе́нських вели́ких учителів і святи́телів Васи́лія Вели́кого, Григо́рія Богосло́ва та Йоа́на Золотоу́стого; Атана́сія і Кири́ла; свято́го отця́ на́шого Микола́я, архиєпи́скопа Мир Лікійських, чудотво́рця; святи́х рівноапо́стольних Ки</w:t>
-      </w:r>
-      <w:r>
-        <w:rPr>
-          <w:rFonts w:ascii="Times New Roman" w:hAnsi="Times New Roman" w:cs="Times New Roman"/>
-          <w:sz w:val="24"/>
-          <w:szCs w:val="24"/>
-        </w:rPr>
-        <w:t>ри́ла і Мето́дія, учителів слов’я́нських; свято́го благовірного і рівноапо́стольного вели́кого кня́зя Володи́мира і блаже́нної вели́кої княги́ні Ольги; свято́го священному́ченика Йосафа́та; святи́х сла́вних і добропобідних му́чеників; блаже́нних новому́чен</w:t>
-      </w:r>
-      <w:r>
-        <w:rPr>
-          <w:rFonts w:ascii="Times New Roman" w:hAnsi="Times New Roman" w:cs="Times New Roman"/>
-          <w:sz w:val="24"/>
-          <w:szCs w:val="24"/>
-        </w:rPr>
-        <w:t xml:space="preserve">иків та ісповідників українських; преподо́бних і богоно́сних отців на́ших Антонія і Теодо́сія Пече́рських та інших преподо́бних і богоно́сних отців на́ших; святи́х і пра́ведних богоотців Йоаки́ма і Анни; і свято́го </w:t>
+        <w:t xml:space="preserve"> і святи́х сла́вних і всехва́льних Апо́столів; святи́х отців на́ших і вселе́нських вели́ких учителів і святи́телів Васи́лія Вели́кого, Григо́рія Богосло́ва та Йоа́на Золотоу́стого; Атана́сія і Кири́ла; свято́го отця́ на́шого Микола́я, архиєпи́скопа Мир Лікійських, чудотво́рця; святи́х рівноапо́стольних Кири́ла і Мето́дія, учителів слов’я́нських; свято́го благовірного і рівноапо́стольного вели́кого кня́зя Володи́мира і блаже́нної вели́кої княги́ні Ольги; свято́го священному́ченика Йосафа́та; святи́х сла́вних і добропобідних му́чеників; блаже́нних новому́чеників та ісповідників українських; преподо́бних і богоно́сних отців на́ших Антонія і Теодо́сія Пече́рських та інших преподо́бних і богоно́сних отців на́ших; святи́х і пра́ведних богоотців Йоаки́ма і Анни; і свято́го </w:t>
       </w:r>
       <w:r>
         <w:rPr>
@@ -16472,15 +14764,7 @@
           <w:sz w:val="24"/>
           <w:szCs w:val="24"/>
         </w:rPr>
-        <w:t>, і свято́ всі</w:t>
-      </w:r>
-      <w:r>
-        <w:rPr>
-          <w:rFonts w:ascii="Times New Roman" w:hAnsi="Times New Roman" w:cs="Times New Roman"/>
-          <w:sz w:val="24"/>
-          <w:szCs w:val="24"/>
-        </w:rPr>
-        <w:t>х Святи́х: мо́лимо Тебе́, многоми́лостивий Го́споди, ви́слухай нас грішних, що мо́лимось Тобі, і поми́луй нас.</w:t>
+        <w:t>, і свято́ всіх Святи́х: мо́лимо Тебе́, многоми́лостивий Го́споди, ви́слухай нас грішних, що мо́лимось Тобі, і поми́луй нас.</w:t>
       </w:r>
     </w:p>
     <w:p>
@@ -16551,25 +14835,7 @@
           <w:szCs w:val="24"/>
           <w:u w:val="single"/>
         </w:rPr>
-        <w:t>[Господи, Боже наш! Ти за покаяння дарував людям відпущення, нам же, як образ пізнання і визнання гріхів, показав покаяння і прощення пророка Давида. Тож, Владико, помилуй з великої милости твоєї нас, що в чимало великих гріхів впали, і по багатстві ласк т</w:t>
-      </w:r>
-      <w:r>
-        <w:rPr>
-          <w:rFonts w:ascii="Times New Roman" w:hAnsi="Times New Roman" w:cs="Times New Roman"/>
-          <w:sz w:val="24"/>
-          <w:szCs w:val="24"/>
-          <w:u w:val="single"/>
-        </w:rPr>
-        <w:t>воїх очисти беззаконня наші, бо перед тобою згрішили ми, Господи, що невідомі й таємні речі серця людського знаєш, і єдиний ти маєш владу прощати гріхи. Серце ж чисте вчини в нас і Духом владичним утверди нас, і радість спасіння твого яви нам. Не відкинь н</w:t>
-      </w:r>
-      <w:r>
-        <w:rPr>
-          <w:rFonts w:ascii="Times New Roman" w:hAnsi="Times New Roman" w:cs="Times New Roman"/>
-          <w:sz w:val="24"/>
-          <w:szCs w:val="24"/>
-          <w:u w:val="single"/>
-        </w:rPr>
-        <w:t>ас від лиця твого, але дозволь, як Благий і людинолюбний, аж до останнього нашого віддиху появляти тобі жертву справедливости й приноси на святих твоїх жертовниках]</w:t>
+        <w:t>[Господи, Боже наш! Ти за покаяння дарував людям відпущення, нам же, як образ пізнання і визнання гріхів, показав покаяння і прощення пророка Давида. Тож, Владико, помилуй з великої милости твоєї нас, що в чимало великих гріхів впали, і по багатстві ласк твоїх очисти беззаконня наші, бо перед тобою згрішили ми, Господи, що невідомі й таємні речі серця людського знаєш, і єдиний ти маєш владу прощати гріхи. Серце ж чисте вчини в нас і Духом владичним утверди нас, і радість спасіння твого яви нам. Не відкинь нас від лиця твого, але дозволь, як Благий і людинолюбний, аж до останнього нашого віддиху появляти тобі жертву справедливости й приноси на святих твоїх жертовниках]</w:t>
       </w:r>
     </w:p>
     <w:p>
@@ -16607,15 +14873,7 @@
           <w:sz w:val="24"/>
           <w:szCs w:val="24"/>
         </w:rPr>
-        <w:t>Благодаттю і щедротами і людинолюб'ям єдинородного Сина твого, з яким ти благосло</w:t>
-      </w:r>
-      <w:r>
-        <w:rPr>
-          <w:rFonts w:ascii="Times New Roman" w:hAnsi="Times New Roman" w:cs="Times New Roman"/>
-          <w:sz w:val="24"/>
-          <w:szCs w:val="24"/>
-        </w:rPr>
-        <w:t>венний єси, з пресвятим і благим і животворчим твоїм Духом, нині і повсякчас, і на віки віків.</w:t>
+        <w:t>Благодаттю і щедротами і людинолюб'ям єдинородного Сина твого, з яким ти благословенний єси, з пресвятим і благим і животворчим твоїм Духом, нині і повсякчас, і на віки віків.</w:t>
       </w:r>
     </w:p>
     <w:p>
@@ -16777,8 +15035,153 @@
           <w:sz w:val="24"/>
           <w:szCs w:val="24"/>
         </w:rPr>
-        <w:t xml:space="preserve">Співаємо, всі люди, Тому, Хто визволив Ізраїля від гіркого рабства фараона і провів по глибині </w:t>
-      </w:r>
+        <w:t>Співаємо, всі люди, Тому, Хто визволив Ізраїля від гіркого рабства фараона і провів по глибині морській сухими ногами, пісню перемоги, бо Він прославився.</w:t>
+      </w:r>
+    </w:p>
+    <w:p>
+      <w:pPr>
+        <w:spacing w:after="120"/>
+        <w:jc w:val="both"/>
+        <w:rPr>
+          <w:rFonts w:ascii="Times New Roman" w:hAnsi="Times New Roman" w:cs="Times New Roman"/>
+          <w:sz w:val="24"/>
+          <w:szCs w:val="24"/>
+          <w:u w:val="single"/>
+        </w:rPr>
+      </w:pPr>
+      <w:r>
+        <w:rPr>
+          <w:rFonts w:ascii="Times New Roman" w:hAnsi="Times New Roman" w:cs="Times New Roman"/>
+          <w:i/>
+          <w:color w:val="FF0000"/>
+          <w:sz w:val="24"/>
+          <w:szCs w:val="24"/>
+        </w:rPr>
+        <w:t>Стих:</w:t>
+      </w:r>
+      <w:r>
+        <w:rPr>
+          <w:rFonts w:ascii="Times New Roman" w:hAnsi="Times New Roman" w:cs="Times New Roman"/>
+          <w:i/>
+          <w:sz w:val="24"/>
+          <w:szCs w:val="24"/>
+        </w:rPr>
+        <w:t xml:space="preserve"> </w:t>
+      </w:r>
+      <w:r>
+        <w:rPr>
+          <w:rFonts w:ascii="Times New Roman" w:hAnsi="Times New Roman" w:cs="Times New Roman"/>
+          <w:sz w:val="24"/>
+          <w:szCs w:val="24"/>
+          <w:u w:val="single"/>
+        </w:rPr>
+        <w:t>Слава тобі, Боже наш, слава тобі.</w:t>
+      </w:r>
+    </w:p>
+    <w:p>
+      <w:pPr>
+        <w:spacing w:after="120"/>
+        <w:jc w:val="both"/>
+        <w:rPr>
+          <w:rFonts w:ascii="Times New Roman" w:hAnsi="Times New Roman" w:cs="Times New Roman"/>
+          <w:sz w:val="24"/>
+          <w:szCs w:val="24"/>
+        </w:rPr>
+      </w:pPr>
+      <w:r>
+        <w:rPr>
+          <w:rFonts w:ascii="Times New Roman" w:hAnsi="Times New Roman" w:cs="Times New Roman"/>
+          <w:sz w:val="24"/>
+          <w:szCs w:val="24"/>
+        </w:rPr>
+        <w:t>Нині весна духовна, бо Христос триденно засяяв із гробу, як сонце, і розігнав темну бурю гріха нашого; Його оспівуємо, бо Він прославився.</w:t>
+      </w:r>
+    </w:p>
+    <w:p>
+      <w:pPr>
+        <w:spacing w:after="120"/>
+        <w:jc w:val="both"/>
+        <w:rPr>
+          <w:rFonts w:ascii="Times New Roman" w:hAnsi="Times New Roman" w:cs="Times New Roman"/>
+          <w:sz w:val="24"/>
+          <w:szCs w:val="24"/>
+          <w:u w:val="single"/>
+        </w:rPr>
+      </w:pPr>
+      <w:r>
+        <w:rPr>
+          <w:rFonts w:ascii="Times New Roman" w:hAnsi="Times New Roman" w:cs="Times New Roman"/>
+          <w:i/>
+          <w:color w:val="FF0000"/>
+          <w:sz w:val="24"/>
+          <w:szCs w:val="24"/>
+        </w:rPr>
+        <w:t>Стих:</w:t>
+      </w:r>
+      <w:r>
+        <w:rPr>
+          <w:rFonts w:ascii="Times New Roman" w:hAnsi="Times New Roman" w:cs="Times New Roman"/>
+          <w:i/>
+          <w:sz w:val="24"/>
+          <w:szCs w:val="24"/>
+        </w:rPr>
+        <w:t xml:space="preserve"> </w:t>
+      </w:r>
+      <w:r>
+        <w:rPr>
+          <w:rFonts w:ascii="Times New Roman" w:hAnsi="Times New Roman" w:cs="Times New Roman"/>
+          <w:sz w:val="24"/>
+          <w:szCs w:val="24"/>
+          <w:u w:val="single"/>
+        </w:rPr>
+        <w:t>Слава тобі, Боже наш, слава тобі.</w:t>
+      </w:r>
+    </w:p>
+    <w:p>
+      <w:pPr>
+        <w:spacing w:after="120"/>
+        <w:jc w:val="both"/>
+        <w:rPr>
+          <w:rFonts w:ascii="Times New Roman" w:hAnsi="Times New Roman" w:cs="Times New Roman"/>
+          <w:sz w:val="24"/>
+          <w:szCs w:val="24"/>
+        </w:rPr>
+      </w:pPr>
+      <w:r>
+        <w:rPr>
+          <w:rFonts w:ascii="Times New Roman" w:hAnsi="Times New Roman" w:cs="Times New Roman"/>
+          <w:sz w:val="24"/>
+          <w:szCs w:val="24"/>
+        </w:rPr>
+        <w:t>Цариця часу явно приносить дари світлоносного дня Цареві днів, прикрашаючи людей церковних, що безперестанно оспівують Воскреслого Христа.</w:t>
+      </w:r>
+      <w:r>
+        <w:rPr>
+          <w:rFonts w:ascii="Times New Roman" w:hAnsi="Times New Roman"/>
+          <w:noProof/>
+          <w:sz w:val="24"/>
+        </w:rPr>
+        <w:pict w14:anchorId="10E14C52">
+          <v:shapetype id="_x0000_t32" coordsize="21600,21600" o:spt="32" o:oned="t" path="m,l21600,21600e" filled="f">
+            <v:path arrowok="t" fillok="f" o:connecttype="none"/>
+            <o:lock v:ext="edit" shapetype="t"/>
+          </v:shapetype>
+          <v:shape id="_x0000_s1030" type="#_x0000_t32" style="position:absolute;left:0;text-align:left;margin-left:550pt;margin-top:651.4pt;width:399.7pt;height:3.25pt;z-index:251655680;visibility:visible;mso-wrap-distance-top:-3e-5mm;mso-wrap-distance-bottom:-3e-5mm;mso-position-horizontal-relative:text;mso-position-vertical-relative:text" o:gfxdata="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">
+            <v:stroke startarrowwidth="narrow" startarrowlength="short" endarrowwidth="narrow" endarrowlength="short"/>
+          </v:shape>
+        </w:pict>
+      </w:r>
+    </w:p>
+    <w:p>
+      <w:pPr>
+        <w:spacing w:after="120"/>
+        <w:jc w:val="both"/>
+        <w:rPr>
+          <w:rFonts w:ascii="Times New Roman" w:hAnsi="Times New Roman" w:cs="Times New Roman"/>
+          <w:sz w:val="24"/>
+          <w:szCs w:val="24"/>
+        </w:rPr>
+      </w:pPr>
       <w:r>
         <w:rPr>
           <w:rFonts w:ascii="Times New Roman" w:hAnsi="Times New Roman" w:cs="Times New Roman"/>
@@ -16786,7 +15189,84 @@
           <w:sz w:val="24"/>
           <w:szCs w:val="24"/>
         </w:rPr>
-        <w:t>морській сухими ногами, пісню перемоги, бо Він прославився.</w:t>
+        <w:t>Слава, і нині:</w:t>
+      </w:r>
+      <w:r>
+        <w:rPr>
+          <w:rFonts w:ascii="Times New Roman" w:hAnsi="Times New Roman" w:cs="Times New Roman"/>
+          <w:sz w:val="24"/>
+          <w:szCs w:val="24"/>
+        </w:rPr>
+        <w:t xml:space="preserve"> Ні врата смерти, Христе, ні гробові печаті, ні ключі дверей не могли протистояти Тобі; Ти воскрес і став перед друзями Твоїми, Владико, даруючи мир, що перевищує всякий розум.</w:t>
+      </w:r>
+    </w:p>
+    <w:p>
+      <w:pPr>
+        <w:shd w:val="clear" w:color="auto" w:fill="FFFFFF"/>
+        <w:spacing w:after="120"/>
+        <w:jc w:val="both"/>
+        <w:rPr>
+          <w:rFonts w:ascii="Times New Roman" w:hAnsi="Times New Roman" w:cs="Times New Roman"/>
+          <w:b/>
+          <w:color w:val="000000"/>
+          <w:sz w:val="24"/>
+          <w:szCs w:val="24"/>
+        </w:rPr>
+      </w:pPr>
+    </w:p>
+    <w:p>
+      <w:pPr>
+        <w:spacing w:after="120"/>
+        <w:jc w:val="center"/>
+        <w:rPr>
+          <w:rFonts w:ascii="Times New Roman" w:hAnsi="Times New Roman" w:cs="Times New Roman"/>
+          <w:b/>
+          <w:i/>
+          <w:color w:val="FF0000"/>
+          <w:sz w:val="24"/>
+          <w:szCs w:val="24"/>
+        </w:rPr>
+      </w:pPr>
+      <w:r>
+        <w:rPr>
+          <w:rFonts w:ascii="Times New Roman" w:hAnsi="Times New Roman" w:cs="Times New Roman"/>
+          <w:b/>
+          <w:i/>
+          <w:color w:val="FF0000"/>
+          <w:sz w:val="24"/>
+          <w:szCs w:val="24"/>
+        </w:rPr>
+        <w:t>Пісня 3</w:t>
+      </w:r>
+    </w:p>
+    <w:p>
+      <w:pPr>
+        <w:spacing w:after="120"/>
+        <w:jc w:val="both"/>
+        <w:rPr>
+          <w:rFonts w:ascii="Times New Roman" w:hAnsi="Times New Roman" w:cs="Times New Roman"/>
+          <w:sz w:val="24"/>
+          <w:szCs w:val="24"/>
+        </w:rPr>
+      </w:pPr>
+      <w:r>
+        <w:rPr>
+          <w:rFonts w:ascii="Times New Roman" w:hAnsi="Times New Roman" w:cs="Times New Roman"/>
+          <w:i/>
+          <w:color w:val="FF0000"/>
+          <w:sz w:val="24"/>
+          <w:szCs w:val="24"/>
+        </w:rPr>
+        <w:t xml:space="preserve">Ірмос: </w:t>
+      </w:r>
+      <w:r>
+        <w:rPr>
+          <w:rFonts w:ascii="Times New Roman" w:hAnsi="Times New Roman" w:cs="Times New Roman"/>
+          <w:b/>
+          <w:sz w:val="24"/>
+          <w:szCs w:val="24"/>
+        </w:rPr>
+        <w:t>Утверди мене, Христе, на непорушному камені заповідей Твоїх і просвіти мене світлом лиця Твого: бо нема святого більше за Тебе, Людинолюбче.</w:t>
       </w:r>
     </w:p>
     <w:p>
@@ -16845,7 +15325,7 @@
           <w:sz w:val="24"/>
           <w:szCs w:val="24"/>
         </w:rPr>
-        <w:t>Нині весна духовна, бо Христос триденно засяяв із гробу, як сонце, і розігнав темну бурю гріха нашого; Його оспівуємо, бо Він прославився.</w:t>
+        <w:t>Новими замість застарілих, замість же тлінних нетлінними зробив нас хрестом Твоїм, Христе, і повелів жити достойно оновленим життям.</w:t>
       </w:r>
     </w:p>
     <w:p>
@@ -16904,345 +15384,7 @@
           <w:sz w:val="24"/>
           <w:szCs w:val="24"/>
         </w:rPr>
-        <w:lastRenderedPageBreak/>
-        <w:t>Цариця часу явно приносить дари світлоносного дня Цареві днів, прикрашаючи лю</w:t>
-      </w:r>
-      <w:r>
-        <w:rPr>
-          <w:rFonts w:ascii="Times New Roman" w:hAnsi="Times New Roman" w:cs="Times New Roman"/>
-          <w:sz w:val="24"/>
-          <w:szCs w:val="24"/>
-        </w:rPr>
-        <w:t>дей церковних, що безперестанно оспівують Воскреслого Христа.</w:t>
-      </w:r>
-      <w:r>
-        <w:rPr>
-          <w:rFonts w:ascii="Times New Roman" w:hAnsi="Times New Roman" w:cs="Times New Roman"/>
-          <w:noProof/>
-        </w:rPr>
-        <mc:AlternateContent>
-          <mc:Choice Requires="wpg">
-            <w:drawing>
-              <wp:anchor distT="4294967295" distB="4294967295" distL="114300" distR="114300" simplePos="0" relativeHeight="251658240" behindDoc="0" locked="0" layoutInCell="1" hidden="0" allowOverlap="1" wp14:anchorId="66C11B1B" wp14:editId="1939B6F9">
-                <wp:simplePos x="0" y="0"/>
-                <wp:positionH relativeFrom="column">
-                  <wp:posOffset>6997700</wp:posOffset>
-                </wp:positionH>
-                <wp:positionV relativeFrom="paragraph">
-                  <wp:posOffset>8272796</wp:posOffset>
-                </wp:positionV>
-                <wp:extent cx="5066665" cy="31750"/>
-                <wp:effectExtent l="0" t="0" r="0" b="0"/>
-                <wp:wrapNone/>
-                <wp:docPr id="19" name="Straight Arrow Connector 19"/>
-                <wp:cNvGraphicFramePr/>
-                <a:graphic xmlns:a="http://schemas.openxmlformats.org/drawingml/2006/main">
-                  <a:graphicData uri="http://schemas.microsoft.com/office/word/2010/wordprocessingShape">
-                    <wps:wsp>
-                      <wps:cNvCnPr/>
-                      <wps:spPr>
-                        <a:xfrm>
-                          <a:off x="2817430" y="3768888"/>
-                          <a:ext cx="5057140" cy="22225"/>
-                        </a:xfrm>
-                        <a:prstGeom prst="straightConnector1">
-                          <a:avLst/>
-                        </a:prstGeom>
-                        <a:noFill/>
-                        <a:ln w="9525" cap="flat" cmpd="sng">
-                          <a:solidFill>
-                            <a:srgbClr val="000000"/>
-                          </a:solidFill>
-                          <a:prstDash val="solid"/>
-                          <a:round/>
-                          <a:headEnd type="none" w="sm" len="sm"/>
-                          <a:tailEnd type="none" w="sm" len="sm"/>
-                        </a:ln>
-                      </wps:spPr>
-                      <wps:bodyPr/>
-                    </wps:wsp>
-                  </a:graphicData>
-                </a:graphic>
-              </wp:anchor>
-            </w:drawing>
-          </mc:Choice>
-          <mc:Fallback xmlns:cr="http://schemas.microsoft.com/office/comments/2020/reactions" xmlns="http://schemas.microsoft.com/office/tasks/2019/documenttasks" xmlns:dgm="http://schemas.openxmlformats.org/drawingml/2006/diagram" xmlns:lc="http://schemas.openxmlformats.org/drawingml/2006/lockedCanvas" xmlns:c="http://schemas.openxmlformats.org/drawingml/2006/chart" xmlns:pic="http://schemas.openxmlformats.org/drawingml/2006/picture" xmlns:a="http://schemas.openxmlformats.org/drawingml/2006/main" xmlns:sl="http://schemas.openxmlformats.org/schemaLibrary/2006/main">
-            <w:drawing>
-              <wp:anchor allowOverlap="1" behindDoc="0" distB="4294967295" distT="4294967295" distL="114300" distR="114300" hidden="0" layoutInCell="1" locked="0" relativeHeight="0" simplePos="0">
-                <wp:simplePos x="0" y="0"/>
-                <wp:positionH relativeFrom="column">
-                  <wp:posOffset>6997700</wp:posOffset>
-                </wp:positionH>
-                <wp:positionV relativeFrom="paragraph">
-                  <wp:posOffset>8272796</wp:posOffset>
-                </wp:positionV>
-                <wp:extent cx="5066665" cy="31750"/>
-                <wp:effectExtent b="0" l="0" r="0" t="0"/>
-                <wp:wrapNone/>
-                <wp:docPr id="19" name="image3.png"/>
-                <a:graphic>
-                  <a:graphicData uri="http://schemas.openxmlformats.org/drawingml/2006/picture">
-                    <pic:pic>
-                      <pic:nvPicPr>
-                        <pic:cNvPr id="0" name="image3.png"/>
-                        <pic:cNvPicPr preferRelativeResize="0"/>
-                      </pic:nvPicPr>
-                      <pic:blipFill>
-                        <a:blip r:embed="rId7"/>
-                        <a:srcRect/>
-                        <a:stretch>
-                          <a:fillRect/>
-                        </a:stretch>
-                      </pic:blipFill>
-                      <pic:spPr>
-                        <a:xfrm>
-                          <a:off x="0" y="0"/>
-                          <a:ext cx="5066665" cy="31750"/>
-                        </a:xfrm>
-                        <a:prstGeom prst="rect"/>
-                        <a:ln/>
-                      </pic:spPr>
-                    </pic:pic>
-                  </a:graphicData>
-                </a:graphic>
-              </wp:anchor>
-            </w:drawing>
-          </mc:Fallback>
-        </mc:AlternateContent>
-      </w:r>
-    </w:p>
-    <w:p>
-      <w:pPr>
-        <w:spacing w:after="120"/>
-        <w:jc w:val="both"/>
-        <w:rPr>
-          <w:rFonts w:ascii="Times New Roman" w:hAnsi="Times New Roman" w:cs="Times New Roman"/>
-          <w:sz w:val="24"/>
-          <w:szCs w:val="24"/>
-        </w:rPr>
-      </w:pPr>
-      <w:r>
-        <w:rPr>
-          <w:rFonts w:ascii="Times New Roman" w:hAnsi="Times New Roman" w:cs="Times New Roman"/>
-          <w:b/>
-          <w:sz w:val="24"/>
-          <w:szCs w:val="24"/>
-        </w:rPr>
-        <w:t>Слава, і нині:</w:t>
-      </w:r>
-      <w:r>
-        <w:rPr>
-          <w:rFonts w:ascii="Times New Roman" w:hAnsi="Times New Roman" w:cs="Times New Roman"/>
-          <w:sz w:val="24"/>
-          <w:szCs w:val="24"/>
-        </w:rPr>
-        <w:t xml:space="preserve"> Ні врата смерти, Христе, ні гробові печаті, ні ключі дверей не могли протистояти Тобі; Ти воскрес і став перед друзями Твоїми, Владико, даруючи мир, що перевищує всякий розум.</w:t>
-      </w:r>
-    </w:p>
-    <w:p>
-      <w:pPr>
-        <w:shd w:val="clear" w:color="auto" w:fill="FFFFFF"/>
-        <w:spacing w:after="120"/>
-        <w:jc w:val="both"/>
-        <w:rPr>
-          <w:rFonts w:ascii="Times New Roman" w:hAnsi="Times New Roman" w:cs="Times New Roman"/>
-          <w:b/>
-          <w:color w:val="000000"/>
-          <w:sz w:val="24"/>
-          <w:szCs w:val="24"/>
-        </w:rPr>
-      </w:pPr>
-    </w:p>
-    <w:p>
-      <w:pPr>
-        <w:spacing w:after="120"/>
-        <w:jc w:val="center"/>
-        <w:rPr>
-          <w:rFonts w:ascii="Times New Roman" w:hAnsi="Times New Roman" w:cs="Times New Roman"/>
-          <w:b/>
-          <w:i/>
-          <w:color w:val="FF0000"/>
-          <w:sz w:val="24"/>
-          <w:szCs w:val="24"/>
-        </w:rPr>
-      </w:pPr>
-      <w:r>
-        <w:rPr>
-          <w:rFonts w:ascii="Times New Roman" w:hAnsi="Times New Roman" w:cs="Times New Roman"/>
-          <w:b/>
-          <w:i/>
-          <w:color w:val="FF0000"/>
-          <w:sz w:val="24"/>
-          <w:szCs w:val="24"/>
-        </w:rPr>
-        <w:t>П</w:t>
-      </w:r>
-      <w:r>
-        <w:rPr>
-          <w:rFonts w:ascii="Times New Roman" w:hAnsi="Times New Roman" w:cs="Times New Roman"/>
-          <w:b/>
-          <w:i/>
-          <w:color w:val="FF0000"/>
-          <w:sz w:val="24"/>
-          <w:szCs w:val="24"/>
-        </w:rPr>
-        <w:t>існя 3</w:t>
-      </w:r>
-    </w:p>
-    <w:p>
-      <w:pPr>
-        <w:spacing w:after="120"/>
-        <w:jc w:val="both"/>
-        <w:rPr>
-          <w:rFonts w:ascii="Times New Roman" w:hAnsi="Times New Roman" w:cs="Times New Roman"/>
-          <w:sz w:val="24"/>
-          <w:szCs w:val="24"/>
-        </w:rPr>
-      </w:pPr>
-      <w:r>
-        <w:rPr>
-          <w:rFonts w:ascii="Times New Roman" w:hAnsi="Times New Roman" w:cs="Times New Roman"/>
-          <w:i/>
-          <w:color w:val="FF0000"/>
-          <w:sz w:val="24"/>
-          <w:szCs w:val="24"/>
-        </w:rPr>
-        <w:t xml:space="preserve">Ірмос: </w:t>
-      </w:r>
-      <w:r>
-        <w:rPr>
-          <w:rFonts w:ascii="Times New Roman" w:hAnsi="Times New Roman" w:cs="Times New Roman"/>
-          <w:b/>
-          <w:sz w:val="24"/>
-          <w:szCs w:val="24"/>
-        </w:rPr>
-        <w:t>Утверди мене, Христе, на непорушному камені заповідей Твоїх і просвіти мене світлом лиця Твого: бо нема святого більше за Тебе, Людинолюбче.</w:t>
-      </w:r>
-    </w:p>
-    <w:p>
-      <w:pPr>
-        <w:spacing w:after="120"/>
-        <w:jc w:val="both"/>
-        <w:rPr>
-          <w:rFonts w:ascii="Times New Roman" w:hAnsi="Times New Roman" w:cs="Times New Roman"/>
-          <w:sz w:val="24"/>
-          <w:szCs w:val="24"/>
-          <w:u w:val="single"/>
-        </w:rPr>
-      </w:pPr>
-      <w:r>
-        <w:rPr>
-          <w:rFonts w:ascii="Times New Roman" w:hAnsi="Times New Roman" w:cs="Times New Roman"/>
-          <w:i/>
-          <w:color w:val="FF0000"/>
-          <w:sz w:val="24"/>
-          <w:szCs w:val="24"/>
-        </w:rPr>
-        <w:t>Стих:</w:t>
-      </w:r>
-      <w:r>
-        <w:rPr>
-          <w:rFonts w:ascii="Times New Roman" w:hAnsi="Times New Roman" w:cs="Times New Roman"/>
-          <w:i/>
-          <w:sz w:val="24"/>
-          <w:szCs w:val="24"/>
-        </w:rPr>
-        <w:t xml:space="preserve"> </w:t>
-      </w:r>
-      <w:r>
-        <w:rPr>
-          <w:rFonts w:ascii="Times New Roman" w:hAnsi="Times New Roman" w:cs="Times New Roman"/>
-          <w:sz w:val="24"/>
-          <w:szCs w:val="24"/>
-          <w:u w:val="single"/>
-        </w:rPr>
-        <w:t>Слава тобі, Боже наш, слава тобі.</w:t>
-      </w:r>
-    </w:p>
-    <w:p>
-      <w:pPr>
-        <w:spacing w:after="120"/>
-        <w:jc w:val="both"/>
-        <w:rPr>
-          <w:rFonts w:ascii="Times New Roman" w:hAnsi="Times New Roman" w:cs="Times New Roman"/>
-          <w:sz w:val="24"/>
-          <w:szCs w:val="24"/>
-        </w:rPr>
-      </w:pPr>
-      <w:r>
-        <w:rPr>
-          <w:rFonts w:ascii="Times New Roman" w:hAnsi="Times New Roman" w:cs="Times New Roman"/>
-          <w:sz w:val="24"/>
-          <w:szCs w:val="24"/>
-        </w:rPr>
-        <w:t>Новими замість застарілих, замість же тлінних нетлінними зробив нас хрестом Твоїм, Христе, і повелів жити достойно оновленим життям.</w:t>
-      </w:r>
-    </w:p>
-    <w:p>
-      <w:pPr>
-        <w:spacing w:after="120"/>
-        <w:jc w:val="both"/>
-        <w:rPr>
-          <w:rFonts w:ascii="Times New Roman" w:hAnsi="Times New Roman" w:cs="Times New Roman"/>
-          <w:sz w:val="24"/>
-          <w:szCs w:val="24"/>
-          <w:u w:val="single"/>
-        </w:rPr>
-      </w:pPr>
-      <w:r>
-        <w:rPr>
-          <w:rFonts w:ascii="Times New Roman" w:hAnsi="Times New Roman" w:cs="Times New Roman"/>
-          <w:i/>
-          <w:color w:val="FF0000"/>
-          <w:sz w:val="24"/>
-          <w:szCs w:val="24"/>
-        </w:rPr>
-        <w:t>Стих:</w:t>
-      </w:r>
-      <w:r>
-        <w:rPr>
-          <w:rFonts w:ascii="Times New Roman" w:hAnsi="Times New Roman" w:cs="Times New Roman"/>
-          <w:i/>
-          <w:sz w:val="24"/>
-          <w:szCs w:val="24"/>
-        </w:rPr>
-        <w:t xml:space="preserve"> </w:t>
-      </w:r>
-      <w:r>
-        <w:rPr>
-          <w:rFonts w:ascii="Times New Roman" w:hAnsi="Times New Roman" w:cs="Times New Roman"/>
-          <w:sz w:val="24"/>
-          <w:szCs w:val="24"/>
-          <w:u w:val="single"/>
-        </w:rPr>
-        <w:t>Слава тобі, Боже наш, слава тобі.</w:t>
-      </w:r>
-    </w:p>
-    <w:p>
-      <w:pPr>
-        <w:spacing w:after="120"/>
-        <w:jc w:val="both"/>
-        <w:rPr>
-          <w:rFonts w:ascii="Times New Roman" w:hAnsi="Times New Roman" w:cs="Times New Roman"/>
-          <w:sz w:val="24"/>
-          <w:szCs w:val="24"/>
-        </w:rPr>
-      </w:pPr>
-      <w:r>
-        <w:rPr>
-          <w:rFonts w:ascii="Times New Roman" w:hAnsi="Times New Roman" w:cs="Times New Roman"/>
-          <w:sz w:val="24"/>
-          <w:szCs w:val="24"/>
-        </w:rPr>
-        <w:t>У гробі покладений Ти був описаною Твоєю плоттю; неописаний же Ти, Христе, воскрес,</w:t>
-      </w:r>
-      <w:r>
-        <w:rPr>
-          <w:rFonts w:ascii="Times New Roman" w:hAnsi="Times New Roman" w:cs="Times New Roman"/>
-          <w:sz w:val="24"/>
-          <w:szCs w:val="24"/>
-        </w:rPr>
-        <w:t xml:space="preserve"> крізь зачинені двері став Ти перед учениками Твоїми, Всесильний.</w:t>
+        <w:t>У гробі покладений Ти був описаною Твоєю плоттю; неописаний же Ти, Христе, воскрес, крізь зачинені двері став Ти перед учениками Твоїми, Всесильний.</w:t>
       </w:r>
     </w:p>
     <w:p>
@@ -17303,6 +15445,7 @@
           <w:b/>
           <w:i/>
           <w:color w:val="FF0000"/>
+          <w:sz w:val="24"/>
         </w:rPr>
         <w:t>Мала єктенія</w:t>
       </w:r>
@@ -17467,16 +15610,182 @@
           <w:szCs w:val="24"/>
           <w:u w:val="single"/>
         </w:rPr>
-        <w:t>[Господи, Боже наш, що сонну неміч забрав від</w:t>
-      </w:r>
-      <w:r>
+        <w:t>[Господи, Боже наш, що сонну неміч забрав від нас і покликав нас візванням святим, щоб і вночі підносити руки наші і прославляти Тебе за справедливі Твої присуди. Прийми благання наші, моління, визнавання, нічні служби і даруй нам, Боже, віру бездоганну, надію впевнену, любов нелицемірну. Благослови наші входи й виходи, вчинки, слова, діла й думки; і дай нам дочекатися початку дня, нам, що хвалять й оспівують, і благословлять добрість Твоєї несказанної сили]</w:t>
+      </w:r>
+    </w:p>
+    <w:p>
+      <w:pPr>
+        <w:spacing w:after="120"/>
+        <w:jc w:val="both"/>
+        <w:rPr>
+          <w:rFonts w:ascii="Times New Roman" w:hAnsi="Times New Roman" w:cs="Times New Roman"/>
+          <w:sz w:val="24"/>
+          <w:szCs w:val="24"/>
+        </w:rPr>
+      </w:pPr>
+      <w:r>
+        <w:rPr>
+          <w:rFonts w:ascii="Times New Roman" w:hAnsi="Times New Roman" w:cs="Times New Roman"/>
+          <w:i/>
+          <w:color w:val="FF0000"/>
+          <w:sz w:val="24"/>
+          <w:szCs w:val="24"/>
+        </w:rPr>
+        <w:t>Священник:</w:t>
+      </w:r>
+      <w:r>
+        <w:rPr>
+          <w:rFonts w:ascii="Times New Roman" w:hAnsi="Times New Roman" w:cs="Times New Roman"/>
+          <w:sz w:val="24"/>
+          <w:szCs w:val="24"/>
+        </w:rPr>
+        <w:t xml:space="preserve"> Бо Ти Бог наш і Тобі славу возсилаємо: Отцю, і Сину, і Святому Духові, нині, і повсякчас, і на віки віків.</w:t>
+      </w:r>
+    </w:p>
+    <w:p>
+      <w:pPr>
+        <w:spacing w:after="120"/>
+        <w:jc w:val="both"/>
+        <w:rPr>
+          <w:rFonts w:ascii="Times New Roman" w:hAnsi="Times New Roman" w:cs="Times New Roman"/>
+          <w:i/>
+          <w:sz w:val="24"/>
+          <w:szCs w:val="24"/>
+        </w:rPr>
+      </w:pPr>
+      <w:r>
+        <w:rPr>
+          <w:rFonts w:ascii="Times New Roman" w:hAnsi="Times New Roman" w:cs="Times New Roman"/>
+          <w:i/>
+          <w:color w:val="FF0000"/>
+          <w:sz w:val="24"/>
+          <w:szCs w:val="24"/>
+        </w:rPr>
+        <w:t>Вірні:</w:t>
+      </w:r>
+      <w:r>
+        <w:rPr>
+          <w:rFonts w:ascii="Times New Roman" w:hAnsi="Times New Roman" w:cs="Times New Roman"/>
+          <w:color w:val="FF0000"/>
+          <w:sz w:val="24"/>
+          <w:szCs w:val="24"/>
+        </w:rPr>
+        <w:t xml:space="preserve"> </w:t>
+      </w:r>
+      <w:r>
+        <w:rPr>
+          <w:rFonts w:ascii="Times New Roman" w:hAnsi="Times New Roman" w:cs="Times New Roman"/>
+          <w:sz w:val="24"/>
+          <w:szCs w:val="24"/>
+        </w:rPr>
+        <w:t>Амінь.</w:t>
+      </w:r>
+    </w:p>
+    <w:p>
+      <w:pPr>
+        <w:spacing w:after="120"/>
+        <w:jc w:val="both"/>
+        <w:rPr>
+          <w:rFonts w:ascii="Times New Roman" w:hAnsi="Times New Roman" w:cs="Times New Roman"/>
+          <w:i/>
+          <w:color w:val="FF0000"/>
+          <w:sz w:val="24"/>
+          <w:szCs w:val="24"/>
+        </w:rPr>
+      </w:pPr>
+    </w:p>
+    <w:p>
+      <w:pPr>
+        <w:spacing w:after="120"/>
+        <w:jc w:val="center"/>
+        <w:rPr>
+          <w:rFonts w:ascii="Times New Roman" w:hAnsi="Times New Roman" w:cs="Times New Roman"/>
+          <w:b/>
+          <w:i/>
+          <w:color w:val="FF0000"/>
+          <w:sz w:val="24"/>
+          <w:szCs w:val="24"/>
+        </w:rPr>
+      </w:pPr>
+      <w:r>
+        <w:rPr>
+          <w:rFonts w:ascii="Times New Roman" w:hAnsi="Times New Roman" w:cs="Times New Roman"/>
+          <w:b/>
+          <w:i/>
+          <w:color w:val="FF0000"/>
+          <w:sz w:val="24"/>
+          <w:szCs w:val="24"/>
+        </w:rPr>
+        <w:t>Пісня 4</w:t>
+      </w:r>
+    </w:p>
+    <w:p>
+      <w:pPr>
+        <w:spacing w:after="120"/>
+        <w:jc w:val="both"/>
+        <w:rPr>
+          <w:rFonts w:ascii="Times New Roman" w:hAnsi="Times New Roman" w:cs="Times New Roman"/>
+          <w:sz w:val="24"/>
+          <w:szCs w:val="24"/>
+        </w:rPr>
+      </w:pPr>
+      <w:r>
+        <w:rPr>
+          <w:rFonts w:ascii="Times New Roman" w:hAnsi="Times New Roman" w:cs="Times New Roman"/>
+          <w:i/>
+          <w:color w:val="FF0000"/>
+          <w:sz w:val="24"/>
+          <w:szCs w:val="24"/>
+        </w:rPr>
+        <w:t>Ірмос:</w:t>
+      </w:r>
+      <w:r>
+        <w:rPr>
+          <w:rFonts w:ascii="Times New Roman" w:hAnsi="Times New Roman" w:cs="Times New Roman"/>
+          <w:sz w:val="24"/>
+          <w:szCs w:val="24"/>
+        </w:rPr>
+        <w:t xml:space="preserve"> </w:t>
+      </w:r>
+      <w:r>
+        <w:rPr>
+          <w:rFonts w:ascii="Times New Roman" w:hAnsi="Times New Roman" w:cs="Times New Roman"/>
+          <w:b/>
+          <w:sz w:val="24"/>
+          <w:szCs w:val="24"/>
+        </w:rPr>
+        <w:t>Велика таїна Твого, Христе, провидіння, яку з висоти боговіданням передбачив Авакум, і вийшовши, взивав до Тебе на спасіння людей Твоїх, Людинолюбче.</w:t>
+      </w:r>
+    </w:p>
+    <w:p>
+      <w:pPr>
+        <w:spacing w:after="120"/>
+        <w:jc w:val="both"/>
         <w:rPr>
           <w:rFonts w:ascii="Times New Roman" w:hAnsi="Times New Roman" w:cs="Times New Roman"/>
           <w:sz w:val="24"/>
           <w:szCs w:val="24"/>
           <w:u w:val="single"/>
         </w:rPr>
-        <w:t xml:space="preserve"> нас і покликав нас візванням святим, щоб і вночі підносити руки наші і прославляти Тебе за справедливі Твої присуди. Прийми благання наші, моління, визнавання, нічні служби і даруй нам, Боже, віру бездоганну, надію впевнену, любов нелицемірну. Благослови </w:t>
+      </w:pPr>
+      <w:r>
+        <w:rPr>
+          <w:rFonts w:ascii="Times New Roman" w:hAnsi="Times New Roman" w:cs="Times New Roman"/>
+          <w:i/>
+          <w:color w:val="FF0000"/>
+          <w:sz w:val="24"/>
+          <w:szCs w:val="24"/>
+        </w:rPr>
+        <w:t>Стих:</w:t>
+      </w:r>
+      <w:r>
+        <w:rPr>
+          <w:rFonts w:ascii="Times New Roman" w:hAnsi="Times New Roman" w:cs="Times New Roman"/>
+          <w:i/>
+          <w:sz w:val="24"/>
+          <w:szCs w:val="24"/>
+        </w:rPr>
+        <w:t xml:space="preserve"> </w:t>
       </w:r>
       <w:r>
         <w:rPr>
@@ -17485,71 +15794,53 @@
           <w:szCs w:val="24"/>
           <w:u w:val="single"/>
         </w:rPr>
-        <w:t>наші входи й виходи, вчинки, слова, діла й думки; і дай нам дочекатися початку дня, нам, що хвалять й оспівують, і благословлять добрість Твоєї несказанної сили]</w:t>
-      </w:r>
-    </w:p>
-    <w:p>
-      <w:pPr>
-        <w:spacing w:after="120"/>
-        <w:jc w:val="both"/>
-        <w:rPr>
-          <w:rFonts w:ascii="Times New Roman" w:hAnsi="Times New Roman" w:cs="Times New Roman"/>
-          <w:sz w:val="24"/>
-          <w:szCs w:val="24"/>
-        </w:rPr>
-      </w:pPr>
-      <w:r>
-        <w:rPr>
-          <w:rFonts w:ascii="Times New Roman" w:hAnsi="Times New Roman" w:cs="Times New Roman"/>
-          <w:i/>
-          <w:color w:val="FF0000"/>
-          <w:sz w:val="24"/>
-          <w:szCs w:val="24"/>
-        </w:rPr>
-        <w:t>Священник:</w:t>
-      </w:r>
-      <w:r>
-        <w:rPr>
-          <w:rFonts w:ascii="Times New Roman" w:hAnsi="Times New Roman" w:cs="Times New Roman"/>
-          <w:sz w:val="24"/>
-          <w:szCs w:val="24"/>
-        </w:rPr>
-        <w:t xml:space="preserve"> Бо Ти Бог наш і Тобі славу возсилаємо: Отцю, і Сину, і Святому Духові, нині, і повс</w:t>
-      </w:r>
-      <w:r>
-        <w:rPr>
-          <w:rFonts w:ascii="Times New Roman" w:hAnsi="Times New Roman" w:cs="Times New Roman"/>
-          <w:sz w:val="24"/>
-          <w:szCs w:val="24"/>
-        </w:rPr>
-        <w:t>якчас, і на віки віків.</w:t>
-      </w:r>
-    </w:p>
-    <w:p>
-      <w:pPr>
-        <w:spacing w:after="120"/>
-        <w:jc w:val="both"/>
-        <w:rPr>
-          <w:rFonts w:ascii="Times New Roman" w:hAnsi="Times New Roman" w:cs="Times New Roman"/>
-          <w:i/>
-          <w:sz w:val="24"/>
-          <w:szCs w:val="24"/>
-        </w:rPr>
-      </w:pPr>
-      <w:r>
-        <w:rPr>
-          <w:rFonts w:ascii="Times New Roman" w:hAnsi="Times New Roman" w:cs="Times New Roman"/>
-          <w:i/>
-          <w:color w:val="FF0000"/>
-          <w:sz w:val="24"/>
-          <w:szCs w:val="24"/>
-        </w:rPr>
-        <w:t>Вірні:</w:t>
-      </w:r>
-      <w:r>
-        <w:rPr>
-          <w:rFonts w:ascii="Times New Roman" w:hAnsi="Times New Roman" w:cs="Times New Roman"/>
-          <w:color w:val="FF0000"/>
+        <w:t>Слава тобі, Боже наш, слава тобі.</w:t>
+      </w:r>
+    </w:p>
+    <w:p>
+      <w:pPr>
+        <w:spacing w:after="120"/>
+        <w:jc w:val="both"/>
+        <w:rPr>
+          <w:rFonts w:ascii="Times New Roman" w:hAnsi="Times New Roman" w:cs="Times New Roman"/>
+          <w:sz w:val="24"/>
+          <w:szCs w:val="24"/>
+        </w:rPr>
+      </w:pPr>
+      <w:r>
+        <w:rPr>
+          <w:rFonts w:ascii="Times New Roman" w:hAnsi="Times New Roman" w:cs="Times New Roman"/>
+          <w:sz w:val="24"/>
+          <w:szCs w:val="24"/>
+        </w:rPr>
+        <w:t>Жовчі Ти спожив, зціляючи стародавнє споживання, нині ж з сотовим медом просвічення дарував Христос праотцю і Своє солодке причастя.</w:t>
+      </w:r>
+    </w:p>
+    <w:p>
+      <w:pPr>
+        <w:spacing w:after="120"/>
+        <w:jc w:val="both"/>
+        <w:rPr>
+          <w:rFonts w:ascii="Times New Roman" w:hAnsi="Times New Roman" w:cs="Times New Roman"/>
+          <w:sz w:val="24"/>
+          <w:szCs w:val="24"/>
+          <w:u w:val="single"/>
+        </w:rPr>
+      </w:pPr>
+      <w:r>
+        <w:rPr>
+          <w:rFonts w:ascii="Times New Roman" w:hAnsi="Times New Roman" w:cs="Times New Roman"/>
+          <w:i/>
+          <w:color w:val="FF0000"/>
+          <w:sz w:val="24"/>
+          <w:szCs w:val="24"/>
+        </w:rPr>
+        <w:t>Стих:</w:t>
+      </w:r>
+      <w:r>
+        <w:rPr>
+          <w:rFonts w:ascii="Times New Roman" w:hAnsi="Times New Roman" w:cs="Times New Roman"/>
+          <w:i/>
           <w:sz w:val="24"/>
           <w:szCs w:val="24"/>
         </w:rPr>
@@ -17560,18 +15851,125 @@
           <w:rFonts w:ascii="Times New Roman" w:hAnsi="Times New Roman" w:cs="Times New Roman"/>
           <w:sz w:val="24"/>
           <w:szCs w:val="24"/>
-        </w:rPr>
-        <w:t>Амінь.</w:t>
-      </w:r>
-    </w:p>
-    <w:p>
-      <w:pPr>
-        <w:spacing w:after="120"/>
-        <w:jc w:val="both"/>
-        <w:rPr>
-          <w:rFonts w:ascii="Times New Roman" w:hAnsi="Times New Roman" w:cs="Times New Roman"/>
-          <w:i/>
-          <w:color w:val="FF0000"/>
+          <w:u w:val="single"/>
+        </w:rPr>
+        <w:t>Слава тобі, Боже наш, слава тобі.</w:t>
+      </w:r>
+    </w:p>
+    <w:p>
+      <w:pPr>
+        <w:spacing w:after="120"/>
+        <w:jc w:val="both"/>
+        <w:rPr>
+          <w:rFonts w:ascii="Times New Roman" w:hAnsi="Times New Roman" w:cs="Times New Roman"/>
+          <w:sz w:val="24"/>
+          <w:szCs w:val="24"/>
+        </w:rPr>
+      </w:pPr>
+      <w:r>
+        <w:rPr>
+          <w:rFonts w:ascii="Times New Roman" w:hAnsi="Times New Roman" w:cs="Times New Roman"/>
+          <w:sz w:val="24"/>
+          <w:szCs w:val="24"/>
+        </w:rPr>
+        <w:t>Радієш Ти, випробуваний, Людинолюбче, тому дав на це дозвіл Томі, показавши невіруючому ребра; утверджуючи віру світу у Твоє, Христе, триденне воскресіння.</w:t>
+      </w:r>
+    </w:p>
+    <w:p>
+      <w:pPr>
+        <w:spacing w:after="120"/>
+        <w:jc w:val="both"/>
+        <w:rPr>
+          <w:rFonts w:ascii="Times New Roman" w:hAnsi="Times New Roman" w:cs="Times New Roman"/>
+          <w:sz w:val="24"/>
+          <w:szCs w:val="24"/>
+          <w:u w:val="single"/>
+        </w:rPr>
+      </w:pPr>
+      <w:r>
+        <w:rPr>
+          <w:rFonts w:ascii="Times New Roman" w:hAnsi="Times New Roman" w:cs="Times New Roman"/>
+          <w:i/>
+          <w:color w:val="FF0000"/>
+          <w:sz w:val="24"/>
+          <w:szCs w:val="24"/>
+        </w:rPr>
+        <w:t>Стих:</w:t>
+      </w:r>
+      <w:r>
+        <w:rPr>
+          <w:rFonts w:ascii="Times New Roman" w:hAnsi="Times New Roman" w:cs="Times New Roman"/>
+          <w:i/>
+          <w:sz w:val="24"/>
+          <w:szCs w:val="24"/>
+        </w:rPr>
+        <w:t xml:space="preserve"> </w:t>
+      </w:r>
+      <w:r>
+        <w:rPr>
+          <w:rFonts w:ascii="Times New Roman" w:hAnsi="Times New Roman" w:cs="Times New Roman"/>
+          <w:sz w:val="24"/>
+          <w:szCs w:val="24"/>
+          <w:u w:val="single"/>
+        </w:rPr>
+        <w:t>Слава тобі, Боже наш, слава тобі.</w:t>
+      </w:r>
+    </w:p>
+    <w:p>
+      <w:pPr>
+        <w:spacing w:after="120"/>
+        <w:jc w:val="both"/>
+        <w:rPr>
+          <w:rFonts w:ascii="Times New Roman" w:hAnsi="Times New Roman" w:cs="Times New Roman"/>
+          <w:sz w:val="24"/>
+          <w:szCs w:val="24"/>
+        </w:rPr>
+      </w:pPr>
+      <w:r>
+        <w:rPr>
+          <w:rFonts w:ascii="Times New Roman" w:hAnsi="Times New Roman" w:cs="Times New Roman"/>
+          <w:sz w:val="24"/>
+          <w:szCs w:val="24"/>
+        </w:rPr>
+        <w:t>Багатство почерпнувши, з проколотого списом Твого ребра, як із скарбниці божественної, з якої неможливо вкрасти, Благодійнику, Близнюк наповнює світ премудрістю і розумом.</w:t>
+      </w:r>
+    </w:p>
+    <w:p>
+      <w:pPr>
+        <w:spacing w:after="120"/>
+        <w:jc w:val="both"/>
+        <w:rPr>
+          <w:rFonts w:ascii="Times New Roman" w:hAnsi="Times New Roman" w:cs="Times New Roman"/>
+          <w:sz w:val="24"/>
+          <w:szCs w:val="24"/>
+        </w:rPr>
+      </w:pPr>
+      <w:r>
+        <w:rPr>
+          <w:rFonts w:ascii="Times New Roman" w:hAnsi="Times New Roman" w:cs="Times New Roman"/>
+          <w:b/>
+          <w:sz w:val="24"/>
+          <w:szCs w:val="24"/>
+        </w:rPr>
+        <w:t xml:space="preserve">Слава, і нині: </w:t>
+      </w:r>
+      <w:r>
+        <w:rPr>
+          <w:rFonts w:ascii="Times New Roman" w:hAnsi="Times New Roman" w:cs="Times New Roman"/>
+          <w:sz w:val="24"/>
+          <w:szCs w:val="24"/>
+        </w:rPr>
+        <w:t>О Близнюк! Твій блаженний прославляється язик, бо він першим проповідував побожно Життєдавця Ісуса, Бога і Господа, через доторкання сповнившись благодаті.</w:t>
+      </w:r>
+    </w:p>
+    <w:p>
+      <w:pPr>
+        <w:shd w:val="clear" w:color="auto" w:fill="FFFFFF"/>
+        <w:spacing w:after="120"/>
+        <w:jc w:val="both"/>
+        <w:rPr>
+          <w:rFonts w:ascii="Times New Roman" w:hAnsi="Times New Roman" w:cs="Times New Roman"/>
+          <w:b/>
           <w:sz w:val="24"/>
           <w:szCs w:val="24"/>
         </w:rPr>
@@ -17599,15 +15997,16 @@
           <w:sz w:val="24"/>
           <w:szCs w:val="24"/>
         </w:rPr>
-        <w:t>Пісня 4</w:t>
-      </w:r>
-    </w:p>
-    <w:p>
-      <w:pPr>
-        <w:spacing w:after="120"/>
-        <w:jc w:val="both"/>
-        <w:rPr>
-          <w:rFonts w:ascii="Times New Roman" w:hAnsi="Times New Roman" w:cs="Times New Roman"/>
+        <w:t>Пісня 5</w:t>
+      </w:r>
+    </w:p>
+    <w:p>
+      <w:pPr>
+        <w:spacing w:after="120"/>
+        <w:jc w:val="both"/>
+        <w:rPr>
+          <w:rFonts w:ascii="Times New Roman" w:hAnsi="Times New Roman" w:cs="Times New Roman"/>
+          <w:b/>
           <w:sz w:val="24"/>
           <w:szCs w:val="24"/>
         </w:rPr>
@@ -17637,7 +16036,7 @@
           <w:sz w:val="24"/>
           <w:szCs w:val="24"/>
         </w:rPr>
-        <w:t>Велика таїна Твого, Христе, провидіння, яку з висоти боговіданням передбачив Авакум, і вийшовши, взивав до Тебе на спасіння людей Твоїх, Людинолюбче.</w:t>
+        <w:t>3 ночі до ранку оспівуємо Тебе, Христе, співбезначального з Отцем, і Спаса душ наших; мир світові подай, Людинолюбче.</w:t>
       </w:r>
     </w:p>
     <w:p>
@@ -17696,16 +16095,7 @@
           <w:sz w:val="24"/>
           <w:szCs w:val="24"/>
         </w:rPr>
-        <w:lastRenderedPageBreak/>
-        <w:t xml:space="preserve">Жовчі Ти спожив, зціляючи стародавнє споживання, нині ж з сотовим </w:t>
-      </w:r>
-      <w:r>
-        <w:rPr>
-          <w:rFonts w:ascii="Times New Roman" w:hAnsi="Times New Roman" w:cs="Times New Roman"/>
-          <w:sz w:val="24"/>
-          <w:szCs w:val="24"/>
-        </w:rPr>
-        <w:t>медом просвічення дарував Христос праотцю і Своє солодке причастя.</w:t>
+        <w:t>Постав Спас перед скорботними друзями, Своїм пришестям зняв скорботу, і спонукає веселитися Своїм воскресінням.</w:t>
       </w:r>
     </w:p>
     <w:p>
@@ -17764,74 +16154,7 @@
           <w:sz w:val="24"/>
           <w:szCs w:val="24"/>
         </w:rPr>
-        <w:t>Радієш Ти, випробуваний, Людинолюбче, тому дав на це дозвіл Томі, показавши невіруючому ребра; утверджуючи віру світу у Твоє, Христе, триденне воскре</w:t>
-      </w:r>
-      <w:r>
-        <w:rPr>
-          <w:rFonts w:ascii="Times New Roman" w:hAnsi="Times New Roman" w:cs="Times New Roman"/>
-          <w:sz w:val="24"/>
-          <w:szCs w:val="24"/>
-        </w:rPr>
-        <w:t>сіння.</w:t>
-      </w:r>
-    </w:p>
-    <w:p>
-      <w:pPr>
-        <w:spacing w:after="120"/>
-        <w:jc w:val="both"/>
-        <w:rPr>
-          <w:rFonts w:ascii="Times New Roman" w:hAnsi="Times New Roman" w:cs="Times New Roman"/>
-          <w:sz w:val="24"/>
-          <w:szCs w:val="24"/>
-          <w:u w:val="single"/>
-        </w:rPr>
-      </w:pPr>
-      <w:r>
-        <w:rPr>
-          <w:rFonts w:ascii="Times New Roman" w:hAnsi="Times New Roman" w:cs="Times New Roman"/>
-          <w:i/>
-          <w:color w:val="FF0000"/>
-          <w:sz w:val="24"/>
-          <w:szCs w:val="24"/>
-        </w:rPr>
-        <w:t>Стих:</w:t>
-      </w:r>
-      <w:r>
-        <w:rPr>
-          <w:rFonts w:ascii="Times New Roman" w:hAnsi="Times New Roman" w:cs="Times New Roman"/>
-          <w:i/>
-          <w:sz w:val="24"/>
-          <w:szCs w:val="24"/>
-        </w:rPr>
-        <w:t xml:space="preserve"> </w:t>
-      </w:r>
-      <w:r>
-        <w:rPr>
-          <w:rFonts w:ascii="Times New Roman" w:hAnsi="Times New Roman" w:cs="Times New Roman"/>
-          <w:sz w:val="24"/>
-          <w:szCs w:val="24"/>
-          <w:u w:val="single"/>
-        </w:rPr>
-        <w:t>Слава тобі, Боже наш, слава тобі.</w:t>
-      </w:r>
-    </w:p>
-    <w:p>
-      <w:pPr>
-        <w:spacing w:after="120"/>
-        <w:jc w:val="both"/>
-        <w:rPr>
-          <w:rFonts w:ascii="Times New Roman" w:hAnsi="Times New Roman" w:cs="Times New Roman"/>
-          <w:sz w:val="24"/>
-          <w:szCs w:val="24"/>
-        </w:rPr>
-      </w:pPr>
-      <w:r>
-        <w:rPr>
-          <w:rFonts w:ascii="Times New Roman" w:hAnsi="Times New Roman" w:cs="Times New Roman"/>
-          <w:sz w:val="24"/>
-          <w:szCs w:val="24"/>
-        </w:rPr>
-        <w:t>Багатство почерпнувши, з проколотого списом Твого ребра, як із скарбниці божественної, з якої неможливо вкрасти, Благодійнику, Близнюк наповнює світ премудрістю і розумом.</w:t>
+        <w:t>О воістину достойного похвали Томи страшне починання! Бо сміливо доторкнувся до ребра, що Божественним вогнем сяяло.</w:t>
       </w:r>
     </w:p>
     <w:p>
@@ -17859,15 +16182,7 @@
           <w:sz w:val="24"/>
           <w:szCs w:val="24"/>
         </w:rPr>
-        <w:t>О Близнюк! Твій блажен</w:t>
-      </w:r>
-      <w:r>
-        <w:rPr>
-          <w:rFonts w:ascii="Times New Roman" w:hAnsi="Times New Roman" w:cs="Times New Roman"/>
-          <w:sz w:val="24"/>
-          <w:szCs w:val="24"/>
-        </w:rPr>
-        <w:t>ний прославляється язик, бо він першим проповідував побожно Життєдавця Ісуса, Бога і Господа, через доторкання сповнившись благодаті.</w:t>
+        <w:t>Ти показав, як невір'я Томи породило нам віру; Ти бо, Христе, премудрістю Твоєю промишляєш корисне як Людинолюбець.</w:t>
       </w:r>
     </w:p>
     <w:p>
@@ -17905,429 +16220,31 @@
           <w:sz w:val="24"/>
           <w:szCs w:val="24"/>
         </w:rPr>
-        <w:t>Пісня 5</w:t>
-      </w:r>
-    </w:p>
-    <w:p>
-      <w:pPr>
-        <w:spacing w:after="120"/>
-        <w:jc w:val="both"/>
-        <w:rPr>
-          <w:rFonts w:ascii="Times New Roman" w:hAnsi="Times New Roman" w:cs="Times New Roman"/>
-          <w:b/>
-          <w:sz w:val="24"/>
-          <w:szCs w:val="24"/>
-        </w:rPr>
-      </w:pPr>
-      <w:r>
-        <w:rPr>
-          <w:rFonts w:ascii="Times New Roman" w:hAnsi="Times New Roman" w:cs="Times New Roman"/>
-          <w:i/>
-          <w:color w:val="FF0000"/>
-          <w:sz w:val="24"/>
-          <w:szCs w:val="24"/>
-        </w:rPr>
-        <w:t>Ірмос:</w:t>
-      </w:r>
-      <w:r>
-        <w:rPr>
-          <w:rFonts w:ascii="Times New Roman" w:hAnsi="Times New Roman" w:cs="Times New Roman"/>
-          <w:sz w:val="24"/>
-          <w:szCs w:val="24"/>
-        </w:rPr>
-        <w:t xml:space="preserve"> </w:t>
-      </w:r>
-      <w:r>
-        <w:rPr>
-          <w:rFonts w:ascii="Times New Roman" w:hAnsi="Times New Roman" w:cs="Times New Roman"/>
-          <w:b/>
-          <w:sz w:val="24"/>
-          <w:szCs w:val="24"/>
-        </w:rPr>
-        <w:t>3 ночі до ранку оспівуємо Тебе, Христе, співбезначального з Отцем, і Спаса душ наших; мир світові подай, Л</w:t>
-      </w:r>
-      <w:r>
-        <w:rPr>
-          <w:rFonts w:ascii="Times New Roman" w:hAnsi="Times New Roman" w:cs="Times New Roman"/>
-          <w:b/>
-          <w:sz w:val="24"/>
-          <w:szCs w:val="24"/>
-        </w:rPr>
-        <w:t>юдинолюбче.</w:t>
-      </w:r>
-    </w:p>
-    <w:p>
-      <w:pPr>
-        <w:spacing w:after="120"/>
-        <w:jc w:val="both"/>
-        <w:rPr>
-          <w:rFonts w:ascii="Times New Roman" w:hAnsi="Times New Roman" w:cs="Times New Roman"/>
-          <w:sz w:val="24"/>
-          <w:szCs w:val="24"/>
-          <w:u w:val="single"/>
-        </w:rPr>
-      </w:pPr>
-      <w:r>
-        <w:rPr>
-          <w:rFonts w:ascii="Times New Roman" w:hAnsi="Times New Roman" w:cs="Times New Roman"/>
-          <w:i/>
-          <w:color w:val="FF0000"/>
-          <w:sz w:val="24"/>
-          <w:szCs w:val="24"/>
-        </w:rPr>
-        <w:t>Стих:</w:t>
-      </w:r>
-      <w:r>
-        <w:rPr>
-          <w:rFonts w:ascii="Times New Roman" w:hAnsi="Times New Roman" w:cs="Times New Roman"/>
-          <w:i/>
-          <w:sz w:val="24"/>
-          <w:szCs w:val="24"/>
-        </w:rPr>
-        <w:t xml:space="preserve"> </w:t>
-      </w:r>
-      <w:r>
-        <w:rPr>
-          <w:rFonts w:ascii="Times New Roman" w:hAnsi="Times New Roman" w:cs="Times New Roman"/>
-          <w:sz w:val="24"/>
-          <w:szCs w:val="24"/>
-          <w:u w:val="single"/>
-        </w:rPr>
-        <w:t>Слава тобі, Боже наш, слава тобі.</w:t>
-      </w:r>
-    </w:p>
-    <w:p>
-      <w:pPr>
-        <w:spacing w:after="120"/>
-        <w:jc w:val="both"/>
-        <w:rPr>
-          <w:rFonts w:ascii="Times New Roman" w:hAnsi="Times New Roman" w:cs="Times New Roman"/>
-          <w:sz w:val="24"/>
-          <w:szCs w:val="24"/>
-        </w:rPr>
-      </w:pPr>
-      <w:r>
-        <w:rPr>
-          <w:rFonts w:ascii="Times New Roman" w:hAnsi="Times New Roman" w:cs="Times New Roman"/>
-          <w:sz w:val="24"/>
-          <w:szCs w:val="24"/>
-        </w:rPr>
-        <w:t>Постав Спас перед скорботними друзями, Своїм пришестям зняв скорботу, і спонукає веселитися Своїм воскресінням.</w:t>
-      </w:r>
-    </w:p>
-    <w:p>
-      <w:pPr>
-        <w:spacing w:after="120"/>
-        <w:jc w:val="both"/>
-        <w:rPr>
-          <w:rFonts w:ascii="Times New Roman" w:hAnsi="Times New Roman" w:cs="Times New Roman"/>
-          <w:sz w:val="24"/>
-          <w:szCs w:val="24"/>
-          <w:u w:val="single"/>
-        </w:rPr>
-      </w:pPr>
-      <w:r>
-        <w:rPr>
-          <w:rFonts w:ascii="Times New Roman" w:hAnsi="Times New Roman" w:cs="Times New Roman"/>
-          <w:i/>
-          <w:color w:val="FF0000"/>
-          <w:sz w:val="24"/>
-          <w:szCs w:val="24"/>
-        </w:rPr>
-        <w:t>Стих:</w:t>
-      </w:r>
-      <w:r>
-        <w:rPr>
-          <w:rFonts w:ascii="Times New Roman" w:hAnsi="Times New Roman" w:cs="Times New Roman"/>
-          <w:i/>
-          <w:sz w:val="24"/>
-          <w:szCs w:val="24"/>
-        </w:rPr>
-        <w:t xml:space="preserve"> </w:t>
-      </w:r>
-      <w:r>
-        <w:rPr>
-          <w:rFonts w:ascii="Times New Roman" w:hAnsi="Times New Roman" w:cs="Times New Roman"/>
-          <w:sz w:val="24"/>
-          <w:szCs w:val="24"/>
-          <w:u w:val="single"/>
-        </w:rPr>
-        <w:t>Слава тобі, Боже наш, слава тобі.</w:t>
-      </w:r>
-    </w:p>
-    <w:p>
-      <w:pPr>
-        <w:spacing w:after="120"/>
-        <w:jc w:val="both"/>
-        <w:rPr>
-          <w:rFonts w:ascii="Times New Roman" w:hAnsi="Times New Roman" w:cs="Times New Roman"/>
-          <w:sz w:val="24"/>
-          <w:szCs w:val="24"/>
-        </w:rPr>
-      </w:pPr>
-      <w:r>
-        <w:rPr>
-          <w:rFonts w:ascii="Times New Roman" w:hAnsi="Times New Roman" w:cs="Times New Roman"/>
-          <w:sz w:val="24"/>
-          <w:szCs w:val="24"/>
-        </w:rPr>
-        <w:t>О воістину достойного похвали Томи страшне починання! Бо сміливо доторкнувся до ребра, що Божественним вогнем сяяло.</w:t>
-      </w:r>
-    </w:p>
-    <w:p>
-      <w:pPr>
-        <w:spacing w:after="120"/>
-        <w:jc w:val="both"/>
-        <w:rPr>
-          <w:rFonts w:ascii="Times New Roman" w:hAnsi="Times New Roman" w:cs="Times New Roman"/>
-          <w:sz w:val="24"/>
-          <w:szCs w:val="24"/>
-        </w:rPr>
-      </w:pPr>
-      <w:r>
-        <w:rPr>
-          <w:rFonts w:ascii="Times New Roman" w:hAnsi="Times New Roman" w:cs="Times New Roman"/>
-          <w:b/>
-          <w:sz w:val="24"/>
-          <w:szCs w:val="24"/>
-        </w:rPr>
-        <w:t xml:space="preserve">Слава, і нині: </w:t>
-      </w:r>
-      <w:r>
-        <w:rPr>
-          <w:rFonts w:ascii="Times New Roman" w:hAnsi="Times New Roman" w:cs="Times New Roman"/>
-          <w:sz w:val="24"/>
-          <w:szCs w:val="24"/>
-        </w:rPr>
-        <w:t>Ти показав, як невір'я Томи породило нам віру; Ти бо, Христе, премудрістю Твоєю промишляєш корисне як Людинолюбець.</w:t>
-      </w:r>
-    </w:p>
-    <w:p>
-      <w:pPr>
-        <w:shd w:val="clear" w:color="auto" w:fill="FFFFFF"/>
-        <w:spacing w:after="120"/>
-        <w:jc w:val="both"/>
-        <w:rPr>
-          <w:rFonts w:ascii="Times New Roman" w:hAnsi="Times New Roman" w:cs="Times New Roman"/>
-          <w:b/>
-          <w:sz w:val="24"/>
-          <w:szCs w:val="24"/>
-        </w:rPr>
-      </w:pPr>
-    </w:p>
-    <w:p>
-      <w:pPr>
-        <w:spacing w:after="120"/>
-        <w:jc w:val="center"/>
-        <w:rPr>
-          <w:rFonts w:ascii="Times New Roman" w:hAnsi="Times New Roman" w:cs="Times New Roman"/>
-          <w:b/>
-          <w:i/>
-          <w:color w:val="FF0000"/>
-          <w:sz w:val="24"/>
-          <w:szCs w:val="24"/>
-        </w:rPr>
-      </w:pPr>
-      <w:r>
-        <w:rPr>
-          <w:rFonts w:ascii="Times New Roman" w:hAnsi="Times New Roman" w:cs="Times New Roman"/>
-          <w:b/>
-          <w:i/>
-          <w:color w:val="FF0000"/>
-          <w:sz w:val="24"/>
-          <w:szCs w:val="24"/>
-        </w:rPr>
         <w:t>Пісня 6</w:t>
       </w:r>
       <w:r>
         <w:rPr>
-          <w:rFonts w:ascii="Times New Roman" w:hAnsi="Times New Roman" w:cs="Times New Roman"/>
+          <w:rFonts w:ascii="Times New Roman" w:hAnsi="Times New Roman"/>
           <w:noProof/>
-        </w:rPr>
-        <mc:AlternateContent>
-          <mc:Choice Requires="wpg">
-            <w:drawing>
-              <wp:anchor distT="4294967295" distB="4294967295" distL="114300" distR="114300" simplePos="0" relativeHeight="251659264" behindDoc="0" locked="0" layoutInCell="1" hidden="0" allowOverlap="1" wp14:anchorId="562D31F7" wp14:editId="1EE2C3D3">
-                <wp:simplePos x="0" y="0"/>
-                <wp:positionH relativeFrom="column">
-                  <wp:posOffset>7073900</wp:posOffset>
-                </wp:positionH>
-                <wp:positionV relativeFrom="paragraph">
-                  <wp:posOffset>-248904</wp:posOffset>
-                </wp:positionV>
-                <wp:extent cx="5376530" cy="45705"/>
-                <wp:effectExtent l="0" t="0" r="0" b="0"/>
-                <wp:wrapNone/>
-                <wp:docPr id="20" name="Straight Arrow Connector 20"/>
-                <wp:cNvGraphicFramePr/>
-                <a:graphic xmlns:a="http://schemas.openxmlformats.org/drawingml/2006/main">
-                  <a:graphicData uri="http://schemas.microsoft.com/office/word/2010/wordprocessingShape">
-                    <wps:wsp>
-                      <wps:cNvCnPr/>
-                      <wps:spPr>
-                        <a:xfrm>
-                          <a:off x="2665348" y="3764760"/>
-                          <a:ext cx="5361305" cy="30480"/>
-                        </a:xfrm>
-                        <a:prstGeom prst="straightConnector1">
-                          <a:avLst/>
-                        </a:prstGeom>
-                        <a:noFill/>
-                        <a:ln w="15225" cap="flat" cmpd="sng">
-                          <a:solidFill>
-                            <a:srgbClr val="000000"/>
-                          </a:solidFill>
-                          <a:prstDash val="solid"/>
-                          <a:round/>
-                          <a:headEnd type="none" w="sm" len="sm"/>
-                          <a:tailEnd type="none" w="sm" len="sm"/>
-                        </a:ln>
-                      </wps:spPr>
-                      <wps:bodyPr/>
-                    </wps:wsp>
-                  </a:graphicData>
-                </a:graphic>
-              </wp:anchor>
-            </w:drawing>
-          </mc:Choice>
-          <mc:Fallback xmlns:cr="http://schemas.microsoft.com/office/comments/2020/reactions" xmlns="http://schemas.microsoft.com/office/tasks/2019/documenttasks" xmlns:dgm="http://schemas.openxmlformats.org/drawingml/2006/diagram" xmlns:lc="http://schemas.openxmlformats.org/drawingml/2006/lockedCanvas" xmlns:c="http://schemas.openxmlformats.org/drawingml/2006/chart" xmlns:pic="http://schemas.openxmlformats.org/drawingml/2006/picture" xmlns:a="http://schemas.openxmlformats.org/drawingml/2006/main" xmlns:sl="http://schemas.openxmlformats.org/schemaLibrary/2006/main">
-            <w:drawing>
-              <wp:anchor allowOverlap="1" behindDoc="0" distB="4294967295" distT="4294967295" distL="114300" distR="114300" hidden="0" layoutInCell="1" locked="0" relativeHeight="0" simplePos="0">
-                <wp:simplePos x="0" y="0"/>
-                <wp:positionH relativeFrom="column">
-                  <wp:posOffset>7073900</wp:posOffset>
-                </wp:positionH>
-                <wp:positionV relativeFrom="paragraph">
-                  <wp:posOffset>-248904</wp:posOffset>
-                </wp:positionV>
-                <wp:extent cx="5376530" cy="45705"/>
-                <wp:effectExtent b="0" l="0" r="0" t="0"/>
-                <wp:wrapNone/>
-                <wp:docPr id="20" name="image4.png"/>
-                <a:graphic>
-                  <a:graphicData uri="http://schemas.openxmlformats.org/drawingml/2006/picture">
-                    <pic:pic>
-                      <pic:nvPicPr>
-                        <pic:cNvPr id="0" name="image4.png"/>
-                        <pic:cNvPicPr preferRelativeResize="0"/>
-                      </pic:nvPicPr>
-                      <pic:blipFill>
-                        <a:blip r:embed="rId7"/>
-                        <a:srcRect/>
-                        <a:stretch>
-                          <a:fillRect/>
-                        </a:stretch>
-                      </pic:blipFill>
-                      <pic:spPr>
-                        <a:xfrm>
-                          <a:off x="0" y="0"/>
-                          <a:ext cx="5376530" cy="45705"/>
-                        </a:xfrm>
-                        <a:prstGeom prst="rect"/>
-                        <a:ln/>
-                      </pic:spPr>
-                    </pic:pic>
-                  </a:graphicData>
-                </a:graphic>
-              </wp:anchor>
-            </w:drawing>
-          </mc:Fallback>
-        </mc:AlternateContent>
-      </w:r>
-      <w:r>
-        <w:rPr>
-          <w:rFonts w:ascii="Times New Roman" w:hAnsi="Times New Roman" w:cs="Times New Roman"/>
+          <w:sz w:val="24"/>
+        </w:rPr>
+        <w:pict w14:anchorId="2E39AD0C">
+          <v:shape id="_x0000_s1029" type="#_x0000_t32" style="position:absolute;left:0;text-align:left;margin-left:556pt;margin-top:-19.6pt;width:424.55pt;height:4.8pt;z-index:251656704;visibility:visible;mso-wrap-distance-top:-3e-5mm;mso-wrap-distance-bottom:-3e-5mm;mso-position-horizontal-relative:text;mso-position-vertical-relative:text" o:gfxdata="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" strokeweight=".42292mm">
+            <v:stroke startarrowwidth="narrow" startarrowlength="short" endarrowwidth="narrow" endarrowlength="short"/>
+          </v:shape>
+        </w:pict>
+      </w:r>
+      <w:r>
+        <w:rPr>
+          <w:rFonts w:ascii="Times New Roman" w:hAnsi="Times New Roman"/>
           <w:noProof/>
-        </w:rPr>
-        <mc:AlternateContent>
-          <mc:Choice Requires="wpg">
-            <w:drawing>
-              <wp:anchor distT="4294967295" distB="4294967295" distL="114300" distR="114300" simplePos="0" relativeHeight="251660288" behindDoc="0" locked="0" layoutInCell="1" hidden="0" allowOverlap="1" wp14:anchorId="7C7F2920" wp14:editId="3559A8A9">
-                <wp:simplePos x="0" y="0"/>
-                <wp:positionH relativeFrom="column">
-                  <wp:posOffset>7086600</wp:posOffset>
-                </wp:positionH>
-                <wp:positionV relativeFrom="paragraph">
-                  <wp:posOffset>8247396</wp:posOffset>
-                </wp:positionV>
-                <wp:extent cx="5353050" cy="31750"/>
-                <wp:effectExtent l="0" t="0" r="0" b="0"/>
-                <wp:wrapNone/>
-                <wp:docPr id="17" name="Straight Arrow Connector 17"/>
-                <wp:cNvGraphicFramePr/>
-                <a:graphic xmlns:a="http://schemas.openxmlformats.org/drawingml/2006/main">
-                  <a:graphicData uri="http://schemas.microsoft.com/office/word/2010/wordprocessingShape">
-                    <wps:wsp>
-                      <wps:cNvCnPr/>
-                      <wps:spPr>
-                        <a:xfrm>
-                          <a:off x="2674238" y="3768888"/>
-                          <a:ext cx="5343525" cy="22225"/>
-                        </a:xfrm>
-                        <a:prstGeom prst="straightConnector1">
-                          <a:avLst/>
-                        </a:prstGeom>
-                        <a:noFill/>
-                        <a:ln w="9525" cap="flat" cmpd="sng">
-                          <a:solidFill>
-                            <a:srgbClr val="000000"/>
-                          </a:solidFill>
-                          <a:prstDash val="solid"/>
-                          <a:round/>
-                          <a:headEnd type="none" w="sm" len="sm"/>
-                          <a:tailEnd type="none" w="sm" len="sm"/>
-                        </a:ln>
-                      </wps:spPr>
-                      <wps:bodyPr/>
-                    </wps:wsp>
-                  </a:graphicData>
-                </a:graphic>
-              </wp:anchor>
-            </w:drawing>
-          </mc:Choice>
-          <mc:Fallback xmlns:cr="http://schemas.microsoft.com/office/comments/2020/reactions" xmlns="http://schemas.microsoft.com/office/tasks/2019/documenttasks" xmlns:dgm="http://schemas.openxmlformats.org/drawingml/2006/diagram" xmlns:lc="http://schemas.openxmlformats.org/drawingml/2006/lockedCanvas" xmlns:c="http://schemas.openxmlformats.org/drawingml/2006/chart" xmlns:pic="http://schemas.openxmlformats.org/drawingml/2006/picture" xmlns:a="http://schemas.openxmlformats.org/drawingml/2006/main" xmlns:sl="http://schemas.openxmlformats.org/schemaLibrary/2006/main">
-            <w:drawing>
-              <wp:anchor allowOverlap="1" behindDoc="0" distB="4294967295" distT="4294967295" distL="114300" distR="114300" hidden="0" layoutInCell="1" locked="0" relativeHeight="0" simplePos="0">
-                <wp:simplePos x="0" y="0"/>
-                <wp:positionH relativeFrom="column">
-                  <wp:posOffset>7086600</wp:posOffset>
-                </wp:positionH>
-                <wp:positionV relativeFrom="paragraph">
-                  <wp:posOffset>8247396</wp:posOffset>
-                </wp:positionV>
-                <wp:extent cx="5353050" cy="31750"/>
-                <wp:effectExtent b="0" l="0" r="0" t="0"/>
-                <wp:wrapNone/>
-                <wp:docPr id="17" name="image1.png"/>
-                <a:graphic>
-                  <a:graphicData uri="http://schemas.openxmlformats.org/drawingml/2006/picture">
-                    <pic:pic>
-                      <pic:nvPicPr>
-                        <pic:cNvPr id="0" name="image1.png"/>
-                        <pic:cNvPicPr preferRelativeResize="0"/>
-                      </pic:nvPicPr>
-                      <pic:blipFill>
-                        <a:blip r:embed="rId7"/>
-                        <a:srcRect/>
-                        <a:stretch>
-                          <a:fillRect/>
-                        </a:stretch>
-                      </pic:blipFill>
-                      <pic:spPr>
-                        <a:xfrm>
-                          <a:off x="0" y="0"/>
-                          <a:ext cx="5353050" cy="31750"/>
-                        </a:xfrm>
-                        <a:prstGeom prst="rect"/>
-                        <a:ln/>
-                      </pic:spPr>
-                    </pic:pic>
-                  </a:graphicData>
-                </a:graphic>
-              </wp:anchor>
-            </w:drawing>
-          </mc:Fallback>
-        </mc:AlternateContent>
+          <w:sz w:val="24"/>
+        </w:rPr>
+        <w:pict w14:anchorId="75B0753B">
+          <v:shape id="_x0000_s1028" type="#_x0000_t32" style="position:absolute;left:0;text-align:left;margin-left:557pt;margin-top:649.4pt;width:422.25pt;height:3.25pt;z-index:251657728;visibility:visible;mso-wrap-distance-top:-3e-5mm;mso-wrap-distance-bottom:-3e-5mm;mso-position-horizontal-relative:text;mso-position-vertical-relative:text" o:gfxdata="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">
+            <v:stroke startarrowwidth="narrow" startarrowlength="short" endarrowwidth="narrow" endarrowlength="short"/>
+          </v:shape>
+        </w:pict>
       </w:r>
     </w:p>
     <w:p>
@@ -18537,6 +16454,7 @@
           <w:b/>
           <w:i/>
           <w:color w:val="FF0000"/>
+          <w:sz w:val="24"/>
         </w:rPr>
         <w:t>Мала єктенія</w:t>
       </w:r>
@@ -18557,16 +16475,7 @@
           <w:sz w:val="24"/>
           <w:szCs w:val="24"/>
         </w:rPr>
-        <w:t>Ще і ще в ми</w:t>
-      </w:r>
-      <w:r>
-        <w:rPr>
-          <w:rFonts w:ascii="Times New Roman" w:hAnsi="Times New Roman" w:cs="Times New Roman"/>
-          <w:color w:val="000000"/>
-          <w:sz w:val="24"/>
-          <w:szCs w:val="24"/>
-        </w:rPr>
-        <w:t>рі Господеві помолімся.</w:t>
+        <w:t>Ще і ще в мирі Господеві помолімся.</w:t>
       </w:r>
     </w:p>
     <w:p>
@@ -18661,17 +16570,7 @@
           <w:sz w:val="24"/>
           <w:szCs w:val="24"/>
         </w:rPr>
-        <w:lastRenderedPageBreak/>
-        <w:t>Пресвяту, пречисту, преблагословенну, славну Владичицю нашу Богородицю і приснодіву Марію, з усіма святими пом’янувш</w:t>
-      </w:r>
-      <w:r>
-        <w:rPr>
-          <w:rFonts w:ascii="Times New Roman" w:hAnsi="Times New Roman" w:cs="Times New Roman"/>
-          <w:color w:val="000000"/>
-          <w:sz w:val="24"/>
-          <w:szCs w:val="24"/>
-        </w:rPr>
-        <w:t>и, самих себе, і один одного, і все життя наше Христу Богові віддаймо.</w:t>
+        <w:t>Пресвяту, пречисту, преблагословенну, славну Владичицю нашу Богородицю і приснодіву Марію, з усіма святими пом’янувши, самих себе, і один одного, і все життя наше Христу Богові віддаймо.</w:t>
       </w:r>
     </w:p>
     <w:p>
@@ -18720,16 +16619,204 @@
           <w:szCs w:val="24"/>
           <w:u w:val="single"/>
         </w:rPr>
-        <w:t xml:space="preserve">[Благодаримо Тебе, Господи, Боже спасіння нашого, бо Ти все робиш для добра життя нашого, щоб ми завжди на Тебе споглядали, Спасителю й Доброчинцю душ наших. Бо </w:t>
-      </w:r>
-      <w:r>
+        <w:t>[Благодаримо Тебе, Господи, Боже спасіння нашого, бо Ти все робиш для добра життя нашого, щоб ми завжди на Тебе споглядали, Спасителю й Доброчинцю душ наших. Бо Ти дав спокій нам у час минулої ночі й підвів нас, щоб ми поклонялися величному імені Твоєму. Тому молимо Тебе, Господи: Дай нам ласку й силу, щоб ми стали гідними співати Тобі розумно й молитися безупинно та в страсі і тремтінні над нашим спасінням працювали, при заступництві Христа Твого. Пом'яни, Господи, і тих, що вночі до Тебе кличуть. Вислухай їх і помилуй, і круши під ноги їх невидимих і войовничих ворогів.]</w:t>
+      </w:r>
+    </w:p>
+    <w:p>
+      <w:pPr>
+        <w:spacing w:after="120"/>
+        <w:jc w:val="both"/>
+        <w:rPr>
+          <w:rFonts w:ascii="Times New Roman" w:hAnsi="Times New Roman" w:cs="Times New Roman"/>
+          <w:sz w:val="24"/>
+          <w:szCs w:val="24"/>
+        </w:rPr>
+      </w:pPr>
+      <w:r>
+        <w:rPr>
+          <w:rFonts w:ascii="Times New Roman" w:hAnsi="Times New Roman" w:cs="Times New Roman"/>
+          <w:i/>
+          <w:color w:val="FF0000"/>
+          <w:sz w:val="24"/>
+          <w:szCs w:val="24"/>
+        </w:rPr>
+        <w:t>Священник:</w:t>
+      </w:r>
+      <w:r>
+        <w:rPr>
+          <w:rFonts w:ascii="Times New Roman" w:hAnsi="Times New Roman" w:cs="Times New Roman"/>
+          <w:sz w:val="24"/>
+          <w:szCs w:val="24"/>
+        </w:rPr>
+        <w:t xml:space="preserve"> Бо Ти цар миру і Спас душ наших – і Тобі славу возсилаємо, Отцю, і Сину, і Святому Духові, нині, і повсякчас, і на віки віків.</w:t>
+      </w:r>
+    </w:p>
+    <w:p>
+      <w:pPr>
+        <w:spacing w:after="120"/>
+        <w:jc w:val="both"/>
+        <w:rPr>
+          <w:rFonts w:ascii="Times New Roman" w:hAnsi="Times New Roman" w:cs="Times New Roman"/>
+          <w:i/>
+          <w:sz w:val="24"/>
+          <w:szCs w:val="24"/>
+        </w:rPr>
+      </w:pPr>
+      <w:r>
+        <w:rPr>
+          <w:rFonts w:ascii="Times New Roman" w:hAnsi="Times New Roman" w:cs="Times New Roman"/>
+          <w:i/>
+          <w:color w:val="FF0000"/>
+          <w:sz w:val="24"/>
+          <w:szCs w:val="24"/>
+        </w:rPr>
+        <w:t>Вірні:</w:t>
+      </w:r>
+      <w:r>
+        <w:rPr>
+          <w:rFonts w:ascii="Times New Roman" w:hAnsi="Times New Roman" w:cs="Times New Roman"/>
+          <w:color w:val="FF0000"/>
+          <w:sz w:val="24"/>
+          <w:szCs w:val="24"/>
+        </w:rPr>
+        <w:t xml:space="preserve"> </w:t>
+      </w:r>
+      <w:r>
+        <w:rPr>
+          <w:rFonts w:ascii="Times New Roman" w:hAnsi="Times New Roman" w:cs="Times New Roman"/>
+          <w:sz w:val="24"/>
+          <w:szCs w:val="24"/>
+        </w:rPr>
+        <w:t>Амінь.</w:t>
+      </w:r>
+    </w:p>
+    <w:p>
+      <w:pPr>
+        <w:spacing w:after="120"/>
+        <w:jc w:val="both"/>
+        <w:rPr>
+          <w:rFonts w:ascii="Times New Roman" w:hAnsi="Times New Roman" w:cs="Times New Roman"/>
+          <w:sz w:val="24"/>
+          <w:szCs w:val="24"/>
+        </w:rPr>
+      </w:pPr>
+      <w:r>
+        <w:rPr>
+          <w:rFonts w:ascii="Times New Roman" w:hAnsi="Times New Roman" w:cs="Times New Roman"/>
+          <w:i/>
+          <w:color w:val="FF0000"/>
+          <w:sz w:val="24"/>
+          <w:szCs w:val="24"/>
+        </w:rPr>
+        <w:t>Кондак (г. 8):</w:t>
+      </w:r>
+      <w:r>
+        <w:rPr>
+          <w:rFonts w:ascii="Times New Roman" w:hAnsi="Times New Roman" w:cs="Times New Roman"/>
+          <w:sz w:val="24"/>
+          <w:szCs w:val="24"/>
+        </w:rPr>
+        <w:t xml:space="preserve"> Допитливою десницею* життєдайні Твої ребра Тома провірив, Христе Боже,* бо, хоч замкнені були двері, як Ти увійшов,* він із іншими апостолами кликав до Тебе:* Господь єси і Бог мій.</w:t>
+      </w:r>
+    </w:p>
+    <w:p>
+      <w:pPr>
+        <w:spacing w:after="120"/>
+        <w:jc w:val="both"/>
+        <w:rPr>
+          <w:rFonts w:ascii="Times New Roman" w:hAnsi="Times New Roman" w:cs="Times New Roman"/>
+          <w:i/>
+          <w:color w:val="FF0000"/>
+          <w:sz w:val="24"/>
+          <w:szCs w:val="24"/>
+        </w:rPr>
+      </w:pPr>
+    </w:p>
+    <w:p>
+      <w:pPr>
+        <w:spacing w:after="120"/>
+        <w:jc w:val="center"/>
+        <w:rPr>
+          <w:rFonts w:ascii="Times New Roman" w:hAnsi="Times New Roman" w:cs="Times New Roman"/>
+          <w:b/>
+          <w:i/>
+          <w:color w:val="FF0000"/>
+          <w:sz w:val="24"/>
+          <w:szCs w:val="24"/>
+        </w:rPr>
+      </w:pPr>
+      <w:r>
+        <w:rPr>
+          <w:rFonts w:ascii="Times New Roman" w:hAnsi="Times New Roman" w:cs="Times New Roman"/>
+          <w:b/>
+          <w:i/>
+          <w:color w:val="FF0000"/>
+          <w:sz w:val="24"/>
+          <w:szCs w:val="24"/>
+        </w:rPr>
+        <w:t>Пісня 7</w:t>
+      </w:r>
+    </w:p>
+    <w:p>
+      <w:pPr>
+        <w:spacing w:after="120"/>
+        <w:jc w:val="both"/>
+        <w:rPr>
+          <w:rFonts w:ascii="Times New Roman" w:hAnsi="Times New Roman" w:cs="Times New Roman"/>
+          <w:b/>
+          <w:sz w:val="24"/>
+          <w:szCs w:val="24"/>
+        </w:rPr>
+      </w:pPr>
+      <w:r>
+        <w:rPr>
+          <w:rFonts w:ascii="Times New Roman" w:hAnsi="Times New Roman" w:cs="Times New Roman"/>
+          <w:i/>
+          <w:color w:val="FF0000"/>
+          <w:sz w:val="24"/>
+          <w:szCs w:val="24"/>
+        </w:rPr>
+        <w:t xml:space="preserve">Ірмос: </w:t>
+      </w:r>
+      <w:r>
+        <w:rPr>
+          <w:rFonts w:ascii="Times New Roman" w:hAnsi="Times New Roman" w:cs="Times New Roman"/>
+          <w:b/>
+          <w:sz w:val="24"/>
+          <w:szCs w:val="24"/>
+        </w:rPr>
+        <w:t>Ідолу поклонитися звучанням музики скликалися люди; юнаки Давидові, що співали пісні сіонські отців своїх, відкинули мучителя злочестиве веління і, полум'я на росу перемінивши, пісню співали: прославлений отців і наш Боже, благословенний Ти.</w:t>
+      </w:r>
+    </w:p>
+    <w:p>
+      <w:pPr>
+        <w:spacing w:after="120"/>
+        <w:jc w:val="both"/>
         <w:rPr>
           <w:rFonts w:ascii="Times New Roman" w:hAnsi="Times New Roman" w:cs="Times New Roman"/>
           <w:sz w:val="24"/>
           <w:szCs w:val="24"/>
           <w:u w:val="single"/>
         </w:rPr>
-        <w:t>Ти дав спокій нам у час минулої ночі й підвів нас, щоб ми поклонялися величному імені Твоєму. Тому молимо Тебе, Господи: Дай нам ласку й силу, щоб ми стали гідними співати Тобі розумно й молитися безупинно та в страсі і тремтінні над нашим спасінням працюв</w:t>
+      </w:pPr>
+      <w:r>
+        <w:rPr>
+          <w:rFonts w:ascii="Times New Roman" w:hAnsi="Times New Roman" w:cs="Times New Roman"/>
+          <w:i/>
+          <w:color w:val="FF0000"/>
+          <w:sz w:val="24"/>
+          <w:szCs w:val="24"/>
+        </w:rPr>
+        <w:t>Стих:</w:t>
+      </w:r>
+      <w:r>
+        <w:rPr>
+          <w:rFonts w:ascii="Times New Roman" w:hAnsi="Times New Roman" w:cs="Times New Roman"/>
+          <w:i/>
+          <w:sz w:val="24"/>
+          <w:szCs w:val="24"/>
+        </w:rPr>
+        <w:t xml:space="preserve"> </w:t>
       </w:r>
       <w:r>
         <w:rPr>
@@ -18738,63 +16825,53 @@
           <w:szCs w:val="24"/>
           <w:u w:val="single"/>
         </w:rPr>
-        <w:t>али, при заступництві Христа Твого. Пом'яни, Господи, і тих, що вночі до Тебе кличуть. Вислухай їх і помилуй, і круши під ноги їх невидимих і войовничих ворогів.]</w:t>
-      </w:r>
-    </w:p>
-    <w:p>
-      <w:pPr>
-        <w:spacing w:after="120"/>
-        <w:jc w:val="both"/>
-        <w:rPr>
-          <w:rFonts w:ascii="Times New Roman" w:hAnsi="Times New Roman" w:cs="Times New Roman"/>
-          <w:sz w:val="24"/>
-          <w:szCs w:val="24"/>
-        </w:rPr>
-      </w:pPr>
-      <w:r>
-        <w:rPr>
-          <w:rFonts w:ascii="Times New Roman" w:hAnsi="Times New Roman" w:cs="Times New Roman"/>
-          <w:i/>
-          <w:color w:val="FF0000"/>
-          <w:sz w:val="24"/>
-          <w:szCs w:val="24"/>
-        </w:rPr>
-        <w:t>Священник:</w:t>
-      </w:r>
-      <w:r>
-        <w:rPr>
-          <w:rFonts w:ascii="Times New Roman" w:hAnsi="Times New Roman" w:cs="Times New Roman"/>
-          <w:sz w:val="24"/>
-          <w:szCs w:val="24"/>
-        </w:rPr>
-        <w:t xml:space="preserve"> Бо Ти цар миру і Спас душ наших – і Тобі славу возсилаємо, Отцю, і Сину, і Святому Духові, нині, і повсякчас, і на віки віків.</w:t>
-      </w:r>
-    </w:p>
-    <w:p>
-      <w:pPr>
-        <w:spacing w:after="120"/>
-        <w:jc w:val="both"/>
-        <w:rPr>
-          <w:rFonts w:ascii="Times New Roman" w:hAnsi="Times New Roman" w:cs="Times New Roman"/>
-          <w:i/>
-          <w:sz w:val="24"/>
-          <w:szCs w:val="24"/>
-        </w:rPr>
-      </w:pPr>
-      <w:r>
-        <w:rPr>
-          <w:rFonts w:ascii="Times New Roman" w:hAnsi="Times New Roman" w:cs="Times New Roman"/>
-          <w:i/>
-          <w:color w:val="FF0000"/>
-          <w:sz w:val="24"/>
-          <w:szCs w:val="24"/>
-        </w:rPr>
-        <w:t>Вірні:</w:t>
-      </w:r>
-      <w:r>
-        <w:rPr>
-          <w:rFonts w:ascii="Times New Roman" w:hAnsi="Times New Roman" w:cs="Times New Roman"/>
-          <w:color w:val="FF0000"/>
+        <w:t>Слава тобі, Боже наш, слава тобі.</w:t>
+      </w:r>
+    </w:p>
+    <w:p>
+      <w:pPr>
+        <w:spacing w:after="120"/>
+        <w:jc w:val="both"/>
+        <w:rPr>
+          <w:rFonts w:ascii="Times New Roman" w:hAnsi="Times New Roman" w:cs="Times New Roman"/>
+          <w:sz w:val="24"/>
+          <w:szCs w:val="24"/>
+        </w:rPr>
+      </w:pPr>
+      <w:r>
+        <w:rPr>
+          <w:rFonts w:ascii="Times New Roman" w:hAnsi="Times New Roman" w:cs="Times New Roman"/>
+          <w:sz w:val="24"/>
+          <w:szCs w:val="24"/>
+        </w:rPr>
+        <w:t>В цей перший і Господній світлоносний день подобає з трепетом радіти новим і побожним людям: бо він є прообразом віку, як восьмий день є завершенням грядущого; прославлений отців і наш Боже, благословенний Ти.</w:t>
+      </w:r>
+    </w:p>
+    <w:p>
+      <w:pPr>
+        <w:spacing w:after="120"/>
+        <w:jc w:val="both"/>
+        <w:rPr>
+          <w:rFonts w:ascii="Times New Roman" w:hAnsi="Times New Roman" w:cs="Times New Roman"/>
+          <w:sz w:val="24"/>
+          <w:szCs w:val="24"/>
+          <w:u w:val="single"/>
+        </w:rPr>
+      </w:pPr>
+      <w:r>
+        <w:rPr>
+          <w:rFonts w:ascii="Times New Roman" w:hAnsi="Times New Roman" w:cs="Times New Roman"/>
+          <w:i/>
+          <w:color w:val="FF0000"/>
+          <w:sz w:val="24"/>
+          <w:szCs w:val="24"/>
+        </w:rPr>
+        <w:t>Стих:</w:t>
+      </w:r>
+      <w:r>
+        <w:rPr>
+          <w:rFonts w:ascii="Times New Roman" w:hAnsi="Times New Roman" w:cs="Times New Roman"/>
+          <w:i/>
           <w:sz w:val="24"/>
           <w:szCs w:val="24"/>
         </w:rPr>
@@ -18805,55 +16882,125 @@
           <w:rFonts w:ascii="Times New Roman" w:hAnsi="Times New Roman" w:cs="Times New Roman"/>
           <w:sz w:val="24"/>
           <w:szCs w:val="24"/>
-        </w:rPr>
-        <w:t>Амінь.</w:t>
-      </w:r>
-    </w:p>
-    <w:p>
-      <w:pPr>
-        <w:spacing w:after="120"/>
-        <w:jc w:val="both"/>
-        <w:rPr>
-          <w:rFonts w:ascii="Times New Roman" w:hAnsi="Times New Roman" w:cs="Times New Roman"/>
-          <w:sz w:val="24"/>
-          <w:szCs w:val="24"/>
-        </w:rPr>
-      </w:pPr>
-      <w:r>
-        <w:rPr>
-          <w:rFonts w:ascii="Times New Roman" w:hAnsi="Times New Roman" w:cs="Times New Roman"/>
-          <w:i/>
-          <w:color w:val="FF0000"/>
-          <w:sz w:val="24"/>
-          <w:szCs w:val="24"/>
-        </w:rPr>
-        <w:t>Кондак (г. 8):</w:t>
-      </w:r>
-      <w:r>
-        <w:rPr>
-          <w:rFonts w:ascii="Times New Roman" w:hAnsi="Times New Roman" w:cs="Times New Roman"/>
-          <w:sz w:val="24"/>
-          <w:szCs w:val="24"/>
-        </w:rPr>
-        <w:t xml:space="preserve"> Допитливою десницею* життєдайні Твої ребра Тома провірив, Христе Боже,* бо, хоч замкнені були двері</w:t>
-      </w:r>
-      <w:r>
-        <w:rPr>
-          <w:rFonts w:ascii="Times New Roman" w:hAnsi="Times New Roman" w:cs="Times New Roman"/>
-          <w:sz w:val="24"/>
-          <w:szCs w:val="24"/>
-        </w:rPr>
-        <w:t>, як Ти увійшов,* він із іншими апостолами кликав до Тебе:* Господь єси і Бог мій.</w:t>
-      </w:r>
-    </w:p>
-    <w:p>
-      <w:pPr>
-        <w:spacing w:after="120"/>
-        <w:jc w:val="both"/>
-        <w:rPr>
-          <w:rFonts w:ascii="Times New Roman" w:hAnsi="Times New Roman" w:cs="Times New Roman"/>
-          <w:i/>
-          <w:color w:val="FF0000"/>
+          <w:u w:val="single"/>
+        </w:rPr>
+        <w:t>Слава тобі, Боже наш, слава тобі.</w:t>
+      </w:r>
+    </w:p>
+    <w:p>
+      <w:pPr>
+        <w:spacing w:after="120"/>
+        <w:jc w:val="both"/>
+        <w:rPr>
+          <w:rFonts w:ascii="Times New Roman" w:hAnsi="Times New Roman" w:cs="Times New Roman"/>
+          <w:sz w:val="24"/>
+          <w:szCs w:val="24"/>
+        </w:rPr>
+      </w:pPr>
+      <w:r>
+        <w:rPr>
+          <w:rFonts w:ascii="Times New Roman" w:hAnsi="Times New Roman" w:cs="Times New Roman"/>
+          <w:sz w:val="24"/>
+          <w:szCs w:val="24"/>
+        </w:rPr>
+        <w:t>Один, насмілившись, Тома Близнюк невір'ям облагодіяв нас вірою, бо визволив від затьмареного невідання усі краї вірним невір'ям; собі ж сплів вінець, ясно промовляючи: Ти єси Господь, прославлений отців і наш Боже, благословенний.</w:t>
+      </w:r>
+    </w:p>
+    <w:p>
+      <w:pPr>
+        <w:spacing w:after="120"/>
+        <w:jc w:val="both"/>
+        <w:rPr>
+          <w:rFonts w:ascii="Times New Roman" w:hAnsi="Times New Roman" w:cs="Times New Roman"/>
+          <w:sz w:val="24"/>
+          <w:szCs w:val="24"/>
+          <w:u w:val="single"/>
+        </w:rPr>
+      </w:pPr>
+      <w:r>
+        <w:rPr>
+          <w:rFonts w:ascii="Times New Roman" w:hAnsi="Times New Roman" w:cs="Times New Roman"/>
+          <w:i/>
+          <w:color w:val="FF0000"/>
+          <w:sz w:val="24"/>
+          <w:szCs w:val="24"/>
+        </w:rPr>
+        <w:t>Стих:</w:t>
+      </w:r>
+      <w:r>
+        <w:rPr>
+          <w:rFonts w:ascii="Times New Roman" w:hAnsi="Times New Roman" w:cs="Times New Roman"/>
+          <w:i/>
+          <w:sz w:val="24"/>
+          <w:szCs w:val="24"/>
+        </w:rPr>
+        <w:t xml:space="preserve"> </w:t>
+      </w:r>
+      <w:r>
+        <w:rPr>
+          <w:rFonts w:ascii="Times New Roman" w:hAnsi="Times New Roman" w:cs="Times New Roman"/>
+          <w:sz w:val="24"/>
+          <w:szCs w:val="24"/>
+          <w:u w:val="single"/>
+        </w:rPr>
+        <w:t>Слава тобі, Боже наш, слава тобі.</w:t>
+      </w:r>
+    </w:p>
+    <w:p>
+      <w:pPr>
+        <w:spacing w:after="120"/>
+        <w:jc w:val="both"/>
+        <w:rPr>
+          <w:rFonts w:ascii="Times New Roman" w:hAnsi="Times New Roman" w:cs="Times New Roman"/>
+          <w:sz w:val="24"/>
+          <w:szCs w:val="24"/>
+        </w:rPr>
+      </w:pPr>
+      <w:r>
+        <w:rPr>
+          <w:rFonts w:ascii="Times New Roman" w:hAnsi="Times New Roman" w:cs="Times New Roman"/>
+          <w:sz w:val="24"/>
+          <w:szCs w:val="24"/>
+        </w:rPr>
+        <w:t>Недаремно засумнівався у Твоєму воскресінні Тома; він не був відкинутий, але безсумнівним намагався показати його всім народам. Тому через невірство увірував і всіх навчив промовляти: Ти єси Господь, прославлений отців і наш Боже, благословенний.</w:t>
+      </w:r>
+    </w:p>
+    <w:p>
+      <w:pPr>
+        <w:spacing w:after="120"/>
+        <w:jc w:val="both"/>
+        <w:rPr>
+          <w:rFonts w:ascii="Times New Roman" w:hAnsi="Times New Roman" w:cs="Times New Roman"/>
+          <w:sz w:val="24"/>
+          <w:szCs w:val="24"/>
+        </w:rPr>
+      </w:pPr>
+      <w:r>
+        <w:rPr>
+          <w:rFonts w:ascii="Times New Roman" w:hAnsi="Times New Roman" w:cs="Times New Roman"/>
+          <w:b/>
+          <w:sz w:val="24"/>
+          <w:szCs w:val="24"/>
+        </w:rPr>
+        <w:t xml:space="preserve">Слава, і нині: </w:t>
+      </w:r>
+      <w:r>
+        <w:rPr>
+          <w:rFonts w:ascii="Times New Roman" w:hAnsi="Times New Roman" w:cs="Times New Roman"/>
+          <w:sz w:val="24"/>
+          <w:szCs w:val="24"/>
+        </w:rPr>
+        <w:t>Зі страхом Тома вклав руку в ребра Твої життєдайні, Христе; тремтячи, відчув, Спасе, подвійне дійство двох природ, у Тобі незлитно з'єднаних, і з вірою взивав, промовляючи: Ти єси Господь, прославлений отців і наш Боже, благословенний.</w:t>
+      </w:r>
+    </w:p>
+    <w:p>
+      <w:pPr>
+        <w:shd w:val="clear" w:color="auto" w:fill="FFFFFF"/>
+        <w:spacing w:after="120"/>
+        <w:jc w:val="both"/>
+        <w:rPr>
+          <w:rFonts w:ascii="Times New Roman" w:hAnsi="Times New Roman" w:cs="Times New Roman"/>
+          <w:b/>
           <w:sz w:val="24"/>
           <w:szCs w:val="24"/>
         </w:rPr>
@@ -18881,7 +17028,7 @@
           <w:sz w:val="24"/>
           <w:szCs w:val="24"/>
         </w:rPr>
-        <w:t>Пісня 7</w:t>
+        <w:t>Пісня 8</w:t>
       </w:r>
     </w:p>
     <w:p>
@@ -18912,7 +17059,7 @@
           <w:sz w:val="24"/>
           <w:szCs w:val="24"/>
         </w:rPr>
-        <w:t>Ідолу поклонитися звучанням музики скликалися люди; юнаки Давидові, що співали пісні сіонські отців своїх, відкинули мучителя злочестиве веління і, полум'я на росу перемінивши, пісню співали: прославлений отців і наш Боже, благословенний Ти.</w:t>
+        <w:t>В полум'ї вогняному гарячої печі Ти охоронив юнаків в образі ангела, що зійшов до них; Господа оспівуйте і прославляйте Його повіки.</w:t>
       </w:r>
     </w:p>
     <w:p>
@@ -18952,74 +17099,65 @@
           <w:szCs w:val="24"/>
           <w:u w:val="single"/>
         </w:rPr>
-        <w:t>Слава то</w:t>
-      </w:r>
-      <w:r>
+        <w:t>Слава тобі, Боже наш, слава тобі.</w:t>
+      </w:r>
+    </w:p>
+    <w:p>
+      <w:pPr>
+        <w:spacing w:after="120"/>
+        <w:jc w:val="both"/>
+        <w:rPr>
+          <w:rFonts w:ascii="Times New Roman" w:hAnsi="Times New Roman" w:cs="Times New Roman"/>
+          <w:sz w:val="24"/>
+          <w:szCs w:val="24"/>
+        </w:rPr>
+      </w:pPr>
+      <w:r>
+        <w:rPr>
+          <w:rFonts w:ascii="Times New Roman" w:hAnsi="Times New Roman" w:cs="Times New Roman"/>
+          <w:sz w:val="24"/>
+          <w:szCs w:val="24"/>
+        </w:rPr>
+        <w:t>Бажаючи побачити Твоє радісне видіння, раніше Тома не повірив, сподобившись же його, Богом і Господом Тебе назвав, Владико; Тебе ж прославляємо по всі віки.</w:t>
+      </w:r>
+    </w:p>
+    <w:p>
+      <w:pPr>
+        <w:spacing w:after="120"/>
+        <w:jc w:val="both"/>
         <w:rPr>
           <w:rFonts w:ascii="Times New Roman" w:hAnsi="Times New Roman" w:cs="Times New Roman"/>
           <w:sz w:val="24"/>
           <w:szCs w:val="24"/>
           <w:u w:val="single"/>
         </w:rPr>
-        <w:t>бі, Боже наш, слава тобі.</w:t>
-      </w:r>
-    </w:p>
-    <w:p>
-      <w:pPr>
-        <w:spacing w:after="120"/>
-        <w:jc w:val="both"/>
-        <w:rPr>
-          <w:rFonts w:ascii="Times New Roman" w:hAnsi="Times New Roman" w:cs="Times New Roman"/>
-          <w:sz w:val="24"/>
-          <w:szCs w:val="24"/>
-        </w:rPr>
-      </w:pPr>
-      <w:r>
-        <w:rPr>
-          <w:rFonts w:ascii="Times New Roman" w:hAnsi="Times New Roman" w:cs="Times New Roman"/>
-          <w:sz w:val="24"/>
-          <w:szCs w:val="24"/>
-        </w:rPr>
-        <w:t>В цей перший і Господній світлоносний день подобає з трепетом радіти новим і побожним людям: бо він є прообразом віку, як восьмий день є завершенням грядущого; прославлений отців і наш Боже, благословенний Ти.</w:t>
-      </w:r>
-    </w:p>
-    <w:p>
-      <w:pPr>
-        <w:spacing w:after="120"/>
-        <w:jc w:val="both"/>
+      </w:pPr>
+      <w:r>
+        <w:rPr>
+          <w:rFonts w:ascii="Times New Roman" w:hAnsi="Times New Roman" w:cs="Times New Roman"/>
+          <w:i/>
+          <w:color w:val="FF0000"/>
+          <w:sz w:val="24"/>
+          <w:szCs w:val="24"/>
+        </w:rPr>
+        <w:t>Стих:</w:t>
+      </w:r>
+      <w:r>
+        <w:rPr>
+          <w:rFonts w:ascii="Times New Roman" w:hAnsi="Times New Roman" w:cs="Times New Roman"/>
+          <w:i/>
+          <w:sz w:val="24"/>
+          <w:szCs w:val="24"/>
+        </w:rPr>
+        <w:t xml:space="preserve"> </w:t>
+      </w:r>
+      <w:r>
         <w:rPr>
           <w:rFonts w:ascii="Times New Roman" w:hAnsi="Times New Roman" w:cs="Times New Roman"/>
           <w:sz w:val="24"/>
           <w:szCs w:val="24"/>
           <w:u w:val="single"/>
         </w:rPr>
-      </w:pPr>
-      <w:r>
-        <w:rPr>
-          <w:rFonts w:ascii="Times New Roman" w:hAnsi="Times New Roman" w:cs="Times New Roman"/>
-          <w:i/>
-          <w:color w:val="FF0000"/>
-          <w:sz w:val="24"/>
-          <w:szCs w:val="24"/>
-        </w:rPr>
-        <w:t>Стих:</w:t>
-      </w:r>
-      <w:r>
-        <w:rPr>
-          <w:rFonts w:ascii="Times New Roman" w:hAnsi="Times New Roman" w:cs="Times New Roman"/>
-          <w:i/>
-          <w:sz w:val="24"/>
-          <w:szCs w:val="24"/>
-        </w:rPr>
-        <w:t xml:space="preserve"> </w:t>
-      </w:r>
-      <w:r>
-        <w:rPr>
-          <w:rFonts w:ascii="Times New Roman" w:hAnsi="Times New Roman" w:cs="Times New Roman"/>
-          <w:sz w:val="24"/>
-          <w:szCs w:val="24"/>
-          <w:u w:val="single"/>
-        </w:rPr>
         <w:t>Слава тобі, Боже наш, слава тобі.</w:t>
       </w:r>
     </w:p>
@@ -19039,508 +17177,31 @@
           <w:sz w:val="24"/>
           <w:szCs w:val="24"/>
         </w:rPr>
-        <w:t xml:space="preserve">Один, </w:t>
-      </w:r>
-      <w:r>
-        <w:rPr>
-          <w:rFonts w:ascii="Times New Roman" w:hAnsi="Times New Roman" w:cs="Times New Roman"/>
-          <w:sz w:val="24"/>
-          <w:szCs w:val="24"/>
-        </w:rPr>
-        <w:t>насмілившись, Тома Близнюк невір'ям облагодіяв нас вірою, бо визволив від затьмареного невідання усі краї вірним невір'ям; собі ж сплів вінець, ясно промовляючи: Ти єси Господь, прославлений отців і наш Боже, благословенний.</w:t>
-      </w:r>
-    </w:p>
-    <w:p>
-      <w:pPr>
-        <w:spacing w:after="120"/>
-        <w:jc w:val="both"/>
-        <w:rPr>
-          <w:rFonts w:ascii="Times New Roman" w:hAnsi="Times New Roman" w:cs="Times New Roman"/>
-          <w:sz w:val="24"/>
-          <w:szCs w:val="24"/>
-          <w:u w:val="single"/>
-        </w:rPr>
-      </w:pPr>
-      <w:r>
-        <w:rPr>
-          <w:rFonts w:ascii="Times New Roman" w:hAnsi="Times New Roman" w:cs="Times New Roman"/>
-          <w:i/>
-          <w:color w:val="FF0000"/>
-          <w:sz w:val="24"/>
-          <w:szCs w:val="24"/>
-        </w:rPr>
-        <w:t>Стих:</w:t>
-      </w:r>
-      <w:r>
-        <w:rPr>
-          <w:rFonts w:ascii="Times New Roman" w:hAnsi="Times New Roman" w:cs="Times New Roman"/>
-          <w:i/>
-          <w:sz w:val="24"/>
-          <w:szCs w:val="24"/>
-        </w:rPr>
-        <w:t xml:space="preserve"> </w:t>
-      </w:r>
-      <w:r>
-        <w:rPr>
-          <w:rFonts w:ascii="Times New Roman" w:hAnsi="Times New Roman" w:cs="Times New Roman"/>
-          <w:sz w:val="24"/>
-          <w:szCs w:val="24"/>
-          <w:u w:val="single"/>
-        </w:rPr>
-        <w:t>Слава тобі, Боже наш, сла</w:t>
-      </w:r>
-      <w:r>
-        <w:rPr>
-          <w:rFonts w:ascii="Times New Roman" w:hAnsi="Times New Roman" w:cs="Times New Roman"/>
-          <w:sz w:val="24"/>
-          <w:szCs w:val="24"/>
-          <w:u w:val="single"/>
-        </w:rPr>
-        <w:t>ва тобі.</w:t>
-      </w:r>
-    </w:p>
-    <w:p>
-      <w:pPr>
-        <w:spacing w:after="120"/>
-        <w:jc w:val="both"/>
-        <w:rPr>
-          <w:rFonts w:ascii="Times New Roman" w:hAnsi="Times New Roman" w:cs="Times New Roman"/>
-          <w:sz w:val="24"/>
-          <w:szCs w:val="24"/>
-        </w:rPr>
-      </w:pPr>
-      <w:r>
-        <w:rPr>
-          <w:rFonts w:ascii="Times New Roman" w:hAnsi="Times New Roman" w:cs="Times New Roman"/>
-          <w:sz w:val="24"/>
-          <w:szCs w:val="24"/>
-        </w:rPr>
-        <w:t>Недаремно засумнівався у Твоєму воскресінні Тома; він не був відкинутий, але безсумнівним намагався показати його всім народам. Тому через невірство увірував і всіх навчив промовляти: Ти єси Господь, прославлений отців і наш Боже, благословенний.</w:t>
-      </w:r>
-    </w:p>
-    <w:p>
-      <w:pPr>
-        <w:spacing w:after="120"/>
-        <w:jc w:val="both"/>
-        <w:rPr>
-          <w:rFonts w:ascii="Times New Roman" w:hAnsi="Times New Roman" w:cs="Times New Roman"/>
-          <w:sz w:val="24"/>
-          <w:szCs w:val="24"/>
-        </w:rPr>
-      </w:pPr>
-      <w:r>
-        <w:rPr>
-          <w:rFonts w:ascii="Times New Roman" w:hAnsi="Times New Roman" w:cs="Times New Roman"/>
-          <w:b/>
-          <w:sz w:val="24"/>
-          <w:szCs w:val="24"/>
-        </w:rPr>
-        <w:t xml:space="preserve">Слава, і нині: </w:t>
-      </w:r>
-      <w:r>
-        <w:rPr>
-          <w:rFonts w:ascii="Times New Roman" w:hAnsi="Times New Roman" w:cs="Times New Roman"/>
-          <w:sz w:val="24"/>
-          <w:szCs w:val="24"/>
-        </w:rPr>
-        <w:t>Зі страхом Тома вклав руку в ребра Твої життєдайні, Христе; тремтячи, відчув, Спасе, подвійне дійство двох природ, у Тобі незлитно з'єднаних, і з вірою взивав, промовляючи: Ти єси Господь, прославлений отців і наш Боже, благословенний.</w:t>
-      </w:r>
-    </w:p>
-    <w:p>
-      <w:pPr>
-        <w:shd w:val="clear" w:color="auto" w:fill="FFFFFF"/>
-        <w:spacing w:after="120"/>
-        <w:jc w:val="both"/>
-        <w:rPr>
-          <w:rFonts w:ascii="Times New Roman" w:hAnsi="Times New Roman" w:cs="Times New Roman"/>
-          <w:b/>
-          <w:sz w:val="24"/>
-          <w:szCs w:val="24"/>
-        </w:rPr>
-      </w:pPr>
-    </w:p>
-    <w:p>
-      <w:pPr>
-        <w:spacing w:after="120"/>
-        <w:jc w:val="center"/>
-        <w:rPr>
-          <w:rFonts w:ascii="Times New Roman" w:hAnsi="Times New Roman" w:cs="Times New Roman"/>
-          <w:b/>
-          <w:i/>
-          <w:color w:val="FF0000"/>
-          <w:sz w:val="24"/>
-          <w:szCs w:val="24"/>
-        </w:rPr>
-      </w:pPr>
-      <w:r>
-        <w:rPr>
-          <w:rFonts w:ascii="Times New Roman" w:hAnsi="Times New Roman" w:cs="Times New Roman"/>
-          <w:b/>
-          <w:i/>
-          <w:color w:val="FF0000"/>
-          <w:sz w:val="24"/>
-          <w:szCs w:val="24"/>
-        </w:rPr>
-        <w:t>Пісн</w:t>
-      </w:r>
-      <w:r>
-        <w:rPr>
-          <w:rFonts w:ascii="Times New Roman" w:hAnsi="Times New Roman" w:cs="Times New Roman"/>
-          <w:b/>
-          <w:i/>
-          <w:color w:val="FF0000"/>
-          <w:sz w:val="24"/>
-          <w:szCs w:val="24"/>
-        </w:rPr>
-        <w:t>я 8</w:t>
-      </w:r>
-    </w:p>
-    <w:p>
-      <w:pPr>
-        <w:spacing w:after="120"/>
-        <w:jc w:val="both"/>
-        <w:rPr>
-          <w:rFonts w:ascii="Times New Roman" w:hAnsi="Times New Roman" w:cs="Times New Roman"/>
-          <w:b/>
-          <w:sz w:val="24"/>
-          <w:szCs w:val="24"/>
-        </w:rPr>
-      </w:pPr>
-      <w:r>
-        <w:rPr>
-          <w:rFonts w:ascii="Times New Roman" w:hAnsi="Times New Roman" w:cs="Times New Roman"/>
-          <w:i/>
-          <w:color w:val="FF0000"/>
-          <w:sz w:val="24"/>
-          <w:szCs w:val="24"/>
-        </w:rPr>
-        <w:t xml:space="preserve">Ірмос: </w:t>
-      </w:r>
-      <w:r>
-        <w:rPr>
-          <w:rFonts w:ascii="Times New Roman" w:hAnsi="Times New Roman" w:cs="Times New Roman"/>
-          <w:b/>
-          <w:sz w:val="24"/>
-          <w:szCs w:val="24"/>
-        </w:rPr>
-        <w:t>В полум'ї вогняному гарячої печі Ти охоронив юнаків в образі ангела, що зійшов до них; Господа оспівуйте і прославляйте Його повіки.</w:t>
-      </w:r>
-    </w:p>
-    <w:p>
-      <w:pPr>
-        <w:spacing w:after="120"/>
-        <w:jc w:val="both"/>
-        <w:rPr>
-          <w:rFonts w:ascii="Times New Roman" w:hAnsi="Times New Roman" w:cs="Times New Roman"/>
-          <w:sz w:val="24"/>
-          <w:szCs w:val="24"/>
-          <w:u w:val="single"/>
-        </w:rPr>
-      </w:pPr>
-      <w:r>
-        <w:rPr>
-          <w:rFonts w:ascii="Times New Roman" w:hAnsi="Times New Roman" w:cs="Times New Roman"/>
-          <w:i/>
-          <w:color w:val="FF0000"/>
-          <w:sz w:val="24"/>
-          <w:szCs w:val="24"/>
-        </w:rPr>
-        <w:t>Стих:</w:t>
-      </w:r>
-      <w:r>
-        <w:rPr>
-          <w:rFonts w:ascii="Times New Roman" w:hAnsi="Times New Roman" w:cs="Times New Roman"/>
-          <w:i/>
-          <w:sz w:val="24"/>
-          <w:szCs w:val="24"/>
-        </w:rPr>
-        <w:t xml:space="preserve"> </w:t>
-      </w:r>
-      <w:r>
-        <w:rPr>
-          <w:rFonts w:ascii="Times New Roman" w:hAnsi="Times New Roman" w:cs="Times New Roman"/>
-          <w:sz w:val="24"/>
-          <w:szCs w:val="24"/>
-          <w:u w:val="single"/>
-        </w:rPr>
-        <w:t>Слава тобі, Боже наш, слава тобі.</w:t>
-      </w:r>
-    </w:p>
-    <w:p>
-      <w:pPr>
-        <w:spacing w:after="120"/>
-        <w:jc w:val="both"/>
-        <w:rPr>
-          <w:rFonts w:ascii="Times New Roman" w:hAnsi="Times New Roman" w:cs="Times New Roman"/>
-          <w:sz w:val="24"/>
-          <w:szCs w:val="24"/>
-        </w:rPr>
-      </w:pPr>
-      <w:r>
-        <w:rPr>
-          <w:rFonts w:ascii="Times New Roman" w:hAnsi="Times New Roman" w:cs="Times New Roman"/>
-          <w:sz w:val="24"/>
-          <w:szCs w:val="24"/>
-        </w:rPr>
-        <w:lastRenderedPageBreak/>
-        <w:t>Бажаючи побачити Твоє радісне видіння, раніше Тома не повірив, сподобивш</w:t>
-      </w:r>
-      <w:r>
-        <w:rPr>
-          <w:rFonts w:ascii="Times New Roman" w:hAnsi="Times New Roman" w:cs="Times New Roman"/>
-          <w:sz w:val="24"/>
-          <w:szCs w:val="24"/>
-        </w:rPr>
-        <w:t>ись же його, Богом і Господом Тебе назвав, Владико; Тебе ж прославляємо по всі віки.</w:t>
-      </w:r>
-    </w:p>
-    <w:p>
-      <w:pPr>
-        <w:spacing w:after="120"/>
-        <w:jc w:val="both"/>
-        <w:rPr>
-          <w:rFonts w:ascii="Times New Roman" w:hAnsi="Times New Roman" w:cs="Times New Roman"/>
-          <w:sz w:val="24"/>
-          <w:szCs w:val="24"/>
-          <w:u w:val="single"/>
-        </w:rPr>
-      </w:pPr>
-      <w:r>
-        <w:rPr>
-          <w:rFonts w:ascii="Times New Roman" w:hAnsi="Times New Roman" w:cs="Times New Roman"/>
-          <w:i/>
-          <w:color w:val="FF0000"/>
-          <w:sz w:val="24"/>
-          <w:szCs w:val="24"/>
-        </w:rPr>
-        <w:t>Стих:</w:t>
-      </w:r>
-      <w:r>
-        <w:rPr>
-          <w:rFonts w:ascii="Times New Roman" w:hAnsi="Times New Roman" w:cs="Times New Roman"/>
-          <w:i/>
-          <w:sz w:val="24"/>
-          <w:szCs w:val="24"/>
-        </w:rPr>
-        <w:t xml:space="preserve"> </w:t>
-      </w:r>
-      <w:r>
-        <w:rPr>
-          <w:rFonts w:ascii="Times New Roman" w:hAnsi="Times New Roman" w:cs="Times New Roman"/>
-          <w:sz w:val="24"/>
-          <w:szCs w:val="24"/>
-          <w:u w:val="single"/>
-        </w:rPr>
-        <w:t>Слава тобі, Боже наш, слава тобі.</w:t>
-      </w:r>
-    </w:p>
-    <w:p>
-      <w:pPr>
-        <w:spacing w:after="120"/>
-        <w:jc w:val="both"/>
-        <w:rPr>
-          <w:rFonts w:ascii="Times New Roman" w:hAnsi="Times New Roman" w:cs="Times New Roman"/>
-          <w:sz w:val="24"/>
-          <w:szCs w:val="24"/>
-        </w:rPr>
-      </w:pPr>
-      <w:r>
-        <w:rPr>
-          <w:rFonts w:ascii="Times New Roman" w:hAnsi="Times New Roman" w:cs="Times New Roman"/>
-          <w:sz w:val="24"/>
-          <w:szCs w:val="24"/>
-        </w:rPr>
         <w:t>Тебе, що перетерпів невір'я Томи і показав йому ребра, і дозволив доторкнутися, оспівуйте Господа і прославляйте Його по всі віки.</w:t>
       </w:r>
       <w:r>
         <w:rPr>
-          <w:rFonts w:ascii="Times New Roman" w:hAnsi="Times New Roman" w:cs="Times New Roman"/>
+          <w:rFonts w:ascii="Times New Roman" w:hAnsi="Times New Roman"/>
           <w:noProof/>
-        </w:rPr>
-        <mc:AlternateContent>
-          <mc:Choice Requires="wpg">
-            <w:drawing>
-              <wp:anchor distT="4294967295" distB="4294967295" distL="114300" distR="114300" simplePos="0" relativeHeight="251661312" behindDoc="0" locked="0" layoutInCell="1" hidden="0" allowOverlap="1" wp14:anchorId="4BA834EF" wp14:editId="0F0390FD">
-                <wp:simplePos x="0" y="0"/>
-                <wp:positionH relativeFrom="column">
-                  <wp:posOffset>7073900</wp:posOffset>
-                </wp:positionH>
-                <wp:positionV relativeFrom="paragraph">
-                  <wp:posOffset>-274304</wp:posOffset>
-                </wp:positionV>
-                <wp:extent cx="5389230" cy="55230"/>
-                <wp:effectExtent l="0" t="0" r="0" b="0"/>
-                <wp:wrapNone/>
-                <wp:docPr id="18" name="Straight Arrow Connector 18"/>
-                <wp:cNvGraphicFramePr/>
-                <a:graphic xmlns:a="http://schemas.openxmlformats.org/drawingml/2006/main">
-                  <a:graphicData uri="http://schemas.microsoft.com/office/word/2010/wordprocessingShape">
-                    <wps:wsp>
-                      <wps:cNvCnPr/>
-                      <wps:spPr>
-                        <a:xfrm>
-                          <a:off x="2660585" y="3761585"/>
-                          <a:ext cx="5370830" cy="36830"/>
-                        </a:xfrm>
-                        <a:prstGeom prst="straightConnector1">
-                          <a:avLst/>
-                        </a:prstGeom>
-                        <a:noFill/>
-                        <a:ln w="18400" cap="flat" cmpd="sng">
-                          <a:solidFill>
-                            <a:srgbClr val="000000"/>
-                          </a:solidFill>
-                          <a:prstDash val="solid"/>
-                          <a:round/>
-                          <a:headEnd type="none" w="sm" len="sm"/>
-                          <a:tailEnd type="none" w="sm" len="sm"/>
-                        </a:ln>
-                      </wps:spPr>
-                      <wps:bodyPr/>
-                    </wps:wsp>
-                  </a:graphicData>
-                </a:graphic>
-              </wp:anchor>
-            </w:drawing>
-          </mc:Choice>
-          <mc:Fallback xmlns:cr="http://schemas.microsoft.com/office/comments/2020/reactions" xmlns="http://schemas.microsoft.com/office/tasks/2019/documenttasks" xmlns:dgm="http://schemas.openxmlformats.org/drawingml/2006/diagram" xmlns:lc="http://schemas.openxmlformats.org/drawingml/2006/lockedCanvas" xmlns:c="http://schemas.openxmlformats.org/drawingml/2006/chart" xmlns:pic="http://schemas.openxmlformats.org/drawingml/2006/picture" xmlns:a="http://schemas.openxmlformats.org/drawingml/2006/main" xmlns:sl="http://schemas.openxmlformats.org/schemaLibrary/2006/main">
-            <w:drawing>
-              <wp:anchor allowOverlap="1" behindDoc="0" distB="4294967295" distT="4294967295" distL="114300" distR="114300" hidden="0" layoutInCell="1" locked="0" relativeHeight="0" simplePos="0">
-                <wp:simplePos x="0" y="0"/>
-                <wp:positionH relativeFrom="column">
-                  <wp:posOffset>7073900</wp:posOffset>
-                </wp:positionH>
-                <wp:positionV relativeFrom="paragraph">
-                  <wp:posOffset>-274304</wp:posOffset>
-                </wp:positionV>
-                <wp:extent cx="5389230" cy="55230"/>
-                <wp:effectExtent b="0" l="0" r="0" t="0"/>
-                <wp:wrapNone/>
-                <wp:docPr id="18" name="image2.png"/>
-                <a:graphic>
-                  <a:graphicData uri="http://schemas.openxmlformats.org/drawingml/2006/picture">
-                    <pic:pic>
-                      <pic:nvPicPr>
-                        <pic:cNvPr id="0" name="image2.png"/>
-                        <pic:cNvPicPr preferRelativeResize="0"/>
-                      </pic:nvPicPr>
-                      <pic:blipFill>
-                        <a:blip r:embed="rId7"/>
-                        <a:srcRect/>
-                        <a:stretch>
-                          <a:fillRect/>
-                        </a:stretch>
-                      </pic:blipFill>
-                      <pic:spPr>
-                        <a:xfrm>
-                          <a:off x="0" y="0"/>
-                          <a:ext cx="5389230" cy="55230"/>
-                        </a:xfrm>
-                        <a:prstGeom prst="rect"/>
-                        <a:ln/>
-                      </pic:spPr>
-                    </pic:pic>
-                  </a:graphicData>
-                </a:graphic>
-              </wp:anchor>
-            </w:drawing>
-          </mc:Fallback>
-        </mc:AlternateContent>
-      </w:r>
-      <w:r>
-        <w:rPr>
-          <w:rFonts w:ascii="Times New Roman" w:hAnsi="Times New Roman" w:cs="Times New Roman"/>
+          <w:sz w:val="24"/>
+        </w:rPr>
+        <w:pict w14:anchorId="0D8E4A67">
+          <v:shape id="_x0000_s1027" type="#_x0000_t32" style="position:absolute;left:0;text-align:left;margin-left:556pt;margin-top:-21.6pt;width:425.8pt;height:5.8pt;z-index:251658752;visibility:visible;mso-wrap-distance-top:-3e-5mm;mso-wrap-distance-bottom:-3e-5mm;mso-position-horizontal-relative:text;mso-position-vertical-relative:text" o:gfxdata="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" strokeweight=".51111mm">
+            <v:stroke startarrowwidth="narrow" startarrowlength="short" endarrowwidth="narrow" endarrowlength="short"/>
+          </v:shape>
+        </w:pict>
+      </w:r>
+      <w:r>
+        <w:rPr>
+          <w:rFonts w:ascii="Times New Roman" w:hAnsi="Times New Roman"/>
           <w:noProof/>
-        </w:rPr>
-        <mc:AlternateContent>
-          <mc:Choice Requires="wpg">
-            <w:drawing>
-              <wp:anchor distT="4294967295" distB="4294967295" distL="114300" distR="114300" simplePos="0" relativeHeight="251662336" behindDoc="0" locked="0" layoutInCell="1" hidden="0" allowOverlap="1" wp14:anchorId="16DDFD6C" wp14:editId="5D4FE4F6">
-                <wp:simplePos x="0" y="0"/>
-                <wp:positionH relativeFrom="column">
-                  <wp:posOffset>7073900</wp:posOffset>
-                </wp:positionH>
-                <wp:positionV relativeFrom="paragraph">
-                  <wp:posOffset>8247396</wp:posOffset>
-                </wp:positionV>
-                <wp:extent cx="5066665" cy="31750"/>
-                <wp:effectExtent l="0" t="0" r="0" b="0"/>
-                <wp:wrapNone/>
-                <wp:docPr id="21" name="Straight Arrow Connector 21"/>
-                <wp:cNvGraphicFramePr/>
-                <a:graphic xmlns:a="http://schemas.openxmlformats.org/drawingml/2006/main">
-                  <a:graphicData uri="http://schemas.microsoft.com/office/word/2010/wordprocessingShape">
-                    <wps:wsp>
-                      <wps:cNvCnPr/>
-                      <wps:spPr>
-                        <a:xfrm>
-                          <a:off x="2817430" y="3768888"/>
-                          <a:ext cx="5057140" cy="22225"/>
-                        </a:xfrm>
-                        <a:prstGeom prst="straightConnector1">
-                          <a:avLst/>
-                        </a:prstGeom>
-                        <a:noFill/>
-                        <a:ln w="9525" cap="flat" cmpd="sng">
-                          <a:solidFill>
-                            <a:srgbClr val="000000"/>
-                          </a:solidFill>
-                          <a:prstDash val="solid"/>
-                          <a:round/>
-                          <a:headEnd type="none" w="sm" len="sm"/>
-                          <a:tailEnd type="none" w="sm" len="sm"/>
-                        </a:ln>
-                      </wps:spPr>
-                      <wps:bodyPr/>
-                    </wps:wsp>
-                  </a:graphicData>
-                </a:graphic>
-              </wp:anchor>
-            </w:drawing>
-          </mc:Choice>
-          <mc:Fallback xmlns:cr="http://schemas.microsoft.com/office/comments/2020/reactions" xmlns="http://schemas.microsoft.com/office/tasks/2019/documenttasks" xmlns:dgm="http://schemas.openxmlformats.org/drawingml/2006/diagram" xmlns:lc="http://schemas.openxmlformats.org/drawingml/2006/lockedCanvas" xmlns:c="http://schemas.openxmlformats.org/drawingml/2006/chart" xmlns:pic="http://schemas.openxmlformats.org/drawingml/2006/picture" xmlns:a="http://schemas.openxmlformats.org/drawingml/2006/main" xmlns:sl="http://schemas.openxmlformats.org/schemaLibrary/2006/main">
-            <w:drawing>
-              <wp:anchor allowOverlap="1" behindDoc="0" distB="4294967295" distT="4294967295" distL="114300" distR="114300" hidden="0" layoutInCell="1" locked="0" relativeHeight="0" simplePos="0">
-                <wp:simplePos x="0" y="0"/>
-                <wp:positionH relativeFrom="column">
-                  <wp:posOffset>7073900</wp:posOffset>
-                </wp:positionH>
-                <wp:positionV relativeFrom="paragraph">
-                  <wp:posOffset>8247396</wp:posOffset>
-                </wp:positionV>
-                <wp:extent cx="5066665" cy="31750"/>
-                <wp:effectExtent b="0" l="0" r="0" t="0"/>
-                <wp:wrapNone/>
-                <wp:docPr id="21" name="image5.png"/>
-                <a:graphic>
-                  <a:graphicData uri="http://schemas.openxmlformats.org/drawingml/2006/picture">
-                    <pic:pic>
-                      <pic:nvPicPr>
-                        <pic:cNvPr id="0" name="image5.png"/>
-                        <pic:cNvPicPr preferRelativeResize="0"/>
-                      </pic:nvPicPr>
-                      <pic:blipFill>
-                        <a:blip r:embed="rId7"/>
-                        <a:srcRect/>
-                        <a:stretch>
-                          <a:fillRect/>
-                        </a:stretch>
-                      </pic:blipFill>
-                      <pic:spPr>
-                        <a:xfrm>
-                          <a:off x="0" y="0"/>
-                          <a:ext cx="5066665" cy="31750"/>
-                        </a:xfrm>
-                        <a:prstGeom prst="rect"/>
-                        <a:ln/>
-                      </pic:spPr>
-                    </pic:pic>
-                  </a:graphicData>
-                </a:graphic>
-              </wp:anchor>
-            </w:drawing>
-          </mc:Fallback>
-        </mc:AlternateContent>
+          <w:sz w:val="24"/>
+        </w:rPr>
+        <w:pict w14:anchorId="26C90F89">
+          <v:shape id="_x0000_s1026" type="#_x0000_t32" style="position:absolute;left:0;text-align:left;margin-left:556pt;margin-top:649.4pt;width:399.7pt;height:3.25pt;z-index:251659776;visibility:visible;mso-wrap-distance-top:-3e-5mm;mso-wrap-distance-bottom:-3e-5mm;mso-position-horizontal-relative:text;mso-position-vertical-relative:text" o:gfxdata="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">
+            <v:stroke startarrowwidth="narrow" startarrowlength="short" endarrowwidth="narrow" endarrowlength="short"/>
+          </v:shape>
+        </w:pict>
       </w:r>
     </w:p>
     <w:p>
@@ -19613,6 +17274,7 @@
           <w:b/>
           <w:i/>
           <w:color w:val="FF0000"/>
+          <w:sz w:val="24"/>
         </w:rPr>
         <w:t>Пісня Богородиці</w:t>
       </w:r>
@@ -19633,15 +17295,7 @@
           <w:sz w:val="24"/>
           <w:szCs w:val="24"/>
         </w:rPr>
-        <w:t>Богород</w:t>
-      </w:r>
-      <w:r>
-        <w:rPr>
-          <w:rFonts w:ascii="Times New Roman" w:hAnsi="Times New Roman" w:cs="Times New Roman"/>
-          <w:sz w:val="24"/>
-          <w:szCs w:val="24"/>
-        </w:rPr>
-        <w:t>ицю і Матір Світла піснями звеличаймо.</w:t>
+        <w:t>Богородицю і Матір Світла піснями звеличаймо.</w:t>
       </w:r>
     </w:p>
     <w:p>
@@ -19699,17 +17353,7 @@
           <w:sz w:val="24"/>
           <w:szCs w:val="24"/>
         </w:rPr>
-        <w:t>(після кожног</w:t>
-      </w:r>
-      <w:r>
-        <w:rPr>
-          <w:rFonts w:ascii="Times New Roman" w:hAnsi="Times New Roman" w:cs="Times New Roman"/>
-          <w:i/>
-          <w:color w:val="FF0000"/>
-          <w:sz w:val="24"/>
-          <w:szCs w:val="24"/>
-        </w:rPr>
-        <w:t>о стиха)</w:t>
+        <w:t>(після кожного стиха)</w:t>
       </w:r>
       <w:r>
         <w:rPr>
@@ -19774,15 +17418,7 @@
           <w:sz w:val="24"/>
           <w:szCs w:val="24"/>
         </w:rPr>
-        <w:t>Він виявив потугу рамени свого,* розвіяв гордих у з</w:t>
-      </w:r>
-      <w:r>
-        <w:rPr>
-          <w:rFonts w:ascii="Times New Roman" w:hAnsi="Times New Roman" w:cs="Times New Roman"/>
-          <w:sz w:val="24"/>
-          <w:szCs w:val="24"/>
-        </w:rPr>
-        <w:t>адумах їхніх сердець.</w:t>
+        <w:t>Він виявив потугу рамени свого,* розвіяв гордих у задумах їхніх сердець.</w:t>
       </w:r>
     </w:p>
     <w:p>
@@ -19959,16 +17595,7 @@
           <w:sz w:val="24"/>
           <w:szCs w:val="24"/>
         </w:rPr>
-        <w:t xml:space="preserve">Як апостоли побачили тебе </w:t>
-      </w:r>
-      <w:r>
-        <w:rPr>
-          <w:rFonts w:ascii="Times New Roman" w:hAnsi="Times New Roman" w:cs="Times New Roman"/>
-          <w:color w:val="000000"/>
-          <w:sz w:val="24"/>
-          <w:szCs w:val="24"/>
-        </w:rPr>
-        <w:t>- воскреслого Господа,-* з острахом і радістю тобі вклонилися,* а ти до них закликав:* Не сумуйте, але радійте,* бо все це сталося згідно з моїм словом.</w:t>
+        <w:t>Як апостоли побачили тебе - воскреслого Господа,-* з острахом і радістю тобі вклонилися,* а ти до них закликав:* Не сумуйте, але радійте,* бо все це сталося згідно з моїм словом.</w:t>
       </w:r>
     </w:p>
     <w:p>
@@ -20029,16 +17656,7 @@
           <w:sz w:val="24"/>
           <w:szCs w:val="24"/>
         </w:rPr>
-        <w:t>Праведний Йосиф обвив тебе, Спасе, плащаницею* і з любов'ю покл</w:t>
-      </w:r>
-      <w:r>
-        <w:rPr>
-          <w:rFonts w:ascii="Times New Roman" w:hAnsi="Times New Roman" w:cs="Times New Roman"/>
-          <w:color w:val="000000"/>
-          <w:sz w:val="24"/>
-          <w:szCs w:val="24"/>
-        </w:rPr>
-        <w:t>ав у новому гробі.* Знищивши засуви,* відчинив ти адові ворота і воскресив померлих,* яких смерть передше поглинула.</w:t>
+        <w:t>Праведний Йосиф обвив тебе, Спасе, плащаницею* і з любов'ю поклав у новому гробі.* Знищивши засуви,* відчинив ти адові ворота і воскресив померлих,* яких смерть передше поглинула.</w:t>
       </w:r>
     </w:p>
     <w:p>
@@ -20076,16 +17694,7 @@
           <w:sz w:val="24"/>
           <w:szCs w:val="24"/>
         </w:rPr>
-        <w:t>Мироносиці зраділи,* коли почули "про воскресіння Христове,* і сказали апостолам:* Не сумуйте більше, але радійте!* Біжіть поспішно,</w:t>
-      </w:r>
-      <w:r>
-        <w:rPr>
-          <w:rFonts w:ascii="Times New Roman" w:hAnsi="Times New Roman" w:cs="Times New Roman"/>
-          <w:color w:val="000000"/>
-          <w:sz w:val="24"/>
-          <w:szCs w:val="24"/>
-        </w:rPr>
-        <w:t>* бо Господь усіх став із мертвих.</w:t>
+        <w:t>Мироносиці зраділи,* коли почули "про воскресіння Христове,* і сказали апостолам:* Не сумуйте більше, але радійте!* Біжіть поспішно,* бо Господь усіх став із мертвих.</w:t>
       </w:r>
     </w:p>
     <w:p>
@@ -20154,8 +17763,8 @@
           <w:b/>
           <w:i/>
           <w:color w:val="FF0000"/>
-        </w:rPr>
-        <w:lastRenderedPageBreak/>
+          <w:sz w:val="24"/>
+        </w:rPr>
         <w:t>Мала єктенія</w:t>
       </w:r>
     </w:p>
@@ -20270,16 +17879,7 @@
           <w:sz w:val="24"/>
           <w:szCs w:val="24"/>
         </w:rPr>
-        <w:t xml:space="preserve">Пресвяту, пречисту, преблагословенну, славну Владичицю нашу Богородицю і приснодіву Марію, </w:t>
-      </w:r>
-      <w:r>
-        <w:rPr>
-          <w:rFonts w:ascii="Times New Roman" w:hAnsi="Times New Roman" w:cs="Times New Roman"/>
-          <w:color w:val="000000"/>
-          <w:sz w:val="24"/>
-          <w:szCs w:val="24"/>
-        </w:rPr>
-        <w:t>з усіма святими пом’янувши, самих себе, і один одного, і все життя наше Христу Богові віддаймо.</w:t>
+        <w:t>Пресвяту, пречисту, преблагословенну, славну Владичицю нашу Богородицю і приснодіву Марію, з усіма святими пом’янувши, самих себе, і один одного, і все життя наше Христу Богові віддаймо.</w:t>
       </w:r>
     </w:p>
     <w:p>
@@ -20328,16 +17928,7 @@
           <w:szCs w:val="24"/>
           <w:u w:val="single"/>
         </w:rPr>
-        <w:t>[Боже, Боже наш! Ти сотворив розумні й духовні сили Своєю волею. Тебе просимо й Тобі молимося: Прийми наші посильні величання з усіма Тв</w:t>
-      </w:r>
-      <w:r>
-        <w:rPr>
-          <w:rFonts w:ascii="Times New Roman" w:hAnsi="Times New Roman" w:cs="Times New Roman"/>
-          <w:sz w:val="24"/>
-          <w:szCs w:val="24"/>
-          <w:u w:val="single"/>
-        </w:rPr>
-        <w:t>оїми творіннями і збагати щедрими даруваннями Твоєї ласки. Бо перед Тобою згинається всяке коліно: на небі, на землі й під землею, і все, що живе, і все створіння оспівує неосяжну Твою славу, бо Ти Бог правдивий і вельми милостивий.]</w:t>
+        <w:t>[Боже, Боже наш! Ти сотворив розумні й духовні сили Своєю волею. Тебе просимо й Тобі молимося: Прийми наші посильні величання з усіма Твоїми творіннями і збагати щедрими даруваннями Твоєї ласки. Бо перед Тобою згинається всяке коліно: на небі, на землі й під землею, і все, що живе, і все створіння оспівує неосяжну Твою славу, бо Ти Бог правдивий і вельми милостивий.]</w:t>
       </w:r>
     </w:p>
     <w:p>
@@ -20366,15 +17957,7 @@
           <w:sz w:val="24"/>
           <w:szCs w:val="24"/>
         </w:rPr>
-        <w:t xml:space="preserve"> Бо Тебе хва</w:t>
-      </w:r>
-      <w:r>
-        <w:rPr>
-          <w:rFonts w:ascii="Times New Roman" w:hAnsi="Times New Roman" w:cs="Times New Roman"/>
-          <w:sz w:val="24"/>
-          <w:szCs w:val="24"/>
-        </w:rPr>
-        <w:t>лять усі сили небесні і Тобі славу возсилаємо: Отцю, і Сину, і Святому Духові, нині і повсякчас, і на віки віків.</w:t>
+        <w:t xml:space="preserve"> Бо Тебе хвалять усі сили небесні і Тобі славу возсилаємо: Отцю, і Сину, і Святому Духові, нині і повсякчас, і на віки віків.</w:t>
       </w:r>
     </w:p>
     <w:p>
@@ -20443,6 +18026,7 @@
           <w:b/>
           <w:i/>
           <w:color w:val="FF0000"/>
+          <w:sz w:val="24"/>
         </w:rPr>
         <w:t>Світильний</w:t>
       </w:r>
@@ -20451,6 +18035,7 @@
           <w:rFonts w:ascii="Times New Roman" w:eastAsia="Times New Roman" w:hAnsi="Times New Roman" w:cs="Times New Roman"/>
           <w:i/>
           <w:color w:val="FF0000"/>
+          <w:sz w:val="24"/>
         </w:rPr>
         <w:t>:</w:t>
       </w:r>
@@ -20511,16 +18096,7 @@
           <w:sz w:val="24"/>
           <w:szCs w:val="24"/>
         </w:rPr>
-        <w:t>Сьогодні пахне весною і нове створіння радіє.* Сьогодні падуть з дверей замки,* і невірний</w:t>
-      </w:r>
-      <w:r>
-        <w:rPr>
-          <w:rFonts w:ascii="Times New Roman" w:hAnsi="Times New Roman" w:cs="Times New Roman"/>
-          <w:color w:val="000000"/>
-          <w:sz w:val="24"/>
-          <w:szCs w:val="24"/>
-        </w:rPr>
-        <w:t xml:space="preserve"> Тома вдруге кличе:* Господь і Бог мій!</w:t>
+        <w:t>Сьогодні пахне весною і нове створіння радіє.* Сьогодні падуть з дверей замки,* і невірний Тома вдруге кличе:* Господь і Бог мій!</w:t>
       </w:r>
     </w:p>
     <w:p>
@@ -20673,19 +18249,11 @@
       </w:pPr>
       <w:r>
         <w:rPr>
-          <w:rFonts w:ascii="Times New Roman" w:eastAsia="Gungsuh" w:hAnsi="Times New Roman" w:cs="Times New Roman"/>
-          <w:sz w:val="24"/>
-          <w:szCs w:val="24"/>
-        </w:rPr>
-        <w:t>Хваліте його, ви − сонце й місяцю,* хвал</w:t>
-      </w:r>
-      <w:r>
-        <w:rPr>
-          <w:rFonts w:ascii="Times New Roman" w:eastAsia="Gungsuh" w:hAnsi="Times New Roman" w:cs="Times New Roman"/>
-          <w:sz w:val="24"/>
-          <w:szCs w:val="24"/>
-        </w:rPr>
-        <w:t>іте його, всі ясні зорі.</w:t>
+          <w:rFonts w:ascii="Times New Roman" w:eastAsia="Gungsuh" w:hAnsi="Times New Roman" w:cs="Gungsuh"/>
+          <w:sz w:val="24"/>
+          <w:szCs w:val="24"/>
+        </w:rPr>
+        <w:t>Хваліте його, ви − сонце й місяцю,* хваліте його, всі ясні зорі.</w:t>
       </w:r>
     </w:p>
     <w:p>
@@ -20818,15 +18386,7 @@
           <w:sz w:val="24"/>
           <w:szCs w:val="24"/>
         </w:rPr>
-        <w:t xml:space="preserve">Звір дикий і скот усілякий,* гад </w:t>
-      </w:r>
-      <w:r>
-        <w:rPr>
-          <w:rFonts w:ascii="Times New Roman" w:hAnsi="Times New Roman" w:cs="Times New Roman"/>
-          <w:sz w:val="24"/>
-          <w:szCs w:val="24"/>
-        </w:rPr>
-        <w:t>і птах крилатий;</w:t>
+        <w:t>Звір дикий і скот усілякий,* гад і птах крилатий;</w:t>
       </w:r>
     </w:p>
     <w:p>
@@ -20864,7 +18424,6 @@
           <w:sz w:val="24"/>
           <w:szCs w:val="24"/>
         </w:rPr>
-        <w:lastRenderedPageBreak/>
         <w:t>Хлопці й дівчата,* старі разом з юнацтвом.</w:t>
       </w:r>
     </w:p>
@@ -20903,15 +18462,7 @@
           <w:sz w:val="24"/>
           <w:szCs w:val="24"/>
         </w:rPr>
-        <w:t>Він підняв ріг народу свого.* Хвала всім його святим, син</w:t>
-      </w:r>
-      <w:r>
-        <w:rPr>
-          <w:rFonts w:ascii="Times New Roman" w:hAnsi="Times New Roman" w:cs="Times New Roman"/>
-          <w:sz w:val="24"/>
-          <w:szCs w:val="24"/>
-        </w:rPr>
-        <w:t>ам Ізраїля, народові, що йому близький.</w:t>
+        <w:t>Він підняв ріг народу свого.* Хвала всім його святим, синам Ізраїля, народові, що йому близький.</w:t>
       </w:r>
     </w:p>
     <w:p>
@@ -20990,15 +18541,7 @@
           <w:sz w:val="24"/>
           <w:szCs w:val="24"/>
         </w:rPr>
-        <w:t xml:space="preserve">Нехай хвалять ім'я його танком,* при бубні й при гарфі нехай </w:t>
-      </w:r>
-      <w:r>
-        <w:rPr>
-          <w:rFonts w:ascii="Times New Roman" w:hAnsi="Times New Roman" w:cs="Times New Roman"/>
-          <w:sz w:val="24"/>
-          <w:szCs w:val="24"/>
-        </w:rPr>
-        <w:t>йому співають.</w:t>
+        <w:t>Нехай хвалять ім'я його танком,* при бубні й при гарфі нехай йому співають.</w:t>
       </w:r>
     </w:p>
     <w:p>
@@ -21074,15 +18617,7 @@
           <w:sz w:val="24"/>
           <w:szCs w:val="24"/>
         </w:rPr>
-        <w:t>Щоб між народами вчинити відплату,* м</w:t>
-      </w:r>
-      <w:r>
-        <w:rPr>
-          <w:rFonts w:ascii="Times New Roman" w:hAnsi="Times New Roman" w:cs="Times New Roman"/>
-          <w:sz w:val="24"/>
-          <w:szCs w:val="24"/>
-        </w:rPr>
-        <w:t>іж племенами – покарання.</w:t>
+        <w:t>Щоб між народами вчинити відплату,* між племенами – покарання.</w:t>
       </w:r>
     </w:p>
     <w:p>
@@ -21120,6 +18655,7 @@
           <w:b/>
           <w:i/>
           <w:color w:val="FF0000"/>
+          <w:sz w:val="24"/>
         </w:rPr>
         <w:t>Стихири</w:t>
       </w:r>
@@ -21265,16 +18801,7 @@
           <w:sz w:val="24"/>
           <w:szCs w:val="24"/>
         </w:rPr>
-        <w:t>Поспішімо, вірні,* освятити руки,* викорінюючи пристрасті,* щоб теж дотор</w:t>
-      </w:r>
-      <w:r>
-        <w:rPr>
-          <w:rFonts w:ascii="Times New Roman" w:hAnsi="Times New Roman" w:cs="Times New Roman"/>
-          <w:color w:val="000000"/>
-          <w:sz w:val="24"/>
-          <w:szCs w:val="24"/>
-        </w:rPr>
-        <w:t>кнутися* Господнього боку.</w:t>
+        <w:t>Поспішімо, вірні,* освятити руки,* викорінюючи пристрасті,* щоб теж доторкнутися* Господнього боку.</w:t>
       </w:r>
     </w:p>
     <w:p>
@@ -21355,7 +18882,57 @@
           <w:szCs w:val="24"/>
           <w:u w:val="single"/>
         </w:rPr>
-        <w:t>Хваліте його звуком рогу,* хваліте</w:t>
+        <w:t>Хваліте його звуком рогу,* хваліте його на гарфі й на гуслах.</w:t>
+      </w:r>
+    </w:p>
+    <w:p>
+      <w:pPr>
+        <w:spacing w:after="120"/>
+        <w:jc w:val="both"/>
+        <w:rPr>
+          <w:rFonts w:ascii="Times New Roman" w:hAnsi="Times New Roman" w:cs="Times New Roman"/>
+          <w:sz w:val="24"/>
+          <w:szCs w:val="24"/>
+        </w:rPr>
+      </w:pPr>
+      <w:r>
+        <w:rPr>
+          <w:rFonts w:ascii="Times New Roman" w:hAnsi="Times New Roman" w:cs="Times New Roman"/>
+          <w:i/>
+          <w:color w:val="FF0000"/>
+          <w:sz w:val="24"/>
+          <w:szCs w:val="24"/>
+        </w:rPr>
+        <w:t xml:space="preserve">(г. 4): </w:t>
+      </w:r>
+      <w:r>
+        <w:rPr>
+          <w:rFonts w:ascii="Times New Roman" w:hAnsi="Times New Roman" w:cs="Times New Roman"/>
+          <w:sz w:val="24"/>
+          <w:szCs w:val="24"/>
+        </w:rPr>
+        <w:t>Ти, славний апостоле Якове,* виконував повеління Вчителя,* а він розум твій у всьому просвітив* і показав тебе учнем та почесним благовісником* свого незбагненного Божества* Тому ти неводом благодаті виловлював людей з глибин марноти.</w:t>
+      </w:r>
+    </w:p>
+    <w:p>
+      <w:pPr>
+        <w:spacing w:after="120"/>
+        <w:jc w:val="both"/>
+        <w:rPr>
+          <w:rFonts w:ascii="Times New Roman" w:hAnsi="Times New Roman" w:cs="Times New Roman"/>
+          <w:sz w:val="24"/>
+          <w:szCs w:val="24"/>
+        </w:rPr>
+      </w:pPr>
+      <w:r>
+        <w:rPr>
+          <w:rFonts w:ascii="Times New Roman" w:hAnsi="Times New Roman" w:cs="Times New Roman"/>
+          <w:i/>
+          <w:color w:val="FF0000"/>
+          <w:sz w:val="24"/>
+          <w:szCs w:val="24"/>
+        </w:rPr>
+        <w:t xml:space="preserve">Стих: </w:t>
       </w:r>
       <w:r>
         <w:rPr>
@@ -21364,44 +18941,26 @@
           <w:szCs w:val="24"/>
           <w:u w:val="single"/>
         </w:rPr>
-        <w:t xml:space="preserve"> його на гарфі й на гуслах.</w:t>
-      </w:r>
-    </w:p>
-    <w:p>
-      <w:pPr>
-        <w:spacing w:after="120"/>
-        <w:jc w:val="both"/>
-        <w:rPr>
-          <w:rFonts w:ascii="Times New Roman" w:hAnsi="Times New Roman" w:cs="Times New Roman"/>
-          <w:sz w:val="24"/>
-          <w:szCs w:val="24"/>
-        </w:rPr>
-      </w:pPr>
-      <w:r>
-        <w:rPr>
-          <w:rFonts w:ascii="Times New Roman" w:hAnsi="Times New Roman" w:cs="Times New Roman"/>
-          <w:i/>
-          <w:color w:val="FF0000"/>
-          <w:sz w:val="24"/>
-          <w:szCs w:val="24"/>
-        </w:rPr>
-        <w:t xml:space="preserve">(г. 4): </w:t>
-      </w:r>
-      <w:r>
-        <w:rPr>
-          <w:rFonts w:ascii="Times New Roman" w:hAnsi="Times New Roman" w:cs="Times New Roman"/>
-          <w:sz w:val="24"/>
-          <w:szCs w:val="24"/>
-        </w:rPr>
-        <w:t>Ти, славний апостоле Якове,* виконував повеління Вчителя,* а він розум твій у всьому просвітив* і показав тебе учнем та почесним благовісником* свого незбагненного Божества* Тому ти неводом благодаті виловлював людей з г</w:t>
-      </w:r>
-      <w:r>
-        <w:rPr>
-          <w:rFonts w:ascii="Times New Roman" w:hAnsi="Times New Roman" w:cs="Times New Roman"/>
-          <w:sz w:val="24"/>
-          <w:szCs w:val="24"/>
-        </w:rPr>
-        <w:t>либин марноти.</w:t>
+        <w:t>Хваліте його на бубні й танком,* хваліте його на струнах і сопілці.</w:t>
+      </w:r>
+    </w:p>
+    <w:p>
+      <w:pPr>
+        <w:spacing w:after="120"/>
+        <w:jc w:val="both"/>
+        <w:rPr>
+          <w:rFonts w:ascii="Times New Roman" w:hAnsi="Times New Roman" w:cs="Times New Roman"/>
+          <w:sz w:val="24"/>
+          <w:szCs w:val="24"/>
+        </w:rPr>
+      </w:pPr>
+      <w:r>
+        <w:rPr>
+          <w:rFonts w:ascii="Times New Roman" w:hAnsi="Times New Roman" w:cs="Times New Roman"/>
+          <w:sz w:val="24"/>
+          <w:szCs w:val="24"/>
+        </w:rPr>
+        <w:t>Покинувши все туземне,* за Христом пішов ти, апостоле Якове,* і прийнявши Святого Духа,* ти був ним посланий навчати народи, що загибали,* і навертати людей до світла богопізнання.* Звершивши ж подвиги божественних твоїх страждань і всяких мук,* ти Богові віддав свою душу.* Моли його, Угоднику, щоб подав нам велику милість.</w:t>
       </w:r>
     </w:p>
     <w:p>
@@ -21431,73 +18990,7 @@
           <w:szCs w:val="24"/>
           <w:u w:val="single"/>
         </w:rPr>
-        <w:t>Хваліте його на бубні й танком,* хваліте його на струнах і сопілці.</w:t>
-      </w:r>
-    </w:p>
-    <w:p>
-      <w:pPr>
-        <w:spacing w:after="120"/>
-        <w:jc w:val="both"/>
-        <w:rPr>
-          <w:rFonts w:ascii="Times New Roman" w:hAnsi="Times New Roman" w:cs="Times New Roman"/>
-          <w:sz w:val="24"/>
-          <w:szCs w:val="24"/>
-        </w:rPr>
-      </w:pPr>
-      <w:r>
-        <w:rPr>
-          <w:rFonts w:ascii="Times New Roman" w:hAnsi="Times New Roman" w:cs="Times New Roman"/>
-          <w:sz w:val="24"/>
-          <w:szCs w:val="24"/>
-        </w:rPr>
-        <w:t xml:space="preserve">Покинувши все туземне,* за Христом пішов ти, апостоле Якове,* і прийнявши Святого Духа,* ти був ним посланий навчати народи, що загибали,* і навертати людей до світла </w:t>
-      </w:r>
-      <w:r>
-        <w:rPr>
-          <w:rFonts w:ascii="Times New Roman" w:hAnsi="Times New Roman" w:cs="Times New Roman"/>
-          <w:sz w:val="24"/>
-          <w:szCs w:val="24"/>
-        </w:rPr>
-        <w:t>богопізнання.* Звершивши ж подвиги божественних твоїх страждань і всяких мук,* ти Богові віддав свою душу.* Моли його, Угоднику, щоб подав нам велику милість.</w:t>
-      </w:r>
-    </w:p>
-    <w:p>
-      <w:pPr>
-        <w:spacing w:after="120"/>
-        <w:jc w:val="both"/>
-        <w:rPr>
-          <w:rFonts w:ascii="Times New Roman" w:hAnsi="Times New Roman" w:cs="Times New Roman"/>
-          <w:sz w:val="24"/>
-          <w:szCs w:val="24"/>
-        </w:rPr>
-      </w:pPr>
-      <w:r>
-        <w:rPr>
-          <w:rFonts w:ascii="Times New Roman" w:hAnsi="Times New Roman" w:cs="Times New Roman"/>
-          <w:i/>
-          <w:color w:val="FF0000"/>
-          <w:sz w:val="24"/>
-          <w:szCs w:val="24"/>
-        </w:rPr>
-        <w:t xml:space="preserve">Стих: </w:t>
-      </w:r>
-      <w:r>
-        <w:rPr>
-          <w:rFonts w:ascii="Times New Roman" w:hAnsi="Times New Roman" w:cs="Times New Roman"/>
-          <w:sz w:val="24"/>
-          <w:szCs w:val="24"/>
-          <w:u w:val="single"/>
-        </w:rPr>
-        <w:t>Хваліте його на дзвінких цимбалах, хваліте його на гучних цимбалах.* Усе, що живе, нехай хв</w:t>
-      </w:r>
-      <w:r>
-        <w:rPr>
-          <w:rFonts w:ascii="Times New Roman" w:hAnsi="Times New Roman" w:cs="Times New Roman"/>
-          <w:sz w:val="24"/>
-          <w:szCs w:val="24"/>
-          <w:u w:val="single"/>
-        </w:rPr>
-        <w:t>алить Господа.</w:t>
+        <w:t>Хваліте його на дзвінких цимбалах, хваліте його на гучних цимбалах.* Усе, що живе, нехай хвалить Господа.</w:t>
       </w:r>
     </w:p>
     <w:p>
@@ -21620,8 +19113,8 @@
           <w:b/>
           <w:i/>
           <w:color w:val="FF0000"/>
-        </w:rPr>
-        <w:lastRenderedPageBreak/>
+          <w:sz w:val="24"/>
+        </w:rPr>
         <w:t>Велике славослов'я</w:t>
       </w:r>
     </w:p>
@@ -21642,34 +19135,7 @@
           <w:szCs w:val="24"/>
           <w:u w:val="single"/>
         </w:rPr>
-        <w:t>[Хвалимо, співаємо, благословимо і благодаримо Тебе, Боже батьків наших, бо Ти забрав тінь нічну і явив нам</w:t>
-      </w:r>
-      <w:r>
-        <w:rPr>
-          <w:rFonts w:ascii="Times New Roman" w:hAnsi="Times New Roman" w:cs="Times New Roman"/>
-          <w:sz w:val="24"/>
-          <w:szCs w:val="24"/>
-          <w:u w:val="single"/>
-        </w:rPr>
-        <w:t xml:space="preserve"> знову світло денне. Молимо Твою добрість: Милостивий будь для нас грішних і прийми молитву нашу задля великої Твоєї ласкавости, бо ми прибігаємо до Тебе, милостивого і всемогутнього Бога. Ти, що засвітив у серцях наших правдиве сонце справедливости Твоєї!</w:t>
-      </w:r>
-      <w:r>
-        <w:rPr>
-          <w:rFonts w:ascii="Times New Roman" w:hAnsi="Times New Roman" w:cs="Times New Roman"/>
-          <w:sz w:val="24"/>
-          <w:szCs w:val="24"/>
-          <w:u w:val="single"/>
-        </w:rPr>
-        <w:t xml:space="preserve"> Просвіти розум наш і почування всі зберігай, щоб, як у день, ходили ми пристойно шляхом заповідей Твоїх і дійшли до життя вічного, і стали гідними насолоджуватися недоступним Твоїм світлом. Бо в Тебе є джерело життя, Ти Бог наш і Тобі славу возсилаємо: От</w:t>
-      </w:r>
-      <w:r>
-        <w:rPr>
-          <w:rFonts w:ascii="Times New Roman" w:hAnsi="Times New Roman" w:cs="Times New Roman"/>
-          <w:sz w:val="24"/>
-          <w:szCs w:val="24"/>
-          <w:u w:val="single"/>
-        </w:rPr>
-        <w:t>цю, і Сину, і Святому Духові, нині і повсякчас, і на віки віків. Амінь.]</w:t>
+        <w:t>[Хвалимо, співаємо, благословимо і благодаримо Тебе, Боже батьків наших, бо Ти забрав тінь нічну і явив нам знову світло денне. Молимо Твою добрість: Милостивий будь для нас грішних і прийми молитву нашу задля великої Твоєї ласкавости, бо ми прибігаємо до Тебе, милостивого і всемогутнього Бога. Ти, що засвітив у серцях наших правдиве сонце справедливости Твоєї! Просвіти розум наш і почування всі зберігай, щоб, як у день, ходили ми пристойно шляхом заповідей Твоїх і дійшли до життя вічного, і стали гідними насолоджуватися недоступним Твоїм світлом. Бо в Тебе є джерело життя, Ти Бог наш і Тобі славу возсилаємо: Отцю, і Сину, і Святому Духові, нині і повсякчас, і на віки віків. Амінь.]</w:t>
       </w:r>
     </w:p>
     <w:p>
@@ -21767,15 +19233,7 @@
           <w:sz w:val="24"/>
           <w:szCs w:val="24"/>
         </w:rPr>
-        <w:t>Хвалимо тебе, благословимо тебе, кланяємось тобі,* славимо тебе, д</w:t>
-      </w:r>
-      <w:r>
-        <w:rPr>
-          <w:rFonts w:ascii="Times New Roman" w:hAnsi="Times New Roman" w:cs="Times New Roman"/>
-          <w:sz w:val="24"/>
-          <w:szCs w:val="24"/>
-        </w:rPr>
-        <w:t>якуємо тобі заради великої твоєї слави.</w:t>
+        <w:t>Хвалимо тебе, благословимо тебе, кланяємось тобі,* славимо тебе, дякуємо тобі заради великої твоєї слави.</w:t>
       </w:r>
     </w:p>
     <w:p>
@@ -21832,15 +19290,7 @@
           <w:sz w:val="24"/>
           <w:szCs w:val="24"/>
         </w:rPr>
-        <w:t>Ти, що береш гріхи світу,* прийми н</w:t>
-      </w:r>
-      <w:r>
-        <w:rPr>
-          <w:rFonts w:ascii="Times New Roman" w:hAnsi="Times New Roman" w:cs="Times New Roman"/>
-          <w:sz w:val="24"/>
-          <w:szCs w:val="24"/>
-        </w:rPr>
-        <w:t>ашу молитву.</w:t>
+        <w:t>Ти, що береш гріхи світу,* прийми нашу молитву.</w:t>
       </w:r>
     </w:p>
     <w:p>
@@ -21954,15 +19404,7 @@
           <w:sz w:val="24"/>
           <w:szCs w:val="24"/>
         </w:rPr>
-        <w:t>Нехай буде, Господи, милість твоя на нас</w:t>
-      </w:r>
-      <w:r>
-        <w:rPr>
-          <w:rFonts w:ascii="Times New Roman" w:hAnsi="Times New Roman" w:cs="Times New Roman"/>
-          <w:sz w:val="24"/>
-          <w:szCs w:val="24"/>
-        </w:rPr>
-        <w:t>,* бо ми надіємось на тебе.</w:t>
+        <w:t>Нехай буде, Господи, милість твоя на нас,* бо ми надіємось на тебе.</w:t>
       </w:r>
     </w:p>
     <w:p>
@@ -22057,15 +19499,7 @@
           <w:sz w:val="24"/>
           <w:szCs w:val="24"/>
         </w:rPr>
-        <w:t>Мол</w:t>
-      </w:r>
-      <w:r>
-        <w:rPr>
-          <w:rFonts w:ascii="Times New Roman" w:hAnsi="Times New Roman" w:cs="Times New Roman"/>
-          <w:sz w:val="24"/>
-          <w:szCs w:val="24"/>
-        </w:rPr>
-        <w:t>юсь: Господи, змилуйся надо мною,* вилікуй мою душу, бо гріх мій – перед тобою.</w:t>
+        <w:t>Молюсь: Господи, змилуйся надо мною,* вилікуй мою душу, бо гріх мій – перед тобою.</w:t>
       </w:r>
     </w:p>
     <w:p>
@@ -22140,15 +19574,7 @@
           <w:sz w:val="24"/>
           <w:szCs w:val="24"/>
         </w:rPr>
-        <w:t>Св</w:t>
-      </w:r>
-      <w:r>
-        <w:rPr>
-          <w:rFonts w:ascii="Times New Roman" w:hAnsi="Times New Roman" w:cs="Times New Roman"/>
-          <w:sz w:val="24"/>
-          <w:szCs w:val="24"/>
-        </w:rPr>
-        <w:t xml:space="preserve">ятий Боже, святий Кріпкий, святий Безсмертний, помилуй нас. </w:t>
+        <w:t xml:space="preserve">Святий Боже, святий Кріпкий, святий Безсмертний, помилуй нас. </w:t>
       </w:r>
       <w:r>
         <w:rPr>
@@ -22243,8 +19669,8 @@
           <w:b/>
           <w:i/>
           <w:color w:val="FF0000"/>
-        </w:rPr>
-        <w:lastRenderedPageBreak/>
+          <w:sz w:val="24"/>
+        </w:rPr>
         <w:t>Тропар</w:t>
       </w:r>
     </w:p>
@@ -22265,17 +19691,7 @@
           <w:sz w:val="24"/>
           <w:szCs w:val="24"/>
         </w:rPr>
-        <w:t>(г.</w:t>
-      </w:r>
-      <w:r>
-        <w:rPr>
-          <w:rFonts w:ascii="Times New Roman" w:hAnsi="Times New Roman" w:cs="Times New Roman"/>
-          <w:i/>
-          <w:color w:val="FF4400"/>
-          <w:sz w:val="24"/>
-          <w:szCs w:val="24"/>
-        </w:rPr>
-        <w:t xml:space="preserve"> 3): </w:t>
+        <w:t xml:space="preserve">(г. 3): </w:t>
       </w:r>
       <w:r>
         <w:rPr>
@@ -22354,6 +19770,7 @@
           <w:b/>
           <w:i/>
           <w:color w:val="FF0000"/>
+          <w:sz w:val="24"/>
         </w:rPr>
         <w:t>Єктенія усильного благання</w:t>
       </w:r>
@@ -22373,15 +19790,7 @@
           <w:sz w:val="24"/>
           <w:szCs w:val="24"/>
         </w:rPr>
-        <w:t>Помилуй нас, Боже, з</w:t>
-      </w:r>
-      <w:r>
-        <w:rPr>
-          <w:rFonts w:ascii="Times New Roman" w:hAnsi="Times New Roman" w:cs="Times New Roman"/>
-          <w:sz w:val="24"/>
-          <w:szCs w:val="24"/>
-        </w:rPr>
-        <w:t xml:space="preserve"> великої милості Твоєї, молимось Тобі, вислухай і помилуй.</w:t>
+        <w:t>Помилуй нас, Боже, з великої милості Твоєї, молимось Тобі, вислухай і помилуй.</w:t>
       </w:r>
     </w:p>
     <w:p>
@@ -22437,15 +19846,7 @@
           <w:sz w:val="24"/>
           <w:szCs w:val="24"/>
         </w:rPr>
-        <w:t>Ще молимось за святішого вселенського архиєрея Франциска, папу Римського, і за блаженнішого патріярха нашого Святослава, і за преосвященнішого архиєпископа і митро</w:t>
-      </w:r>
-      <w:r>
-        <w:rPr>
-          <w:rFonts w:ascii="Times New Roman" w:hAnsi="Times New Roman" w:cs="Times New Roman"/>
-          <w:sz w:val="24"/>
-          <w:szCs w:val="24"/>
-        </w:rPr>
-        <w:t xml:space="preserve">полита нашого кир </w:t>
+        <w:t xml:space="preserve">Ще молимось за блаженнішого патріярха нашого Святослава, і за преосвященнішого архиєпископа і митрополита нашого кир </w:t>
       </w:r>
       <w:r>
         <w:rPr>
@@ -22611,15 +20012,7 @@
           <w:sz w:val="24"/>
           <w:szCs w:val="24"/>
         </w:rPr>
-        <w:t>Ще молимось за тут присутніх людей, що очікують від Тебе великої і багатої милости, за тих, що творять нам милостиню, і за всіх православних християн</w:t>
-      </w:r>
-      <w:r>
-        <w:rPr>
-          <w:rFonts w:ascii="Times New Roman" w:hAnsi="Times New Roman" w:cs="Times New Roman"/>
-          <w:sz w:val="24"/>
-          <w:szCs w:val="24"/>
-        </w:rPr>
-        <w:t>.</w:t>
+        <w:t>Ще молимось за тут присутніх людей, що очікують від Тебе великої і багатої милости, за тих, що творять нам милостиню, і за всіх православних християн.</w:t>
       </w:r>
     </w:p>
     <w:p>
@@ -22743,6 +20136,7 @@
           <w:b/>
           <w:i/>
           <w:color w:val="FF0000"/>
+          <w:sz w:val="24"/>
         </w:rPr>
         <w:t>Прохальна єктенія</w:t>
       </w:r>
@@ -22904,15 +20298,7 @@
           <w:sz w:val="24"/>
           <w:szCs w:val="24"/>
         </w:rPr>
-        <w:t>Ангела</w:t>
-      </w:r>
-      <w:r>
-        <w:rPr>
-          <w:rFonts w:ascii="Times New Roman" w:hAnsi="Times New Roman" w:cs="Times New Roman"/>
-          <w:sz w:val="24"/>
-          <w:szCs w:val="24"/>
-        </w:rPr>
-        <w:t xml:space="preserve"> миру, вірного наставника, охоронця душ і тіл наших у Господа просім.</w:t>
+        <w:t>Ангела миру, вірного наставника, охоронця душ і тіл наших у Господа просім.</w:t>
       </w:r>
     </w:p>
     <w:p>
@@ -23004,15 +20390,7 @@
           <w:sz w:val="24"/>
           <w:szCs w:val="24"/>
         </w:rPr>
-        <w:t>Доброго й пожиточного для душ наших і миру для світу у Господа просім</w:t>
-      </w:r>
-      <w:r>
-        <w:rPr>
-          <w:rFonts w:ascii="Times New Roman" w:hAnsi="Times New Roman" w:cs="Times New Roman"/>
-          <w:sz w:val="24"/>
-          <w:szCs w:val="24"/>
-        </w:rPr>
-        <w:t>.</w:t>
+        <w:t>Доброго й пожиточного для душ наших і миру для світу у Господа просім.</w:t>
       </w:r>
     </w:p>
     <w:p>
@@ -23078,7 +20456,6 @@
           <w:sz w:val="24"/>
           <w:szCs w:val="24"/>
         </w:rPr>
-        <w:lastRenderedPageBreak/>
         <w:t>Вірні:</w:t>
       </w:r>
       <w:r>
@@ -23133,15 +20510,7 @@
           <w:sz w:val="24"/>
           <w:szCs w:val="24"/>
         </w:rPr>
-        <w:t xml:space="preserve"> Пода́й, </w:t>
-      </w:r>
-      <w:r>
-        <w:rPr>
-          <w:rFonts w:ascii="Times New Roman" w:hAnsi="Times New Roman" w:cs="Times New Roman"/>
-          <w:sz w:val="24"/>
-          <w:szCs w:val="24"/>
-        </w:rPr>
-        <w:t>Го́споди.</w:t>
+        <w:t xml:space="preserve"> Пода́й, Го́споди.</w:t>
       </w:r>
     </w:p>
     <w:p>
@@ -23208,34 +20577,7 @@
           <w:szCs w:val="24"/>
           <w:u w:val="single"/>
         </w:rPr>
-        <w:t xml:space="preserve">[Владико, Боже святий і неосяжний, </w:t>
-      </w:r>
-      <w:r>
-        <w:rPr>
-          <w:rFonts w:ascii="Times New Roman" w:hAnsi="Times New Roman" w:cs="Times New Roman"/>
-          <w:sz w:val="24"/>
-          <w:szCs w:val="24"/>
-          <w:u w:val="single"/>
-        </w:rPr>
-        <w:t>що казав із темряви світлові засіяти, що заспокоїв нас у нічному сні й підвів до величання і моління Твоєї доброти! Ти, що даєш себе умолити задля свого милосердя, прийми і нині нас, що поклоняємося Тобі й по силі благодаримо Тебе; і даруй нам те, чого про</w:t>
-      </w:r>
-      <w:r>
-        <w:rPr>
-          <w:rFonts w:ascii="Times New Roman" w:hAnsi="Times New Roman" w:cs="Times New Roman"/>
-          <w:sz w:val="24"/>
-          <w:szCs w:val="24"/>
-          <w:u w:val="single"/>
-        </w:rPr>
-        <w:t>симо задля спасіння. Вчини нас синами світла і дня та спадкоємцями вічних Твоїх благ. Пом'яни, Господи, за багатством ласк Твоїх усіх людей, що є і моляться з нами, і всю братію нашу на землі й на морі, і на всякому місці володіння Твого, що потребують Тво</w:t>
-      </w:r>
-      <w:r>
-        <w:rPr>
-          <w:rFonts w:ascii="Times New Roman" w:hAnsi="Times New Roman" w:cs="Times New Roman"/>
-          <w:sz w:val="24"/>
-          <w:szCs w:val="24"/>
-          <w:u w:val="single"/>
-        </w:rPr>
-        <w:t>єї любови й помочі. Усім вияви велику Твою милість, щоб спасенні, як душею так і тілом, завжди перебували й відважно славили чудне й благословенне ім'я Твоє.]</w:t>
+        <w:t>[Владико, Боже святий і неосяжний, що казав із темряви світлові засіяти, що заспокоїв нас у нічному сні й підвів до величання і моління Твоєї доброти! Ти, що даєш себе умолити задля свого милосердя, прийми і нині нас, що поклоняємося Тобі й по силі благодаримо Тебе; і даруй нам те, чого просимо задля спасіння. Вчини нас синами світла і дня та спадкоємцями вічних Твоїх благ. Пом'яни, Господи, за багатством ласк Твоїх усіх людей, що є і моляться з нами, і всю братію нашу на землі й на морі, і на всякому місці володіння Твого, що потребують Твоєї любови й помочі. Усім вияви велику Твою милість, щоб спасенні, як душею так і тілом, завжди перебували й відважно славили чудне й благословенне ім'я Твоє.]</w:t>
       </w:r>
     </w:p>
     <w:p>
@@ -23446,33 +20788,15 @@
           <w:sz w:val="24"/>
           <w:szCs w:val="24"/>
         </w:rPr>
-        <w:t>С</w:t>
-      </w:r>
-      <w:r>
-        <w:rPr>
-          <w:rFonts w:ascii="Times New Roman" w:hAnsi="Times New Roman" w:cs="Times New Roman"/>
-          <w:i/>
-          <w:color w:val="FF0000"/>
-          <w:sz w:val="24"/>
-          <w:szCs w:val="24"/>
-        </w:rPr>
-        <w:t>вященник читає молитву:</w:t>
-      </w:r>
-      <w:r>
-        <w:rPr>
-          <w:rFonts w:ascii="Times New Roman" w:hAnsi="Times New Roman" w:cs="Times New Roman"/>
-          <w:sz w:val="24"/>
-          <w:szCs w:val="24"/>
-        </w:rPr>
-        <w:t xml:space="preserve"> Господи святий, ти на висоті живеш і всевидючим оком твоїм споглядаєш на всяке створіння! Перед тобою схилили ми голови, душі й тіла, і молимося до тебе, Святий святих: Простягни руку твою невидиму від святого житла твого і благосло</w:t>
-      </w:r>
-      <w:r>
-        <w:rPr>
-          <w:rFonts w:ascii="Times New Roman" w:hAnsi="Times New Roman" w:cs="Times New Roman"/>
-          <w:sz w:val="24"/>
-          <w:szCs w:val="24"/>
-        </w:rPr>
-        <w:t>ви всіх нас; а якщо ми де в чому згрішили добровільно чи недобровільно, як благий і людинолюбний Бог, прости і даруй нам земні й небесні добра твої:</w:t>
+        <w:t>Священник читає молитву:</w:t>
+      </w:r>
+      <w:r>
+        <w:rPr>
+          <w:rFonts w:ascii="Times New Roman" w:hAnsi="Times New Roman" w:cs="Times New Roman"/>
+          <w:sz w:val="24"/>
+          <w:szCs w:val="24"/>
+        </w:rPr>
+        <w:t xml:space="preserve"> Господи святий, ти на висоті живеш і всевидючим оком твоїм споглядаєш на всяке створіння! Перед тобою схилили ми голови, душі й тіла, і молимося до тебе, Святий святих: Простягни руку твою невидиму від святого житла твого і благослови всіх нас; а якщо ми де в чому згрішили добровільно чи недобровільно, як благий і людинолюбний Бог, прости і даруй нам земні й небесні добра твої:</w:t>
       </w:r>
     </w:p>
     <w:p>
@@ -23500,15 +20824,7 @@
           <w:sz w:val="24"/>
           <w:szCs w:val="24"/>
         </w:rPr>
-        <w:t xml:space="preserve"> Бо до Тебе належить милувати і спасати нас, Боже наш, і Тобі славу возсилаємо, Отцю, і Сину, і С</w:t>
-      </w:r>
-      <w:r>
-        <w:rPr>
-          <w:rFonts w:ascii="Times New Roman" w:hAnsi="Times New Roman" w:cs="Times New Roman"/>
-          <w:sz w:val="24"/>
-          <w:szCs w:val="24"/>
-        </w:rPr>
-        <w:t>вятому Духові, нині, і повсякчас, і на віки віків.</w:t>
+        <w:t xml:space="preserve"> Бо до Тебе належить милувати і спасати нас, Боже наш, і Тобі славу возсилаємо, Отцю, і Сину, і Святому Духові, нині, і повсякчас, і на віки віків.</w:t>
       </w:r>
     </w:p>
     <w:p>
@@ -23802,16 +21118,7 @@
           <w:sz w:val="24"/>
           <w:szCs w:val="24"/>
         </w:rPr>
-        <w:t>ні й весели́ся, Сіо́не.* А ти, чи́ста Богоро</w:t>
-      </w:r>
-      <w:r>
-        <w:rPr>
-          <w:rFonts w:ascii="Times New Roman" w:hAnsi="Times New Roman" w:cs="Times New Roman"/>
-          <w:color w:val="333333"/>
-          <w:sz w:val="24"/>
-          <w:szCs w:val="24"/>
-        </w:rPr>
-        <w:t>́дице, втіша́йся воскресі́нням Си́на свого́.</w:t>
+        <w:t>ні й весели́ся, Сіо́не.* А ти, чи́ста Богоро́дице, втіша́йся воскресі́нням Си́на свого́.</w:t>
       </w:r>
     </w:p>
     <w:p>
@@ -23862,7 +21169,6 @@
           <w:sz w:val="24"/>
           <w:szCs w:val="24"/>
         </w:rPr>
-        <w:lastRenderedPageBreak/>
         <w:t>Вірні:</w:t>
       </w:r>
       <w:r>
@@ -23919,15 +21225,7 @@
           <w:sz w:val="24"/>
           <w:szCs w:val="24"/>
         </w:rPr>
-        <w:t xml:space="preserve"> Христос</w:t>
-      </w:r>
-      <w:r>
-        <w:rPr>
-          <w:rFonts w:ascii="Times New Roman" w:hAnsi="Times New Roman" w:cs="Times New Roman"/>
-          <w:sz w:val="24"/>
-          <w:szCs w:val="24"/>
-        </w:rPr>
-        <w:t xml:space="preserve">, істинний Бог наш, що прийшов до учнів замкненими дверми і Тому у вірі утвердив спасіння нашого ради - молитвами пречистої Своєї Матері, святих, славних і всехвальних апостолів, і святого, </w:t>
+        <w:t xml:space="preserve"> Христос, істинний Бог наш, що прийшов до учнів замкненими дверми і Тому у вірі утвердив спасіння нашого ради - молитвами пречистої Своєї Матері, святих, славних і всехвальних апостолів, і святого, </w:t>
       </w:r>
       <w:r>
         <w:rPr>
@@ -23945,15 +21243,7 @@
           <w:sz w:val="24"/>
           <w:szCs w:val="24"/>
         </w:rPr>
-        <w:t>, і святого апостола Якова, брата святого Івана Богосл</w:t>
-      </w:r>
-      <w:r>
-        <w:rPr>
-          <w:rFonts w:ascii="Times New Roman" w:hAnsi="Times New Roman" w:cs="Times New Roman"/>
-          <w:sz w:val="24"/>
-          <w:szCs w:val="24"/>
-        </w:rPr>
-        <w:t>ова, якого пам'ять звершуємо, і всіх святих - помилує і спасе нас як благий і людинолюбний.</w:t>
+        <w:t>, і святого апостола Якова, брата святого Івана Богослова, якого пам'ять звершуємо, і всіх святих - помилує і спасе нас як благий і людинолюбний.</w:t>
       </w:r>
     </w:p>
     <w:p>
@@ -24133,8 +21423,6 @@
     <w:rPrDefault>
       <w:rPr>
         <w:rFonts w:ascii="PeterCyr" w:eastAsia="PeterCyr" w:hAnsi="PeterCyr" w:cs="PeterCyr"/>
-        <w:sz w:val="36"/>
-        <w:szCs w:val="36"/>
         <w:lang w:val="uk-UA" w:eastAsia="uk-UA" w:bidi="ar-SA"/>
       </w:rPr>
     </w:rPrDefault>
@@ -24524,6 +21812,8 @@
     <w:rsid w:val="00F536D8"/>
     <w:rPr>
       <w:rFonts w:eastAsia="Times New Roman"/>
+      <w:sz w:val="36"/>
+      <w:szCs w:val="36"/>
     </w:rPr>
   </w:style>
   <w:style w:type="paragraph" w:styleId="Heading1">
@@ -24772,6 +22062,8 @@
     </w:pPr>
     <w:rPr>
       <w:rFonts w:cs="Calibri"/>
+      <w:sz w:val="36"/>
+      <w:szCs w:val="36"/>
     </w:rPr>
   </w:style>
   <w:style w:type="paragraph" w:customStyle="1" w:styleId="Style5">
